--- a/Fase 2/Informe intermedio de avance - ShelfVision AI.docx
+++ b/Fase 2/Informe intermedio de avance - ShelfVision AI.docx
@@ -1866,7 +1866,7 @@
         <w:t>main</w:t>
       </w:r>
       <w:r>
-        <w:t>. Entre el 2026-09-07 y el 2026-10-20 se integraron 33 Pull Requests (anexo A). Lo realizado, por área:</w:t>
+        <w:t>. Entre el 2026-09-07 y el 2026-10-20 se integraron 36 Pull Requests (anexo A). Lo realizado, por área:</w:t>
       </w:r>
     </w:p>
     <w:p>
@@ -3199,7 +3199,7 @@
                 <w:sz w:val="20"/>
                 <w:szCs w:val="20"/>
               </w:rPr>
-              <w:t>README, plan de pruebas, guía de entrenamiento y datasets. README completo en curso (#35).</w:t>
+              <w:t>README, plan de pruebas, guía de entrenamiento y datasets. README completo (#35, integrado el 2026-10-20).</w:t>
             </w:r>
           </w:p>
         </w:tc>
@@ -4358,7 +4358,7 @@
         <w:t>Pendientes con fecha:</w:t>
       </w:r>
       <w:r>
-        <w:t xml:space="preserve"> README completo y video (2026-10-21), evidencias de avance (2026-10-26), reportes (2026-10-27) y primer demo ante Walmart (2026-10-31).</w:t>
+        <w:t xml:space="preserve"> Video (2026-10-21), evidencias de avance (2026-10-26), reportes (2026-10-27) y primer demo ante Walmart (2026-10-31).</w:t>
       </w:r>
     </w:p>
     <w:p>
@@ -5982,7 +5982,7 @@
                 <w:sz w:val="20"/>
                 <w:szCs w:val="20"/>
               </w:rPr>
-              <w:t>README completo</w:t>
+              <w:t>README completo (cumplido)</w:t>
             </w:r>
           </w:p>
         </w:tc>
@@ -6140,7 +6140,7 @@
                 <w:sz w:val="20"/>
                 <w:szCs w:val="20"/>
               </w:rPr>
-              <w:t>Francisco</w:t>
+              <w:t>Nicko</w:t>
             </w:r>
           </w:p>
         </w:tc>
@@ -6961,7 +6961,7 @@
         <w:t>README.md</w:t>
       </w:r>
       <w:r>
-        <w:t xml:space="preserve"> del repositorio describe el problema, los objetivos, los requisitos (RF01-RF06 y RNF), los acuerdos con Walmart, la arquitectura, los datasets y la ejecución local. Se está completando en el ítem #35 con la justificación de cada decisión y los diagramas de componentes y de flujo. Las decisiones principales y su justificación:</w:t>
+        <w:t xml:space="preserve"> del repositorio describe el problema, los objetivos, los requisitos (RF01-RF06 y RNF), los acuerdos con Walmart, la arquitectura, los datasets y la ejecución local. El ítem #35 (2026-10-20) lo completó con la justificación de cada decisión, los diagramas de componentes y de flujo, la tabla de datasets (origen, cantidad, limpieza, etiquetado y preparación), el estado operativo y un ejemplo para reproducir la ejecución. Las decisiones principales y su justificación:</w:t>
       </w:r>
     </w:p>
     <w:tbl>
@@ -15812,7 +15812,7 @@
         <w:rPr>
           <w:highlight w:val="yellow"/>
         </w:rPr>
-        <w:t>Video en preparación (ítem #36, 2026-10-21); enlace por agregar.</w:t>
+        <w:t>Video en preparación (ítem #36, a cargo de Nicko, 2026-10-21); enlace por agregar.</w:t>
       </w:r>
       <w:r>
         <w:t xml:space="preserve"> El video (5 a 10 minutos) muestra solo lo que la aplicación hace hoy, con fotos que se pueden mostrar (no SKU-110K): inicio de sesión por perfil, creación de un usuario, análisis de una foto con su vista anotada, % libre y alerta, ciclo de la alerta desde la vista del reponedor, y la evaluación por lotes desde la línea de comandos.</w:t>
@@ -15899,7 +15899,7 @@
         <w:rPr>
           <w:highlight w:val="yellow"/>
         </w:rPr>
-        <w:t>Pending.</w:t>
+        <w:t>Draft, to be reviewed by Francisco. I worked on the computer-vision core and its integration: image correction, automatic shelf segmentation, the YOLO26 training on SKU-110K, the availability calculation, the end-to-end pipeline and the first version of the Django web app. The most valuable lesson was that a good detector metric does not guarantee a good system: the detector reaches 0.95 mAP50 on SKU-110K, yet on our own Kaggle photos its recall drops to 0.64 and every missed product turns into a false alert. Measuring this honestly, with the 10 best and 10 worst cases, changed our priorities: we now plan fine-tuning with photos outside SKU-110K and we declared loose fruit and vegetables out of scope. I also learned to write down every decision with its evidence, because the client changed the scope twice (whole-gondola alert, fixed depth) and the written reasoning made those changes cheap. Next, I want to measure real stock-outs with the Roboflow dataset and our own photos, and to help the team install the application on the CITT server.</w:t>
       </w:r>
     </w:p>
     <w:p>
@@ -18748,6 +18748,246 @@
                 <w:szCs w:val="20"/>
               </w:rPr>
               <w:t>feat: Django web app with role login, user CRUD and stock-out alerts (#28)</w:t>
+            </w:r>
+          </w:p>
+        </w:tc>
+      </w:tr>
+      <w:tr>
+        <w:tc>
+          <w:tcPr>
+            <w:tcW w:w="722" w:type="dxa"/>
+            <w:tcBorders>
+              <w:top w:val="single" w:sz="4" w:space="0" w:color="A6A6A6"/>
+              <w:left w:val="single" w:sz="4" w:space="0" w:color="A6A6A6"/>
+              <w:bottom w:val="single" w:sz="4" w:space="0" w:color="A6A6A6"/>
+              <w:right w:val="single" w:sz="4" w:space="0" w:color="A6A6A6"/>
+            </w:tcBorders>
+            <w:tcMar>
+              <w:top w:w="60" w:type="dxa"/>
+              <w:left w:w="100" w:type="dxa"/>
+              <w:bottom w:w="60" w:type="dxa"/>
+              <w:right w:w="100" w:type="dxa"/>
+            </w:tcMar>
+          </w:tcPr>
+          <w:p>
+            <w:r>
+              <w:rPr>
+                <w:sz w:val="20"/>
+                <w:szCs w:val="20"/>
+              </w:rPr>
+              <w:t>#36</w:t>
+            </w:r>
+          </w:p>
+        </w:tc>
+        <w:tc>
+          <w:tcPr>
+            <w:tcW w:w="1444" w:type="dxa"/>
+            <w:tcBorders>
+              <w:top w:val="single" w:sz="4" w:space="0" w:color="A6A6A6"/>
+              <w:left w:val="single" w:sz="4" w:space="0" w:color="A6A6A6"/>
+              <w:bottom w:val="single" w:sz="4" w:space="0" w:color="A6A6A6"/>
+              <w:right w:val="single" w:sz="4" w:space="0" w:color="A6A6A6"/>
+            </w:tcBorders>
+            <w:tcMar>
+              <w:top w:w="60" w:type="dxa"/>
+              <w:left w:w="100" w:type="dxa"/>
+              <w:bottom w:w="60" w:type="dxa"/>
+              <w:right w:w="100" w:type="dxa"/>
+            </w:tcMar>
+          </w:tcPr>
+          <w:p>
+            <w:r>
+              <w:rPr>
+                <w:sz w:val="20"/>
+                <w:szCs w:val="20"/>
+              </w:rPr>
+              <w:t>2026-10-20</w:t>
+            </w:r>
+          </w:p>
+        </w:tc>
+        <w:tc>
+          <w:tcPr>
+            <w:tcW w:w="6860" w:type="dxa"/>
+            <w:tcBorders>
+              <w:top w:val="single" w:sz="4" w:space="0" w:color="A6A6A6"/>
+              <w:left w:val="single" w:sz="4" w:space="0" w:color="A6A6A6"/>
+              <w:bottom w:val="single" w:sz="4" w:space="0" w:color="A6A6A6"/>
+              <w:right w:val="single" w:sz="4" w:space="0" w:color="A6A6A6"/>
+            </w:tcBorders>
+            <w:tcMar>
+              <w:top w:w="60" w:type="dxa"/>
+              <w:left w:w="100" w:type="dxa"/>
+              <w:bottom w:w="60" w:type="dxa"/>
+              <w:right w:w="100" w:type="dxa"/>
+            </w:tcMar>
+          </w:tcPr>
+          <w:p>
+            <w:r>
+              <w:rPr>
+                <w:sz w:val="20"/>
+                <w:szCs w:val="20"/>
+              </w:rPr>
+              <w:t>docs: interim report draft and results analysis on Kaggle photos (#27, #34)</w:t>
+            </w:r>
+          </w:p>
+        </w:tc>
+      </w:tr>
+      <w:tr>
+        <w:tc>
+          <w:tcPr>
+            <w:tcW w:w="722" w:type="dxa"/>
+            <w:tcBorders>
+              <w:top w:val="single" w:sz="4" w:space="0" w:color="A6A6A6"/>
+              <w:left w:val="single" w:sz="4" w:space="0" w:color="A6A6A6"/>
+              <w:bottom w:val="single" w:sz="4" w:space="0" w:color="A6A6A6"/>
+              <w:right w:val="single" w:sz="4" w:space="0" w:color="A6A6A6"/>
+            </w:tcBorders>
+            <w:tcMar>
+              <w:top w:w="60" w:type="dxa"/>
+              <w:left w:w="100" w:type="dxa"/>
+              <w:bottom w:w="60" w:type="dxa"/>
+              <w:right w:w="100" w:type="dxa"/>
+            </w:tcMar>
+          </w:tcPr>
+          <w:p>
+            <w:r>
+              <w:rPr>
+                <w:sz w:val="20"/>
+                <w:szCs w:val="20"/>
+              </w:rPr>
+              <w:t>#37</w:t>
+            </w:r>
+          </w:p>
+        </w:tc>
+        <w:tc>
+          <w:tcPr>
+            <w:tcW w:w="1444" w:type="dxa"/>
+            <w:tcBorders>
+              <w:top w:val="single" w:sz="4" w:space="0" w:color="A6A6A6"/>
+              <w:left w:val="single" w:sz="4" w:space="0" w:color="A6A6A6"/>
+              <w:bottom w:val="single" w:sz="4" w:space="0" w:color="A6A6A6"/>
+              <w:right w:val="single" w:sz="4" w:space="0" w:color="A6A6A6"/>
+            </w:tcBorders>
+            <w:tcMar>
+              <w:top w:w="60" w:type="dxa"/>
+              <w:left w:w="100" w:type="dxa"/>
+              <w:bottom w:w="60" w:type="dxa"/>
+              <w:right w:w="100" w:type="dxa"/>
+            </w:tcMar>
+          </w:tcPr>
+          <w:p>
+            <w:r>
+              <w:rPr>
+                <w:sz w:val="20"/>
+                <w:szCs w:val="20"/>
+              </w:rPr>
+              <w:t>2026-10-20</w:t>
+            </w:r>
+          </w:p>
+        </w:tc>
+        <w:tc>
+          <w:tcPr>
+            <w:tcW w:w="6860" w:type="dxa"/>
+            <w:tcBorders>
+              <w:top w:val="single" w:sz="4" w:space="0" w:color="A6A6A6"/>
+              <w:left w:val="single" w:sz="4" w:space="0" w:color="A6A6A6"/>
+              <w:bottom w:val="single" w:sz="4" w:space="0" w:color="A6A6A6"/>
+              <w:right w:val="single" w:sz="4" w:space="0" w:color="A6A6A6"/>
+            </w:tcBorders>
+            <w:tcMar>
+              <w:top w:w="60" w:type="dxa"/>
+              <w:left w:w="100" w:type="dxa"/>
+              <w:bottom w:w="60" w:type="dxa"/>
+              <w:right w:w="100" w:type="dxa"/>
+            </w:tcMar>
+          </w:tcPr>
+          <w:p>
+            <w:r>
+              <w:rPr>
+                <w:sz w:val="20"/>
+                <w:szCs w:val="20"/>
+              </w:rPr>
+              <w:t>docs: complete README for the interim report (#35)</w:t>
+            </w:r>
+          </w:p>
+        </w:tc>
+      </w:tr>
+      <w:tr>
+        <w:tc>
+          <w:tcPr>
+            <w:tcW w:w="722" w:type="dxa"/>
+            <w:tcBorders>
+              <w:top w:val="single" w:sz="4" w:space="0" w:color="A6A6A6"/>
+              <w:left w:val="single" w:sz="4" w:space="0" w:color="A6A6A6"/>
+              <w:bottom w:val="single" w:sz="4" w:space="0" w:color="A6A6A6"/>
+              <w:right w:val="single" w:sz="4" w:space="0" w:color="A6A6A6"/>
+            </w:tcBorders>
+            <w:tcMar>
+              <w:top w:w="60" w:type="dxa"/>
+              <w:left w:w="100" w:type="dxa"/>
+              <w:bottom w:w="60" w:type="dxa"/>
+              <w:right w:w="100" w:type="dxa"/>
+            </w:tcMar>
+          </w:tcPr>
+          <w:p>
+            <w:r>
+              <w:rPr>
+                <w:sz w:val="20"/>
+                <w:szCs w:val="20"/>
+              </w:rPr>
+              <w:t>#38</w:t>
+            </w:r>
+          </w:p>
+        </w:tc>
+        <w:tc>
+          <w:tcPr>
+            <w:tcW w:w="1444" w:type="dxa"/>
+            <w:tcBorders>
+              <w:top w:val="single" w:sz="4" w:space="0" w:color="A6A6A6"/>
+              <w:left w:val="single" w:sz="4" w:space="0" w:color="A6A6A6"/>
+              <w:bottom w:val="single" w:sz="4" w:space="0" w:color="A6A6A6"/>
+              <w:right w:val="single" w:sz="4" w:space="0" w:color="A6A6A6"/>
+            </w:tcBorders>
+            <w:tcMar>
+              <w:top w:w="60" w:type="dxa"/>
+              <w:left w:w="100" w:type="dxa"/>
+              <w:bottom w:w="60" w:type="dxa"/>
+              <w:right w:w="100" w:type="dxa"/>
+            </w:tcMar>
+          </w:tcPr>
+          <w:p>
+            <w:r>
+              <w:rPr>
+                <w:sz w:val="20"/>
+                <w:szCs w:val="20"/>
+              </w:rPr>
+              <w:t>2026-10-20</w:t>
+            </w:r>
+          </w:p>
+        </w:tc>
+        <w:tc>
+          <w:tcPr>
+            <w:tcW w:w="6860" w:type="dxa"/>
+            <w:tcBorders>
+              <w:top w:val="single" w:sz="4" w:space="0" w:color="A6A6A6"/>
+              <w:left w:val="single" w:sz="4" w:space="0" w:color="A6A6A6"/>
+              <w:bottom w:val="single" w:sz="4" w:space="0" w:color="A6A6A6"/>
+              <w:right w:val="single" w:sz="4" w:space="0" w:color="A6A6A6"/>
+            </w:tcBorders>
+            <w:tcMar>
+              <w:top w:w="60" w:type="dxa"/>
+              <w:left w:w="100" w:type="dxa"/>
+              <w:bottom w:w="60" w:type="dxa"/>
+              <w:right w:w="100" w:type="dxa"/>
+            </w:tcMar>
+          </w:tcPr>
+          <w:p>
+            <w:r>
+              <w:rPr>
+                <w:sz w:val="20"/>
+                <w:szCs w:val="20"/>
+              </w:rPr>
+              <w:t>docs: reassign demo video (#36) to Nicko</w:t>
             </w:r>
           </w:p>
         </w:tc>

--- a/Fase 2/Informe intermedio de avance - ShelfVision AI.docx
+++ b/Fase 2/Informe intermedio de avance - ShelfVision AI.docx
@@ -4301,7 +4301,7 @@
           <w:b/>
           <w:bCs/>
         </w:rPr>
-        <w:t>31 cumplidas, 4 en curso, 8 pendientes, 1 atrasada y 1 bloqueada.</w:t>
+        <w:t>33 cumplidas, 4 en curso, 7 pendientes y 1 bloqueada.</w:t>
       </w:r>
     </w:p>
     <w:p>
@@ -4339,7 +4339,7 @@
         <w:t>Retrasos:</w:t>
       </w:r>
       <w:r>
-        <w:t xml:space="preserve"> el plan de mejoras de la Fase 1 (#26) debía empezar a más tardar el 2026-10-09 y sigue atrasado. La aplicación web (#28) se esperaba antes y se completó el 2026-10-19. El informe de avance (#27) se reasignó el 2026-10-19 para no depender de otros ítems.</w:t>
+        <w:t xml:space="preserve"> el plan de mejoras de la Fase 1 (#26) debía empezar a más tardar el 2026-10-09 y se completó con atraso el 2026-10-20 (PR #45). La aplicación web (#28) se esperaba antes y se completó el 2026-10-19. El informe de avance (#27) se reasignó el 2026-10-19 para no depender de otros ítems.</w:t>
       </w:r>
     </w:p>
     <w:p>
@@ -15767,7 +15767,7 @@
                 <w:sz w:val="20"/>
                 <w:szCs w:val="20"/>
               </w:rPr>
-              <w:t>Overdue</w:t>
+              <w:t>Done (2026-10-20)</w:t>
             </w:r>
           </w:p>
         </w:tc>
@@ -15875,10 +15875,7 @@
         <w:jc w:val="both"/>
       </w:pPr>
       <w:r>
-        <w:rPr>
-          <w:highlight w:val="yellow"/>
-        </w:rPr>
-        <w:t>Pending.</w:t>
+        <w:t>My work focused on the quality and organization of the project: I set up continuous integration with GitHub Actions and the protection of the main branch, corrected outdated data in our documents, evaluated the shelf segmentation against the SHARD dataset, prepared the Phase 1 improvement plan and the progress evidence, and reviewed and merged pull requests. The hardest part for me was the SHARD evaluation. At first the segmentation found shelf lines that did not exist, like diagonal lines and lines in the middle of stacked boxes, and I did not know how to prove if it was really working. I solved it by comparing our lines with the annotated ones using precision, recall and F1, and then adding a filter that only keeps lines supported by a real edge along most of the shelf. I learned a lot of things: that a result is not good until you measure it, that automated tests and pull requests avoid many problems when three people work at the same time, and that writing down every decision helps when the client changes the scope. If I could do something differently, I would have also tried YOLOv8, or combining it with YOLO26, because we only compared two variants of YOLO26 and maybe another model could give better results on our own photos. Now I want to finish developing the missing items, like the exportable reports and the dashboard, and help improve the precision of the model with photos outside SKU-110K.</w:t>
       </w:r>
     </w:p>
     <w:p>

--- a/Fase 2/Informe intermedio de avance - ShelfVision AI.docx
+++ b/Fase 2/Informe intermedio de avance - ShelfVision AI.docx
@@ -129,7 +129,7 @@
         <w:rPr>
           <w:color w:val="595959"/>
         </w:rPr>
-        <w:t>2026-10-21 (datos con corte al 2026-10-20)</w:t>
+        <w:t xml:space="preserve">2026-10-21 (datos con corte al 2026-10-21)</w:t>
       </w:r>
     </w:p>
     <w:p>
@@ -1780,13 +1780,7 @@
         <w:jc w:val="both"/>
       </w:pPr>
       <w:r>
-        <w:t>ShelfVision AI detecta quiebres de stock en góndolas de alimentos no perecibles a partir de una foto. El sistema corrige la imagen con visión clásica (OpenCV: corrección de lente y CLAHE), segmenta automáticamente la góndola y sus repisas, detecta los productos con YOLO26 y mide el espacio libre a lo largo de cada repisa. Informa una alerta cuando el espacio libre de la góndola completa es igual o mayor al 30% de su frente. A la fecha de corte están operativos el pipeline completo por foto (con evaluación p</w:t>
-      </w:r>
-      <w:r>
-        <w:t>or lotes contra anotaciones, por IoU) y una aplicación web Django con inicio de sesión por perfil, administración de usuarios y roles, análisis de fotos y ciclo de alertas. El detector entrenado alcanza mAP50 de 0,950 en el conjunto de prueba de SKU-110K y 0,713 en 45 fotos de otro dominio (Kaggle). Con productos envasados, el sistema completo acierta la alerta en el 92% de esas fotos, con un error medio de 6 puntos de espacio libre; sus errores vienen de productos que el detector no encuentra (recall 0,71)</w:t>
-      </w:r>
-      <w:r>
-        <w:t>, de frutas y verduras sueltas (fuera del alcance) y de refrigeradores con vidrio. Faltan los reportes exportables, el dashboard, la configuración de umbral y cámaras, y la instalación en el servidor del CITT. Este informe resume el avance real, sus evidencias, las dificultades y el plan para llegar al primer demo ante Walmart (a más tardar el 2026-10-31).</w:t>
+        <w:t xml:space="preserve">ShelfVision AI detecta quiebres de stock en góndolas de alimentos no perecibles a partir de una foto. El sistema corrige la imagen con visión clásica (OpenCV: corrección de lente y CLAHE), segmenta automáticamente la góndola y sus repisas, detecta los productos con YOLO26 y mide el espacio libre a lo largo de cada repisa. Informa una alerta cuando el espacio libre de la góndola completa es igual o mayor al 30% de su frente. A la fecha de corte están operativos el pipeline completo por foto (con evaluación por lotes contra anotaciones, por IoU) y una aplicación web Django con inicio de sesión por perfil, administración de usuarios y roles, análisis de fotos, ciclo de alertas y reportes exportables en Excel, CSV y PDF. El detector entrenado alcanza mAP50 de 0,950 en el conjunto de prueba de SKU-110K y 0,713 en 45 fotos de otro dominio (Kaggle). Su fine-tuning con fotos de Kaggle sube el mAP50 en 12 fotos de prueba de 0,809 a 0,854 de frente y de 0,701 a 0,818 a 35°, a cambio de bajar el mAP50-95 en SKU-110K de 0,610 a 0,533. Con productos envasados, el sistema completo acierta la alerta en el 92% de las 36 fotos de esa categoría, con un error medio de 6 puntos de espacio libre; sus errores vienen de productos que el detector no encuentra (recall 0,71), de frutas y verduras sueltas (fuera del alcance) y de refrigeradores con vidrio. Faltan el dashboard, la configuración de umbral y cámaras, la instalación en el servidor del CITT y corregir los hallazgos de la auditoría de la aplicación web del 2026-10-21. Este informe resume el avance real, sus evidencias, las dificultades y el plan para llegar al primer demo ante Walmart (a más tardar el 2026-10-31).</w:t>
       </w:r>
     </w:p>
     <w:p>
@@ -1804,13 +1798,7 @@
         <w:jc w:val="both"/>
       </w:pPr>
       <w:r>
-        <w:t>ShelfVision AI detects out-of-stock situations on shelves of non-perishable food from a single photo. The system corrects the image with classical computer vision (OpenCV lens correction and CLAHE), automatically segments the gondola and its shelves, detects products with YOLO26, and measures free space along each shelf. It raises an alert when the free space of the whole gondola reaches 30% of its front or more. As of the cut-off date, the full per-photo pipeline (including batch evaluation against annotat</w:t>
-      </w:r>
-      <w:r>
-        <w:t xml:space="preserve">ions by IoU) and a Django web application with role-based login, user and role management, photo analysis and an alert workflow are operational. The trained detector reaches 0.950 mAP50 on the SKU-110K test split and 0.713 on 45 photos from another domain (Kaggle). On packaged products, the full system gets the alert right on 92% of those photos, with a mean free-space error of 6 points; its errors come from products the detector misses (recall 0.71), from loose fruit and vegetables (out of scope) and from </w:t>
-      </w:r>
-      <w:r>
-        <w:t>glass-door refrigerators. Exportable reports, the dashboard, threshold and camera settings, and deployment on the CITT server are still pending. This report summarizes the actual progress, its evidence, the difficulties found and the plan to reach the first demo for Walmart (no later than 2026-10-31).</w:t>
+        <w:t xml:space="preserve">ShelfVision AI detects out-of-stock situations on shelves of non-perishable food from a single photo. The system corrects the image with classical computer vision (OpenCV lens correction and CLAHE), automatically segments the gondola and its shelves, detects products with YOLO26, and measures free space along each shelf. It raises an alert when the free space of the whole gondola reaches 30% of its front or more. As of the cut-off date, the full per-photo pipeline (including batch evaluation against annotations by IoU) and a Django web application with role-based login, user and role management, photo analysis, an alert workflow and exportable reports in Excel, CSV and PDF are operational. The trained detector reaches 0.950 mAP50 on the SKU-110K test split and 0.713 on 45 photos from another domain (Kaggle). Fine-tuning it with Kaggle photos raises mAP50 on 12 held-out photos from 0.809 to 0.854 (front view) and from 0.701 to 0.818 (35° view), at the cost of lowering mAP50-95 on SKU-110K from 0.610 to 0.533. On packaged products, the full system gets the alert right on 92% of the 36 photos of that category, with a mean free-space error of 6 points; its errors come from products the detector misses (recall 0.71), from loose fruit and vegetables (out of scope) and from glass-door refrigerators. The dashboard, threshold and camera settings, deployment on the CITT server and the fixes for the findings of the 2026-10-21 web application audit are still pending. This report summarizes the actual progress, its evidence, the difficulties found and the plan to reach the first demo for Walmart (no later than 2026-10-31).</w:t>
       </w:r>
     </w:p>
     <w:p>
@@ -1844,29 +1832,7 @@
         <w:jc w:val="both"/>
       </w:pPr>
       <w:r>
-        <w:t>El trabajo se organiza en un backlog con ítems numerados (</w:t>
-      </w:r>
-      <w:r>
-        <w:rPr>
-          <w:rFonts w:ascii="Consolas" w:eastAsia="Consolas" w:hAnsi="Consolas" w:cs="Consolas"/>
-          <w:sz w:val="20"/>
-          <w:szCs w:val="20"/>
-        </w:rPr>
-        <w:t>PROGRESS.md</w:t>
-      </w:r>
-      <w:r>
-        <w:t xml:space="preserve">), una rama y un Pull Request por ítem, revisión de otro integrante y CI en verde antes de integrar a </w:t>
-      </w:r>
-      <w:r>
-        <w:rPr>
-          <w:rFonts w:ascii="Consolas" w:eastAsia="Consolas" w:hAnsi="Consolas" w:cs="Consolas"/>
-          <w:sz w:val="20"/>
-          <w:szCs w:val="20"/>
-        </w:rPr>
-        <w:t>main</w:t>
-      </w:r>
-      <w:r>
-        <w:t>. Entre el 2026-09-07 y el 2026-10-20 se integraron 36 Pull Requests (anexo A). Lo realizado, por área:</w:t>
+        <w:t xml:space="preserve">El trabajo se organiza en un backlog con ítems numerados (PROGRESS.md), una rama y un Pull Request por ítem, y CI en verde antes de integrar a main (la revisión de otro integrante es opcional desde el 2026-10-21). Entre el 2026-09-27 y el 2026-10-21 se integraron 54 Pull Requests (anexo A). Lo realizado, por área:</w:t>
       </w:r>
     </w:p>
     <w:p>
@@ -1923,10 +1889,7 @@
           <w:b/>
           <w:bCs/>
         </w:rPr>
-        <w:t>Visión artificial:</w:t>
-      </w:r>
-      <w:r>
-        <w:t xml:space="preserve"> corrección de imagen (dewarping y CLAHE), segmentación automática de góndola y repisas, recorte de la región de interés, detector YOLO26 entrenado en GPU (50 épocas, dos variantes comparadas), cálculo de disponibilidad con niveles de repisa híbridos que siguen repisas inclinadas, y alerta por góndola completa.</w:t>
+        <w:t xml:space="preserve">Visión artificial: corrección de imagen (dewarping y CLAHE), segmentación automática de góndola y repisas, recorte de la región de interés, detector YOLO26 entrenado en GPU (50 épocas, dos variantes comparadas) y afinado con fotos fuera de SKU-110K (#33: dos corridas, se aceptó la primera), cálculo de disponibilidad con niveles de repisa híbridos que siguen repisas inclinadas, y alerta por góndola completa.</w:t>
       </w:r>
     </w:p>
     <w:p>
@@ -1972,10 +1935,7 @@
           <w:b/>
           <w:bCs/>
         </w:rPr>
-        <w:t>Aplicación web:</w:t>
-      </w:r>
-      <w:r>
-        <w:t xml:space="preserve"> Django 6.1 con login por perfil (CU00), administración de usuarios y roles (CU06), análisis de fotos (CU01) y ciclo de la alerta (Activa, En proceso, Completada).</w:t>
+        <w:t xml:space="preserve">Aplicación web: Django 6.1 con login por perfil (CU00), administración de usuarios y roles (CU06), análisis de fotos (CU01), ciclo de la alerta (Activa, En proceso, Completada) y reportes en Excel, CSV y PDF (CU04, ítem #7, PR #54). El 2026-10-21 se auditó la app y se abrieron los ítems #49 a #54 con los hallazgos (sección 1.5).</w:t>
       </w:r>
     </w:p>
     <w:p>
@@ -1991,10 +1951,7 @@
           <w:b/>
           <w:bCs/>
         </w:rPr>
-        <w:t>Documentación:</w:t>
-      </w:r>
-      <w:r>
-        <w:t xml:space="preserve"> casos de uso y diagramas alineados con los acuerdos con Walmart, registro de requisitos y plazos del curso, auditoría de la aplicación web contra requisitos y mockups, y Carta Gantt de la Fase 2.</w:t>
+        <w:t xml:space="preserve">Documentación: casos de uso y diagramas alineados con los acuerdos con Walmart y rehechos para la app Django, sin API REST ni React (#42, PR #53), registro de requisitos y plazos del curso, auditoría de la aplicación web contra requisitos y mockups, y Carta Gantt de la Fase 2.</w:t>
       </w:r>
     </w:p>
     <w:p>
@@ -2275,7 +2232,7 @@
                 <w:sz w:val="20"/>
                 <w:szCs w:val="20"/>
               </w:rPr>
-              <w:t>Ítems #1-#4 y #15. F1 de repisas 0,823 en SHARD (1.000 fotos de control). Falta validarlo con imágenes tipo cámara de sala (#14).</w:t>
+              <w:t xml:space="preserve">Ítems #1-#4 y #15. F1 de repisas 0,823 en SHARD (1.000 fotos de control). Falta validarlo con imágenes tipo cámara de sala (#14, #55).</w:t>
             </w:r>
           </w:p>
         </w:tc>
@@ -2344,7 +2301,7 @@
                 <w:sz w:val="20"/>
                 <w:szCs w:val="20"/>
               </w:rPr>
-              <w:t>Terminado</w:t>
+              <w:t xml:space="preserve">Terminado</w:t>
             </w:r>
           </w:p>
         </w:tc>
@@ -2370,7 +2327,7 @@
                 <w:sz w:val="20"/>
                 <w:szCs w:val="20"/>
               </w:rPr>
-              <w:t>85%</w:t>
+              <w:t xml:space="preserve">90%</w:t>
             </w:r>
           </w:p>
         </w:tc>
@@ -2396,7 +2353,35 @@
                 <w:sz w:val="20"/>
                 <w:szCs w:val="20"/>
               </w:rPr>
-              <w:t xml:space="preserve">Ítem #5. </w:t>
+              <w:t xml:space="preserve">Ítems #5 y #33. yolo26s: mAP50 0,950 en test de SKU-110K. Afinado (yolo26s-finetune): mAP50 0,854 / 0,837 / 0,818 en 12 fotos de Kaggle (de frente, a 20° y a 35°) y 0,940 en SKU-110K. Faltan el ruido de cámara de sala (#55) y fotos propias (#32).</w:t>
+            </w:r>
+          </w:p>
+        </w:tc>
+      </w:tr>
+      <w:tr>
+        <w:tc>
+          <w:tcPr>
+            <w:tcW w:w="2346" w:type="dxa"/>
+            <w:tcBorders>
+              <w:top w:val="single" w:sz="4" w:space="0" w:color="A6A6A6"/>
+              <w:left w:val="single" w:sz="4" w:space="0" w:color="A6A6A6"/>
+              <w:bottom w:val="single" w:sz="4" w:space="0" w:color="A6A6A6"/>
+              <w:right w:val="single" w:sz="4" w:space="0" w:color="A6A6A6"/>
+            </w:tcBorders>
+            <w:tcMar>
+              <w:top w:w="60" w:type="dxa"/>
+              <w:left w:w="100" w:type="dxa"/>
+              <w:bottom w:w="60" w:type="dxa"/>
+              <w:right w:w="100" w:type="dxa"/>
+            </w:tcMar>
+          </w:tcPr>
+          <w:p>
+            <w:r>
+              <w:rPr>
+                <w:sz w:val="20"/>
+                <w:szCs w:val="20"/>
+              </w:rPr>
+              <w:t>Disponibilidad y alerta (</w:t>
             </w:r>
             <w:r>
               <w:rPr>
@@ -2404,14 +2389,92 @@
                 <w:sz w:val="18"/>
                 <w:szCs w:val="18"/>
               </w:rPr>
-              <w:t>yolo26s</w:t>
-            </w:r>
-            <w:r>
-              <w:rPr>
-                <w:sz w:val="20"/>
-                <w:szCs w:val="20"/>
-              </w:rPr>
-              <w:t xml:space="preserve"> entrenado: mAP50 0,950 en test de SKU-110K y 0,713 en Kaggle, fuera de dominio (#34). Recall fuera de dominio 0,644: falta fine-tuning (#33).</w:t>
+              <w:t>src/postprocessing/</w:t>
+            </w:r>
+            <w:r>
+              <w:rPr>
+                <w:sz w:val="20"/>
+                <w:szCs w:val="20"/>
+              </w:rPr>
+              <w:t>)</w:t>
+            </w:r>
+          </w:p>
+        </w:tc>
+        <w:tc>
+          <w:tcPr>
+            <w:tcW w:w="1263" w:type="dxa"/>
+            <w:tcBorders>
+              <w:top w:val="single" w:sz="4" w:space="0" w:color="A6A6A6"/>
+              <w:left w:val="single" w:sz="4" w:space="0" w:color="A6A6A6"/>
+              <w:bottom w:val="single" w:sz="4" w:space="0" w:color="A6A6A6"/>
+              <w:right w:val="single" w:sz="4" w:space="0" w:color="A6A6A6"/>
+            </w:tcBorders>
+            <w:tcMar>
+              <w:top w:w="60" w:type="dxa"/>
+              <w:left w:w="100" w:type="dxa"/>
+              <w:bottom w:w="60" w:type="dxa"/>
+              <w:right w:w="100" w:type="dxa"/>
+            </w:tcMar>
+          </w:tcPr>
+          <w:p>
+            <w:r>
+              <w:rPr>
+                <w:sz w:val="20"/>
+                <w:szCs w:val="20"/>
+              </w:rPr>
+              <w:t>Terminado</w:t>
+            </w:r>
+          </w:p>
+        </w:tc>
+        <w:tc>
+          <w:tcPr>
+            <w:tcW w:w="812" w:type="dxa"/>
+            <w:tcBorders>
+              <w:top w:val="single" w:sz="4" w:space="0" w:color="A6A6A6"/>
+              <w:left w:val="single" w:sz="4" w:space="0" w:color="A6A6A6"/>
+              <w:bottom w:val="single" w:sz="4" w:space="0" w:color="A6A6A6"/>
+              <w:right w:val="single" w:sz="4" w:space="0" w:color="A6A6A6"/>
+            </w:tcBorders>
+            <w:tcMar>
+              <w:top w:w="60" w:type="dxa"/>
+              <w:left w:w="100" w:type="dxa"/>
+              <w:bottom w:w="60" w:type="dxa"/>
+              <w:right w:w="100" w:type="dxa"/>
+            </w:tcMar>
+          </w:tcPr>
+          <w:p>
+            <w:r>
+              <w:rPr>
+                <w:sz w:val="20"/>
+                <w:szCs w:val="20"/>
+              </w:rPr>
+              <w:t>85%</w:t>
+            </w:r>
+          </w:p>
+        </w:tc>
+        <w:tc>
+          <w:tcPr>
+            <w:tcW w:w="4605" w:type="dxa"/>
+            <w:tcBorders>
+              <w:top w:val="single" w:sz="4" w:space="0" w:color="A6A6A6"/>
+              <w:left w:val="single" w:sz="4" w:space="0" w:color="A6A6A6"/>
+              <w:bottom w:val="single" w:sz="4" w:space="0" w:color="A6A6A6"/>
+              <w:right w:val="single" w:sz="4" w:space="0" w:color="A6A6A6"/>
+            </w:tcBorders>
+            <w:tcMar>
+              <w:top w:w="60" w:type="dxa"/>
+              <w:left w:w="100" w:type="dxa"/>
+              <w:bottom w:w="60" w:type="dxa"/>
+              <w:right w:w="100" w:type="dxa"/>
+            </w:tcMar>
+          </w:tcPr>
+          <w:p>
+            <w:r>
+              <w:rPr>
+                <w:sz w:val="20"/>
+                <w:szCs w:val="20"/>
+              </w:rPr>
+              <w:t>Ítems #6, #22 y #40. Falsas alertas con la góndola llena: 4-6% (simulación). Faltan la bodega superior (#31) y los refrigeradores.</w:t>
             </w:r>
           </w:p>
         </w:tc>
@@ -2439,7 +2502,113 @@
                 <w:sz w:val="20"/>
                 <w:szCs w:val="20"/>
               </w:rPr>
-              <w:t>Disponibilidad y alerta (</w:t>
+              <w:t>Pipeline y evaluación por lotes</w:t>
+            </w:r>
+          </w:p>
+        </w:tc>
+        <w:tc>
+          <w:tcPr>
+            <w:tcW w:w="1263" w:type="dxa"/>
+            <w:tcBorders>
+              <w:top w:val="single" w:sz="4" w:space="0" w:color="A6A6A6"/>
+              <w:left w:val="single" w:sz="4" w:space="0" w:color="A6A6A6"/>
+              <w:bottom w:val="single" w:sz="4" w:space="0" w:color="A6A6A6"/>
+              <w:right w:val="single" w:sz="4" w:space="0" w:color="A6A6A6"/>
+            </w:tcBorders>
+            <w:tcMar>
+              <w:top w:w="60" w:type="dxa"/>
+              <w:left w:w="100" w:type="dxa"/>
+              <w:bottom w:w="60" w:type="dxa"/>
+              <w:right w:w="100" w:type="dxa"/>
+            </w:tcMar>
+          </w:tcPr>
+          <w:p>
+            <w:r>
+              <w:rPr>
+                <w:sz w:val="20"/>
+                <w:szCs w:val="20"/>
+              </w:rPr>
+              <w:t>Terminado</w:t>
+            </w:r>
+          </w:p>
+        </w:tc>
+        <w:tc>
+          <w:tcPr>
+            <w:tcW w:w="812" w:type="dxa"/>
+            <w:tcBorders>
+              <w:top w:val="single" w:sz="4" w:space="0" w:color="A6A6A6"/>
+              <w:left w:val="single" w:sz="4" w:space="0" w:color="A6A6A6"/>
+              <w:bottom w:val="single" w:sz="4" w:space="0" w:color="A6A6A6"/>
+              <w:right w:val="single" w:sz="4" w:space="0" w:color="A6A6A6"/>
+            </w:tcBorders>
+            <w:tcMar>
+              <w:top w:w="60" w:type="dxa"/>
+              <w:left w:w="100" w:type="dxa"/>
+              <w:bottom w:w="60" w:type="dxa"/>
+              <w:right w:w="100" w:type="dxa"/>
+            </w:tcMar>
+          </w:tcPr>
+          <w:p>
+            <w:r>
+              <w:rPr>
+                <w:sz w:val="20"/>
+                <w:szCs w:val="20"/>
+              </w:rPr>
+              <w:t>95%</w:t>
+            </w:r>
+          </w:p>
+        </w:tc>
+        <w:tc>
+          <w:tcPr>
+            <w:tcW w:w="4605" w:type="dxa"/>
+            <w:tcBorders>
+              <w:top w:val="single" w:sz="4" w:space="0" w:color="A6A6A6"/>
+              <w:left w:val="single" w:sz="4" w:space="0" w:color="A6A6A6"/>
+              <w:bottom w:val="single" w:sz="4" w:space="0" w:color="A6A6A6"/>
+              <w:right w:val="single" w:sz="4" w:space="0" w:color="A6A6A6"/>
+            </w:tcBorders>
+            <w:tcMar>
+              <w:top w:w="60" w:type="dxa"/>
+              <w:left w:w="100" w:type="dxa"/>
+              <w:bottom w:w="60" w:type="dxa"/>
+              <w:right w:w="100" w:type="dxa"/>
+            </w:tcMar>
+          </w:tcPr>
+          <w:p>
+            <w:r>
+              <w:rPr>
+                <w:sz w:val="20"/>
+                <w:szCs w:val="20"/>
+              </w:rPr>
+              <w:t>Ítem #8. Mediana de 0,70 s por foto en CPU; métricas IoU por lote (CU07).</w:t>
+            </w:r>
+          </w:p>
+        </w:tc>
+      </w:tr>
+      <w:tr>
+        <w:tc>
+          <w:tcPr>
+            <w:tcW w:w="2346" w:type="dxa"/>
+            <w:tcBorders>
+              <w:top w:val="single" w:sz="4" w:space="0" w:color="A6A6A6"/>
+              <w:left w:val="single" w:sz="4" w:space="0" w:color="A6A6A6"/>
+              <w:bottom w:val="single" w:sz="4" w:space="0" w:color="A6A6A6"/>
+              <w:right w:val="single" w:sz="4" w:space="0" w:color="A6A6A6"/>
+            </w:tcBorders>
+            <w:tcMar>
+              <w:top w:w="60" w:type="dxa"/>
+              <w:left w:w="100" w:type="dxa"/>
+              <w:bottom w:w="60" w:type="dxa"/>
+              <w:right w:w="100" w:type="dxa"/>
+            </w:tcMar>
+          </w:tcPr>
+          <w:p>
+            <w:r>
+              <w:rPr>
+                <w:sz w:val="20"/>
+                <w:szCs w:val="20"/>
+              </w:rPr>
+              <w:t>Reportes (</w:t>
             </w:r>
             <w:r>
               <w:rPr>
@@ -2447,7 +2616,7 @@
                 <w:sz w:val="18"/>
                 <w:szCs w:val="18"/>
               </w:rPr>
-              <w:t>src/postprocessing/</w:t>
+              <w:t>src/reporting/</w:t>
             </w:r>
             <w:r>
               <w:rPr>
@@ -2480,7 +2649,7 @@
                 <w:sz w:val="20"/>
                 <w:szCs w:val="20"/>
               </w:rPr>
-              <w:t>Terminado</w:t>
+              <w:t xml:space="preserve">Terminado</w:t>
             </w:r>
           </w:p>
         </w:tc>
@@ -2506,7 +2675,7 @@
                 <w:sz w:val="20"/>
                 <w:szCs w:val="20"/>
               </w:rPr>
-              <w:t>85%</w:t>
+              <w:t xml:space="preserve">90%</w:t>
             </w:r>
           </w:p>
         </w:tc>
@@ -2532,7 +2701,7 @@
                 <w:sz w:val="20"/>
                 <w:szCs w:val="20"/>
               </w:rPr>
-              <w:t>Ítems #6, #22 y #40. Falsas alertas con la góndola llena: 4-6% (simulación). Faltan la bodega superior (#31) y los refrigeradores.</w:t>
+              <w:t xml:space="preserve">Vista anotada (#8) y reportes en Excel, CSV y PDF (#7, PR #54), una fila por análisis. Sin probar con datos de cámaras reales.</w:t>
             </w:r>
           </w:p>
         </w:tc>
@@ -2560,113 +2729,7 @@
                 <w:sz w:val="20"/>
                 <w:szCs w:val="20"/>
               </w:rPr>
-              <w:t>Pipeline y evaluación por lotes</w:t>
-            </w:r>
-          </w:p>
-        </w:tc>
-        <w:tc>
-          <w:tcPr>
-            <w:tcW w:w="1263" w:type="dxa"/>
-            <w:tcBorders>
-              <w:top w:val="single" w:sz="4" w:space="0" w:color="A6A6A6"/>
-              <w:left w:val="single" w:sz="4" w:space="0" w:color="A6A6A6"/>
-              <w:bottom w:val="single" w:sz="4" w:space="0" w:color="A6A6A6"/>
-              <w:right w:val="single" w:sz="4" w:space="0" w:color="A6A6A6"/>
-            </w:tcBorders>
-            <w:tcMar>
-              <w:top w:w="60" w:type="dxa"/>
-              <w:left w:w="100" w:type="dxa"/>
-              <w:bottom w:w="60" w:type="dxa"/>
-              <w:right w:w="100" w:type="dxa"/>
-            </w:tcMar>
-          </w:tcPr>
-          <w:p>
-            <w:r>
-              <w:rPr>
-                <w:sz w:val="20"/>
-                <w:szCs w:val="20"/>
-              </w:rPr>
-              <w:t>Terminado</w:t>
-            </w:r>
-          </w:p>
-        </w:tc>
-        <w:tc>
-          <w:tcPr>
-            <w:tcW w:w="812" w:type="dxa"/>
-            <w:tcBorders>
-              <w:top w:val="single" w:sz="4" w:space="0" w:color="A6A6A6"/>
-              <w:left w:val="single" w:sz="4" w:space="0" w:color="A6A6A6"/>
-              <w:bottom w:val="single" w:sz="4" w:space="0" w:color="A6A6A6"/>
-              <w:right w:val="single" w:sz="4" w:space="0" w:color="A6A6A6"/>
-            </w:tcBorders>
-            <w:tcMar>
-              <w:top w:w="60" w:type="dxa"/>
-              <w:left w:w="100" w:type="dxa"/>
-              <w:bottom w:w="60" w:type="dxa"/>
-              <w:right w:w="100" w:type="dxa"/>
-            </w:tcMar>
-          </w:tcPr>
-          <w:p>
-            <w:r>
-              <w:rPr>
-                <w:sz w:val="20"/>
-                <w:szCs w:val="20"/>
-              </w:rPr>
-              <w:t>95%</w:t>
-            </w:r>
-          </w:p>
-        </w:tc>
-        <w:tc>
-          <w:tcPr>
-            <w:tcW w:w="4605" w:type="dxa"/>
-            <w:tcBorders>
-              <w:top w:val="single" w:sz="4" w:space="0" w:color="A6A6A6"/>
-              <w:left w:val="single" w:sz="4" w:space="0" w:color="A6A6A6"/>
-              <w:bottom w:val="single" w:sz="4" w:space="0" w:color="A6A6A6"/>
-              <w:right w:val="single" w:sz="4" w:space="0" w:color="A6A6A6"/>
-            </w:tcBorders>
-            <w:tcMar>
-              <w:top w:w="60" w:type="dxa"/>
-              <w:left w:w="100" w:type="dxa"/>
-              <w:bottom w:w="60" w:type="dxa"/>
-              <w:right w:w="100" w:type="dxa"/>
-            </w:tcMar>
-          </w:tcPr>
-          <w:p>
-            <w:r>
-              <w:rPr>
-                <w:sz w:val="20"/>
-                <w:szCs w:val="20"/>
-              </w:rPr>
-              <w:t>Ítem #8. Mediana de 0,70 s por foto en CPU; métricas IoU por lote (CU07).</w:t>
-            </w:r>
-          </w:p>
-        </w:tc>
-      </w:tr>
-      <w:tr>
-        <w:tc>
-          <w:tcPr>
-            <w:tcW w:w="2346" w:type="dxa"/>
-            <w:tcBorders>
-              <w:top w:val="single" w:sz="4" w:space="0" w:color="A6A6A6"/>
-              <w:left w:val="single" w:sz="4" w:space="0" w:color="A6A6A6"/>
-              <w:bottom w:val="single" w:sz="4" w:space="0" w:color="A6A6A6"/>
-              <w:right w:val="single" w:sz="4" w:space="0" w:color="A6A6A6"/>
-            </w:tcBorders>
-            <w:tcMar>
-              <w:top w:w="60" w:type="dxa"/>
-              <w:left w:w="100" w:type="dxa"/>
-              <w:bottom w:w="60" w:type="dxa"/>
-              <w:right w:w="100" w:type="dxa"/>
-            </w:tcMar>
-          </w:tcPr>
-          <w:p>
-            <w:r>
-              <w:rPr>
-                <w:sz w:val="20"/>
-                <w:szCs w:val="20"/>
-              </w:rPr>
-              <w:t>Reportes (</w:t>
+              <w:t>Aplicación web (</w:t>
             </w:r>
             <w:r>
               <w:rPr>
@@ -2674,7 +2737,7 @@
                 <w:sz w:val="18"/>
                 <w:szCs w:val="18"/>
               </w:rPr>
-              <w:t>src/reporting/</w:t>
+              <w:t>web/</w:t>
             </w:r>
             <w:r>
               <w:rPr>
@@ -2707,7 +2770,7 @@
                 <w:sz w:val="20"/>
                 <w:szCs w:val="20"/>
               </w:rPr>
-              <w:t>En desarrollo</w:t>
+              <w:t xml:space="preserve">En desarrollo</w:t>
             </w:r>
           </w:p>
         </w:tc>
@@ -2733,7 +2796,7 @@
                 <w:sz w:val="20"/>
                 <w:szCs w:val="20"/>
               </w:rPr>
-              <w:t>30%</w:t>
+              <w:t xml:space="preserve">70%</w:t>
             </w:r>
           </w:p>
         </w:tc>
@@ -2759,7 +2822,7 @@
                 <w:sz w:val="20"/>
                 <w:szCs w:val="20"/>
               </w:rPr>
-              <w:t>Vista anotada hecha (#8). Reportes Excel, CSV y PDF pendientes (#7).</w:t>
+              <w:t xml:space="preserve">Ítems #28 y #7: CU00, CU01, CU04, CU06 y alertas. Faltan dashboard (#43), configuración (#44) y los hallazgos de la auditoría del 2026-10-21 (#49 a #53).</w:t>
             </w:r>
           </w:p>
         </w:tc>
@@ -2787,22 +2850,8 @@
                 <w:sz w:val="20"/>
                 <w:szCs w:val="20"/>
               </w:rPr>
-              <w:t>Aplicación web (</w:t>
-            </w:r>
-            <w:r>
-              <w:rPr>
-                <w:rFonts w:ascii="Consolas" w:eastAsia="Consolas" w:hAnsi="Consolas" w:cs="Consolas"/>
-                <w:sz w:val="18"/>
-                <w:szCs w:val="18"/>
-              </w:rPr>
-              <w:t>web/</w:t>
-            </w:r>
-            <w:r>
-              <w:rPr>
-                <w:sz w:val="20"/>
-                <w:szCs w:val="20"/>
-              </w:rPr>
-              <w:t>)</w:t>
+              <w:lastRenderedPageBreak/>
+              <w:t>CI y Docker</w:t>
             </w:r>
           </w:p>
         </w:tc>
@@ -2828,7 +2877,7 @@
                 <w:sz w:val="20"/>
                 <w:szCs w:val="20"/>
               </w:rPr>
-              <w:t>En desarrollo</w:t>
+              <w:t xml:space="preserve">Terminado</w:t>
             </w:r>
           </w:p>
         </w:tc>
@@ -2854,7 +2903,7 @@
                 <w:sz w:val="20"/>
                 <w:szCs w:val="20"/>
               </w:rPr>
-              <w:t>60%</w:t>
+              <w:t xml:space="preserve">90%</w:t>
             </w:r>
           </w:p>
         </w:tc>
@@ -2880,7 +2929,7 @@
                 <w:sz w:val="20"/>
                 <w:szCs w:val="20"/>
               </w:rPr>
-              <w:t>Ítem #28: CU00, CU01, CU06 y alertas. Faltan dashboard (#43), configuración (#44) y exportación (#7).</w:t>
+              <w:t xml:space="preserve">Ítem #13. Cada PR corre los tests y construye la imagen. Faltan fijar las acciones por commit (#54) y que el contenedor no corra como root (#50).</w:t>
             </w:r>
           </w:p>
         </w:tc>
@@ -2908,8 +2957,7 @@
                 <w:sz w:val="20"/>
                 <w:szCs w:val="20"/>
               </w:rPr>
-              <w:lastRenderedPageBreak/>
-              <w:t>CI y Docker</w:t>
+              <w:t>Despliegue en servidor del CITT</w:t>
             </w:r>
           </w:p>
         </w:tc>
@@ -2935,7 +2983,7 @@
                 <w:sz w:val="20"/>
                 <w:szCs w:val="20"/>
               </w:rPr>
-              <w:t>Terminado</w:t>
+              <w:t>Pendiente (bloqueado)</w:t>
             </w:r>
           </w:p>
         </w:tc>
@@ -2961,7 +3009,7 @@
                 <w:sz w:val="20"/>
                 <w:szCs w:val="20"/>
               </w:rPr>
-              <w:t>100%</w:t>
+              <w:t>0%</w:t>
             </w:r>
           </w:p>
         </w:tc>
@@ -2987,7 +3035,7 @@
                 <w:sz w:val="20"/>
                 <w:szCs w:val="20"/>
               </w:rPr>
-              <w:t>Ítem #13. Cada PR corre los tests y construye la imagen.</w:t>
+              <w:t>Ítem #39. Esperando las instrucciones por sección.</w:t>
             </w:r>
           </w:p>
         </w:tc>
@@ -3015,7 +3063,7 @@
                 <w:sz w:val="20"/>
                 <w:szCs w:val="20"/>
               </w:rPr>
-              <w:t>Despliegue en servidor del CITT</w:t>
+              <w:t>Documentación técnica</w:t>
             </w:r>
           </w:p>
         </w:tc>
@@ -3041,7 +3089,7 @@
                 <w:sz w:val="20"/>
                 <w:szCs w:val="20"/>
               </w:rPr>
-              <w:t>Pendiente (bloqueado)</w:t>
+              <w:t xml:space="preserve">En desarrollo</w:t>
             </w:r>
           </w:p>
         </w:tc>
@@ -3067,7 +3115,7 @@
                 <w:sz w:val="20"/>
                 <w:szCs w:val="20"/>
               </w:rPr>
-              <w:t>0%</w:t>
+              <w:t xml:space="preserve">85%</w:t>
             </w:r>
           </w:p>
         </w:tc>
@@ -3093,113 +3141,7 @@
                 <w:sz w:val="20"/>
                 <w:szCs w:val="20"/>
               </w:rPr>
-              <w:t>Ítem #39. Esperando las instrucciones por sección.</w:t>
-            </w:r>
-          </w:p>
-        </w:tc>
-      </w:tr>
-      <w:tr>
-        <w:tc>
-          <w:tcPr>
-            <w:tcW w:w="2346" w:type="dxa"/>
-            <w:tcBorders>
-              <w:top w:val="single" w:sz="4" w:space="0" w:color="A6A6A6"/>
-              <w:left w:val="single" w:sz="4" w:space="0" w:color="A6A6A6"/>
-              <w:bottom w:val="single" w:sz="4" w:space="0" w:color="A6A6A6"/>
-              <w:right w:val="single" w:sz="4" w:space="0" w:color="A6A6A6"/>
-            </w:tcBorders>
-            <w:tcMar>
-              <w:top w:w="60" w:type="dxa"/>
-              <w:left w:w="100" w:type="dxa"/>
-              <w:bottom w:w="60" w:type="dxa"/>
-              <w:right w:w="100" w:type="dxa"/>
-            </w:tcMar>
-          </w:tcPr>
-          <w:p>
-            <w:r>
-              <w:rPr>
-                <w:sz w:val="20"/>
-                <w:szCs w:val="20"/>
-              </w:rPr>
-              <w:t>Documentación técnica</w:t>
-            </w:r>
-          </w:p>
-        </w:tc>
-        <w:tc>
-          <w:tcPr>
-            <w:tcW w:w="1263" w:type="dxa"/>
-            <w:tcBorders>
-              <w:top w:val="single" w:sz="4" w:space="0" w:color="A6A6A6"/>
-              <w:left w:val="single" w:sz="4" w:space="0" w:color="A6A6A6"/>
-              <w:bottom w:val="single" w:sz="4" w:space="0" w:color="A6A6A6"/>
-              <w:right w:val="single" w:sz="4" w:space="0" w:color="A6A6A6"/>
-            </w:tcBorders>
-            <w:tcMar>
-              <w:top w:w="60" w:type="dxa"/>
-              <w:left w:w="100" w:type="dxa"/>
-              <w:bottom w:w="60" w:type="dxa"/>
-              <w:right w:w="100" w:type="dxa"/>
-            </w:tcMar>
-          </w:tcPr>
-          <w:p>
-            <w:r>
-              <w:rPr>
-                <w:sz w:val="20"/>
-                <w:szCs w:val="20"/>
-              </w:rPr>
-              <w:t>En desarrollo</w:t>
-            </w:r>
-          </w:p>
-        </w:tc>
-        <w:tc>
-          <w:tcPr>
-            <w:tcW w:w="812" w:type="dxa"/>
-            <w:tcBorders>
-              <w:top w:val="single" w:sz="4" w:space="0" w:color="A6A6A6"/>
-              <w:left w:val="single" w:sz="4" w:space="0" w:color="A6A6A6"/>
-              <w:bottom w:val="single" w:sz="4" w:space="0" w:color="A6A6A6"/>
-              <w:right w:val="single" w:sz="4" w:space="0" w:color="A6A6A6"/>
-            </w:tcBorders>
-            <w:tcMar>
-              <w:top w:w="60" w:type="dxa"/>
-              <w:left w:w="100" w:type="dxa"/>
-              <w:bottom w:w="60" w:type="dxa"/>
-              <w:right w:w="100" w:type="dxa"/>
-            </w:tcMar>
-          </w:tcPr>
-          <w:p>
-            <w:r>
-              <w:rPr>
-                <w:sz w:val="20"/>
-                <w:szCs w:val="20"/>
-              </w:rPr>
-              <w:t>70%</w:t>
-            </w:r>
-          </w:p>
-        </w:tc>
-        <w:tc>
-          <w:tcPr>
-            <w:tcW w:w="4605" w:type="dxa"/>
-            <w:tcBorders>
-              <w:top w:val="single" w:sz="4" w:space="0" w:color="A6A6A6"/>
-              <w:left w:val="single" w:sz="4" w:space="0" w:color="A6A6A6"/>
-              <w:bottom w:val="single" w:sz="4" w:space="0" w:color="A6A6A6"/>
-              <w:right w:val="single" w:sz="4" w:space="0" w:color="A6A6A6"/>
-            </w:tcBorders>
-            <w:tcMar>
-              <w:top w:w="60" w:type="dxa"/>
-              <w:left w:w="100" w:type="dxa"/>
-              <w:bottom w:w="60" w:type="dxa"/>
-              <w:right w:w="100" w:type="dxa"/>
-            </w:tcMar>
-          </w:tcPr>
-          <w:p>
-            <w:r>
-              <w:rPr>
-                <w:sz w:val="20"/>
-                <w:szCs w:val="20"/>
-              </w:rPr>
-              <w:t>README, plan de pruebas, guía de entrenamiento y datasets. README completo (#35, integrado el 2026-10-20).</w:t>
+              <w:t xml:space="preserve">README completo (#35), plan de pruebas (con DET-07), guía de entrenamiento y datasets; plantillas de C.U y diagramas rehechos para Django (#42). Faltan el diagrama de base de datos (#48) y las evidencias de avance (#37).</w:t>
             </w:r>
           </w:p>
         </w:tc>
@@ -3217,7 +3159,7 @@
           <w:sz w:val="18"/>
           <w:szCs w:val="18"/>
         </w:rPr>
-        <w:t>Tabla 1. Estado de cada módulo al 2026-10-20.</w:t>
+        <w:t xml:space="preserve">Tabla 1. Estado de cada módulo al 2026-10-21.</w:t>
       </w:r>
     </w:p>
     <w:p>
@@ -3888,7 +3830,7 @@
                 <w:sz w:val="20"/>
                 <w:szCs w:val="20"/>
               </w:rPr>
-              <w:t>Pendiente</w:t>
+              <w:t xml:space="preserve">Implementado</w:t>
             </w:r>
           </w:p>
         </w:tc>
@@ -3914,7 +3856,7 @@
                 <w:sz w:val="20"/>
                 <w:szCs w:val="20"/>
               </w:rPr>
-              <w:t>Ítem #7</w:t>
+              <w:t xml:space="preserve">Web: página Reportes (período, pasillo o góndola, y formato Excel, CSV o PDF)</w:t>
             </w:r>
           </w:p>
         </w:tc>
@@ -4265,7 +4207,7 @@
           <w:sz w:val="18"/>
           <w:szCs w:val="18"/>
         </w:rPr>
-        <w:t>Tabla 2. Estado de los 8 casos de uso: 4 implementados y 1 parcial (la Evaluación 2 pide el 50%).</w:t>
+        <w:t xml:space="preserve">Tabla 2. Estado de los 8 casos de uso: 5 implementados y 1 parcial (la Evaluación 2 pide el 50%).</w:t>
       </w:r>
     </w:p>
     <w:p>
@@ -4283,25 +4225,7 @@
         <w:jc w:val="both"/>
       </w:pPr>
       <w:r>
-        <w:t>La Carta Gantt de la Fase 2 (</w:t>
-      </w:r>
-      <w:r>
-        <w:rPr>
-          <w:rFonts w:ascii="Consolas" w:eastAsia="Consolas" w:hAnsi="Consolas" w:cs="Consolas"/>
-          <w:sz w:val="20"/>
-          <w:szCs w:val="20"/>
-        </w:rPr>
-        <w:t>Anexos/Gestion/Carta Gantt Fase 2.xlsx</w:t>
-      </w:r>
-      <w:r>
-        <w:t xml:space="preserve">, actualizada al 2026-10-20) tiene 45 actividades: </w:t>
-      </w:r>
-      <w:r>
-        <w:rPr>
-          <w:b/>
-          <w:bCs/>
-        </w:rPr>
-        <w:t>33 cumplidas, 4 en curso, 7 pendientes y 1 bloqueada.</w:t>
+        <w:t xml:space="preserve">La Carta Gantt de la Fase 2 (Anexos/Gestion/Carta Gantt Fase 2.xlsx, actualizada al 2026-10-21) tiene 49 actividades: 36 cumplidas, 3 en curso, 9 pendientes y 1 bloqueada.</w:t>
       </w:r>
     </w:p>
     <w:p>
@@ -4317,10 +4241,7 @@
           <w:b/>
           <w:bCs/>
         </w:rPr>
-        <w:t>Hitos cumplidos:</w:t>
-      </w:r>
-      <w:r>
-        <w:t xml:space="preserve"> pipeline de visión completo (2026-10-18), detector entrenado (2026-10-07), cambio de alcance a quiebre por góndola completa (2026-10-19), login, CRUD de usuarios y base de datos (2026-10-19).</w:t>
+        <w:t xml:space="preserve">Hitos cumplidos: pipeline de visión completo (2026-10-18), detector entrenado (2026-10-07), cambio de alcance a quiebre por góndola completa (2026-10-19), login, CRUD de usuarios y base de datos (2026-10-19), y, el 2026-10-21, reportes Excel, CSV y PDF (#7), fine-tuning del detector (#33) y plantillas de C.U y diagramas rehechos para Django (#42).</w:t>
       </w:r>
     </w:p>
     <w:p>
@@ -4336,10 +4257,7 @@
           <w:b/>
           <w:bCs/>
         </w:rPr>
-        <w:t>Retrasos:</w:t>
-      </w:r>
-      <w:r>
-        <w:t xml:space="preserve"> el plan de mejoras de la Fase 1 (#26) debía empezar a más tardar el 2026-10-09 y se completó con atraso el 2026-10-20 (PR #45). La aplicación web (#28) se esperaba antes y se completó el 2026-10-19. El informe de avance (#27) se reasignó el 2026-10-19 para no depender de otros ítems.</w:t>
+        <w:t xml:space="preserve">Retrasos: el plan de mejoras de la Fase 1 (#26) debía empezar a más tardar el 2026-10-09 y se completó con atraso el 2026-10-20 (PR #45). La aplicación web (#28) se esperaba antes y se completó el 2026-10-19. El informe de avance (#27) se reasignó el 2026-10-19 para no depender de otros ítems y, a la hora de cerrar este documento, siguen pendientes el video (#36) y la reflexión de Nicko. Los reportes (#7, propuestos para el 2026-10-27) se adelantaron al 2026-10-21.</w:t>
       </w:r>
     </w:p>
     <w:p>
@@ -4355,10 +4273,7 @@
           <w:b/>
           <w:bCs/>
         </w:rPr>
-        <w:t>Pendientes con fecha:</w:t>
-      </w:r>
-      <w:r>
-        <w:t xml:space="preserve"> Video (2026-10-21), evidencias de avance (2026-10-26), reportes (2026-10-27) y primer demo ante Walmart (2026-10-31).</w:t>
+        <w:t xml:space="preserve">Pendientes con fecha: video (2026-10-21), evidencias de avance (2026-10-26), correcciones de la auditoría de la app web (2026-10-28 al 2026-10-30), primer demo ante Walmart (2026-10-31) y detector con ruido de cámara de sala (2026-11-06).</w:t>
       </w:r>
     </w:p>
     <w:p>
@@ -4371,6 +4286,14 @@
         <w:t>1.5 Dificultades y riesgos técnicos</w:t>
       </w:r>
       <w:bookmarkEnd w:id="7"/>
+    </w:p>
+    <w:p>
+      <w:pPr>
+        <w:jc w:val="both"/>
+      </w:pPr>
+      <w:r>
+        <w:t xml:space="preserve">La auditoría de la aplicación web del 2026-10-21 dejó hallazgos que son riesgos reales y deben cerrarse antes de instalarla en el servidor del CITT (#39): alertas que pueden quedar inconsistentes, una configuración insegura por defecto, cuentas bloqueables por un tercero y fotos sin productos que disparan una alerta crítica. Los responsables y las fechas de los ítems #49 a #55 son una propuesta del autor del informe, a confirmar por cada integrante.</w:t>
+      </w:r>
     </w:p>
     <w:tbl>
       <w:tblPr>
@@ -4671,7 +4594,7 @@
                 <w:sz w:val="20"/>
                 <w:szCs w:val="20"/>
               </w:rPr>
-              <w:t>Se entrenó solo con SKU-110K: otras fotos, ángulos y productos</w:t>
+              <w:t xml:space="preserve">Se entrenó solo con SKU-110K: otras fotos, ángulos y productos</w:t>
             </w:r>
           </w:p>
         </w:tc>
@@ -4697,7 +4620,7 @@
                 <w:sz w:val="20"/>
                 <w:szCs w:val="20"/>
               </w:rPr>
-              <w:t>Fine-tuning con fotos fuera de SKU-110K, separando entrenamiento y prueba (#33, #34)</w:t>
+              <w:t xml:space="preserve">Fine-tuning con Kaggle CC0 y vistas giradas (#33): el mAP50 sube de 4 a 12 puntos en 12 fotos de prueba, pero el mAP50-95 en SKU-110K baja de 0,610 a 0,533 (se aceptó). Falta medirlo con fotos propias (#32)</w:t>
             </w:r>
           </w:p>
         </w:tc>
@@ -4723,7 +4646,7 @@
                 <w:sz w:val="20"/>
                 <w:szCs w:val="20"/>
               </w:rPr>
-              <w:t>En curso</w:t>
+              <w:t xml:space="preserve">Mitigado en parte</w:t>
             </w:r>
           </w:p>
         </w:tc>
@@ -4751,7 +4674,7 @@
                 <w:sz w:val="20"/>
                 <w:szCs w:val="20"/>
               </w:rPr>
-              <w:t>Falsas alertas en refrigeradores</w:t>
+              <w:t xml:space="preserve">Alertas no atómicas en la app web (#49)</w:t>
             </w:r>
           </w:p>
         </w:tc>
@@ -4777,7 +4700,7 @@
                 <w:sz w:val="20"/>
                 <w:szCs w:val="20"/>
               </w:rPr>
-              <w:t>Marcos entre puertas, reflejos, sombra y vidrio desenfocado cuentan como huecos</w:t>
+              <w:t xml:space="preserve">Cerrar la alerta anterior, guardar la foto y crear el análisis no van en una transacción: si falla el guardado queda la alerta vieja cerrada sin otra; con dos fotos a la vez quedan dos abiertas; «a1» y «A1» son góndolas distintas</w:t>
             </w:r>
           </w:p>
         </w:tc>
@@ -4803,7 +4726,7 @@
                 <w:sz w:val="20"/>
                 <w:szCs w:val="20"/>
               </w:rPr>
-              <w:t>Excluir zonas desenfocadas y marcos de puerta (propuesta de #34)</w:t>
+              <w:t xml:space="preserve">transaction.atomic(), guardar el archivo antes de cerrar la alerta vieja, actualizar solo si el estado no cambió y normalizar pasillo y góndola</w:t>
             </w:r>
           </w:p>
         </w:tc>
@@ -4829,7 +4752,7 @@
                 <w:sz w:val="20"/>
                 <w:szCs w:val="20"/>
               </w:rPr>
-              <w:t>Abierto</w:t>
+              <w:t xml:space="preserve">Abierto. Francisco, 2026-10-27</w:t>
             </w:r>
           </w:p>
         </w:tc>
@@ -4857,7 +4780,7 @@
                 <w:sz w:val="20"/>
                 <w:szCs w:val="20"/>
               </w:rPr>
-              <w:t>Bodega de reserva sobre la góndola</w:t>
+              <w:t xml:space="preserve">Configuración insegura por defecto (#50)</w:t>
             </w:r>
           </w:p>
         </w:tc>
@@ -4883,7 +4806,7 @@
                 <w:sz w:val="20"/>
                 <w:szCs w:val="20"/>
               </w:rPr>
-              <w:t>Sus cajas cuentan como productos y sus huecos como espacio libre</w:t>
+              <w:t xml:space="preserve">DJANGO_DEBUG vale 1 si no se define (con la clave pública de desarrollo), faltan cookies seguras y redirección a HTTPS, y el contenedor corre como root</w:t>
             </w:r>
           </w:p>
         </w:tc>
@@ -4909,7 +4832,7 @@
                 <w:sz w:val="20"/>
                 <w:szCs w:val="20"/>
               </w:rPr>
-              <w:t>Excluir el nivel superior o cortar por altura (#31)</w:t>
+              <w:t xml:space="preserve">Debug apagado por defecto, cookies seguras y HTTPS cuando DEBUG es falso, y usuario sin privilegios en el Dockerfile</w:t>
             </w:r>
           </w:p>
         </w:tc>
@@ -4935,7 +4858,7 @@
                 <w:sz w:val="20"/>
                 <w:szCs w:val="20"/>
               </w:rPr>
-              <w:t>Abierto</w:t>
+              <w:t xml:space="preserve">Abierto. Francisco, 2026-10-27</w:t>
             </w:r>
           </w:p>
         </w:tc>
@@ -4963,7 +4886,7 @@
                 <w:sz w:val="20"/>
                 <w:szCs w:val="20"/>
               </w:rPr>
-              <w:t>Repisas falsas sobre filas de productos iguales</w:t>
+              <w:t xml:space="preserve">Bloqueo de cuentas por un tercero (#51)</w:t>
             </w:r>
           </w:p>
         </w:tc>
@@ -4989,7 +4912,7 @@
                 <w:sz w:val="20"/>
                 <w:szCs w:val="20"/>
               </w:rPr>
-              <w:t>Los bordes de cajas alineadas parecen repisas</w:t>
+              <w:t xml:space="preserve">Con solo saber el RUT se bloquea la cuenta de cualquiera, también la del único Administrador, y el contador de intentos no es atómico: intentos en paralelo pasan de 5</w:t>
             </w:r>
           </w:p>
         </w:tc>
@@ -5015,7 +4938,7 @@
                 <w:sz w:val="20"/>
                 <w:szCs w:val="20"/>
               </w:rPr>
-              <w:t>Niveles híbridos con el detector: una línea que cruza productos no es repisa (#22)</w:t>
+              <w:t xml:space="preserve">Contar con F() y bloquear por tiempo (ej. 15 min) en vez de desactivar la cuenta; confirmar el cambio de CU00 con el equipo</w:t>
             </w:r>
           </w:p>
         </w:tc>
@@ -5041,7 +4964,7 @@
                 <w:sz w:val="20"/>
                 <w:szCs w:val="20"/>
               </w:rPr>
-              <w:t>Resuelto en gran parte</w:t>
+              <w:t xml:space="preserve">Abierto. Francisco, 2026-10-28</w:t>
             </w:r>
           </w:p>
         </w:tc>
@@ -5069,7 +4992,7 @@
                 <w:sz w:val="20"/>
                 <w:szCs w:val="20"/>
               </w:rPr>
-              <w:t>Memoria de video de 8 GB al entrenar</w:t>
+              <w:t xml:space="preserve">Foto sin productos detectados (#52)</w:t>
             </w:r>
           </w:p>
         </w:tc>
@@ -5095,7 +5018,7 @@
                 <w:sz w:val="20"/>
                 <w:szCs w:val="20"/>
               </w:rPr>
-              <w:t>Imágenes densas a 1280 px</w:t>
+              <w:t xml:space="preserve">Con 0 detecciones el cálculo da 100% libre y alerta crítica (foto tapada, oscura o sin góndola)</w:t>
             </w:r>
           </w:p>
         </w:tc>
@@ -5121,7 +5044,7 @@
                 <w:sz w:val="20"/>
                 <w:szCs w:val="20"/>
               </w:rPr>
-              <w:t>Batch 1-2, límite de VRAM y entrenamiento por tramos (#5)</w:t>
+              <w:t xml:space="preserve">Rechazar el análisis en la app («no se detectaron productos») y definir qué informa run_pipeline.py en ese caso</w:t>
             </w:r>
           </w:p>
         </w:tc>
@@ -5147,7 +5070,7 @@
                 <w:sz w:val="20"/>
                 <w:szCs w:val="20"/>
               </w:rPr>
-              <w:t>Resuelto</w:t>
+              <w:t xml:space="preserve">Abierto. Mariana, 2026-10-28</w:t>
             </w:r>
           </w:p>
         </w:tc>
@@ -5175,7 +5098,7 @@
                 <w:sz w:val="20"/>
                 <w:szCs w:val="20"/>
               </w:rPr>
-              <w:t>Licencia de SKU-110K</w:t>
+              <w:t xml:space="preserve">Rendimiento y robustez de la app web (#53)</w:t>
             </w:r>
           </w:p>
         </w:tc>
@@ -5201,7 +5124,7 @@
                 <w:sz w:val="20"/>
                 <w:szCs w:val="20"/>
               </w:rPr>
-              <w:t>Prohíbe mostrar sus fotos a terceros y modificarlas</w:t>
+              <w:t xml:space="preserve">Las listas cargan el JSON del resultado sin usarlo; si falla el correo del enlace de contraseña, el usuario queda creado sin contraseña y con un error 500</w:t>
             </w:r>
           </w:p>
         </w:tc>
@@ -5227,7 +5150,7 @@
                 <w:sz w:val="20"/>
                 <w:szCs w:val="20"/>
               </w:rPr>
-              <w:t>Demos e informe solo con Kaggle CC0, SHARD y Roboflow</w:t>
+              <w:t xml:space="preserve">Diferir la carga del resultado en las listas; capturar el error del correo y ofrecer reenviar el enlace</w:t>
             </w:r>
           </w:p>
         </w:tc>
@@ -5253,7 +5176,7 @@
                 <w:sz w:val="20"/>
                 <w:szCs w:val="20"/>
               </w:rPr>
-              <w:t>Resuelto</w:t>
+              <w:t xml:space="preserve">Abierto. Mariana, 2026-10-28</w:t>
             </w:r>
           </w:p>
         </w:tc>
@@ -5281,7 +5204,7 @@
                 <w:sz w:val="20"/>
                 <w:szCs w:val="20"/>
               </w:rPr>
-              <w:t>Cambios de alcance</w:t>
+              <w:t xml:space="preserve">Código sin uso y CI sin fijar (#54)</w:t>
             </w:r>
           </w:p>
         </w:tc>
@@ -5307,7 +5230,7 @@
                 <w:sz w:val="20"/>
                 <w:szCs w:val="20"/>
               </w:rPr>
-              <w:t>ROI automática (2026-09-27) y quiebre por góndola completa (2026-10-19)</w:t>
+              <w:t xml:space="preserve">free_volume_cm3() solo la usan los tests (el Nivel 1 no se informa) y las acciones de CI no están fijadas por commit</w:t>
             </w:r>
           </w:p>
         </w:tc>
@@ -5333,7 +5256,7 @@
                 <w:sz w:val="20"/>
                 <w:szCs w:val="20"/>
               </w:rPr>
-              <w:t>Retrabajo en código, casos de uso y diagramas (#40, #42)</w:t>
+              <w:t xml:space="preserve">Quitar o aislar el código sin uso y fijar las acciones por commit</w:t>
             </w:r>
           </w:p>
         </w:tc>
@@ -5359,7 +5282,7 @@
                 <w:sz w:val="20"/>
                 <w:szCs w:val="20"/>
               </w:rPr>
-              <w:t>Absorbido</w:t>
+              <w:t xml:space="preserve">Abierto. Nicko, 2026-10-30</w:t>
             </w:r>
           </w:p>
         </w:tc>
@@ -5387,7 +5310,7 @@
                 <w:sz w:val="20"/>
                 <w:szCs w:val="20"/>
               </w:rPr>
-              <w:t>Sentido del umbral del 30%</w:t>
+              <w:t xml:space="preserve">Sin ruido de cámara de sala en el entrenamiento ni en las pruebas (#55)</w:t>
             </w:r>
           </w:p>
         </w:tc>
@@ -5413,7 +5336,7 @@
                 <w:sz w:val="20"/>
                 <w:szCs w:val="20"/>
               </w:rPr>
-              <w:t>El acta dice «menos del 30% disponible»; el sistema usa «libre &gt;= 30%»</w:t>
+              <w:t xml:space="preserve">SKU-110K y Kaggle son fotos limpias; una cámara fija agrega ruido de sensor, compresión, baja resolución, desenfoque, contraluz, reflejos y personas que tapan la góndola</w:t>
             </w:r>
           </w:p>
         </w:tc>
@@ -5439,7 +5362,7 @@
                 <w:sz w:val="20"/>
                 <w:szCs w:val="20"/>
               </w:rPr>
-              <w:t>Confirmar con Walmart (#24)</w:t>
+              <w:t xml:space="preserve">Función de degradación (solo con fotos que se pueden modificar: Kaggle, SHARD y Roboflow), medir el modelo afinado degradado y, si cae bajo mAP50 0,70, un nuevo fine-tuning</w:t>
             </w:r>
           </w:p>
         </w:tc>
@@ -5465,7 +5388,7 @@
                 <w:sz w:val="20"/>
                 <w:szCs w:val="20"/>
               </w:rPr>
-              <w:t>Abierto</w:t>
+              <w:t xml:space="preserve">Abierto. Francisco, 2026-11-06</w:t>
             </w:r>
           </w:p>
         </w:tc>
@@ -5493,6 +5416,748 @@
                 <w:sz w:val="20"/>
                 <w:szCs w:val="20"/>
               </w:rPr>
+              <w:t>Falsas alertas en refrigeradores</w:t>
+            </w:r>
+          </w:p>
+        </w:tc>
+        <w:tc>
+          <w:tcPr>
+            <w:tcW w:w="2346" w:type="dxa"/>
+            <w:tcBorders>
+              <w:top w:val="single" w:sz="4" w:space="0" w:color="A6A6A6"/>
+              <w:left w:val="single" w:sz="4" w:space="0" w:color="A6A6A6"/>
+              <w:bottom w:val="single" w:sz="4" w:space="0" w:color="A6A6A6"/>
+              <w:right w:val="single" w:sz="4" w:space="0" w:color="A6A6A6"/>
+            </w:tcBorders>
+            <w:tcMar>
+              <w:top w:w="60" w:type="dxa"/>
+              <w:left w:w="100" w:type="dxa"/>
+              <w:bottom w:w="60" w:type="dxa"/>
+              <w:right w:w="100" w:type="dxa"/>
+            </w:tcMar>
+          </w:tcPr>
+          <w:p>
+            <w:r>
+              <w:rPr>
+                <w:sz w:val="20"/>
+                <w:szCs w:val="20"/>
+              </w:rPr>
+              <w:t>Marcos entre puertas, reflejos, sombra y vidrio desenfocado cuentan como huecos</w:t>
+            </w:r>
+          </w:p>
+        </w:tc>
+        <w:tc>
+          <w:tcPr>
+            <w:tcW w:w="3249" w:type="dxa"/>
+            <w:tcBorders>
+              <w:top w:val="single" w:sz="4" w:space="0" w:color="A6A6A6"/>
+              <w:left w:val="single" w:sz="4" w:space="0" w:color="A6A6A6"/>
+              <w:bottom w:val="single" w:sz="4" w:space="0" w:color="A6A6A6"/>
+              <w:right w:val="single" w:sz="4" w:space="0" w:color="A6A6A6"/>
+            </w:tcBorders>
+            <w:tcMar>
+              <w:top w:w="60" w:type="dxa"/>
+              <w:left w:w="100" w:type="dxa"/>
+              <w:bottom w:w="60" w:type="dxa"/>
+              <w:right w:w="100" w:type="dxa"/>
+            </w:tcMar>
+          </w:tcPr>
+          <w:p>
+            <w:r>
+              <w:rPr>
+                <w:sz w:val="20"/>
+                <w:szCs w:val="20"/>
+              </w:rPr>
+              <w:t>Excluir zonas desenfocadas y marcos de puerta (propuesta de #34)</w:t>
+            </w:r>
+          </w:p>
+        </w:tc>
+        <w:tc>
+          <w:tcPr>
+            <w:tcW w:w="1265" w:type="dxa"/>
+            <w:tcBorders>
+              <w:top w:val="single" w:sz="4" w:space="0" w:color="A6A6A6"/>
+              <w:left w:val="single" w:sz="4" w:space="0" w:color="A6A6A6"/>
+              <w:bottom w:val="single" w:sz="4" w:space="0" w:color="A6A6A6"/>
+              <w:right w:val="single" w:sz="4" w:space="0" w:color="A6A6A6"/>
+            </w:tcBorders>
+            <w:tcMar>
+              <w:top w:w="60" w:type="dxa"/>
+              <w:left w:w="100" w:type="dxa"/>
+              <w:bottom w:w="60" w:type="dxa"/>
+              <w:right w:w="100" w:type="dxa"/>
+            </w:tcMar>
+          </w:tcPr>
+          <w:p>
+            <w:r>
+              <w:rPr>
+                <w:sz w:val="20"/>
+                <w:szCs w:val="20"/>
+              </w:rPr>
+              <w:t>Abierto</w:t>
+            </w:r>
+          </w:p>
+        </w:tc>
+      </w:tr>
+      <w:tr>
+        <w:tc>
+          <w:tcPr>
+            <w:tcW w:w="2166" w:type="dxa"/>
+            <w:tcBorders>
+              <w:top w:val="single" w:sz="4" w:space="0" w:color="A6A6A6"/>
+              <w:left w:val="single" w:sz="4" w:space="0" w:color="A6A6A6"/>
+              <w:bottom w:val="single" w:sz="4" w:space="0" w:color="A6A6A6"/>
+              <w:right w:val="single" w:sz="4" w:space="0" w:color="A6A6A6"/>
+            </w:tcBorders>
+            <w:tcMar>
+              <w:top w:w="60" w:type="dxa"/>
+              <w:left w:w="100" w:type="dxa"/>
+              <w:bottom w:w="60" w:type="dxa"/>
+              <w:right w:w="100" w:type="dxa"/>
+            </w:tcMar>
+          </w:tcPr>
+          <w:p>
+            <w:r>
+              <w:rPr>
+                <w:sz w:val="20"/>
+                <w:szCs w:val="20"/>
+              </w:rPr>
+              <w:t>Bodega de reserva sobre la góndola</w:t>
+            </w:r>
+          </w:p>
+        </w:tc>
+        <w:tc>
+          <w:tcPr>
+            <w:tcW w:w="2346" w:type="dxa"/>
+            <w:tcBorders>
+              <w:top w:val="single" w:sz="4" w:space="0" w:color="A6A6A6"/>
+              <w:left w:val="single" w:sz="4" w:space="0" w:color="A6A6A6"/>
+              <w:bottom w:val="single" w:sz="4" w:space="0" w:color="A6A6A6"/>
+              <w:right w:val="single" w:sz="4" w:space="0" w:color="A6A6A6"/>
+            </w:tcBorders>
+            <w:tcMar>
+              <w:top w:w="60" w:type="dxa"/>
+              <w:left w:w="100" w:type="dxa"/>
+              <w:bottom w:w="60" w:type="dxa"/>
+              <w:right w:w="100" w:type="dxa"/>
+            </w:tcMar>
+          </w:tcPr>
+          <w:p>
+            <w:r>
+              <w:rPr>
+                <w:sz w:val="20"/>
+                <w:szCs w:val="20"/>
+              </w:rPr>
+              <w:t>Sus cajas cuentan como productos y sus huecos como espacio libre</w:t>
+            </w:r>
+          </w:p>
+        </w:tc>
+        <w:tc>
+          <w:tcPr>
+            <w:tcW w:w="3249" w:type="dxa"/>
+            <w:tcBorders>
+              <w:top w:val="single" w:sz="4" w:space="0" w:color="A6A6A6"/>
+              <w:left w:val="single" w:sz="4" w:space="0" w:color="A6A6A6"/>
+              <w:bottom w:val="single" w:sz="4" w:space="0" w:color="A6A6A6"/>
+              <w:right w:val="single" w:sz="4" w:space="0" w:color="A6A6A6"/>
+            </w:tcBorders>
+            <w:tcMar>
+              <w:top w:w="60" w:type="dxa"/>
+              <w:left w:w="100" w:type="dxa"/>
+              <w:bottom w:w="60" w:type="dxa"/>
+              <w:right w:w="100" w:type="dxa"/>
+            </w:tcMar>
+          </w:tcPr>
+          <w:p>
+            <w:r>
+              <w:rPr>
+                <w:sz w:val="20"/>
+                <w:szCs w:val="20"/>
+              </w:rPr>
+              <w:t>Excluir el nivel superior o cortar por altura (#31)</w:t>
+            </w:r>
+          </w:p>
+        </w:tc>
+        <w:tc>
+          <w:tcPr>
+            <w:tcW w:w="1265" w:type="dxa"/>
+            <w:tcBorders>
+              <w:top w:val="single" w:sz="4" w:space="0" w:color="A6A6A6"/>
+              <w:left w:val="single" w:sz="4" w:space="0" w:color="A6A6A6"/>
+              <w:bottom w:val="single" w:sz="4" w:space="0" w:color="A6A6A6"/>
+              <w:right w:val="single" w:sz="4" w:space="0" w:color="A6A6A6"/>
+            </w:tcBorders>
+            <w:tcMar>
+              <w:top w:w="60" w:type="dxa"/>
+              <w:left w:w="100" w:type="dxa"/>
+              <w:bottom w:w="60" w:type="dxa"/>
+              <w:right w:w="100" w:type="dxa"/>
+            </w:tcMar>
+          </w:tcPr>
+          <w:p>
+            <w:r>
+              <w:rPr>
+                <w:sz w:val="20"/>
+                <w:szCs w:val="20"/>
+              </w:rPr>
+              <w:t>Abierto</w:t>
+            </w:r>
+          </w:p>
+        </w:tc>
+      </w:tr>
+      <w:tr>
+        <w:tc>
+          <w:tcPr>
+            <w:tcW w:w="2166" w:type="dxa"/>
+            <w:tcBorders>
+              <w:top w:val="single" w:sz="4" w:space="0" w:color="A6A6A6"/>
+              <w:left w:val="single" w:sz="4" w:space="0" w:color="A6A6A6"/>
+              <w:bottom w:val="single" w:sz="4" w:space="0" w:color="A6A6A6"/>
+              <w:right w:val="single" w:sz="4" w:space="0" w:color="A6A6A6"/>
+            </w:tcBorders>
+            <w:tcMar>
+              <w:top w:w="60" w:type="dxa"/>
+              <w:left w:w="100" w:type="dxa"/>
+              <w:bottom w:w="60" w:type="dxa"/>
+              <w:right w:w="100" w:type="dxa"/>
+            </w:tcMar>
+          </w:tcPr>
+          <w:p>
+            <w:r>
+              <w:rPr>
+                <w:sz w:val="20"/>
+                <w:szCs w:val="20"/>
+              </w:rPr>
+              <w:t>Repisas falsas sobre filas de productos iguales</w:t>
+            </w:r>
+          </w:p>
+        </w:tc>
+        <w:tc>
+          <w:tcPr>
+            <w:tcW w:w="2346" w:type="dxa"/>
+            <w:tcBorders>
+              <w:top w:val="single" w:sz="4" w:space="0" w:color="A6A6A6"/>
+              <w:left w:val="single" w:sz="4" w:space="0" w:color="A6A6A6"/>
+              <w:bottom w:val="single" w:sz="4" w:space="0" w:color="A6A6A6"/>
+              <w:right w:val="single" w:sz="4" w:space="0" w:color="A6A6A6"/>
+            </w:tcBorders>
+            <w:tcMar>
+              <w:top w:w="60" w:type="dxa"/>
+              <w:left w:w="100" w:type="dxa"/>
+              <w:bottom w:w="60" w:type="dxa"/>
+              <w:right w:w="100" w:type="dxa"/>
+            </w:tcMar>
+          </w:tcPr>
+          <w:p>
+            <w:r>
+              <w:rPr>
+                <w:sz w:val="20"/>
+                <w:szCs w:val="20"/>
+              </w:rPr>
+              <w:t>Los bordes de cajas alineadas parecen repisas</w:t>
+            </w:r>
+          </w:p>
+        </w:tc>
+        <w:tc>
+          <w:tcPr>
+            <w:tcW w:w="3249" w:type="dxa"/>
+            <w:tcBorders>
+              <w:top w:val="single" w:sz="4" w:space="0" w:color="A6A6A6"/>
+              <w:left w:val="single" w:sz="4" w:space="0" w:color="A6A6A6"/>
+              <w:bottom w:val="single" w:sz="4" w:space="0" w:color="A6A6A6"/>
+              <w:right w:val="single" w:sz="4" w:space="0" w:color="A6A6A6"/>
+            </w:tcBorders>
+            <w:tcMar>
+              <w:top w:w="60" w:type="dxa"/>
+              <w:left w:w="100" w:type="dxa"/>
+              <w:bottom w:w="60" w:type="dxa"/>
+              <w:right w:w="100" w:type="dxa"/>
+            </w:tcMar>
+          </w:tcPr>
+          <w:p>
+            <w:r>
+              <w:rPr>
+                <w:sz w:val="20"/>
+                <w:szCs w:val="20"/>
+              </w:rPr>
+              <w:t>Niveles híbridos con el detector: una línea que cruza productos no es repisa (#22)</w:t>
+            </w:r>
+          </w:p>
+        </w:tc>
+        <w:tc>
+          <w:tcPr>
+            <w:tcW w:w="1265" w:type="dxa"/>
+            <w:tcBorders>
+              <w:top w:val="single" w:sz="4" w:space="0" w:color="A6A6A6"/>
+              <w:left w:val="single" w:sz="4" w:space="0" w:color="A6A6A6"/>
+              <w:bottom w:val="single" w:sz="4" w:space="0" w:color="A6A6A6"/>
+              <w:right w:val="single" w:sz="4" w:space="0" w:color="A6A6A6"/>
+            </w:tcBorders>
+            <w:tcMar>
+              <w:top w:w="60" w:type="dxa"/>
+              <w:left w:w="100" w:type="dxa"/>
+              <w:bottom w:w="60" w:type="dxa"/>
+              <w:right w:w="100" w:type="dxa"/>
+            </w:tcMar>
+          </w:tcPr>
+          <w:p>
+            <w:r>
+              <w:rPr>
+                <w:sz w:val="20"/>
+                <w:szCs w:val="20"/>
+              </w:rPr>
+              <w:t>Resuelto en gran parte</w:t>
+            </w:r>
+          </w:p>
+        </w:tc>
+      </w:tr>
+      <w:tr>
+        <w:tc>
+          <w:tcPr>
+            <w:tcW w:w="2166" w:type="dxa"/>
+            <w:tcBorders>
+              <w:top w:val="single" w:sz="4" w:space="0" w:color="A6A6A6"/>
+              <w:left w:val="single" w:sz="4" w:space="0" w:color="A6A6A6"/>
+              <w:bottom w:val="single" w:sz="4" w:space="0" w:color="A6A6A6"/>
+              <w:right w:val="single" w:sz="4" w:space="0" w:color="A6A6A6"/>
+            </w:tcBorders>
+            <w:tcMar>
+              <w:top w:w="60" w:type="dxa"/>
+              <w:left w:w="100" w:type="dxa"/>
+              <w:bottom w:w="60" w:type="dxa"/>
+              <w:right w:w="100" w:type="dxa"/>
+            </w:tcMar>
+          </w:tcPr>
+          <w:p>
+            <w:r>
+              <w:rPr>
+                <w:sz w:val="20"/>
+                <w:szCs w:val="20"/>
+              </w:rPr>
+              <w:t>Memoria de video de 8 GB al entrenar</w:t>
+            </w:r>
+          </w:p>
+        </w:tc>
+        <w:tc>
+          <w:tcPr>
+            <w:tcW w:w="2346" w:type="dxa"/>
+            <w:tcBorders>
+              <w:top w:val="single" w:sz="4" w:space="0" w:color="A6A6A6"/>
+              <w:left w:val="single" w:sz="4" w:space="0" w:color="A6A6A6"/>
+              <w:bottom w:val="single" w:sz="4" w:space="0" w:color="A6A6A6"/>
+              <w:right w:val="single" w:sz="4" w:space="0" w:color="A6A6A6"/>
+            </w:tcBorders>
+            <w:tcMar>
+              <w:top w:w="60" w:type="dxa"/>
+              <w:left w:w="100" w:type="dxa"/>
+              <w:bottom w:w="60" w:type="dxa"/>
+              <w:right w:w="100" w:type="dxa"/>
+            </w:tcMar>
+          </w:tcPr>
+          <w:p>
+            <w:r>
+              <w:rPr>
+                <w:sz w:val="20"/>
+                <w:szCs w:val="20"/>
+              </w:rPr>
+              <w:t>Imágenes densas a 1280 px</w:t>
+            </w:r>
+          </w:p>
+        </w:tc>
+        <w:tc>
+          <w:tcPr>
+            <w:tcW w:w="3249" w:type="dxa"/>
+            <w:tcBorders>
+              <w:top w:val="single" w:sz="4" w:space="0" w:color="A6A6A6"/>
+              <w:left w:val="single" w:sz="4" w:space="0" w:color="A6A6A6"/>
+              <w:bottom w:val="single" w:sz="4" w:space="0" w:color="A6A6A6"/>
+              <w:right w:val="single" w:sz="4" w:space="0" w:color="A6A6A6"/>
+            </w:tcBorders>
+            <w:tcMar>
+              <w:top w:w="60" w:type="dxa"/>
+              <w:left w:w="100" w:type="dxa"/>
+              <w:bottom w:w="60" w:type="dxa"/>
+              <w:right w:w="100" w:type="dxa"/>
+            </w:tcMar>
+          </w:tcPr>
+          <w:p>
+            <w:r>
+              <w:rPr>
+                <w:sz w:val="20"/>
+                <w:szCs w:val="20"/>
+              </w:rPr>
+              <w:t>Batch 1-2, límite de VRAM y entrenamiento por tramos (#5)</w:t>
+            </w:r>
+          </w:p>
+        </w:tc>
+        <w:tc>
+          <w:tcPr>
+            <w:tcW w:w="1265" w:type="dxa"/>
+            <w:tcBorders>
+              <w:top w:val="single" w:sz="4" w:space="0" w:color="A6A6A6"/>
+              <w:left w:val="single" w:sz="4" w:space="0" w:color="A6A6A6"/>
+              <w:bottom w:val="single" w:sz="4" w:space="0" w:color="A6A6A6"/>
+              <w:right w:val="single" w:sz="4" w:space="0" w:color="A6A6A6"/>
+            </w:tcBorders>
+            <w:tcMar>
+              <w:top w:w="60" w:type="dxa"/>
+              <w:left w:w="100" w:type="dxa"/>
+              <w:bottom w:w="60" w:type="dxa"/>
+              <w:right w:w="100" w:type="dxa"/>
+            </w:tcMar>
+          </w:tcPr>
+          <w:p>
+            <w:r>
+              <w:rPr>
+                <w:sz w:val="20"/>
+                <w:szCs w:val="20"/>
+              </w:rPr>
+              <w:t>Resuelto</w:t>
+            </w:r>
+          </w:p>
+        </w:tc>
+      </w:tr>
+      <w:tr>
+        <w:tc>
+          <w:tcPr>
+            <w:tcW w:w="2166" w:type="dxa"/>
+            <w:tcBorders>
+              <w:top w:val="single" w:sz="4" w:space="0" w:color="A6A6A6"/>
+              <w:left w:val="single" w:sz="4" w:space="0" w:color="A6A6A6"/>
+              <w:bottom w:val="single" w:sz="4" w:space="0" w:color="A6A6A6"/>
+              <w:right w:val="single" w:sz="4" w:space="0" w:color="A6A6A6"/>
+            </w:tcBorders>
+            <w:tcMar>
+              <w:top w:w="60" w:type="dxa"/>
+              <w:left w:w="100" w:type="dxa"/>
+              <w:bottom w:w="60" w:type="dxa"/>
+              <w:right w:w="100" w:type="dxa"/>
+            </w:tcMar>
+          </w:tcPr>
+          <w:p>
+            <w:r>
+              <w:rPr>
+                <w:sz w:val="20"/>
+                <w:szCs w:val="20"/>
+              </w:rPr>
+              <w:t>Licencia de SKU-110K</w:t>
+            </w:r>
+          </w:p>
+        </w:tc>
+        <w:tc>
+          <w:tcPr>
+            <w:tcW w:w="2346" w:type="dxa"/>
+            <w:tcBorders>
+              <w:top w:val="single" w:sz="4" w:space="0" w:color="A6A6A6"/>
+              <w:left w:val="single" w:sz="4" w:space="0" w:color="A6A6A6"/>
+              <w:bottom w:val="single" w:sz="4" w:space="0" w:color="A6A6A6"/>
+              <w:right w:val="single" w:sz="4" w:space="0" w:color="A6A6A6"/>
+            </w:tcBorders>
+            <w:tcMar>
+              <w:top w:w="60" w:type="dxa"/>
+              <w:left w:w="100" w:type="dxa"/>
+              <w:bottom w:w="60" w:type="dxa"/>
+              <w:right w:w="100" w:type="dxa"/>
+            </w:tcMar>
+          </w:tcPr>
+          <w:p>
+            <w:r>
+              <w:rPr>
+                <w:sz w:val="20"/>
+                <w:szCs w:val="20"/>
+              </w:rPr>
+              <w:t>Prohíbe mostrar sus fotos a terceros y modificarlas</w:t>
+            </w:r>
+          </w:p>
+        </w:tc>
+        <w:tc>
+          <w:tcPr>
+            <w:tcW w:w="3249" w:type="dxa"/>
+            <w:tcBorders>
+              <w:top w:val="single" w:sz="4" w:space="0" w:color="A6A6A6"/>
+              <w:left w:val="single" w:sz="4" w:space="0" w:color="A6A6A6"/>
+              <w:bottom w:val="single" w:sz="4" w:space="0" w:color="A6A6A6"/>
+              <w:right w:val="single" w:sz="4" w:space="0" w:color="A6A6A6"/>
+            </w:tcBorders>
+            <w:tcMar>
+              <w:top w:w="60" w:type="dxa"/>
+              <w:left w:w="100" w:type="dxa"/>
+              <w:bottom w:w="60" w:type="dxa"/>
+              <w:right w:w="100" w:type="dxa"/>
+            </w:tcMar>
+          </w:tcPr>
+          <w:p>
+            <w:r>
+              <w:rPr>
+                <w:sz w:val="20"/>
+                <w:szCs w:val="20"/>
+              </w:rPr>
+              <w:t>Demos e informe solo con Kaggle CC0, SHARD y Roboflow</w:t>
+            </w:r>
+          </w:p>
+        </w:tc>
+        <w:tc>
+          <w:tcPr>
+            <w:tcW w:w="1265" w:type="dxa"/>
+            <w:tcBorders>
+              <w:top w:val="single" w:sz="4" w:space="0" w:color="A6A6A6"/>
+              <w:left w:val="single" w:sz="4" w:space="0" w:color="A6A6A6"/>
+              <w:bottom w:val="single" w:sz="4" w:space="0" w:color="A6A6A6"/>
+              <w:right w:val="single" w:sz="4" w:space="0" w:color="A6A6A6"/>
+            </w:tcBorders>
+            <w:tcMar>
+              <w:top w:w="60" w:type="dxa"/>
+              <w:left w:w="100" w:type="dxa"/>
+              <w:bottom w:w="60" w:type="dxa"/>
+              <w:right w:w="100" w:type="dxa"/>
+            </w:tcMar>
+          </w:tcPr>
+          <w:p>
+            <w:r>
+              <w:rPr>
+                <w:sz w:val="20"/>
+                <w:szCs w:val="20"/>
+              </w:rPr>
+              <w:t>Resuelto</w:t>
+            </w:r>
+          </w:p>
+        </w:tc>
+      </w:tr>
+      <w:tr>
+        <w:tc>
+          <w:tcPr>
+            <w:tcW w:w="2166" w:type="dxa"/>
+            <w:tcBorders>
+              <w:top w:val="single" w:sz="4" w:space="0" w:color="A6A6A6"/>
+              <w:left w:val="single" w:sz="4" w:space="0" w:color="A6A6A6"/>
+              <w:bottom w:val="single" w:sz="4" w:space="0" w:color="A6A6A6"/>
+              <w:right w:val="single" w:sz="4" w:space="0" w:color="A6A6A6"/>
+            </w:tcBorders>
+            <w:tcMar>
+              <w:top w:w="60" w:type="dxa"/>
+              <w:left w:w="100" w:type="dxa"/>
+              <w:bottom w:w="60" w:type="dxa"/>
+              <w:right w:w="100" w:type="dxa"/>
+            </w:tcMar>
+          </w:tcPr>
+          <w:p>
+            <w:r>
+              <w:rPr>
+                <w:sz w:val="20"/>
+                <w:szCs w:val="20"/>
+              </w:rPr>
+              <w:t>Cambios de alcance</w:t>
+            </w:r>
+          </w:p>
+        </w:tc>
+        <w:tc>
+          <w:tcPr>
+            <w:tcW w:w="2346" w:type="dxa"/>
+            <w:tcBorders>
+              <w:top w:val="single" w:sz="4" w:space="0" w:color="A6A6A6"/>
+              <w:left w:val="single" w:sz="4" w:space="0" w:color="A6A6A6"/>
+              <w:bottom w:val="single" w:sz="4" w:space="0" w:color="A6A6A6"/>
+              <w:right w:val="single" w:sz="4" w:space="0" w:color="A6A6A6"/>
+            </w:tcBorders>
+            <w:tcMar>
+              <w:top w:w="60" w:type="dxa"/>
+              <w:left w:w="100" w:type="dxa"/>
+              <w:bottom w:w="60" w:type="dxa"/>
+              <w:right w:w="100" w:type="dxa"/>
+            </w:tcMar>
+          </w:tcPr>
+          <w:p>
+            <w:r>
+              <w:rPr>
+                <w:sz w:val="20"/>
+                <w:szCs w:val="20"/>
+              </w:rPr>
+              <w:t>ROI automática (2026-09-27) y quiebre por góndola completa (2026-10-19)</w:t>
+            </w:r>
+          </w:p>
+        </w:tc>
+        <w:tc>
+          <w:tcPr>
+            <w:tcW w:w="3249" w:type="dxa"/>
+            <w:tcBorders>
+              <w:top w:val="single" w:sz="4" w:space="0" w:color="A6A6A6"/>
+              <w:left w:val="single" w:sz="4" w:space="0" w:color="A6A6A6"/>
+              <w:bottom w:val="single" w:sz="4" w:space="0" w:color="A6A6A6"/>
+              <w:right w:val="single" w:sz="4" w:space="0" w:color="A6A6A6"/>
+            </w:tcBorders>
+            <w:tcMar>
+              <w:top w:w="60" w:type="dxa"/>
+              <w:left w:w="100" w:type="dxa"/>
+              <w:bottom w:w="60" w:type="dxa"/>
+              <w:right w:w="100" w:type="dxa"/>
+            </w:tcMar>
+          </w:tcPr>
+          <w:p>
+            <w:r>
+              <w:rPr>
+                <w:sz w:val="20"/>
+                <w:szCs w:val="20"/>
+              </w:rPr>
+              <w:t>Retrabajo en código, casos de uso y diagramas (#40, #42)</w:t>
+            </w:r>
+          </w:p>
+        </w:tc>
+        <w:tc>
+          <w:tcPr>
+            <w:tcW w:w="1265" w:type="dxa"/>
+            <w:tcBorders>
+              <w:top w:val="single" w:sz="4" w:space="0" w:color="A6A6A6"/>
+              <w:left w:val="single" w:sz="4" w:space="0" w:color="A6A6A6"/>
+              <w:bottom w:val="single" w:sz="4" w:space="0" w:color="A6A6A6"/>
+              <w:right w:val="single" w:sz="4" w:space="0" w:color="A6A6A6"/>
+            </w:tcBorders>
+            <w:tcMar>
+              <w:top w:w="60" w:type="dxa"/>
+              <w:left w:w="100" w:type="dxa"/>
+              <w:bottom w:w="60" w:type="dxa"/>
+              <w:right w:w="100" w:type="dxa"/>
+            </w:tcMar>
+          </w:tcPr>
+          <w:p>
+            <w:r>
+              <w:rPr>
+                <w:sz w:val="20"/>
+                <w:szCs w:val="20"/>
+              </w:rPr>
+              <w:t>Absorbido</w:t>
+            </w:r>
+          </w:p>
+        </w:tc>
+      </w:tr>
+      <w:tr>
+        <w:tc>
+          <w:tcPr>
+            <w:tcW w:w="2166" w:type="dxa"/>
+            <w:tcBorders>
+              <w:top w:val="single" w:sz="4" w:space="0" w:color="A6A6A6"/>
+              <w:left w:val="single" w:sz="4" w:space="0" w:color="A6A6A6"/>
+              <w:bottom w:val="single" w:sz="4" w:space="0" w:color="A6A6A6"/>
+              <w:right w:val="single" w:sz="4" w:space="0" w:color="A6A6A6"/>
+            </w:tcBorders>
+            <w:tcMar>
+              <w:top w:w="60" w:type="dxa"/>
+              <w:left w:w="100" w:type="dxa"/>
+              <w:bottom w:w="60" w:type="dxa"/>
+              <w:right w:w="100" w:type="dxa"/>
+            </w:tcMar>
+          </w:tcPr>
+          <w:p>
+            <w:r>
+              <w:rPr>
+                <w:sz w:val="20"/>
+                <w:szCs w:val="20"/>
+              </w:rPr>
+              <w:t>Sentido del umbral del 30%</w:t>
+            </w:r>
+          </w:p>
+        </w:tc>
+        <w:tc>
+          <w:tcPr>
+            <w:tcW w:w="2346" w:type="dxa"/>
+            <w:tcBorders>
+              <w:top w:val="single" w:sz="4" w:space="0" w:color="A6A6A6"/>
+              <w:left w:val="single" w:sz="4" w:space="0" w:color="A6A6A6"/>
+              <w:bottom w:val="single" w:sz="4" w:space="0" w:color="A6A6A6"/>
+              <w:right w:val="single" w:sz="4" w:space="0" w:color="A6A6A6"/>
+            </w:tcBorders>
+            <w:tcMar>
+              <w:top w:w="60" w:type="dxa"/>
+              <w:left w:w="100" w:type="dxa"/>
+              <w:bottom w:w="60" w:type="dxa"/>
+              <w:right w:w="100" w:type="dxa"/>
+            </w:tcMar>
+          </w:tcPr>
+          <w:p>
+            <w:r>
+              <w:rPr>
+                <w:sz w:val="20"/>
+                <w:szCs w:val="20"/>
+              </w:rPr>
+              <w:t>El acta dice «menos del 30% disponible»; el sistema usa «libre &gt;= 30%»</w:t>
+            </w:r>
+          </w:p>
+        </w:tc>
+        <w:tc>
+          <w:tcPr>
+            <w:tcW w:w="3249" w:type="dxa"/>
+            <w:tcBorders>
+              <w:top w:val="single" w:sz="4" w:space="0" w:color="A6A6A6"/>
+              <w:left w:val="single" w:sz="4" w:space="0" w:color="A6A6A6"/>
+              <w:bottom w:val="single" w:sz="4" w:space="0" w:color="A6A6A6"/>
+              <w:right w:val="single" w:sz="4" w:space="0" w:color="A6A6A6"/>
+            </w:tcBorders>
+            <w:tcMar>
+              <w:top w:w="60" w:type="dxa"/>
+              <w:left w:w="100" w:type="dxa"/>
+              <w:bottom w:w="60" w:type="dxa"/>
+              <w:right w:w="100" w:type="dxa"/>
+            </w:tcMar>
+          </w:tcPr>
+          <w:p>
+            <w:r>
+              <w:rPr>
+                <w:sz w:val="20"/>
+                <w:szCs w:val="20"/>
+              </w:rPr>
+              <w:t>Confirmar con Walmart (#24)</w:t>
+            </w:r>
+          </w:p>
+        </w:tc>
+        <w:tc>
+          <w:tcPr>
+            <w:tcW w:w="1265" w:type="dxa"/>
+            <w:tcBorders>
+              <w:top w:val="single" w:sz="4" w:space="0" w:color="A6A6A6"/>
+              <w:left w:val="single" w:sz="4" w:space="0" w:color="A6A6A6"/>
+              <w:bottom w:val="single" w:sz="4" w:space="0" w:color="A6A6A6"/>
+              <w:right w:val="single" w:sz="4" w:space="0" w:color="A6A6A6"/>
+            </w:tcBorders>
+            <w:tcMar>
+              <w:top w:w="60" w:type="dxa"/>
+              <w:left w:w="100" w:type="dxa"/>
+              <w:bottom w:w="60" w:type="dxa"/>
+              <w:right w:w="100" w:type="dxa"/>
+            </w:tcMar>
+          </w:tcPr>
+          <w:p>
+            <w:r>
+              <w:rPr>
+                <w:sz w:val="20"/>
+                <w:szCs w:val="20"/>
+              </w:rPr>
+              <w:t>Abierto</w:t>
+            </w:r>
+          </w:p>
+        </w:tc>
+      </w:tr>
+      <w:tr>
+        <w:tc>
+          <w:tcPr>
+            <w:tcW w:w="2166" w:type="dxa"/>
+            <w:tcBorders>
+              <w:top w:val="single" w:sz="4" w:space="0" w:color="A6A6A6"/>
+              <w:left w:val="single" w:sz="4" w:space="0" w:color="A6A6A6"/>
+              <w:bottom w:val="single" w:sz="4" w:space="0" w:color="A6A6A6"/>
+              <w:right w:val="single" w:sz="4" w:space="0" w:color="A6A6A6"/>
+            </w:tcBorders>
+            <w:tcMar>
+              <w:top w:w="60" w:type="dxa"/>
+              <w:left w:w="100" w:type="dxa"/>
+              <w:bottom w:w="60" w:type="dxa"/>
+              <w:right w:w="100" w:type="dxa"/>
+            </w:tcMar>
+          </w:tcPr>
+          <w:p>
+            <w:r>
+              <w:rPr>
+                <w:sz w:val="20"/>
+                <w:szCs w:val="20"/>
+              </w:rPr>
               <w:t>Servidor del CITT</w:t>
             </w:r>
           </w:p>
@@ -5519,7 +6184,7 @@
                 <w:sz w:val="20"/>
                 <w:szCs w:val="20"/>
               </w:rPr>
-              <w:t>Faltan las instrucciones por sección</w:t>
+              <w:t xml:space="preserve">Faltan las instrucciones por sección</w:t>
             </w:r>
           </w:p>
         </w:tc>
@@ -5545,7 +6210,7 @@
                 <w:sz w:val="20"/>
                 <w:szCs w:val="20"/>
               </w:rPr>
-              <w:t>Imagen Docker lista desde la CI (#13, #39)</w:t>
+              <w:t xml:space="preserve">Imagen Docker lista desde la CI (#13). Antes de instalar, cerrar #50 y el resto de los hallazgos de la auditoría (#39)</w:t>
             </w:r>
           </w:p>
         </w:tc>
@@ -5695,7 +6360,7 @@
           <w:sz w:val="18"/>
           <w:szCs w:val="18"/>
         </w:rPr>
-        <w:t>Tabla 3. Dificultades y riesgos técnicos con su causa y acción.</w:t>
+        <w:t xml:space="preserve">Tabla 3. Dificultades y riesgos técnicos con su causa, acción, estado y, en los abiertos, responsable y fecha propuestos.</w:t>
       </w:r>
     </w:p>
     <w:p>
@@ -5876,7 +6541,7 @@
                 <w:sz w:val="20"/>
                 <w:szCs w:val="20"/>
               </w:rPr>
-              <w:t>Verificar el detector con vistas giradas y Roboflow; fine-tuning</w:t>
+              <w:t xml:space="preserve">Fine-tuning del detector fuera de SKU-110K (cumplido)</w:t>
             </w:r>
           </w:p>
         </w:tc>
@@ -5902,7 +6567,7 @@
                 <w:sz w:val="20"/>
                 <w:szCs w:val="20"/>
               </w:rPr>
-              <w:t>#33</w:t>
+              <w:t xml:space="preserve">#33</w:t>
             </w:r>
           </w:p>
         </w:tc>
@@ -5928,7 +6593,7 @@
                 <w:sz w:val="20"/>
                 <w:szCs w:val="20"/>
               </w:rPr>
-              <w:t>Francisco</w:t>
+              <w:t xml:space="preserve">Francisco</w:t>
             </w:r>
           </w:p>
         </w:tc>
@@ -5954,7 +6619,7 @@
                 <w:sz w:val="20"/>
                 <w:szCs w:val="20"/>
               </w:rPr>
-              <w:t>Por definir</w:t>
+              <w:t xml:space="preserve">2026-10-21</w:t>
             </w:r>
           </w:p>
         </w:tc>
@@ -6406,7 +7071,7 @@
                 <w:sz w:val="20"/>
                 <w:szCs w:val="20"/>
               </w:rPr>
-              <w:t>Reportes Excel, CSV y PDF</w:t>
+              <w:t xml:space="preserve">Reportes Excel, CSV y PDF (cumplido)</w:t>
             </w:r>
           </w:p>
         </w:tc>
@@ -6432,7 +7097,7 @@
                 <w:sz w:val="20"/>
                 <w:szCs w:val="20"/>
               </w:rPr>
-              <w:t>#7</w:t>
+              <w:t xml:space="preserve">#7</w:t>
             </w:r>
           </w:p>
         </w:tc>
@@ -6458,7 +7123,7 @@
                 <w:sz w:val="20"/>
                 <w:szCs w:val="20"/>
               </w:rPr>
-              <w:t>Mariana</w:t>
+              <w:t xml:space="preserve">Mariana</w:t>
             </w:r>
           </w:p>
         </w:tc>
@@ -6484,7 +7149,7 @@
                 <w:sz w:val="20"/>
                 <w:szCs w:val="20"/>
               </w:rPr>
-              <w:t>2026-10-27</w:t>
+              <w:t xml:space="preserve">2026-10-21</w:t>
             </w:r>
           </w:p>
         </w:tc>
@@ -6512,7 +7177,7 @@
                 <w:sz w:val="20"/>
                 <w:szCs w:val="20"/>
               </w:rPr>
-              <w:t>Rehacer C.U y diagrama de arquitectura según la app Django</w:t>
+              <w:t xml:space="preserve">Rehacer C.U y diagrama de arquitectura según la app Django (cumplido)</w:t>
             </w:r>
           </w:p>
         </w:tc>
@@ -6538,7 +7203,7 @@
                 <w:sz w:val="20"/>
                 <w:szCs w:val="20"/>
               </w:rPr>
-              <w:t>#42</w:t>
+              <w:t xml:space="preserve">#42</w:t>
             </w:r>
           </w:p>
         </w:tc>
@@ -6564,7 +7229,7 @@
                 <w:sz w:val="20"/>
                 <w:szCs w:val="20"/>
               </w:rPr>
-              <w:t>Por asignar</w:t>
+              <w:t xml:space="preserve">Mariana</w:t>
             </w:r>
           </w:p>
         </w:tc>
@@ -6590,7 +7255,7 @@
                 <w:sz w:val="20"/>
                 <w:szCs w:val="20"/>
               </w:rPr>
-              <w:t>2026-10-26</w:t>
+              <w:t xml:space="preserve">2026-10-21</w:t>
             </w:r>
           </w:p>
         </w:tc>
@@ -6697,6 +7362,536 @@
                 <w:szCs w:val="20"/>
               </w:rPr>
               <w:t>2026-10-31</w:t>
+            </w:r>
+          </w:p>
+        </w:tc>
+      </w:tr>
+      <w:tr>
+        <w:tc>
+          <w:tcPr>
+            <w:tcW w:w="4693" w:type="dxa"/>
+            <w:tcBorders>
+              <w:top w:val="single" w:sz="4" w:space="0" w:color="A6A6A6"/>
+              <w:left w:val="single" w:sz="4" w:space="0" w:color="A6A6A6"/>
+              <w:bottom w:val="single" w:sz="4" w:space="0" w:color="A6A6A6"/>
+              <w:right w:val="single" w:sz="4" w:space="0" w:color="A6A6A6"/>
+            </w:tcBorders>
+            <w:tcMar>
+              <w:top w:w="60" w:type="dxa"/>
+              <w:left w:w="100" w:type="dxa"/>
+              <w:bottom w:w="60" w:type="dxa"/>
+              <w:right w:w="100" w:type="dxa"/>
+            </w:tcMar>
+          </w:tcPr>
+          <w:p>
+            <w:r>
+              <w:rPr>
+                <w:sz w:val="20"/>
+                <w:szCs w:val="20"/>
+              </w:rPr>
+              <w:t xml:space="preserve">Alertas atómicas y configuración segura de la app web</w:t>
+            </w:r>
+          </w:p>
+        </w:tc>
+        <w:tc>
+          <w:tcPr>
+            <w:tcW w:w="902" w:type="dxa"/>
+            <w:tcBorders>
+              <w:top w:val="single" w:sz="4" w:space="0" w:color="A6A6A6"/>
+              <w:left w:val="single" w:sz="4" w:space="0" w:color="A6A6A6"/>
+              <w:bottom w:val="single" w:sz="4" w:space="0" w:color="A6A6A6"/>
+              <w:right w:val="single" w:sz="4" w:space="0" w:color="A6A6A6"/>
+            </w:tcBorders>
+            <w:tcMar>
+              <w:top w:w="60" w:type="dxa"/>
+              <w:left w:w="100" w:type="dxa"/>
+              <w:bottom w:w="60" w:type="dxa"/>
+              <w:right w:w="100" w:type="dxa"/>
+            </w:tcMar>
+          </w:tcPr>
+          <w:p>
+            <w:r>
+              <w:rPr>
+                <w:sz w:val="20"/>
+                <w:szCs w:val="20"/>
+              </w:rPr>
+              <w:t xml:space="preserve">#49, #50</w:t>
+            </w:r>
+          </w:p>
+        </w:tc>
+        <w:tc>
+          <w:tcPr>
+            <w:tcW w:w="1444" w:type="dxa"/>
+            <w:tcBorders>
+              <w:top w:val="single" w:sz="4" w:space="0" w:color="A6A6A6"/>
+              <w:left w:val="single" w:sz="4" w:space="0" w:color="A6A6A6"/>
+              <w:bottom w:val="single" w:sz="4" w:space="0" w:color="A6A6A6"/>
+              <w:right w:val="single" w:sz="4" w:space="0" w:color="A6A6A6"/>
+            </w:tcBorders>
+            <w:tcMar>
+              <w:top w:w="60" w:type="dxa"/>
+              <w:left w:w="100" w:type="dxa"/>
+              <w:bottom w:w="60" w:type="dxa"/>
+              <w:right w:w="100" w:type="dxa"/>
+            </w:tcMar>
+          </w:tcPr>
+          <w:p>
+            <w:r>
+              <w:rPr>
+                <w:sz w:val="20"/>
+                <w:szCs w:val="20"/>
+              </w:rPr>
+              <w:t xml:space="preserve">Francisco</w:t>
+            </w:r>
+          </w:p>
+        </w:tc>
+        <w:tc>
+          <w:tcPr>
+            <w:tcW w:w="1987" w:type="dxa"/>
+            <w:tcBorders>
+              <w:top w:val="single" w:sz="4" w:space="0" w:color="A6A6A6"/>
+              <w:left w:val="single" w:sz="4" w:space="0" w:color="A6A6A6"/>
+              <w:bottom w:val="single" w:sz="4" w:space="0" w:color="A6A6A6"/>
+              <w:right w:val="single" w:sz="4" w:space="0" w:color="A6A6A6"/>
+            </w:tcBorders>
+            <w:tcMar>
+              <w:top w:w="60" w:type="dxa"/>
+              <w:left w:w="100" w:type="dxa"/>
+              <w:bottom w:w="60" w:type="dxa"/>
+              <w:right w:w="100" w:type="dxa"/>
+            </w:tcMar>
+          </w:tcPr>
+          <w:p>
+            <w:r>
+              <w:rPr>
+                <w:sz w:val="20"/>
+                <w:szCs w:val="20"/>
+              </w:rPr>
+              <w:t xml:space="preserve">2026-10-27</w:t>
+            </w:r>
+          </w:p>
+        </w:tc>
+      </w:tr>
+      <w:tr>
+        <w:tc>
+          <w:tcPr>
+            <w:tcW w:w="4693" w:type="dxa"/>
+            <w:tcBorders>
+              <w:top w:val="single" w:sz="4" w:space="0" w:color="A6A6A6"/>
+              <w:left w:val="single" w:sz="4" w:space="0" w:color="A6A6A6"/>
+              <w:bottom w:val="single" w:sz="4" w:space="0" w:color="A6A6A6"/>
+              <w:right w:val="single" w:sz="4" w:space="0" w:color="A6A6A6"/>
+            </w:tcBorders>
+            <w:tcMar>
+              <w:top w:w="60" w:type="dxa"/>
+              <w:left w:w="100" w:type="dxa"/>
+              <w:bottom w:w="60" w:type="dxa"/>
+              <w:right w:w="100" w:type="dxa"/>
+            </w:tcMar>
+          </w:tcPr>
+          <w:p>
+            <w:r>
+              <w:rPr>
+                <w:sz w:val="20"/>
+                <w:szCs w:val="20"/>
+              </w:rPr>
+              <w:t xml:space="preserve">Bloqueo de cuentas por tiempo (CU00)</w:t>
+            </w:r>
+          </w:p>
+        </w:tc>
+        <w:tc>
+          <w:tcPr>
+            <w:tcW w:w="902" w:type="dxa"/>
+            <w:tcBorders>
+              <w:top w:val="single" w:sz="4" w:space="0" w:color="A6A6A6"/>
+              <w:left w:val="single" w:sz="4" w:space="0" w:color="A6A6A6"/>
+              <w:bottom w:val="single" w:sz="4" w:space="0" w:color="A6A6A6"/>
+              <w:right w:val="single" w:sz="4" w:space="0" w:color="A6A6A6"/>
+            </w:tcBorders>
+            <w:tcMar>
+              <w:top w:w="60" w:type="dxa"/>
+              <w:left w:w="100" w:type="dxa"/>
+              <w:bottom w:w="60" w:type="dxa"/>
+              <w:right w:w="100" w:type="dxa"/>
+            </w:tcMar>
+          </w:tcPr>
+          <w:p>
+            <w:r>
+              <w:rPr>
+                <w:sz w:val="20"/>
+                <w:szCs w:val="20"/>
+              </w:rPr>
+              <w:t xml:space="preserve">#51</w:t>
+            </w:r>
+          </w:p>
+        </w:tc>
+        <w:tc>
+          <w:tcPr>
+            <w:tcW w:w="1444" w:type="dxa"/>
+            <w:tcBorders>
+              <w:top w:val="single" w:sz="4" w:space="0" w:color="A6A6A6"/>
+              <w:left w:val="single" w:sz="4" w:space="0" w:color="A6A6A6"/>
+              <w:bottom w:val="single" w:sz="4" w:space="0" w:color="A6A6A6"/>
+              <w:right w:val="single" w:sz="4" w:space="0" w:color="A6A6A6"/>
+            </w:tcBorders>
+            <w:tcMar>
+              <w:top w:w="60" w:type="dxa"/>
+              <w:left w:w="100" w:type="dxa"/>
+              <w:bottom w:w="60" w:type="dxa"/>
+              <w:right w:w="100" w:type="dxa"/>
+            </w:tcMar>
+          </w:tcPr>
+          <w:p>
+            <w:r>
+              <w:rPr>
+                <w:sz w:val="20"/>
+                <w:szCs w:val="20"/>
+              </w:rPr>
+              <w:t xml:space="preserve">Francisco</w:t>
+            </w:r>
+          </w:p>
+        </w:tc>
+        <w:tc>
+          <w:tcPr>
+            <w:tcW w:w="1987" w:type="dxa"/>
+            <w:tcBorders>
+              <w:top w:val="single" w:sz="4" w:space="0" w:color="A6A6A6"/>
+              <w:left w:val="single" w:sz="4" w:space="0" w:color="A6A6A6"/>
+              <w:bottom w:val="single" w:sz="4" w:space="0" w:color="A6A6A6"/>
+              <w:right w:val="single" w:sz="4" w:space="0" w:color="A6A6A6"/>
+            </w:tcBorders>
+            <w:tcMar>
+              <w:top w:w="60" w:type="dxa"/>
+              <w:left w:w="100" w:type="dxa"/>
+              <w:bottom w:w="60" w:type="dxa"/>
+              <w:right w:w="100" w:type="dxa"/>
+            </w:tcMar>
+          </w:tcPr>
+          <w:p>
+            <w:r>
+              <w:rPr>
+                <w:sz w:val="20"/>
+                <w:szCs w:val="20"/>
+              </w:rPr>
+              <w:t xml:space="preserve">2026-10-28</w:t>
+            </w:r>
+          </w:p>
+        </w:tc>
+      </w:tr>
+      <w:tr>
+        <w:tc>
+          <w:tcPr>
+            <w:tcW w:w="4693" w:type="dxa"/>
+            <w:tcBorders>
+              <w:top w:val="single" w:sz="4" w:space="0" w:color="A6A6A6"/>
+              <w:left w:val="single" w:sz="4" w:space="0" w:color="A6A6A6"/>
+              <w:bottom w:val="single" w:sz="4" w:space="0" w:color="A6A6A6"/>
+              <w:right w:val="single" w:sz="4" w:space="0" w:color="A6A6A6"/>
+            </w:tcBorders>
+            <w:tcMar>
+              <w:top w:w="60" w:type="dxa"/>
+              <w:left w:w="100" w:type="dxa"/>
+              <w:bottom w:w="60" w:type="dxa"/>
+              <w:right w:w="100" w:type="dxa"/>
+            </w:tcMar>
+          </w:tcPr>
+          <w:p>
+            <w:r>
+              <w:rPr>
+                <w:sz w:val="20"/>
+                <w:szCs w:val="20"/>
+              </w:rPr>
+              <w:t xml:space="preserve">Foto sin productos y robustez de la app web</w:t>
+            </w:r>
+          </w:p>
+        </w:tc>
+        <w:tc>
+          <w:tcPr>
+            <w:tcW w:w="902" w:type="dxa"/>
+            <w:tcBorders>
+              <w:top w:val="single" w:sz="4" w:space="0" w:color="A6A6A6"/>
+              <w:left w:val="single" w:sz="4" w:space="0" w:color="A6A6A6"/>
+              <w:bottom w:val="single" w:sz="4" w:space="0" w:color="A6A6A6"/>
+              <w:right w:val="single" w:sz="4" w:space="0" w:color="A6A6A6"/>
+            </w:tcBorders>
+            <w:tcMar>
+              <w:top w:w="60" w:type="dxa"/>
+              <w:left w:w="100" w:type="dxa"/>
+              <w:bottom w:w="60" w:type="dxa"/>
+              <w:right w:w="100" w:type="dxa"/>
+            </w:tcMar>
+          </w:tcPr>
+          <w:p>
+            <w:r>
+              <w:rPr>
+                <w:sz w:val="20"/>
+                <w:szCs w:val="20"/>
+              </w:rPr>
+              <w:t xml:space="preserve">#52, #53</w:t>
+            </w:r>
+          </w:p>
+        </w:tc>
+        <w:tc>
+          <w:tcPr>
+            <w:tcW w:w="1444" w:type="dxa"/>
+            <w:tcBorders>
+              <w:top w:val="single" w:sz="4" w:space="0" w:color="A6A6A6"/>
+              <w:left w:val="single" w:sz="4" w:space="0" w:color="A6A6A6"/>
+              <w:bottom w:val="single" w:sz="4" w:space="0" w:color="A6A6A6"/>
+              <w:right w:val="single" w:sz="4" w:space="0" w:color="A6A6A6"/>
+            </w:tcBorders>
+            <w:tcMar>
+              <w:top w:w="60" w:type="dxa"/>
+              <w:left w:w="100" w:type="dxa"/>
+              <w:bottom w:w="60" w:type="dxa"/>
+              <w:right w:w="100" w:type="dxa"/>
+            </w:tcMar>
+          </w:tcPr>
+          <w:p>
+            <w:r>
+              <w:rPr>
+                <w:sz w:val="20"/>
+                <w:szCs w:val="20"/>
+              </w:rPr>
+              <w:t xml:space="preserve">Mariana</w:t>
+            </w:r>
+          </w:p>
+        </w:tc>
+        <w:tc>
+          <w:tcPr>
+            <w:tcW w:w="1987" w:type="dxa"/>
+            <w:tcBorders>
+              <w:top w:val="single" w:sz="4" w:space="0" w:color="A6A6A6"/>
+              <w:left w:val="single" w:sz="4" w:space="0" w:color="A6A6A6"/>
+              <w:bottom w:val="single" w:sz="4" w:space="0" w:color="A6A6A6"/>
+              <w:right w:val="single" w:sz="4" w:space="0" w:color="A6A6A6"/>
+            </w:tcBorders>
+            <w:tcMar>
+              <w:top w:w="60" w:type="dxa"/>
+              <w:left w:w="100" w:type="dxa"/>
+              <w:bottom w:w="60" w:type="dxa"/>
+              <w:right w:w="100" w:type="dxa"/>
+            </w:tcMar>
+          </w:tcPr>
+          <w:p>
+            <w:r>
+              <w:rPr>
+                <w:sz w:val="20"/>
+                <w:szCs w:val="20"/>
+              </w:rPr>
+              <w:t xml:space="preserve">2026-10-28</w:t>
+            </w:r>
+          </w:p>
+        </w:tc>
+      </w:tr>
+      <w:tr>
+        <w:tc>
+          <w:tcPr>
+            <w:tcW w:w="4693" w:type="dxa"/>
+            <w:tcBorders>
+              <w:top w:val="single" w:sz="4" w:space="0" w:color="A6A6A6"/>
+              <w:left w:val="single" w:sz="4" w:space="0" w:color="A6A6A6"/>
+              <w:bottom w:val="single" w:sz="4" w:space="0" w:color="A6A6A6"/>
+              <w:right w:val="single" w:sz="4" w:space="0" w:color="A6A6A6"/>
+            </w:tcBorders>
+            <w:tcMar>
+              <w:top w:w="60" w:type="dxa"/>
+              <w:left w:w="100" w:type="dxa"/>
+              <w:bottom w:w="60" w:type="dxa"/>
+              <w:right w:w="100" w:type="dxa"/>
+            </w:tcMar>
+          </w:tcPr>
+          <w:p>
+            <w:r>
+              <w:rPr>
+                <w:sz w:val="20"/>
+                <w:szCs w:val="20"/>
+              </w:rPr>
+              <w:t xml:space="preserve">Limpieza de código y fijar acciones de CI</w:t>
+            </w:r>
+          </w:p>
+        </w:tc>
+        <w:tc>
+          <w:tcPr>
+            <w:tcW w:w="902" w:type="dxa"/>
+            <w:tcBorders>
+              <w:top w:val="single" w:sz="4" w:space="0" w:color="A6A6A6"/>
+              <w:left w:val="single" w:sz="4" w:space="0" w:color="A6A6A6"/>
+              <w:bottom w:val="single" w:sz="4" w:space="0" w:color="A6A6A6"/>
+              <w:right w:val="single" w:sz="4" w:space="0" w:color="A6A6A6"/>
+            </w:tcBorders>
+            <w:tcMar>
+              <w:top w:w="60" w:type="dxa"/>
+              <w:left w:w="100" w:type="dxa"/>
+              <w:bottom w:w="60" w:type="dxa"/>
+              <w:right w:w="100" w:type="dxa"/>
+            </w:tcMar>
+          </w:tcPr>
+          <w:p>
+            <w:r>
+              <w:rPr>
+                <w:sz w:val="20"/>
+                <w:szCs w:val="20"/>
+              </w:rPr>
+              <w:t xml:space="preserve">#54</w:t>
+            </w:r>
+          </w:p>
+        </w:tc>
+        <w:tc>
+          <w:tcPr>
+            <w:tcW w:w="1444" w:type="dxa"/>
+            <w:tcBorders>
+              <w:top w:val="single" w:sz="4" w:space="0" w:color="A6A6A6"/>
+              <w:left w:val="single" w:sz="4" w:space="0" w:color="A6A6A6"/>
+              <w:bottom w:val="single" w:sz="4" w:space="0" w:color="A6A6A6"/>
+              <w:right w:val="single" w:sz="4" w:space="0" w:color="A6A6A6"/>
+            </w:tcBorders>
+            <w:tcMar>
+              <w:top w:w="60" w:type="dxa"/>
+              <w:left w:w="100" w:type="dxa"/>
+              <w:bottom w:w="60" w:type="dxa"/>
+              <w:right w:w="100" w:type="dxa"/>
+            </w:tcMar>
+          </w:tcPr>
+          <w:p>
+            <w:r>
+              <w:rPr>
+                <w:sz w:val="20"/>
+                <w:szCs w:val="20"/>
+              </w:rPr>
+              <w:t xml:space="preserve">Nicko</w:t>
+            </w:r>
+          </w:p>
+        </w:tc>
+        <w:tc>
+          <w:tcPr>
+            <w:tcW w:w="1987" w:type="dxa"/>
+            <w:tcBorders>
+              <w:top w:val="single" w:sz="4" w:space="0" w:color="A6A6A6"/>
+              <w:left w:val="single" w:sz="4" w:space="0" w:color="A6A6A6"/>
+              <w:bottom w:val="single" w:sz="4" w:space="0" w:color="A6A6A6"/>
+              <w:right w:val="single" w:sz="4" w:space="0" w:color="A6A6A6"/>
+            </w:tcBorders>
+            <w:tcMar>
+              <w:top w:w="60" w:type="dxa"/>
+              <w:left w:w="100" w:type="dxa"/>
+              <w:bottom w:w="60" w:type="dxa"/>
+              <w:right w:w="100" w:type="dxa"/>
+            </w:tcMar>
+          </w:tcPr>
+          <w:p>
+            <w:r>
+              <w:rPr>
+                <w:sz w:val="20"/>
+                <w:szCs w:val="20"/>
+              </w:rPr>
+              <w:t xml:space="preserve">2026-10-30</w:t>
+            </w:r>
+          </w:p>
+        </w:tc>
+      </w:tr>
+      <w:tr>
+        <w:tc>
+          <w:tcPr>
+            <w:tcW w:w="4693" w:type="dxa"/>
+            <w:tcBorders>
+              <w:top w:val="single" w:sz="4" w:space="0" w:color="A6A6A6"/>
+              <w:left w:val="single" w:sz="4" w:space="0" w:color="A6A6A6"/>
+              <w:bottom w:val="single" w:sz="4" w:space="0" w:color="A6A6A6"/>
+              <w:right w:val="single" w:sz="4" w:space="0" w:color="A6A6A6"/>
+            </w:tcBorders>
+            <w:tcMar>
+              <w:top w:w="60" w:type="dxa"/>
+              <w:left w:w="100" w:type="dxa"/>
+              <w:bottom w:w="60" w:type="dxa"/>
+              <w:right w:w="100" w:type="dxa"/>
+            </w:tcMar>
+          </w:tcPr>
+          <w:p>
+            <w:r>
+              <w:rPr>
+                <w:sz w:val="20"/>
+                <w:szCs w:val="20"/>
+              </w:rPr>
+              <w:t xml:space="preserve">Detector con ruido de cámara de sala</w:t>
+            </w:r>
+          </w:p>
+        </w:tc>
+        <w:tc>
+          <w:tcPr>
+            <w:tcW w:w="902" w:type="dxa"/>
+            <w:tcBorders>
+              <w:top w:val="single" w:sz="4" w:space="0" w:color="A6A6A6"/>
+              <w:left w:val="single" w:sz="4" w:space="0" w:color="A6A6A6"/>
+              <w:bottom w:val="single" w:sz="4" w:space="0" w:color="A6A6A6"/>
+              <w:right w:val="single" w:sz="4" w:space="0" w:color="A6A6A6"/>
+            </w:tcBorders>
+            <w:tcMar>
+              <w:top w:w="60" w:type="dxa"/>
+              <w:left w:w="100" w:type="dxa"/>
+              <w:bottom w:w="60" w:type="dxa"/>
+              <w:right w:w="100" w:type="dxa"/>
+            </w:tcMar>
+          </w:tcPr>
+          <w:p>
+            <w:r>
+              <w:rPr>
+                <w:sz w:val="20"/>
+                <w:szCs w:val="20"/>
+              </w:rPr>
+              <w:t xml:space="preserve">#55</w:t>
+            </w:r>
+          </w:p>
+        </w:tc>
+        <w:tc>
+          <w:tcPr>
+            <w:tcW w:w="1444" w:type="dxa"/>
+            <w:tcBorders>
+              <w:top w:val="single" w:sz="4" w:space="0" w:color="A6A6A6"/>
+              <w:left w:val="single" w:sz="4" w:space="0" w:color="A6A6A6"/>
+              <w:bottom w:val="single" w:sz="4" w:space="0" w:color="A6A6A6"/>
+              <w:right w:val="single" w:sz="4" w:space="0" w:color="A6A6A6"/>
+            </w:tcBorders>
+            <w:tcMar>
+              <w:top w:w="60" w:type="dxa"/>
+              <w:left w:w="100" w:type="dxa"/>
+              <w:bottom w:w="60" w:type="dxa"/>
+              <w:right w:w="100" w:type="dxa"/>
+            </w:tcMar>
+          </w:tcPr>
+          <w:p>
+            <w:r>
+              <w:rPr>
+                <w:sz w:val="20"/>
+                <w:szCs w:val="20"/>
+              </w:rPr>
+              <w:t xml:space="preserve">Francisco</w:t>
+            </w:r>
+          </w:p>
+        </w:tc>
+        <w:tc>
+          <w:tcPr>
+            <w:tcW w:w="1987" w:type="dxa"/>
+            <w:tcBorders>
+              <w:top w:val="single" w:sz="4" w:space="0" w:color="A6A6A6"/>
+              <w:left w:val="single" w:sz="4" w:space="0" w:color="A6A6A6"/>
+              <w:bottom w:val="single" w:sz="4" w:space="0" w:color="A6A6A6"/>
+              <w:right w:val="single" w:sz="4" w:space="0" w:color="A6A6A6"/>
+            </w:tcBorders>
+            <w:tcMar>
+              <w:top w:w="60" w:type="dxa"/>
+              <w:left w:w="100" w:type="dxa"/>
+              <w:bottom w:w="60" w:type="dxa"/>
+              <w:right w:w="100" w:type="dxa"/>
+            </w:tcMar>
+          </w:tcPr>
+          <w:p>
+            <w:r>
+              <w:rPr>
+                <w:sz w:val="20"/>
+                <w:szCs w:val="20"/>
+              </w:rPr>
+              <w:t xml:space="preserve">2026-11-06</w:t>
             </w:r>
           </w:p>
         </w:tc>
@@ -6926,7 +8121,7 @@
           <w:sz w:val="18"/>
           <w:szCs w:val="18"/>
         </w:rPr>
-        <w:t>Tabla 4. Próximos pasos con responsable y fecha (backlog y Carta Gantt).</w:t>
+        <w:t xml:space="preserve">Tabla 4. Próximos pasos con responsable y fecha (backlog y Carta Gantt). Responsables y fechas de #49 a #55: propuesta a confirmar.</w:t>
       </w:r>
     </w:p>
     <w:p>
@@ -8577,6 +9772,25 @@
       </w:r>
       <w:r>
         <w:t>), así la diferencia se debe solo a la detección.</w:t>
+      </w:r>
+    </w:p>
+    <w:p>
+      <w:pPr>
+        <w:pStyle w:val="Prrafodelista"/>
+        <w:numPr>
+          <w:ilvl w:val="0"/>
+          <w:numId w:val="2"/>
+        </w:numPr>
+      </w:pPr>
+      <w:r>
+        <w:rPr>
+          <w:b/>
+          <w:bCs/>
+        </w:rPr>
+        <w:t xml:space="preserve">Modelo medido: </w:t>
+      </w:r>
+      <w:r>
+        <w:t xml:space="preserve">los 20 casos de 3.3 y 3.4 y las métricas de las 44 fotos se midieron con el yolo26s original, porque son anteriores al fine-tuning (#33). El modelo afinado se mide aparte, con 12 fotos de prueba (3.2).</w:t>
       </w:r>
     </w:p>
     <w:p>
@@ -9432,6 +10646,950 @@
                 <w:sz w:val="20"/>
                 <w:szCs w:val="20"/>
               </w:rPr>
+              <w:t xml:space="preserve">Detector afinado, 12 fotos de prueba de Kaggle, de frente (antes 0,809)</w:t>
+            </w:r>
+          </w:p>
+        </w:tc>
+        <w:tc>
+          <w:tcPr>
+            <w:tcW w:w="631" w:type="dxa"/>
+            <w:tcBorders>
+              <w:top w:val="single" w:sz="4" w:space="0" w:color="A6A6A6"/>
+              <w:left w:val="single" w:sz="4" w:space="0" w:color="A6A6A6"/>
+              <w:bottom w:val="single" w:sz="4" w:space="0" w:color="A6A6A6"/>
+              <w:right w:val="single" w:sz="4" w:space="0" w:color="A6A6A6"/>
+            </w:tcBorders>
+            <w:tcMar>
+              <w:top w:w="60" w:type="dxa"/>
+              <w:left w:w="100" w:type="dxa"/>
+              <w:bottom w:w="60" w:type="dxa"/>
+              <w:right w:w="100" w:type="dxa"/>
+            </w:tcMar>
+          </w:tcPr>
+          <w:p>
+            <w:r>
+              <w:rPr>
+                <w:sz w:val="20"/>
+                <w:szCs w:val="20"/>
+              </w:rPr>
+              <w:t xml:space="preserve">12</w:t>
+            </w:r>
+          </w:p>
+        </w:tc>
+        <w:tc>
+          <w:tcPr>
+            <w:tcW w:w="631" w:type="dxa"/>
+            <w:tcBorders>
+              <w:top w:val="single" w:sz="4" w:space="0" w:color="A6A6A6"/>
+              <w:left w:val="single" w:sz="4" w:space="0" w:color="A6A6A6"/>
+              <w:bottom w:val="single" w:sz="4" w:space="0" w:color="A6A6A6"/>
+              <w:right w:val="single" w:sz="4" w:space="0" w:color="A6A6A6"/>
+            </w:tcBorders>
+            <w:tcMar>
+              <w:top w:w="60" w:type="dxa"/>
+              <w:left w:w="100" w:type="dxa"/>
+              <w:bottom w:w="60" w:type="dxa"/>
+              <w:right w:w="100" w:type="dxa"/>
+            </w:tcMar>
+          </w:tcPr>
+          <w:p>
+            <w:r>
+              <w:rPr>
+                <w:sz w:val="20"/>
+                <w:szCs w:val="20"/>
+              </w:rPr>
+              <w:t xml:space="preserve">-</w:t>
+            </w:r>
+          </w:p>
+        </w:tc>
+        <w:tc>
+          <w:tcPr>
+            <w:tcW w:w="631" w:type="dxa"/>
+            <w:tcBorders>
+              <w:top w:val="single" w:sz="4" w:space="0" w:color="A6A6A6"/>
+              <w:left w:val="single" w:sz="4" w:space="0" w:color="A6A6A6"/>
+              <w:bottom w:val="single" w:sz="4" w:space="0" w:color="A6A6A6"/>
+              <w:right w:val="single" w:sz="4" w:space="0" w:color="A6A6A6"/>
+            </w:tcBorders>
+            <w:tcMar>
+              <w:top w:w="60" w:type="dxa"/>
+              <w:left w:w="100" w:type="dxa"/>
+              <w:bottom w:w="60" w:type="dxa"/>
+              <w:right w:w="100" w:type="dxa"/>
+            </w:tcMar>
+          </w:tcPr>
+          <w:p>
+            <w:r>
+              <w:rPr>
+                <w:sz w:val="20"/>
+                <w:szCs w:val="20"/>
+              </w:rPr>
+              <w:t xml:space="preserve">-</w:t>
+            </w:r>
+          </w:p>
+        </w:tc>
+        <w:tc>
+          <w:tcPr>
+            <w:tcW w:w="631" w:type="dxa"/>
+            <w:tcBorders>
+              <w:top w:val="single" w:sz="4" w:space="0" w:color="A6A6A6"/>
+              <w:left w:val="single" w:sz="4" w:space="0" w:color="A6A6A6"/>
+              <w:bottom w:val="single" w:sz="4" w:space="0" w:color="A6A6A6"/>
+              <w:right w:val="single" w:sz="4" w:space="0" w:color="A6A6A6"/>
+            </w:tcBorders>
+            <w:tcMar>
+              <w:top w:w="60" w:type="dxa"/>
+              <w:left w:w="100" w:type="dxa"/>
+              <w:bottom w:w="60" w:type="dxa"/>
+              <w:right w:w="100" w:type="dxa"/>
+            </w:tcMar>
+          </w:tcPr>
+          <w:p>
+            <w:r>
+              <w:rPr>
+                <w:sz w:val="20"/>
+                <w:szCs w:val="20"/>
+              </w:rPr>
+              <w:t xml:space="preserve">-</w:t>
+            </w:r>
+          </w:p>
+        </w:tc>
+        <w:tc>
+          <w:tcPr>
+            <w:tcW w:w="722" w:type="dxa"/>
+            <w:tcBorders>
+              <w:top w:val="single" w:sz="4" w:space="0" w:color="A6A6A6"/>
+              <w:left w:val="single" w:sz="4" w:space="0" w:color="A6A6A6"/>
+              <w:bottom w:val="single" w:sz="4" w:space="0" w:color="A6A6A6"/>
+              <w:right w:val="single" w:sz="4" w:space="0" w:color="A6A6A6"/>
+            </w:tcBorders>
+            <w:tcMar>
+              <w:top w:w="60" w:type="dxa"/>
+              <w:left w:w="100" w:type="dxa"/>
+              <w:bottom w:w="60" w:type="dxa"/>
+              <w:right w:w="100" w:type="dxa"/>
+            </w:tcMar>
+          </w:tcPr>
+          <w:p>
+            <w:r>
+              <w:rPr>
+                <w:sz w:val="20"/>
+                <w:szCs w:val="20"/>
+              </w:rPr>
+              <w:t xml:space="preserve">0,854</w:t>
+            </w:r>
+          </w:p>
+        </w:tc>
+        <w:tc>
+          <w:tcPr>
+            <w:tcW w:w="812" w:type="dxa"/>
+            <w:tcBorders>
+              <w:top w:val="single" w:sz="4" w:space="0" w:color="A6A6A6"/>
+              <w:left w:val="single" w:sz="4" w:space="0" w:color="A6A6A6"/>
+              <w:bottom w:val="single" w:sz="4" w:space="0" w:color="A6A6A6"/>
+              <w:right w:val="single" w:sz="4" w:space="0" w:color="A6A6A6"/>
+            </w:tcBorders>
+            <w:tcMar>
+              <w:top w:w="60" w:type="dxa"/>
+              <w:left w:w="100" w:type="dxa"/>
+              <w:bottom w:w="60" w:type="dxa"/>
+              <w:right w:w="100" w:type="dxa"/>
+            </w:tcMar>
+          </w:tcPr>
+          <w:p>
+            <w:r>
+              <w:rPr>
+                <w:sz w:val="20"/>
+                <w:szCs w:val="20"/>
+              </w:rPr>
+              <w:t xml:space="preserve">-</w:t>
+            </w:r>
+          </w:p>
+        </w:tc>
+        <w:tc>
+          <w:tcPr>
+            <w:tcW w:w="1173" w:type="dxa"/>
+            <w:tcBorders>
+              <w:top w:val="single" w:sz="4" w:space="0" w:color="A6A6A6"/>
+              <w:left w:val="single" w:sz="4" w:space="0" w:color="A6A6A6"/>
+              <w:bottom w:val="single" w:sz="4" w:space="0" w:color="A6A6A6"/>
+              <w:right w:val="single" w:sz="4" w:space="0" w:color="A6A6A6"/>
+            </w:tcBorders>
+            <w:tcMar>
+              <w:top w:w="60" w:type="dxa"/>
+              <w:left w:w="100" w:type="dxa"/>
+              <w:bottom w:w="60" w:type="dxa"/>
+              <w:right w:w="100" w:type="dxa"/>
+            </w:tcMar>
+          </w:tcPr>
+          <w:p>
+            <w:r>
+              <w:rPr>
+                <w:sz w:val="20"/>
+                <w:szCs w:val="20"/>
+              </w:rPr>
+              <w:t xml:space="preserve">-</w:t>
+            </w:r>
+          </w:p>
+        </w:tc>
+        <w:tc>
+          <w:tcPr>
+            <w:tcW w:w="1358" w:type="dxa"/>
+            <w:tcBorders>
+              <w:top w:val="single" w:sz="4" w:space="0" w:color="A6A6A6"/>
+              <w:left w:val="single" w:sz="4" w:space="0" w:color="A6A6A6"/>
+              <w:bottom w:val="single" w:sz="4" w:space="0" w:color="A6A6A6"/>
+              <w:right w:val="single" w:sz="4" w:space="0" w:color="A6A6A6"/>
+            </w:tcBorders>
+            <w:tcMar>
+              <w:top w:w="60" w:type="dxa"/>
+              <w:left w:w="100" w:type="dxa"/>
+              <w:bottom w:w="60" w:type="dxa"/>
+              <w:right w:w="100" w:type="dxa"/>
+            </w:tcMar>
+          </w:tcPr>
+          <w:p>
+            <w:r>
+              <w:rPr>
+                <w:sz w:val="20"/>
+                <w:szCs w:val="20"/>
+              </w:rPr>
+              <w:t xml:space="preserve">-</w:t>
+            </w:r>
+          </w:p>
+        </w:tc>
+      </w:tr>
+      <w:tr>
+        <w:tc>
+          <w:tcPr>
+            <w:tcW w:w="2437" w:type="dxa"/>
+            <w:tcBorders>
+              <w:top w:val="single" w:sz="4" w:space="0" w:color="A6A6A6"/>
+              <w:left w:val="single" w:sz="4" w:space="0" w:color="A6A6A6"/>
+              <w:bottom w:val="single" w:sz="4" w:space="0" w:color="A6A6A6"/>
+              <w:right w:val="single" w:sz="4" w:space="0" w:color="A6A6A6"/>
+            </w:tcBorders>
+            <w:tcMar>
+              <w:top w:w="60" w:type="dxa"/>
+              <w:left w:w="100" w:type="dxa"/>
+              <w:bottom w:w="60" w:type="dxa"/>
+              <w:right w:w="100" w:type="dxa"/>
+            </w:tcMar>
+          </w:tcPr>
+          <w:p>
+            <w:r>
+              <w:rPr>
+                <w:sz w:val="20"/>
+                <w:szCs w:val="20"/>
+              </w:rPr>
+              <w:t xml:space="preserve">Detector afinado, las mismas fotos a 20° (antes 0,778)</w:t>
+            </w:r>
+          </w:p>
+        </w:tc>
+        <w:tc>
+          <w:tcPr>
+            <w:tcW w:w="631" w:type="dxa"/>
+            <w:tcBorders>
+              <w:top w:val="single" w:sz="4" w:space="0" w:color="A6A6A6"/>
+              <w:left w:val="single" w:sz="4" w:space="0" w:color="A6A6A6"/>
+              <w:bottom w:val="single" w:sz="4" w:space="0" w:color="A6A6A6"/>
+              <w:right w:val="single" w:sz="4" w:space="0" w:color="A6A6A6"/>
+            </w:tcBorders>
+            <w:tcMar>
+              <w:top w:w="60" w:type="dxa"/>
+              <w:left w:w="100" w:type="dxa"/>
+              <w:bottom w:w="60" w:type="dxa"/>
+              <w:right w:w="100" w:type="dxa"/>
+            </w:tcMar>
+          </w:tcPr>
+          <w:p>
+            <w:r>
+              <w:rPr>
+                <w:sz w:val="20"/>
+                <w:szCs w:val="20"/>
+              </w:rPr>
+              <w:t xml:space="preserve">12</w:t>
+            </w:r>
+          </w:p>
+        </w:tc>
+        <w:tc>
+          <w:tcPr>
+            <w:tcW w:w="631" w:type="dxa"/>
+            <w:tcBorders>
+              <w:top w:val="single" w:sz="4" w:space="0" w:color="A6A6A6"/>
+              <w:left w:val="single" w:sz="4" w:space="0" w:color="A6A6A6"/>
+              <w:bottom w:val="single" w:sz="4" w:space="0" w:color="A6A6A6"/>
+              <w:right w:val="single" w:sz="4" w:space="0" w:color="A6A6A6"/>
+            </w:tcBorders>
+            <w:tcMar>
+              <w:top w:w="60" w:type="dxa"/>
+              <w:left w:w="100" w:type="dxa"/>
+              <w:bottom w:w="60" w:type="dxa"/>
+              <w:right w:w="100" w:type="dxa"/>
+            </w:tcMar>
+          </w:tcPr>
+          <w:p>
+            <w:r>
+              <w:rPr>
+                <w:sz w:val="20"/>
+                <w:szCs w:val="20"/>
+              </w:rPr>
+              <w:t xml:space="preserve">-</w:t>
+            </w:r>
+          </w:p>
+        </w:tc>
+        <w:tc>
+          <w:tcPr>
+            <w:tcW w:w="631" w:type="dxa"/>
+            <w:tcBorders>
+              <w:top w:val="single" w:sz="4" w:space="0" w:color="A6A6A6"/>
+              <w:left w:val="single" w:sz="4" w:space="0" w:color="A6A6A6"/>
+              <w:bottom w:val="single" w:sz="4" w:space="0" w:color="A6A6A6"/>
+              <w:right w:val="single" w:sz="4" w:space="0" w:color="A6A6A6"/>
+            </w:tcBorders>
+            <w:tcMar>
+              <w:top w:w="60" w:type="dxa"/>
+              <w:left w:w="100" w:type="dxa"/>
+              <w:bottom w:w="60" w:type="dxa"/>
+              <w:right w:w="100" w:type="dxa"/>
+            </w:tcMar>
+          </w:tcPr>
+          <w:p>
+            <w:r>
+              <w:rPr>
+                <w:sz w:val="20"/>
+                <w:szCs w:val="20"/>
+              </w:rPr>
+              <w:t xml:space="preserve">-</w:t>
+            </w:r>
+          </w:p>
+        </w:tc>
+        <w:tc>
+          <w:tcPr>
+            <w:tcW w:w="631" w:type="dxa"/>
+            <w:tcBorders>
+              <w:top w:val="single" w:sz="4" w:space="0" w:color="A6A6A6"/>
+              <w:left w:val="single" w:sz="4" w:space="0" w:color="A6A6A6"/>
+              <w:bottom w:val="single" w:sz="4" w:space="0" w:color="A6A6A6"/>
+              <w:right w:val="single" w:sz="4" w:space="0" w:color="A6A6A6"/>
+            </w:tcBorders>
+            <w:tcMar>
+              <w:top w:w="60" w:type="dxa"/>
+              <w:left w:w="100" w:type="dxa"/>
+              <w:bottom w:w="60" w:type="dxa"/>
+              <w:right w:w="100" w:type="dxa"/>
+            </w:tcMar>
+          </w:tcPr>
+          <w:p>
+            <w:r>
+              <w:rPr>
+                <w:sz w:val="20"/>
+                <w:szCs w:val="20"/>
+              </w:rPr>
+              <w:t xml:space="preserve">-</w:t>
+            </w:r>
+          </w:p>
+        </w:tc>
+        <w:tc>
+          <w:tcPr>
+            <w:tcW w:w="722" w:type="dxa"/>
+            <w:tcBorders>
+              <w:top w:val="single" w:sz="4" w:space="0" w:color="A6A6A6"/>
+              <w:left w:val="single" w:sz="4" w:space="0" w:color="A6A6A6"/>
+              <w:bottom w:val="single" w:sz="4" w:space="0" w:color="A6A6A6"/>
+              <w:right w:val="single" w:sz="4" w:space="0" w:color="A6A6A6"/>
+            </w:tcBorders>
+            <w:tcMar>
+              <w:top w:w="60" w:type="dxa"/>
+              <w:left w:w="100" w:type="dxa"/>
+              <w:bottom w:w="60" w:type="dxa"/>
+              <w:right w:w="100" w:type="dxa"/>
+            </w:tcMar>
+          </w:tcPr>
+          <w:p>
+            <w:r>
+              <w:rPr>
+                <w:sz w:val="20"/>
+                <w:szCs w:val="20"/>
+              </w:rPr>
+              <w:t xml:space="preserve">0,837</w:t>
+            </w:r>
+          </w:p>
+        </w:tc>
+        <w:tc>
+          <w:tcPr>
+            <w:tcW w:w="812" w:type="dxa"/>
+            <w:tcBorders>
+              <w:top w:val="single" w:sz="4" w:space="0" w:color="A6A6A6"/>
+              <w:left w:val="single" w:sz="4" w:space="0" w:color="A6A6A6"/>
+              <w:bottom w:val="single" w:sz="4" w:space="0" w:color="A6A6A6"/>
+              <w:right w:val="single" w:sz="4" w:space="0" w:color="A6A6A6"/>
+            </w:tcBorders>
+            <w:tcMar>
+              <w:top w:w="60" w:type="dxa"/>
+              <w:left w:w="100" w:type="dxa"/>
+              <w:bottom w:w="60" w:type="dxa"/>
+              <w:right w:w="100" w:type="dxa"/>
+            </w:tcMar>
+          </w:tcPr>
+          <w:p>
+            <w:r>
+              <w:rPr>
+                <w:sz w:val="20"/>
+                <w:szCs w:val="20"/>
+              </w:rPr>
+              <w:t xml:space="preserve">-</w:t>
+            </w:r>
+          </w:p>
+        </w:tc>
+        <w:tc>
+          <w:tcPr>
+            <w:tcW w:w="1173" w:type="dxa"/>
+            <w:tcBorders>
+              <w:top w:val="single" w:sz="4" w:space="0" w:color="A6A6A6"/>
+              <w:left w:val="single" w:sz="4" w:space="0" w:color="A6A6A6"/>
+              <w:bottom w:val="single" w:sz="4" w:space="0" w:color="A6A6A6"/>
+              <w:right w:val="single" w:sz="4" w:space="0" w:color="A6A6A6"/>
+            </w:tcBorders>
+            <w:tcMar>
+              <w:top w:w="60" w:type="dxa"/>
+              <w:left w:w="100" w:type="dxa"/>
+              <w:bottom w:w="60" w:type="dxa"/>
+              <w:right w:w="100" w:type="dxa"/>
+            </w:tcMar>
+          </w:tcPr>
+          <w:p>
+            <w:r>
+              <w:rPr>
+                <w:sz w:val="20"/>
+                <w:szCs w:val="20"/>
+              </w:rPr>
+              <w:t xml:space="preserve">-</w:t>
+            </w:r>
+          </w:p>
+        </w:tc>
+        <w:tc>
+          <w:tcPr>
+            <w:tcW w:w="1358" w:type="dxa"/>
+            <w:tcBorders>
+              <w:top w:val="single" w:sz="4" w:space="0" w:color="A6A6A6"/>
+              <w:left w:val="single" w:sz="4" w:space="0" w:color="A6A6A6"/>
+              <w:bottom w:val="single" w:sz="4" w:space="0" w:color="A6A6A6"/>
+              <w:right w:val="single" w:sz="4" w:space="0" w:color="A6A6A6"/>
+            </w:tcBorders>
+            <w:tcMar>
+              <w:top w:w="60" w:type="dxa"/>
+              <w:left w:w="100" w:type="dxa"/>
+              <w:bottom w:w="60" w:type="dxa"/>
+              <w:right w:w="100" w:type="dxa"/>
+            </w:tcMar>
+          </w:tcPr>
+          <w:p>
+            <w:r>
+              <w:rPr>
+                <w:sz w:val="20"/>
+                <w:szCs w:val="20"/>
+              </w:rPr>
+              <w:t xml:space="preserve">-</w:t>
+            </w:r>
+          </w:p>
+        </w:tc>
+      </w:tr>
+      <w:tr>
+        <w:tc>
+          <w:tcPr>
+            <w:tcW w:w="2437" w:type="dxa"/>
+            <w:tcBorders>
+              <w:top w:val="single" w:sz="4" w:space="0" w:color="A6A6A6"/>
+              <w:left w:val="single" w:sz="4" w:space="0" w:color="A6A6A6"/>
+              <w:bottom w:val="single" w:sz="4" w:space="0" w:color="A6A6A6"/>
+              <w:right w:val="single" w:sz="4" w:space="0" w:color="A6A6A6"/>
+            </w:tcBorders>
+            <w:tcMar>
+              <w:top w:w="60" w:type="dxa"/>
+              <w:left w:w="100" w:type="dxa"/>
+              <w:bottom w:w="60" w:type="dxa"/>
+              <w:right w:w="100" w:type="dxa"/>
+            </w:tcMar>
+          </w:tcPr>
+          <w:p>
+            <w:r>
+              <w:rPr>
+                <w:sz w:val="20"/>
+                <w:szCs w:val="20"/>
+              </w:rPr>
+              <w:t xml:space="preserve">Detector afinado, las mismas fotos a 35° (antes 0,701)</w:t>
+            </w:r>
+          </w:p>
+        </w:tc>
+        <w:tc>
+          <w:tcPr>
+            <w:tcW w:w="631" w:type="dxa"/>
+            <w:tcBorders>
+              <w:top w:val="single" w:sz="4" w:space="0" w:color="A6A6A6"/>
+              <w:left w:val="single" w:sz="4" w:space="0" w:color="A6A6A6"/>
+              <w:bottom w:val="single" w:sz="4" w:space="0" w:color="A6A6A6"/>
+              <w:right w:val="single" w:sz="4" w:space="0" w:color="A6A6A6"/>
+            </w:tcBorders>
+            <w:tcMar>
+              <w:top w:w="60" w:type="dxa"/>
+              <w:left w:w="100" w:type="dxa"/>
+              <w:bottom w:w="60" w:type="dxa"/>
+              <w:right w:w="100" w:type="dxa"/>
+            </w:tcMar>
+          </w:tcPr>
+          <w:p>
+            <w:r>
+              <w:rPr>
+                <w:sz w:val="20"/>
+                <w:szCs w:val="20"/>
+              </w:rPr>
+              <w:t xml:space="preserve">12</w:t>
+            </w:r>
+          </w:p>
+        </w:tc>
+        <w:tc>
+          <w:tcPr>
+            <w:tcW w:w="631" w:type="dxa"/>
+            <w:tcBorders>
+              <w:top w:val="single" w:sz="4" w:space="0" w:color="A6A6A6"/>
+              <w:left w:val="single" w:sz="4" w:space="0" w:color="A6A6A6"/>
+              <w:bottom w:val="single" w:sz="4" w:space="0" w:color="A6A6A6"/>
+              <w:right w:val="single" w:sz="4" w:space="0" w:color="A6A6A6"/>
+            </w:tcBorders>
+            <w:tcMar>
+              <w:top w:w="60" w:type="dxa"/>
+              <w:left w:w="100" w:type="dxa"/>
+              <w:bottom w:w="60" w:type="dxa"/>
+              <w:right w:w="100" w:type="dxa"/>
+            </w:tcMar>
+          </w:tcPr>
+          <w:p>
+            <w:r>
+              <w:rPr>
+                <w:sz w:val="20"/>
+                <w:szCs w:val="20"/>
+              </w:rPr>
+              <w:t xml:space="preserve">-</w:t>
+            </w:r>
+          </w:p>
+        </w:tc>
+        <w:tc>
+          <w:tcPr>
+            <w:tcW w:w="631" w:type="dxa"/>
+            <w:tcBorders>
+              <w:top w:val="single" w:sz="4" w:space="0" w:color="A6A6A6"/>
+              <w:left w:val="single" w:sz="4" w:space="0" w:color="A6A6A6"/>
+              <w:bottom w:val="single" w:sz="4" w:space="0" w:color="A6A6A6"/>
+              <w:right w:val="single" w:sz="4" w:space="0" w:color="A6A6A6"/>
+            </w:tcBorders>
+            <w:tcMar>
+              <w:top w:w="60" w:type="dxa"/>
+              <w:left w:w="100" w:type="dxa"/>
+              <w:bottom w:w="60" w:type="dxa"/>
+              <w:right w:w="100" w:type="dxa"/>
+            </w:tcMar>
+          </w:tcPr>
+          <w:p>
+            <w:r>
+              <w:rPr>
+                <w:sz w:val="20"/>
+                <w:szCs w:val="20"/>
+              </w:rPr>
+              <w:t xml:space="preserve">-</w:t>
+            </w:r>
+          </w:p>
+        </w:tc>
+        <w:tc>
+          <w:tcPr>
+            <w:tcW w:w="631" w:type="dxa"/>
+            <w:tcBorders>
+              <w:top w:val="single" w:sz="4" w:space="0" w:color="A6A6A6"/>
+              <w:left w:val="single" w:sz="4" w:space="0" w:color="A6A6A6"/>
+              <w:bottom w:val="single" w:sz="4" w:space="0" w:color="A6A6A6"/>
+              <w:right w:val="single" w:sz="4" w:space="0" w:color="A6A6A6"/>
+            </w:tcBorders>
+            <w:tcMar>
+              <w:top w:w="60" w:type="dxa"/>
+              <w:left w:w="100" w:type="dxa"/>
+              <w:bottom w:w="60" w:type="dxa"/>
+              <w:right w:w="100" w:type="dxa"/>
+            </w:tcMar>
+          </w:tcPr>
+          <w:p>
+            <w:r>
+              <w:rPr>
+                <w:sz w:val="20"/>
+                <w:szCs w:val="20"/>
+              </w:rPr>
+              <w:t xml:space="preserve">-</w:t>
+            </w:r>
+          </w:p>
+        </w:tc>
+        <w:tc>
+          <w:tcPr>
+            <w:tcW w:w="722" w:type="dxa"/>
+            <w:tcBorders>
+              <w:top w:val="single" w:sz="4" w:space="0" w:color="A6A6A6"/>
+              <w:left w:val="single" w:sz="4" w:space="0" w:color="A6A6A6"/>
+              <w:bottom w:val="single" w:sz="4" w:space="0" w:color="A6A6A6"/>
+              <w:right w:val="single" w:sz="4" w:space="0" w:color="A6A6A6"/>
+            </w:tcBorders>
+            <w:tcMar>
+              <w:top w:w="60" w:type="dxa"/>
+              <w:left w:w="100" w:type="dxa"/>
+              <w:bottom w:w="60" w:type="dxa"/>
+              <w:right w:w="100" w:type="dxa"/>
+            </w:tcMar>
+          </w:tcPr>
+          <w:p>
+            <w:r>
+              <w:rPr>
+                <w:sz w:val="20"/>
+                <w:szCs w:val="20"/>
+              </w:rPr>
+              <w:t xml:space="preserve">0,818</w:t>
+            </w:r>
+          </w:p>
+        </w:tc>
+        <w:tc>
+          <w:tcPr>
+            <w:tcW w:w="812" w:type="dxa"/>
+            <w:tcBorders>
+              <w:top w:val="single" w:sz="4" w:space="0" w:color="A6A6A6"/>
+              <w:left w:val="single" w:sz="4" w:space="0" w:color="A6A6A6"/>
+              <w:bottom w:val="single" w:sz="4" w:space="0" w:color="A6A6A6"/>
+              <w:right w:val="single" w:sz="4" w:space="0" w:color="A6A6A6"/>
+            </w:tcBorders>
+            <w:tcMar>
+              <w:top w:w="60" w:type="dxa"/>
+              <w:left w:w="100" w:type="dxa"/>
+              <w:bottom w:w="60" w:type="dxa"/>
+              <w:right w:w="100" w:type="dxa"/>
+            </w:tcMar>
+          </w:tcPr>
+          <w:p>
+            <w:r>
+              <w:rPr>
+                <w:sz w:val="20"/>
+                <w:szCs w:val="20"/>
+              </w:rPr>
+              <w:t xml:space="preserve">-</w:t>
+            </w:r>
+          </w:p>
+        </w:tc>
+        <w:tc>
+          <w:tcPr>
+            <w:tcW w:w="1173" w:type="dxa"/>
+            <w:tcBorders>
+              <w:top w:val="single" w:sz="4" w:space="0" w:color="A6A6A6"/>
+              <w:left w:val="single" w:sz="4" w:space="0" w:color="A6A6A6"/>
+              <w:bottom w:val="single" w:sz="4" w:space="0" w:color="A6A6A6"/>
+              <w:right w:val="single" w:sz="4" w:space="0" w:color="A6A6A6"/>
+            </w:tcBorders>
+            <w:tcMar>
+              <w:top w:w="60" w:type="dxa"/>
+              <w:left w:w="100" w:type="dxa"/>
+              <w:bottom w:w="60" w:type="dxa"/>
+              <w:right w:w="100" w:type="dxa"/>
+            </w:tcMar>
+          </w:tcPr>
+          <w:p>
+            <w:r>
+              <w:rPr>
+                <w:sz w:val="20"/>
+                <w:szCs w:val="20"/>
+              </w:rPr>
+              <w:t xml:space="preserve">-</w:t>
+            </w:r>
+          </w:p>
+        </w:tc>
+        <w:tc>
+          <w:tcPr>
+            <w:tcW w:w="1358" w:type="dxa"/>
+            <w:tcBorders>
+              <w:top w:val="single" w:sz="4" w:space="0" w:color="A6A6A6"/>
+              <w:left w:val="single" w:sz="4" w:space="0" w:color="A6A6A6"/>
+              <w:bottom w:val="single" w:sz="4" w:space="0" w:color="A6A6A6"/>
+              <w:right w:val="single" w:sz="4" w:space="0" w:color="A6A6A6"/>
+            </w:tcBorders>
+            <w:tcMar>
+              <w:top w:w="60" w:type="dxa"/>
+              <w:left w:w="100" w:type="dxa"/>
+              <w:bottom w:w="60" w:type="dxa"/>
+              <w:right w:w="100" w:type="dxa"/>
+            </w:tcMar>
+          </w:tcPr>
+          <w:p>
+            <w:r>
+              <w:rPr>
+                <w:sz w:val="20"/>
+                <w:szCs w:val="20"/>
+              </w:rPr>
+              <w:t xml:space="preserve">-</w:t>
+            </w:r>
+          </w:p>
+        </w:tc>
+      </w:tr>
+      <w:tr>
+        <w:tc>
+          <w:tcPr>
+            <w:tcW w:w="2437" w:type="dxa"/>
+            <w:tcBorders>
+              <w:top w:val="single" w:sz="4" w:space="0" w:color="A6A6A6"/>
+              <w:left w:val="single" w:sz="4" w:space="0" w:color="A6A6A6"/>
+              <w:bottom w:val="single" w:sz="4" w:space="0" w:color="A6A6A6"/>
+              <w:right w:val="single" w:sz="4" w:space="0" w:color="A6A6A6"/>
+            </w:tcBorders>
+            <w:tcMar>
+              <w:top w:w="60" w:type="dxa"/>
+              <w:left w:w="100" w:type="dxa"/>
+              <w:bottom w:w="60" w:type="dxa"/>
+              <w:right w:w="100" w:type="dxa"/>
+            </w:tcMar>
+          </w:tcPr>
+          <w:p>
+            <w:r>
+              <w:rPr>
+                <w:sz w:val="20"/>
+                <w:szCs w:val="20"/>
+              </w:rPr>
+              <w:t xml:space="preserve">Detector afinado, test de SKU-110K (antes mAP50 0,950 y mAP50-95 0,610)</w:t>
+            </w:r>
+          </w:p>
+        </w:tc>
+        <w:tc>
+          <w:tcPr>
+            <w:tcW w:w="631" w:type="dxa"/>
+            <w:tcBorders>
+              <w:top w:val="single" w:sz="4" w:space="0" w:color="A6A6A6"/>
+              <w:left w:val="single" w:sz="4" w:space="0" w:color="A6A6A6"/>
+              <w:bottom w:val="single" w:sz="4" w:space="0" w:color="A6A6A6"/>
+              <w:right w:val="single" w:sz="4" w:space="0" w:color="A6A6A6"/>
+            </w:tcBorders>
+            <w:tcMar>
+              <w:top w:w="60" w:type="dxa"/>
+              <w:left w:w="100" w:type="dxa"/>
+              <w:bottom w:w="60" w:type="dxa"/>
+              <w:right w:w="100" w:type="dxa"/>
+            </w:tcMar>
+          </w:tcPr>
+          <w:p>
+            <w:r>
+              <w:rPr>
+                <w:sz w:val="20"/>
+                <w:szCs w:val="20"/>
+              </w:rPr>
+              <w:t xml:space="preserve">2.935</w:t>
+            </w:r>
+          </w:p>
+        </w:tc>
+        <w:tc>
+          <w:tcPr>
+            <w:tcW w:w="631" w:type="dxa"/>
+            <w:tcBorders>
+              <w:top w:val="single" w:sz="4" w:space="0" w:color="A6A6A6"/>
+              <w:left w:val="single" w:sz="4" w:space="0" w:color="A6A6A6"/>
+              <w:bottom w:val="single" w:sz="4" w:space="0" w:color="A6A6A6"/>
+              <w:right w:val="single" w:sz="4" w:space="0" w:color="A6A6A6"/>
+            </w:tcBorders>
+            <w:tcMar>
+              <w:top w:w="60" w:type="dxa"/>
+              <w:left w:w="100" w:type="dxa"/>
+              <w:bottom w:w="60" w:type="dxa"/>
+              <w:right w:w="100" w:type="dxa"/>
+            </w:tcMar>
+          </w:tcPr>
+          <w:p>
+            <w:r>
+              <w:rPr>
+                <w:sz w:val="20"/>
+                <w:szCs w:val="20"/>
+              </w:rPr>
+              <w:t xml:space="preserve">-</w:t>
+            </w:r>
+          </w:p>
+        </w:tc>
+        <w:tc>
+          <w:tcPr>
+            <w:tcW w:w="631" w:type="dxa"/>
+            <w:tcBorders>
+              <w:top w:val="single" w:sz="4" w:space="0" w:color="A6A6A6"/>
+              <w:left w:val="single" w:sz="4" w:space="0" w:color="A6A6A6"/>
+              <w:bottom w:val="single" w:sz="4" w:space="0" w:color="A6A6A6"/>
+              <w:right w:val="single" w:sz="4" w:space="0" w:color="A6A6A6"/>
+            </w:tcBorders>
+            <w:tcMar>
+              <w:top w:w="60" w:type="dxa"/>
+              <w:left w:w="100" w:type="dxa"/>
+              <w:bottom w:w="60" w:type="dxa"/>
+              <w:right w:w="100" w:type="dxa"/>
+            </w:tcMar>
+          </w:tcPr>
+          <w:p>
+            <w:r>
+              <w:rPr>
+                <w:sz w:val="20"/>
+                <w:szCs w:val="20"/>
+              </w:rPr>
+              <w:t xml:space="preserve">0,877</w:t>
+            </w:r>
+          </w:p>
+        </w:tc>
+        <w:tc>
+          <w:tcPr>
+            <w:tcW w:w="631" w:type="dxa"/>
+            <w:tcBorders>
+              <w:top w:val="single" w:sz="4" w:space="0" w:color="A6A6A6"/>
+              <w:left w:val="single" w:sz="4" w:space="0" w:color="A6A6A6"/>
+              <w:bottom w:val="single" w:sz="4" w:space="0" w:color="A6A6A6"/>
+              <w:right w:val="single" w:sz="4" w:space="0" w:color="A6A6A6"/>
+            </w:tcBorders>
+            <w:tcMar>
+              <w:top w:w="60" w:type="dxa"/>
+              <w:left w:w="100" w:type="dxa"/>
+              <w:bottom w:w="60" w:type="dxa"/>
+              <w:right w:w="100" w:type="dxa"/>
+            </w:tcMar>
+          </w:tcPr>
+          <w:p>
+            <w:r>
+              <w:rPr>
+                <w:sz w:val="20"/>
+                <w:szCs w:val="20"/>
+              </w:rPr>
+              <w:t xml:space="preserve">-</w:t>
+            </w:r>
+          </w:p>
+        </w:tc>
+        <w:tc>
+          <w:tcPr>
+            <w:tcW w:w="722" w:type="dxa"/>
+            <w:tcBorders>
+              <w:top w:val="single" w:sz="4" w:space="0" w:color="A6A6A6"/>
+              <w:left w:val="single" w:sz="4" w:space="0" w:color="A6A6A6"/>
+              <w:bottom w:val="single" w:sz="4" w:space="0" w:color="A6A6A6"/>
+              <w:right w:val="single" w:sz="4" w:space="0" w:color="A6A6A6"/>
+            </w:tcBorders>
+            <w:tcMar>
+              <w:top w:w="60" w:type="dxa"/>
+              <w:left w:w="100" w:type="dxa"/>
+              <w:bottom w:w="60" w:type="dxa"/>
+              <w:right w:w="100" w:type="dxa"/>
+            </w:tcMar>
+          </w:tcPr>
+          <w:p>
+            <w:r>
+              <w:rPr>
+                <w:sz w:val="20"/>
+                <w:szCs w:val="20"/>
+              </w:rPr>
+              <w:t xml:space="preserve">0,940</w:t>
+            </w:r>
+          </w:p>
+        </w:tc>
+        <w:tc>
+          <w:tcPr>
+            <w:tcW w:w="812" w:type="dxa"/>
+            <w:tcBorders>
+              <w:top w:val="single" w:sz="4" w:space="0" w:color="A6A6A6"/>
+              <w:left w:val="single" w:sz="4" w:space="0" w:color="A6A6A6"/>
+              <w:bottom w:val="single" w:sz="4" w:space="0" w:color="A6A6A6"/>
+              <w:right w:val="single" w:sz="4" w:space="0" w:color="A6A6A6"/>
+            </w:tcBorders>
+            <w:tcMar>
+              <w:top w:w="60" w:type="dxa"/>
+              <w:left w:w="100" w:type="dxa"/>
+              <w:bottom w:w="60" w:type="dxa"/>
+              <w:right w:w="100" w:type="dxa"/>
+            </w:tcMar>
+          </w:tcPr>
+          <w:p>
+            <w:r>
+              <w:rPr>
+                <w:sz w:val="20"/>
+                <w:szCs w:val="20"/>
+              </w:rPr>
+              <w:t xml:space="preserve">0,533</w:t>
+            </w:r>
+          </w:p>
+        </w:tc>
+        <w:tc>
+          <w:tcPr>
+            <w:tcW w:w="1173" w:type="dxa"/>
+            <w:tcBorders>
+              <w:top w:val="single" w:sz="4" w:space="0" w:color="A6A6A6"/>
+              <w:left w:val="single" w:sz="4" w:space="0" w:color="A6A6A6"/>
+              <w:bottom w:val="single" w:sz="4" w:space="0" w:color="A6A6A6"/>
+              <w:right w:val="single" w:sz="4" w:space="0" w:color="A6A6A6"/>
+            </w:tcBorders>
+            <w:tcMar>
+              <w:top w:w="60" w:type="dxa"/>
+              <w:left w:w="100" w:type="dxa"/>
+              <w:bottom w:w="60" w:type="dxa"/>
+              <w:right w:w="100" w:type="dxa"/>
+            </w:tcMar>
+          </w:tcPr>
+          <w:p>
+            <w:r>
+              <w:rPr>
+                <w:sz w:val="20"/>
+                <w:szCs w:val="20"/>
+              </w:rPr>
+              <w:t xml:space="preserve">-</w:t>
+            </w:r>
+          </w:p>
+        </w:tc>
+        <w:tc>
+          <w:tcPr>
+            <w:tcW w:w="1358" w:type="dxa"/>
+            <w:tcBorders>
+              <w:top w:val="single" w:sz="4" w:space="0" w:color="A6A6A6"/>
+              <w:left w:val="single" w:sz="4" w:space="0" w:color="A6A6A6"/>
+              <w:bottom w:val="single" w:sz="4" w:space="0" w:color="A6A6A6"/>
+              <w:right w:val="single" w:sz="4" w:space="0" w:color="A6A6A6"/>
+            </w:tcBorders>
+            <w:tcMar>
+              <w:top w:w="60" w:type="dxa"/>
+              <w:left w:w="100" w:type="dxa"/>
+              <w:bottom w:w="60" w:type="dxa"/>
+              <w:right w:w="100" w:type="dxa"/>
+            </w:tcMar>
+          </w:tcPr>
+          <w:p>
+            <w:r>
+              <w:rPr>
+                <w:sz w:val="20"/>
+                <w:szCs w:val="20"/>
+              </w:rPr>
+              <w:t xml:space="preserve">-</w:t>
+            </w:r>
+          </w:p>
+        </w:tc>
+      </w:tr>
+      <w:tr>
+        <w:tc>
+          <w:tcPr>
+            <w:tcW w:w="2437" w:type="dxa"/>
+            <w:tcBorders>
+              <w:top w:val="single" w:sz="4" w:space="0" w:color="A6A6A6"/>
+              <w:left w:val="single" w:sz="4" w:space="0" w:color="A6A6A6"/>
+              <w:bottom w:val="single" w:sz="4" w:space="0" w:color="A6A6A6"/>
+              <w:right w:val="single" w:sz="4" w:space="0" w:color="A6A6A6"/>
+            </w:tcBorders>
+            <w:tcMar>
+              <w:top w:w="60" w:type="dxa"/>
+              <w:left w:w="100" w:type="dxa"/>
+              <w:bottom w:w="60" w:type="dxa"/>
+              <w:right w:w="100" w:type="dxa"/>
+            </w:tcMar>
+          </w:tcPr>
+          <w:p>
+            <w:r>
+              <w:rPr>
+                <w:sz w:val="20"/>
+                <w:szCs w:val="20"/>
+              </w:rPr>
               <w:t>Sistema, todas</w:t>
             </w:r>
           </w:p>
@@ -10130,7 +12288,22 @@
           <w:sz w:val="18"/>
           <w:szCs w:val="18"/>
         </w:rPr>
-        <w:t>Tabla 7. Detector y sistema completo fuera de SKU-110K. IoU medio de los aciertos: 0,82.</w:t>
+        <w:t xml:space="preserve">Tabla 7. Detector y sistema completo fuera de SKU-110K, y detector afinado (DET-07). IoU medio de los aciertos: 0,82. Las filas «Sistema» usan el yolo26s original.</w:t>
+      </w:r>
+    </w:p>
+    <w:p>
+      <w:pPr>
+        <w:jc w:val="both"/>
+      </w:pPr>
+      <w:r>
+        <w:rPr>
+          <w:b/>
+          <w:bCs/>
+        </w:rPr>
+        <w:t xml:space="preserve">Fine-tuning (#33, DET-07 de docs/test-plan.md): </w:t>
+      </w:r>
+      <w:r>
+        <w:t xml:space="preserve">el yolo26s se afinó 30 épocas con 24 fotos de Kaggle (CC0) y sus vistas giradas a 20° y 35°, más 300 fotos de SKU-110K para no olvidar (lr0 0,002). Se midió con 12 fotos de Kaggle que no se usaron para entrenar: el mAP50 sube de 0,809 a 0,854 de frente, de 0,778 a 0,837 a 20° y de 0,701 a 0,818 a 35° (este último estaba bajo el criterio de 0,70). En el test de SKU-110K el mAP50 baja de 0,950 a 0,940 y el mAP50-95 de 0,610 a 0,533. Decisión del 2026-10-21: se acepta y se relaja el criterio de no bajar el mAP50-95 de 0,610, porque SKU-110K no es el dominio de Walmart y lo que se pierde es sobre todo localización. La segunda corrida (1500 fotos de SKU-110K, lr0 0,0005) subió el mAP50-95 a 0,548 pero rindió menos fuera de dominio (mAP50 0,834 / 0,823 / 0,805), y se descartó. Cautelas: son solo 12 fotos de prueba, ellas eligieron además el mejor punto del entrenamiento, y las vistas giradas usan la misma transformación que las de entrenamiento, así que la mejora a 20° y 35° es optimista. Se revisa con el set propio (#32) y con el ruido de cámara de sala (#55).</w:t>
       </w:r>
     </w:p>
     <w:p>
@@ -10182,6 +12355,14 @@
       </w:pPr>
       <w:r>
         <w:t>Criterio de éxito: la alerta coincide con la esperada, el error de % libre es de 2 puntos o menos y F1 &gt;= 0,91. Cada lámina muestra la entrada, el resultado del sistema (huecos en rojo y cartel con el % libre y la alerta de la góndola) y el resultado esperado.</w:t>
+      </w:r>
+    </w:p>
+    <w:p>
+      <w:pPr>
+        <w:jc w:val="both"/>
+      </w:pPr>
+      <w:r>
+        <w:t xml:space="preserve">Los 10 casos se midieron con el yolo26s original, antes del fine-tuning (#33): el modelo afinado se evalúa aparte en la sección 3.2.</w:t>
       </w:r>
     </w:p>
     <w:p>
@@ -11320,6 +13501,14 @@
     </w:p>
     <w:p>
       <w:pPr>
+        <w:jc w:val="both"/>
+      </w:pPr>
+      <w:r>
+        <w:t xml:space="preserve">Igual que en 3.3, los 10 casos se midieron con el yolo26s original, antes del fine-tuning (#33). Con el modelo afinado no se repitió el recorrido de las 44 fotos: solo se midieron las 12 fotos de prueba.</w:t>
+      </w:r>
+    </w:p>
+    <w:p>
+      <w:pPr>
         <w:keepNext/>
         <w:spacing w:before="200" w:after="40"/>
       </w:pPr>
@@ -13288,6 +15477,21 @@
           <w:b/>
           <w:bCs/>
         </w:rPr>
+        <w:t xml:space="preserve">Efecto del fine-tuning (posterior a los 20 casos): </w:t>
+      </w:r>
+      <w:r>
+        <w:t xml:space="preserve">sube el mAP50 fuera de dominio entre 4 y 12 puntos en las 12 fotos de prueba, más en ángulo (35°: de 0,701 a 0,818), pero no se midió su efecto sobre las falsas alertas de las 44 fotos. En SKU-110K casi no cambia el mAP50 (0,950 a 0,940) y baja la localización (mAP50-95 de 0,610 a 0,533).</w:t>
+      </w:r>
+    </w:p>
+    <w:p>
+      <w:pPr>
+        <w:jc w:val="both"/>
+      </w:pPr>
+      <w:r>
+        <w:rPr>
+          <w:b/>
+          <w:bCs/>
+        </w:rPr>
         <w:t>Acciones prioritarias:</w:t>
       </w:r>
     </w:p>
@@ -13304,11 +15508,7 @@
           <w:b/>
           <w:bCs/>
         </w:rPr>
-        <w:lastRenderedPageBreak/>
-        <w:t>Fine-tuning del detector</w:t>
-      </w:r>
-      <w:r>
-        <w:t xml:space="preserve"> con fotos fuera de SKU-110K (envasados de Kaggle CC0, Roboflow y fotos propias, #32), separando entrenamiento y prueba. El mAP50 (0,713) queda justo sobre el criterio de 0,70, pero el recall en envasados (0,71) está lejos del 0,90 buscado, y es lo que más falsas alertas causa.</w:t>
+        <w:t xml:space="preserve">Fine-tuning del detector con fotos fuera de SKU-110K: hecho el 2026-10-21 con Kaggle CC0 (#33, ver arriba). Falta medirlo con fotos propias (#32), con ruido de cámara de sala (#55) y con el recall en envasados (0,71 antes del fine-tuning) contra el 0,90 buscado.</w:t>
       </w:r>
     </w:p>
     <w:p>
@@ -13715,7 +15915,7 @@
                 <w:sz w:val="20"/>
                 <w:szCs w:val="20"/>
               </w:rPr>
-              <w:t>Vista anotada (reportes Excel, CSV y PDF pendientes)</w:t>
+              <w:t xml:space="preserve">Vista anotada y reportes en Excel, CSV y PDF</w:t>
             </w:r>
           </w:p>
         </w:tc>
@@ -14005,7 +16205,7 @@
                 <w:sz w:val="20"/>
                 <w:szCs w:val="20"/>
               </w:rPr>
-              <w:t>218 pruebas unitarias e integración (pytest)</w:t>
+              <w:t xml:space="preserve">233 pruebas unitarias e integración (pytest)</w:t>
             </w:r>
           </w:p>
         </w:tc>
@@ -14060,7 +16260,7 @@
                 <w:sz w:val="20"/>
                 <w:szCs w:val="20"/>
               </w:rPr>
-              <w:t>Plan de pruebas, datasets, entrenamiento, curso y auditoría de la app</w:t>
+              <w:t xml:space="preserve">Plan de pruebas, datasets, entrenamiento, curso y auditoría de la app</w:t>
             </w:r>
           </w:p>
         </w:tc>
@@ -14160,18 +16360,7 @@
         </w:numPr>
       </w:pPr>
       <w:r>
-        <w:t xml:space="preserve">Clonar el repositorio, crear un entorno virtual con Python 3.13 e instalar </w:t>
-      </w:r>
-      <w:r>
-        <w:rPr>
-          <w:rFonts w:ascii="Consolas" w:eastAsia="Consolas" w:hAnsi="Consolas" w:cs="Consolas"/>
-          <w:sz w:val="20"/>
-          <w:szCs w:val="20"/>
-        </w:rPr>
-        <w:t>requirements.txt</w:t>
-      </w:r>
-      <w:r>
-        <w:t>.</w:t>
+        <w:t xml:space="preserve">Clonar el repositorio, crear un entorno virtual con Python 3.12 o superior e instalar requirements.txt.</w:t>
       </w:r>
     </w:p>
     <w:p>
@@ -14293,17 +16482,7 @@
         <w:jc w:val="both"/>
       </w:pPr>
       <w:r>
-        <w:t xml:space="preserve">Los pesos del detector entrenado no se versionan (vienen de SKU-110K, uso académico): se comparten con el equipo por Drive. </w:t>
-      </w:r>
-      <w:r>
-        <w:rPr>
-          <w:b/>
-          <w:bCs/>
-        </w:rPr>
-        <w:t>Participación en el repositorio</w:t>
-      </w:r>
-      <w:r>
-        <w:t xml:space="preserve"> (commits sin contar merges, al 2026-10-20):</w:t>
+        <w:t xml:space="preserve">Los pesos del detector entrenado no se versionan (vienen de SKU-110K, uso académico): se comparten con el equipo por Drive. Con la foto 026 de Kaggle el ejemplo del README debe dar 2% libre, sin alerta. Los pesos afinados se usan con --weights (o SHELFVISION_WEIGHTS en la app web). Participación en el repositorio (commits sin contar merges, al 2026-10-21):</w:t>
       </w:r>
     </w:p>
     <w:tbl>
@@ -14468,7 +16647,7 @@
                 <w:sz w:val="20"/>
                 <w:szCs w:val="20"/>
               </w:rPr>
-              <w:t>67</w:t>
+              <w:t xml:space="preserve">81</w:t>
             </w:r>
           </w:p>
         </w:tc>
@@ -14494,7 +16673,7 @@
                 <w:sz w:val="20"/>
                 <w:szCs w:val="20"/>
               </w:rPr>
-              <w:t>Pipeline de visión, detector, aplicación web, documentación técnica</w:t>
+              <w:t xml:space="preserve">Pipeline de visión, detector y fine-tuning, aplicación web, documentación técnica</w:t>
             </w:r>
           </w:p>
         </w:tc>
@@ -14548,7 +16727,7 @@
                 <w:sz w:val="20"/>
                 <w:szCs w:val="20"/>
               </w:rPr>
-              <w:t>40</w:t>
+              <w:t xml:space="preserve">45</w:t>
             </w:r>
           </w:p>
         </w:tc>
@@ -14574,7 +16753,7 @@
                 <w:sz w:val="20"/>
                 <w:szCs w:val="20"/>
               </w:rPr>
-              <w:t>Documentos y anexos de la Fase 1, Carta Gantt, revisión y merge de PR</w:t>
+              <w:t xml:space="preserve">Documentos y anexos de la Fase 1, Carta Gantt, revisión y merge de PR</w:t>
             </w:r>
           </w:p>
         </w:tc>
@@ -14629,7 +16808,7 @@
                 <w:sz w:val="20"/>
                 <w:szCs w:val="20"/>
               </w:rPr>
-              <w:t>25</w:t>
+              <w:t xml:space="preserve">41</w:t>
             </w:r>
           </w:p>
         </w:tc>
@@ -14655,22 +16834,7 @@
                 <w:sz w:val="20"/>
                 <w:szCs w:val="20"/>
               </w:rPr>
-              <w:t xml:space="preserve">CI y protección de </w:t>
-            </w:r>
-            <w:r>
-              <w:rPr>
-                <w:rFonts w:ascii="Consolas" w:eastAsia="Consolas" w:hAnsi="Consolas" w:cs="Consolas"/>
-                <w:sz w:val="18"/>
-                <w:szCs w:val="18"/>
-              </w:rPr>
-              <w:t>main</w:t>
-            </w:r>
-            <w:r>
-              <w:rPr>
-                <w:sz w:val="20"/>
-                <w:szCs w:val="20"/>
-              </w:rPr>
-              <w:t>, datasets, segmentación (SHARD), revisión y merge de PR</w:t>
+              <w:t xml:space="preserve">CI y protección de main, datasets, segmentación (SHARD), reportes Excel, CSV y PDF, plantillas de C.U y diagramas, revisión y merge de PR</w:t>
             </w:r>
           </w:p>
         </w:tc>
@@ -14688,7 +16852,7 @@
           <w:sz w:val="18"/>
           <w:szCs w:val="18"/>
         </w:rPr>
-        <w:t>Tabla 10. Commits por integrante (`git shortlog`, sin merges).</w:t>
+        <w:t xml:space="preserve">Tabla 10. Commits por integrante (git shortlog -sne, sin merges, con .mailmap; los de Nicko figuran con el nombre «Mateo»). Total: 167.</w:t>
       </w:r>
     </w:p>
     <w:p>
@@ -14716,13 +16880,10 @@
           <w:b/>
           <w:bCs/>
         </w:rPr>
-        <w:t>Objectives achieved.</w:t>
-      </w:r>
-      <w:r>
-        <w:t xml:space="preserve"> The hybrid pipeline required by the project (classical preprocessing, YOLO26 detection, availability post-processing) is complete and runs end to end on a single photo in about 0.7 s on CPU. The detector was trained and compared against a second variant, the shelf segmentation was measured against an external annotated dataset, and the stock-out alert follows the latest scope (whole gondola). A web application with role-based login, user management, photo analysis and alerts is operational, and every chang</w:t>
-      </w:r>
-      <w:r>
-        <w:t>e goes through pull requests with automated tests and a Docker build.</w:t>
+        <w:t xml:space="preserve">Objectives achieved.</w:t>
+      </w:r>
+      <w:r>
+        <w:t xml:space="preserve"> The hybrid pipeline required by the project (classical preprocessing, YOLO26 detection, availability post-processing) is complete and runs end to end on a single photo in about 0.7 s on CPU. The detector was trained, compared against a second variant and fine-tuned on photos outside SKU-110K, the shelf segmentation was measured against an external annotated dataset, and the stock-out alert follows the latest scope (whole gondola). A web application with role-based login, user management, photo analysis, alerts and exportable reports is operational, and every change goes through pull requests with automated tests and a Docker build.</w:t>
       </w:r>
     </w:p>
     <w:p>
@@ -14734,10 +16895,10 @@
           <w:b/>
           <w:bCs/>
         </w:rPr>
-        <w:t>What really works today.</w:t>
-      </w:r>
-      <w:r>
-        <w:t xml:space="preserve"> CU00, CU01, CU06 and CU07 are implemented and CU02 is partial: four of eight use cases, which meets the 50% asked for Evaluation 2.</w:t>
+        <w:t xml:space="preserve">What really works today.</w:t>
+      </w:r>
+      <w:r>
+        <w:t xml:space="preserve"> CU00, CU01, CU04, CU06 and CU07 are implemented and CU02 is partial: five of eight use cases, which exceeds the 50% asked for Evaluation 2. Fine-tuning improved the detector outside SKU-110K (mAP50 from 0.809 to 0.854 on the front view and from 0.701 to 0.818 at 35° on 12 held-out photos), at the cost of mAP50-95 on SKU-110K (0.610 to 0.533), which we accepted because SKU-110K is not Walmart’s domain.</w:t>
       </w:r>
     </w:p>
     <w:p>
@@ -14749,10 +16910,10 @@
           <w:b/>
           <w:bCs/>
         </w:rPr>
-        <w:t>Pending difficulties.</w:t>
-      </w:r>
-      <w:r>
-        <w:t xml:space="preserve"> Outside SKU-110K the detector misses about 3 in 10 packaged products (recall 0.71), which shows up as false free space; glass-door refrigerators and the reserve storage above the gondola cause false alerts, and there are no real store-camera images to validate against. Reports, dashboard, threshold and camera configuration, and deployment on the CITT server are missing.</w:t>
+        <w:t xml:space="preserve">Pending difficulties.</w:t>
+      </w:r>
+      <w:r>
+        <w:t xml:space="preserve"> The fine-tuned detector has only been measured on 12 photos, with clean images and no real store-camera images; the noise of a fixed room camera is not yet in training or tests (#55). Glass-door refrigerators and the reserve storage above the gondola cause false alerts. The web application audit of 2026-10-21 found real risks that must be closed before installing it on the CITT server: non-atomic alerts (#49), insecure default settings (#50), account lockout by a third party (#51), a photo without products raising a critical alert (#52) and robustness issues (#53, #54). The dashboard, threshold and camera configuration, and the deployment on the CITT server are missing.</w:t>
       </w:r>
     </w:p>
     <w:p>
@@ -14764,20 +16925,25 @@
           <w:b/>
           <w:bCs/>
         </w:rPr>
-        <w:t>What the MVP still needs.</w:t>
-      </w:r>
-      <w:r>
-        <w:t xml:space="preserve"> Exportable reports (CU04), the availability dashboard (CU03), threshold configuration (CU05), detector fine-tuning on photos outside SKU-110K, and the first operational demo for Walmart. </w:t>
-      </w:r>
+        <w:t xml:space="preserve">Improvements to prioritize.</w:t>
+      </w:r>
+      <w:r>
+        <w:t xml:space="preserve"> First the web application fixes (#49 to #53), because they block the installation on the CITT server; then the dashboard and threshold configuration, and then measuring and improving the detector with photos of our own and with room-camera noise (#32, #55).</w:t>
+      </w:r>
+    </w:p>
+    <w:p>
+      <w:pPr>
+        <w:jc w:val="both"/>
+      </w:pPr>
       <w:r>
         <w:rPr>
           <w:b/>
           <w:bCs/>
         </w:rPr>
-        <w:t>Scope viability:</w:t>
-      </w:r>
-      <w:r>
-        <w:t xml:space="preserve"> the core is done, so the remaining MVP items are mostly web features on top of a working pipeline; they are feasible before the end of Phase 2 (week 15) if they are spread across the three members. Camera calibration and real CCTV validation depend on Walmart and stay out of the MVP.</w:t>
+        <w:t xml:space="preserve">What the MVP still needs.</w:t>
+      </w:r>
+      <w:r>
+        <w:t xml:space="preserve"> The availability dashboard (CU03), threshold configuration (CU05), the audit fixes, the installation on the CITT server and the first operational demo for Walmart. Scope viability: the core is done, so the remaining MVP items are mostly web features on top of a working pipeline; they are feasible before the end of Phase 2 (week 15) if they are spread across the three members. Camera calibration and real CCTV validation depend on Walmart and stay out of the MVP.</w:t>
       </w:r>
     </w:p>
     <w:tbl>
@@ -14947,7 +17113,7 @@
                 <w:sz w:val="20"/>
                 <w:szCs w:val="20"/>
               </w:rPr>
-              <w:t>Fine-tune the detector on photos outside SKU-110K (train/test split)</w:t>
+              <w:t xml:space="preserve">Fine-tune the detector on photos outside SKU-110K (train/test split)</w:t>
             </w:r>
           </w:p>
         </w:tc>
@@ -14973,7 +17139,7 @@
                 <w:sz w:val="20"/>
                 <w:szCs w:val="20"/>
               </w:rPr>
-              <w:t>#33</w:t>
+              <w:t xml:space="preserve">#33</w:t>
             </w:r>
           </w:p>
         </w:tc>
@@ -14999,7 +17165,7 @@
                 <w:sz w:val="20"/>
                 <w:szCs w:val="20"/>
               </w:rPr>
-              <w:t>Francisco</w:t>
+              <w:t xml:space="preserve">Francisco</w:t>
             </w:r>
           </w:p>
         </w:tc>
@@ -15025,7 +17191,7 @@
                 <w:sz w:val="20"/>
                 <w:szCs w:val="20"/>
               </w:rPr>
-              <w:t>To be defined</w:t>
+              <w:t xml:space="preserve">Done (2026-10-21)</w:t>
             </w:r>
           </w:p>
         </w:tc>
@@ -15371,7 +17537,7 @@
                 <w:sz w:val="20"/>
                 <w:szCs w:val="20"/>
               </w:rPr>
-              <w:t>Exportable reports (Excel, CSV, PDF)</w:t>
+              <w:t xml:space="preserve">Exportable reports (Excel, CSV, PDF)</w:t>
             </w:r>
           </w:p>
         </w:tc>
@@ -15397,7 +17563,7 @@
                 <w:sz w:val="20"/>
                 <w:szCs w:val="20"/>
               </w:rPr>
-              <w:t>#7</w:t>
+              <w:t xml:space="preserve">#7</w:t>
             </w:r>
           </w:p>
         </w:tc>
@@ -15423,7 +17589,7 @@
                 <w:sz w:val="20"/>
                 <w:szCs w:val="20"/>
               </w:rPr>
-              <w:t>Mariana</w:t>
+              <w:t xml:space="preserve">Mariana</w:t>
             </w:r>
           </w:p>
         </w:tc>
@@ -15449,7 +17615,537 @@
                 <w:sz w:val="20"/>
                 <w:szCs w:val="20"/>
               </w:rPr>
-              <w:t>2026-10-27</w:t>
+              <w:t xml:space="preserve">Done (2026-10-21)</w:t>
+            </w:r>
+          </w:p>
+        </w:tc>
+      </w:tr>
+      <w:tr>
+        <w:tc>
+          <w:tcPr>
+            <w:tcW w:w="5054" w:type="dxa"/>
+            <w:tcBorders>
+              <w:top w:val="single" w:sz="4" w:space="0" w:color="A6A6A6"/>
+              <w:left w:val="single" w:sz="4" w:space="0" w:color="A6A6A6"/>
+              <w:bottom w:val="single" w:sz="4" w:space="0" w:color="A6A6A6"/>
+              <w:right w:val="single" w:sz="4" w:space="0" w:color="A6A6A6"/>
+            </w:tcBorders>
+            <w:tcMar>
+              <w:top w:w="60" w:type="dxa"/>
+              <w:left w:w="100" w:type="dxa"/>
+              <w:bottom w:w="60" w:type="dxa"/>
+              <w:right w:w="100" w:type="dxa"/>
+            </w:tcMar>
+          </w:tcPr>
+          <w:p>
+            <w:r>
+              <w:rPr>
+                <w:sz w:val="20"/>
+                <w:szCs w:val="20"/>
+              </w:rPr>
+              <w:t xml:space="preserve">Atomic alerts and safe default settings of the web app</w:t>
+            </w:r>
+          </w:p>
+        </w:tc>
+        <w:tc>
+          <w:tcPr>
+            <w:tcW w:w="902" w:type="dxa"/>
+            <w:tcBorders>
+              <w:top w:val="single" w:sz="4" w:space="0" w:color="A6A6A6"/>
+              <w:left w:val="single" w:sz="4" w:space="0" w:color="A6A6A6"/>
+              <w:bottom w:val="single" w:sz="4" w:space="0" w:color="A6A6A6"/>
+              <w:right w:val="single" w:sz="4" w:space="0" w:color="A6A6A6"/>
+            </w:tcBorders>
+            <w:tcMar>
+              <w:top w:w="60" w:type="dxa"/>
+              <w:left w:w="100" w:type="dxa"/>
+              <w:bottom w:w="60" w:type="dxa"/>
+              <w:right w:w="100" w:type="dxa"/>
+            </w:tcMar>
+          </w:tcPr>
+          <w:p>
+            <w:r>
+              <w:rPr>
+                <w:sz w:val="20"/>
+                <w:szCs w:val="20"/>
+              </w:rPr>
+              <w:t xml:space="preserve">#49, #50</w:t>
+            </w:r>
+          </w:p>
+        </w:tc>
+        <w:tc>
+          <w:tcPr>
+            <w:tcW w:w="1263" w:type="dxa"/>
+            <w:tcBorders>
+              <w:top w:val="single" w:sz="4" w:space="0" w:color="A6A6A6"/>
+              <w:left w:val="single" w:sz="4" w:space="0" w:color="A6A6A6"/>
+              <w:bottom w:val="single" w:sz="4" w:space="0" w:color="A6A6A6"/>
+              <w:right w:val="single" w:sz="4" w:space="0" w:color="A6A6A6"/>
+            </w:tcBorders>
+            <w:tcMar>
+              <w:top w:w="60" w:type="dxa"/>
+              <w:left w:w="100" w:type="dxa"/>
+              <w:bottom w:w="60" w:type="dxa"/>
+              <w:right w:w="100" w:type="dxa"/>
+            </w:tcMar>
+          </w:tcPr>
+          <w:p>
+            <w:r>
+              <w:rPr>
+                <w:sz w:val="20"/>
+                <w:szCs w:val="20"/>
+              </w:rPr>
+              <w:t xml:space="preserve">Francisco</w:t>
+            </w:r>
+          </w:p>
+        </w:tc>
+        <w:tc>
+          <w:tcPr>
+            <w:tcW w:w="1807" w:type="dxa"/>
+            <w:tcBorders>
+              <w:top w:val="single" w:sz="4" w:space="0" w:color="A6A6A6"/>
+              <w:left w:val="single" w:sz="4" w:space="0" w:color="A6A6A6"/>
+              <w:bottom w:val="single" w:sz="4" w:space="0" w:color="A6A6A6"/>
+              <w:right w:val="single" w:sz="4" w:space="0" w:color="A6A6A6"/>
+            </w:tcBorders>
+            <w:tcMar>
+              <w:top w:w="60" w:type="dxa"/>
+              <w:left w:w="100" w:type="dxa"/>
+              <w:bottom w:w="60" w:type="dxa"/>
+              <w:right w:w="100" w:type="dxa"/>
+            </w:tcMar>
+          </w:tcPr>
+          <w:p>
+            <w:r>
+              <w:rPr>
+                <w:sz w:val="20"/>
+                <w:szCs w:val="20"/>
+              </w:rPr>
+              <w:t xml:space="preserve">2026-10-27</w:t>
+            </w:r>
+          </w:p>
+        </w:tc>
+      </w:tr>
+      <w:tr>
+        <w:tc>
+          <w:tcPr>
+            <w:tcW w:w="5054" w:type="dxa"/>
+            <w:tcBorders>
+              <w:top w:val="single" w:sz="4" w:space="0" w:color="A6A6A6"/>
+              <w:left w:val="single" w:sz="4" w:space="0" w:color="A6A6A6"/>
+              <w:bottom w:val="single" w:sz="4" w:space="0" w:color="A6A6A6"/>
+              <w:right w:val="single" w:sz="4" w:space="0" w:color="A6A6A6"/>
+            </w:tcBorders>
+            <w:tcMar>
+              <w:top w:w="60" w:type="dxa"/>
+              <w:left w:w="100" w:type="dxa"/>
+              <w:bottom w:w="60" w:type="dxa"/>
+              <w:right w:w="100" w:type="dxa"/>
+            </w:tcMar>
+          </w:tcPr>
+          <w:p>
+            <w:r>
+              <w:rPr>
+                <w:sz w:val="20"/>
+                <w:szCs w:val="20"/>
+              </w:rPr>
+              <w:t xml:space="preserve">Time-based account lockout (CU00)</w:t>
+            </w:r>
+          </w:p>
+        </w:tc>
+        <w:tc>
+          <w:tcPr>
+            <w:tcW w:w="902" w:type="dxa"/>
+            <w:tcBorders>
+              <w:top w:val="single" w:sz="4" w:space="0" w:color="A6A6A6"/>
+              <w:left w:val="single" w:sz="4" w:space="0" w:color="A6A6A6"/>
+              <w:bottom w:val="single" w:sz="4" w:space="0" w:color="A6A6A6"/>
+              <w:right w:val="single" w:sz="4" w:space="0" w:color="A6A6A6"/>
+            </w:tcBorders>
+            <w:tcMar>
+              <w:top w:w="60" w:type="dxa"/>
+              <w:left w:w="100" w:type="dxa"/>
+              <w:bottom w:w="60" w:type="dxa"/>
+              <w:right w:w="100" w:type="dxa"/>
+            </w:tcMar>
+          </w:tcPr>
+          <w:p>
+            <w:r>
+              <w:rPr>
+                <w:sz w:val="20"/>
+                <w:szCs w:val="20"/>
+              </w:rPr>
+              <w:t xml:space="preserve">#51</w:t>
+            </w:r>
+          </w:p>
+        </w:tc>
+        <w:tc>
+          <w:tcPr>
+            <w:tcW w:w="1263" w:type="dxa"/>
+            <w:tcBorders>
+              <w:top w:val="single" w:sz="4" w:space="0" w:color="A6A6A6"/>
+              <w:left w:val="single" w:sz="4" w:space="0" w:color="A6A6A6"/>
+              <w:bottom w:val="single" w:sz="4" w:space="0" w:color="A6A6A6"/>
+              <w:right w:val="single" w:sz="4" w:space="0" w:color="A6A6A6"/>
+            </w:tcBorders>
+            <w:tcMar>
+              <w:top w:w="60" w:type="dxa"/>
+              <w:left w:w="100" w:type="dxa"/>
+              <w:bottom w:w="60" w:type="dxa"/>
+              <w:right w:w="100" w:type="dxa"/>
+            </w:tcMar>
+          </w:tcPr>
+          <w:p>
+            <w:r>
+              <w:rPr>
+                <w:sz w:val="20"/>
+                <w:szCs w:val="20"/>
+              </w:rPr>
+              <w:t xml:space="preserve">Francisco</w:t>
+            </w:r>
+          </w:p>
+        </w:tc>
+        <w:tc>
+          <w:tcPr>
+            <w:tcW w:w="1807" w:type="dxa"/>
+            <w:tcBorders>
+              <w:top w:val="single" w:sz="4" w:space="0" w:color="A6A6A6"/>
+              <w:left w:val="single" w:sz="4" w:space="0" w:color="A6A6A6"/>
+              <w:bottom w:val="single" w:sz="4" w:space="0" w:color="A6A6A6"/>
+              <w:right w:val="single" w:sz="4" w:space="0" w:color="A6A6A6"/>
+            </w:tcBorders>
+            <w:tcMar>
+              <w:top w:w="60" w:type="dxa"/>
+              <w:left w:w="100" w:type="dxa"/>
+              <w:bottom w:w="60" w:type="dxa"/>
+              <w:right w:w="100" w:type="dxa"/>
+            </w:tcMar>
+          </w:tcPr>
+          <w:p>
+            <w:r>
+              <w:rPr>
+                <w:sz w:val="20"/>
+                <w:szCs w:val="20"/>
+              </w:rPr>
+              <w:t xml:space="preserve">2026-10-28</w:t>
+            </w:r>
+          </w:p>
+        </w:tc>
+      </w:tr>
+      <w:tr>
+        <w:tc>
+          <w:tcPr>
+            <w:tcW w:w="5054" w:type="dxa"/>
+            <w:tcBorders>
+              <w:top w:val="single" w:sz="4" w:space="0" w:color="A6A6A6"/>
+              <w:left w:val="single" w:sz="4" w:space="0" w:color="A6A6A6"/>
+              <w:bottom w:val="single" w:sz="4" w:space="0" w:color="A6A6A6"/>
+              <w:right w:val="single" w:sz="4" w:space="0" w:color="A6A6A6"/>
+            </w:tcBorders>
+            <w:tcMar>
+              <w:top w:w="60" w:type="dxa"/>
+              <w:left w:w="100" w:type="dxa"/>
+              <w:bottom w:w="60" w:type="dxa"/>
+              <w:right w:w="100" w:type="dxa"/>
+            </w:tcMar>
+          </w:tcPr>
+          <w:p>
+            <w:r>
+              <w:rPr>
+                <w:sz w:val="20"/>
+                <w:szCs w:val="20"/>
+              </w:rPr>
+              <w:t xml:space="preserve">Photo without products and web app robustness</w:t>
+            </w:r>
+          </w:p>
+        </w:tc>
+        <w:tc>
+          <w:tcPr>
+            <w:tcW w:w="902" w:type="dxa"/>
+            <w:tcBorders>
+              <w:top w:val="single" w:sz="4" w:space="0" w:color="A6A6A6"/>
+              <w:left w:val="single" w:sz="4" w:space="0" w:color="A6A6A6"/>
+              <w:bottom w:val="single" w:sz="4" w:space="0" w:color="A6A6A6"/>
+              <w:right w:val="single" w:sz="4" w:space="0" w:color="A6A6A6"/>
+            </w:tcBorders>
+            <w:tcMar>
+              <w:top w:w="60" w:type="dxa"/>
+              <w:left w:w="100" w:type="dxa"/>
+              <w:bottom w:w="60" w:type="dxa"/>
+              <w:right w:w="100" w:type="dxa"/>
+            </w:tcMar>
+          </w:tcPr>
+          <w:p>
+            <w:r>
+              <w:rPr>
+                <w:sz w:val="20"/>
+                <w:szCs w:val="20"/>
+              </w:rPr>
+              <w:t xml:space="preserve">#52, #53</w:t>
+            </w:r>
+          </w:p>
+        </w:tc>
+        <w:tc>
+          <w:tcPr>
+            <w:tcW w:w="1263" w:type="dxa"/>
+            <w:tcBorders>
+              <w:top w:val="single" w:sz="4" w:space="0" w:color="A6A6A6"/>
+              <w:left w:val="single" w:sz="4" w:space="0" w:color="A6A6A6"/>
+              <w:bottom w:val="single" w:sz="4" w:space="0" w:color="A6A6A6"/>
+              <w:right w:val="single" w:sz="4" w:space="0" w:color="A6A6A6"/>
+            </w:tcBorders>
+            <w:tcMar>
+              <w:top w:w="60" w:type="dxa"/>
+              <w:left w:w="100" w:type="dxa"/>
+              <w:bottom w:w="60" w:type="dxa"/>
+              <w:right w:w="100" w:type="dxa"/>
+            </w:tcMar>
+          </w:tcPr>
+          <w:p>
+            <w:r>
+              <w:rPr>
+                <w:sz w:val="20"/>
+                <w:szCs w:val="20"/>
+              </w:rPr>
+              <w:t xml:space="preserve">Mariana</w:t>
+            </w:r>
+          </w:p>
+        </w:tc>
+        <w:tc>
+          <w:tcPr>
+            <w:tcW w:w="1807" w:type="dxa"/>
+            <w:tcBorders>
+              <w:top w:val="single" w:sz="4" w:space="0" w:color="A6A6A6"/>
+              <w:left w:val="single" w:sz="4" w:space="0" w:color="A6A6A6"/>
+              <w:bottom w:val="single" w:sz="4" w:space="0" w:color="A6A6A6"/>
+              <w:right w:val="single" w:sz="4" w:space="0" w:color="A6A6A6"/>
+            </w:tcBorders>
+            <w:tcMar>
+              <w:top w:w="60" w:type="dxa"/>
+              <w:left w:w="100" w:type="dxa"/>
+              <w:bottom w:w="60" w:type="dxa"/>
+              <w:right w:w="100" w:type="dxa"/>
+            </w:tcMar>
+          </w:tcPr>
+          <w:p>
+            <w:r>
+              <w:rPr>
+                <w:sz w:val="20"/>
+                <w:szCs w:val="20"/>
+              </w:rPr>
+              <w:t xml:space="preserve">2026-10-28</w:t>
+            </w:r>
+          </w:p>
+        </w:tc>
+      </w:tr>
+      <w:tr>
+        <w:tc>
+          <w:tcPr>
+            <w:tcW w:w="5054" w:type="dxa"/>
+            <w:tcBorders>
+              <w:top w:val="single" w:sz="4" w:space="0" w:color="A6A6A6"/>
+              <w:left w:val="single" w:sz="4" w:space="0" w:color="A6A6A6"/>
+              <w:bottom w:val="single" w:sz="4" w:space="0" w:color="A6A6A6"/>
+              <w:right w:val="single" w:sz="4" w:space="0" w:color="A6A6A6"/>
+            </w:tcBorders>
+            <w:tcMar>
+              <w:top w:w="60" w:type="dxa"/>
+              <w:left w:w="100" w:type="dxa"/>
+              <w:bottom w:w="60" w:type="dxa"/>
+              <w:right w:w="100" w:type="dxa"/>
+            </w:tcMar>
+          </w:tcPr>
+          <w:p>
+            <w:r>
+              <w:rPr>
+                <w:sz w:val="20"/>
+                <w:szCs w:val="20"/>
+              </w:rPr>
+              <w:t xml:space="preserve">Code cleanup and pinned CI actions</w:t>
+            </w:r>
+          </w:p>
+        </w:tc>
+        <w:tc>
+          <w:tcPr>
+            <w:tcW w:w="902" w:type="dxa"/>
+            <w:tcBorders>
+              <w:top w:val="single" w:sz="4" w:space="0" w:color="A6A6A6"/>
+              <w:left w:val="single" w:sz="4" w:space="0" w:color="A6A6A6"/>
+              <w:bottom w:val="single" w:sz="4" w:space="0" w:color="A6A6A6"/>
+              <w:right w:val="single" w:sz="4" w:space="0" w:color="A6A6A6"/>
+            </w:tcBorders>
+            <w:tcMar>
+              <w:top w:w="60" w:type="dxa"/>
+              <w:left w:w="100" w:type="dxa"/>
+              <w:bottom w:w="60" w:type="dxa"/>
+              <w:right w:w="100" w:type="dxa"/>
+            </w:tcMar>
+          </w:tcPr>
+          <w:p>
+            <w:r>
+              <w:rPr>
+                <w:sz w:val="20"/>
+                <w:szCs w:val="20"/>
+              </w:rPr>
+              <w:t xml:space="preserve">#54</w:t>
+            </w:r>
+          </w:p>
+        </w:tc>
+        <w:tc>
+          <w:tcPr>
+            <w:tcW w:w="1263" w:type="dxa"/>
+            <w:tcBorders>
+              <w:top w:val="single" w:sz="4" w:space="0" w:color="A6A6A6"/>
+              <w:left w:val="single" w:sz="4" w:space="0" w:color="A6A6A6"/>
+              <w:bottom w:val="single" w:sz="4" w:space="0" w:color="A6A6A6"/>
+              <w:right w:val="single" w:sz="4" w:space="0" w:color="A6A6A6"/>
+            </w:tcBorders>
+            <w:tcMar>
+              <w:top w:w="60" w:type="dxa"/>
+              <w:left w:w="100" w:type="dxa"/>
+              <w:bottom w:w="60" w:type="dxa"/>
+              <w:right w:w="100" w:type="dxa"/>
+            </w:tcMar>
+          </w:tcPr>
+          <w:p>
+            <w:r>
+              <w:rPr>
+                <w:sz w:val="20"/>
+                <w:szCs w:val="20"/>
+              </w:rPr>
+              <w:t xml:space="preserve">Nicko</w:t>
+            </w:r>
+          </w:p>
+        </w:tc>
+        <w:tc>
+          <w:tcPr>
+            <w:tcW w:w="1807" w:type="dxa"/>
+            <w:tcBorders>
+              <w:top w:val="single" w:sz="4" w:space="0" w:color="A6A6A6"/>
+              <w:left w:val="single" w:sz="4" w:space="0" w:color="A6A6A6"/>
+              <w:bottom w:val="single" w:sz="4" w:space="0" w:color="A6A6A6"/>
+              <w:right w:val="single" w:sz="4" w:space="0" w:color="A6A6A6"/>
+            </w:tcBorders>
+            <w:tcMar>
+              <w:top w:w="60" w:type="dxa"/>
+              <w:left w:w="100" w:type="dxa"/>
+              <w:bottom w:w="60" w:type="dxa"/>
+              <w:right w:w="100" w:type="dxa"/>
+            </w:tcMar>
+          </w:tcPr>
+          <w:p>
+            <w:r>
+              <w:rPr>
+                <w:sz w:val="20"/>
+                <w:szCs w:val="20"/>
+              </w:rPr>
+              <w:t xml:space="preserve">2026-10-30</w:t>
+            </w:r>
+          </w:p>
+        </w:tc>
+      </w:tr>
+      <w:tr>
+        <w:tc>
+          <w:tcPr>
+            <w:tcW w:w="5054" w:type="dxa"/>
+            <w:tcBorders>
+              <w:top w:val="single" w:sz="4" w:space="0" w:color="A6A6A6"/>
+              <w:left w:val="single" w:sz="4" w:space="0" w:color="A6A6A6"/>
+              <w:bottom w:val="single" w:sz="4" w:space="0" w:color="A6A6A6"/>
+              <w:right w:val="single" w:sz="4" w:space="0" w:color="A6A6A6"/>
+            </w:tcBorders>
+            <w:tcMar>
+              <w:top w:w="60" w:type="dxa"/>
+              <w:left w:w="100" w:type="dxa"/>
+              <w:bottom w:w="60" w:type="dxa"/>
+              <w:right w:w="100" w:type="dxa"/>
+            </w:tcMar>
+          </w:tcPr>
+          <w:p>
+            <w:r>
+              <w:rPr>
+                <w:sz w:val="20"/>
+                <w:szCs w:val="20"/>
+              </w:rPr>
+              <w:t xml:space="preserve">Train and measure the detector with room-camera noise</w:t>
+            </w:r>
+          </w:p>
+        </w:tc>
+        <w:tc>
+          <w:tcPr>
+            <w:tcW w:w="902" w:type="dxa"/>
+            <w:tcBorders>
+              <w:top w:val="single" w:sz="4" w:space="0" w:color="A6A6A6"/>
+              <w:left w:val="single" w:sz="4" w:space="0" w:color="A6A6A6"/>
+              <w:bottom w:val="single" w:sz="4" w:space="0" w:color="A6A6A6"/>
+              <w:right w:val="single" w:sz="4" w:space="0" w:color="A6A6A6"/>
+            </w:tcBorders>
+            <w:tcMar>
+              <w:top w:w="60" w:type="dxa"/>
+              <w:left w:w="100" w:type="dxa"/>
+              <w:bottom w:w="60" w:type="dxa"/>
+              <w:right w:w="100" w:type="dxa"/>
+            </w:tcMar>
+          </w:tcPr>
+          <w:p>
+            <w:r>
+              <w:rPr>
+                <w:sz w:val="20"/>
+                <w:szCs w:val="20"/>
+              </w:rPr>
+              <w:t xml:space="preserve">#55</w:t>
+            </w:r>
+          </w:p>
+        </w:tc>
+        <w:tc>
+          <w:tcPr>
+            <w:tcW w:w="1263" w:type="dxa"/>
+            <w:tcBorders>
+              <w:top w:val="single" w:sz="4" w:space="0" w:color="A6A6A6"/>
+              <w:left w:val="single" w:sz="4" w:space="0" w:color="A6A6A6"/>
+              <w:bottom w:val="single" w:sz="4" w:space="0" w:color="A6A6A6"/>
+              <w:right w:val="single" w:sz="4" w:space="0" w:color="A6A6A6"/>
+            </w:tcBorders>
+            <w:tcMar>
+              <w:top w:w="60" w:type="dxa"/>
+              <w:left w:w="100" w:type="dxa"/>
+              <w:bottom w:w="60" w:type="dxa"/>
+              <w:right w:w="100" w:type="dxa"/>
+            </w:tcMar>
+          </w:tcPr>
+          <w:p>
+            <w:r>
+              <w:rPr>
+                <w:sz w:val="20"/>
+                <w:szCs w:val="20"/>
+              </w:rPr>
+              <w:t xml:space="preserve">Francisco</w:t>
+            </w:r>
+          </w:p>
+        </w:tc>
+        <w:tc>
+          <w:tcPr>
+            <w:tcW w:w="1807" w:type="dxa"/>
+            <w:tcBorders>
+              <w:top w:val="single" w:sz="4" w:space="0" w:color="A6A6A6"/>
+              <w:left w:val="single" w:sz="4" w:space="0" w:color="A6A6A6"/>
+              <w:bottom w:val="single" w:sz="4" w:space="0" w:color="A6A6A6"/>
+              <w:right w:val="single" w:sz="4" w:space="0" w:color="A6A6A6"/>
+            </w:tcBorders>
+            <w:tcMar>
+              <w:top w:w="60" w:type="dxa"/>
+              <w:left w:w="100" w:type="dxa"/>
+              <w:bottom w:w="60" w:type="dxa"/>
+              <w:right w:w="100" w:type="dxa"/>
+            </w:tcMar>
+          </w:tcPr>
+          <w:p>
+            <w:r>
+              <w:rPr>
+                <w:sz w:val="20"/>
+                <w:szCs w:val="20"/>
+              </w:rPr>
+              <w:t xml:space="preserve">2026-11-06</w:t>
             </w:r>
           </w:p>
         </w:tc>
@@ -15785,7 +18481,7 @@
           <w:sz w:val="18"/>
           <w:szCs w:val="18"/>
         </w:rPr>
-        <w:t>Table 11. Improvement plan.</w:t>
+        <w:t xml:space="preserve">Table 11. Improvement plan. Owners and dates for #49 to #55 are proposals, to be confirmed by each member.</w:t>
       </w:r>
     </w:p>
     <w:p>
@@ -15992,7 +18688,7 @@
         <w:jc w:val="both"/>
       </w:pPr>
       <w:r>
-        <w:t>Repositorio: https://github.com/marianapeachy/capstone. Cada PR describe qué cambia y cómo se verificó.</w:t>
+        <w:t xml:space="preserve">Repositorio: https://github.com/marianapeachy/capstone. Cada PR describe qué cambia y cómo se verificó. Se listan los PR integrados hasta el #57; el #56 (evidencias de avance, #37) sigue abierto.</w:t>
       </w:r>
     </w:p>
     <w:tbl>
@@ -18985,6 +21681,1446 @@
                 <w:szCs w:val="20"/>
               </w:rPr>
               <w:t>docs: reassign demo video (#36) to Nicko</w:t>
+            </w:r>
+          </w:p>
+        </w:tc>
+      </w:tr>
+      <w:tr>
+        <w:tc>
+          <w:tcPr>
+            <w:tcW w:w="722" w:type="dxa"/>
+            <w:tcBorders>
+              <w:top w:val="single" w:sz="4" w:space="0" w:color="A6A6A6"/>
+              <w:left w:val="single" w:sz="4" w:space="0" w:color="A6A6A6"/>
+              <w:bottom w:val="single" w:sz="4" w:space="0" w:color="A6A6A6"/>
+              <w:right w:val="single" w:sz="4" w:space="0" w:color="A6A6A6"/>
+            </w:tcBorders>
+            <w:tcMar>
+              <w:top w:w="60" w:type="dxa"/>
+              <w:left w:w="100" w:type="dxa"/>
+              <w:bottom w:w="60" w:type="dxa"/>
+              <w:right w:w="100" w:type="dxa"/>
+            </w:tcMar>
+          </w:tcPr>
+          <w:p>
+            <w:r>
+              <w:rPr>
+                <w:sz w:val="20"/>
+                <w:szCs w:val="20"/>
+              </w:rPr>
+              <w:t xml:space="preserve">#39</w:t>
+            </w:r>
+          </w:p>
+        </w:tc>
+        <w:tc>
+          <w:tcPr>
+            <w:tcW w:w="1444" w:type="dxa"/>
+            <w:tcBorders>
+              <w:top w:val="single" w:sz="4" w:space="0" w:color="A6A6A6"/>
+              <w:left w:val="single" w:sz="4" w:space="0" w:color="A6A6A6"/>
+              <w:bottom w:val="single" w:sz="4" w:space="0" w:color="A6A6A6"/>
+              <w:right w:val="single" w:sz="4" w:space="0" w:color="A6A6A6"/>
+            </w:tcBorders>
+            <w:tcMar>
+              <w:top w:w="60" w:type="dxa"/>
+              <w:left w:w="100" w:type="dxa"/>
+              <w:bottom w:w="60" w:type="dxa"/>
+              <w:right w:w="100" w:type="dxa"/>
+            </w:tcMar>
+          </w:tcPr>
+          <w:p>
+            <w:r>
+              <w:rPr>
+                <w:sz w:val="20"/>
+                <w:szCs w:val="20"/>
+              </w:rPr>
+              <w:t xml:space="preserve">2026-10-20</w:t>
+            </w:r>
+          </w:p>
+        </w:tc>
+        <w:tc>
+          <w:tcPr>
+            <w:tcW w:w="6860" w:type="dxa"/>
+            <w:tcBorders>
+              <w:top w:val="single" w:sz="4" w:space="0" w:color="A6A6A6"/>
+              <w:left w:val="single" w:sz="4" w:space="0" w:color="A6A6A6"/>
+              <w:bottom w:val="single" w:sz="4" w:space="0" w:color="A6A6A6"/>
+              <w:right w:val="single" w:sz="4" w:space="0" w:color="A6A6A6"/>
+            </w:tcBorders>
+            <w:tcMar>
+              <w:top w:w="60" w:type="dxa"/>
+              <w:left w:w="100" w:type="dxa"/>
+              <w:bottom w:w="60" w:type="dxa"/>
+              <w:right w:w="100" w:type="dxa"/>
+            </w:tcMar>
+          </w:tcPr>
+          <w:p>
+            <w:r>
+              <w:rPr>
+                <w:sz w:val="20"/>
+                <w:szCs w:val="20"/>
+              </w:rPr>
+              <w:t xml:space="preserve">docs: update interim report with README, owners and PR annex (#27)</w:t>
+            </w:r>
+          </w:p>
+        </w:tc>
+      </w:tr>
+      <w:tr>
+        <w:tc>
+          <w:tcPr>
+            <w:tcW w:w="722" w:type="dxa"/>
+            <w:tcBorders>
+              <w:top w:val="single" w:sz="4" w:space="0" w:color="A6A6A6"/>
+              <w:left w:val="single" w:sz="4" w:space="0" w:color="A6A6A6"/>
+              <w:bottom w:val="single" w:sz="4" w:space="0" w:color="A6A6A6"/>
+              <w:right w:val="single" w:sz="4" w:space="0" w:color="A6A6A6"/>
+            </w:tcBorders>
+            <w:tcMar>
+              <w:top w:w="60" w:type="dxa"/>
+              <w:left w:w="100" w:type="dxa"/>
+              <w:bottom w:w="60" w:type="dxa"/>
+              <w:right w:w="100" w:type="dxa"/>
+            </w:tcMar>
+          </w:tcPr>
+          <w:p>
+            <w:r>
+              <w:rPr>
+                <w:sz w:val="20"/>
+                <w:szCs w:val="20"/>
+              </w:rPr>
+              <w:t xml:space="preserve">#40</w:t>
+            </w:r>
+          </w:p>
+        </w:tc>
+        <w:tc>
+          <w:tcPr>
+            <w:tcW w:w="1444" w:type="dxa"/>
+            <w:tcBorders>
+              <w:top w:val="single" w:sz="4" w:space="0" w:color="A6A6A6"/>
+              <w:left w:val="single" w:sz="4" w:space="0" w:color="A6A6A6"/>
+              <w:bottom w:val="single" w:sz="4" w:space="0" w:color="A6A6A6"/>
+              <w:right w:val="single" w:sz="4" w:space="0" w:color="A6A6A6"/>
+            </w:tcBorders>
+            <w:tcMar>
+              <w:top w:w="60" w:type="dxa"/>
+              <w:left w:w="100" w:type="dxa"/>
+              <w:bottom w:w="60" w:type="dxa"/>
+              <w:right w:w="100" w:type="dxa"/>
+            </w:tcMar>
+          </w:tcPr>
+          <w:p>
+            <w:r>
+              <w:rPr>
+                <w:sz w:val="20"/>
+                <w:szCs w:val="20"/>
+              </w:rPr>
+              <w:t xml:space="preserve">2026-10-20</w:t>
+            </w:r>
+          </w:p>
+        </w:tc>
+        <w:tc>
+          <w:tcPr>
+            <w:tcW w:w="6860" w:type="dxa"/>
+            <w:tcBorders>
+              <w:top w:val="single" w:sz="4" w:space="0" w:color="A6A6A6"/>
+              <w:left w:val="single" w:sz="4" w:space="0" w:color="A6A6A6"/>
+              <w:bottom w:val="single" w:sz="4" w:space="0" w:color="A6A6A6"/>
+              <w:right w:val="single" w:sz="4" w:space="0" w:color="A6A6A6"/>
+            </w:tcBorders>
+            <w:tcMar>
+              <w:top w:w="60" w:type="dxa"/>
+              <w:left w:w="100" w:type="dxa"/>
+              <w:bottom w:w="60" w:type="dxa"/>
+              <w:right w:w="100" w:type="dxa"/>
+            </w:tcMar>
+          </w:tcPr>
+          <w:p>
+            <w:r>
+              <w:rPr>
+                <w:sz w:val="20"/>
+                <w:szCs w:val="20"/>
+              </w:rPr>
+              <w:t xml:space="preserve">docs: out-of-domain detector measurements (#33, steps 2 and 3)</w:t>
+            </w:r>
+          </w:p>
+        </w:tc>
+      </w:tr>
+      <w:tr>
+        <w:tc>
+          <w:tcPr>
+            <w:tcW w:w="722" w:type="dxa"/>
+            <w:tcBorders>
+              <w:top w:val="single" w:sz="4" w:space="0" w:color="A6A6A6"/>
+              <w:left w:val="single" w:sz="4" w:space="0" w:color="A6A6A6"/>
+              <w:bottom w:val="single" w:sz="4" w:space="0" w:color="A6A6A6"/>
+              <w:right w:val="single" w:sz="4" w:space="0" w:color="A6A6A6"/>
+            </w:tcBorders>
+            <w:tcMar>
+              <w:top w:w="60" w:type="dxa"/>
+              <w:left w:w="100" w:type="dxa"/>
+              <w:bottom w:w="60" w:type="dxa"/>
+              <w:right w:w="100" w:type="dxa"/>
+            </w:tcMar>
+          </w:tcPr>
+          <w:p>
+            <w:r>
+              <w:rPr>
+                <w:sz w:val="20"/>
+                <w:szCs w:val="20"/>
+              </w:rPr>
+              <w:t xml:space="preserve">#41</w:t>
+            </w:r>
+          </w:p>
+        </w:tc>
+        <w:tc>
+          <w:tcPr>
+            <w:tcW w:w="1444" w:type="dxa"/>
+            <w:tcBorders>
+              <w:top w:val="single" w:sz="4" w:space="0" w:color="A6A6A6"/>
+              <w:left w:val="single" w:sz="4" w:space="0" w:color="A6A6A6"/>
+              <w:bottom w:val="single" w:sz="4" w:space="0" w:color="A6A6A6"/>
+              <w:right w:val="single" w:sz="4" w:space="0" w:color="A6A6A6"/>
+            </w:tcBorders>
+            <w:tcMar>
+              <w:top w:w="60" w:type="dxa"/>
+              <w:left w:w="100" w:type="dxa"/>
+              <w:bottom w:w="60" w:type="dxa"/>
+              <w:right w:w="100" w:type="dxa"/>
+            </w:tcMar>
+          </w:tcPr>
+          <w:p>
+            <w:r>
+              <w:rPr>
+                <w:sz w:val="20"/>
+                <w:szCs w:val="20"/>
+              </w:rPr>
+              <w:t xml:space="preserve">2026-10-20</w:t>
+            </w:r>
+          </w:p>
+        </w:tc>
+        <w:tc>
+          <w:tcPr>
+            <w:tcW w:w="6860" w:type="dxa"/>
+            <w:tcBorders>
+              <w:top w:val="single" w:sz="4" w:space="0" w:color="A6A6A6"/>
+              <w:left w:val="single" w:sz="4" w:space="0" w:color="A6A6A6"/>
+              <w:bottom w:val="single" w:sz="4" w:space="0" w:color="A6A6A6"/>
+              <w:right w:val="single" w:sz="4" w:space="0" w:color="A6A6A6"/>
+            </w:tcBorders>
+            <w:tcMar>
+              <w:top w:w="60" w:type="dxa"/>
+              <w:left w:w="100" w:type="dxa"/>
+              <w:bottom w:w="60" w:type="dxa"/>
+              <w:right w:w="100" w:type="dxa"/>
+            </w:tcMar>
+          </w:tcPr>
+          <w:p>
+            <w:r>
+              <w:rPr>
+                <w:sz w:val="20"/>
+                <w:szCs w:val="20"/>
+              </w:rPr>
+              <w:t xml:space="preserve">docs: #33 step 4 and fine-tuning plan (backlog)</w:t>
+            </w:r>
+          </w:p>
+        </w:tc>
+      </w:tr>
+      <w:tr>
+        <w:tc>
+          <w:tcPr>
+            <w:tcW w:w="722" w:type="dxa"/>
+            <w:tcBorders>
+              <w:top w:val="single" w:sz="4" w:space="0" w:color="A6A6A6"/>
+              <w:left w:val="single" w:sz="4" w:space="0" w:color="A6A6A6"/>
+              <w:bottom w:val="single" w:sz="4" w:space="0" w:color="A6A6A6"/>
+              <w:right w:val="single" w:sz="4" w:space="0" w:color="A6A6A6"/>
+            </w:tcBorders>
+            <w:tcMar>
+              <w:top w:w="60" w:type="dxa"/>
+              <w:left w:w="100" w:type="dxa"/>
+              <w:bottom w:w="60" w:type="dxa"/>
+              <w:right w:w="100" w:type="dxa"/>
+            </w:tcMar>
+          </w:tcPr>
+          <w:p>
+            <w:r>
+              <w:rPr>
+                <w:sz w:val="20"/>
+                <w:szCs w:val="20"/>
+              </w:rPr>
+              <w:t xml:space="preserve">#42</w:t>
+            </w:r>
+          </w:p>
+        </w:tc>
+        <w:tc>
+          <w:tcPr>
+            <w:tcW w:w="1444" w:type="dxa"/>
+            <w:tcBorders>
+              <w:top w:val="single" w:sz="4" w:space="0" w:color="A6A6A6"/>
+              <w:left w:val="single" w:sz="4" w:space="0" w:color="A6A6A6"/>
+              <w:bottom w:val="single" w:sz="4" w:space="0" w:color="A6A6A6"/>
+              <w:right w:val="single" w:sz="4" w:space="0" w:color="A6A6A6"/>
+            </w:tcBorders>
+            <w:tcMar>
+              <w:top w:w="60" w:type="dxa"/>
+              <w:left w:w="100" w:type="dxa"/>
+              <w:bottom w:w="60" w:type="dxa"/>
+              <w:right w:w="100" w:type="dxa"/>
+            </w:tcMar>
+          </w:tcPr>
+          <w:p>
+            <w:r>
+              <w:rPr>
+                <w:sz w:val="20"/>
+                <w:szCs w:val="20"/>
+              </w:rPr>
+              <w:t xml:space="preserve">2026-10-20</w:t>
+            </w:r>
+          </w:p>
+        </w:tc>
+        <w:tc>
+          <w:tcPr>
+            <w:tcW w:w="6860" w:type="dxa"/>
+            <w:tcBorders>
+              <w:top w:val="single" w:sz="4" w:space="0" w:color="A6A6A6"/>
+              <w:left w:val="single" w:sz="4" w:space="0" w:color="A6A6A6"/>
+              <w:bottom w:val="single" w:sz="4" w:space="0" w:color="A6A6A6"/>
+              <w:right w:val="single" w:sz="4" w:space="0" w:color="A6A6A6"/>
+            </w:tcBorders>
+            <w:tcMar>
+              <w:top w:w="60" w:type="dxa"/>
+              <w:left w:w="100" w:type="dxa"/>
+              <w:bottom w:w="60" w:type="dxa"/>
+              <w:right w:w="100" w:type="dxa"/>
+            </w:tcMar>
+          </w:tcPr>
+          <w:p>
+            <w:r>
+              <w:rPr>
+                <w:sz w:val="20"/>
+                <w:szCs w:val="20"/>
+              </w:rPr>
+              <w:t xml:space="preserve">Add files via upload</w:t>
+            </w:r>
+          </w:p>
+        </w:tc>
+      </w:tr>
+      <w:tr>
+        <w:tc>
+          <w:tcPr>
+            <w:tcW w:w="722" w:type="dxa"/>
+            <w:tcBorders>
+              <w:top w:val="single" w:sz="4" w:space="0" w:color="A6A6A6"/>
+              <w:left w:val="single" w:sz="4" w:space="0" w:color="A6A6A6"/>
+              <w:bottom w:val="single" w:sz="4" w:space="0" w:color="A6A6A6"/>
+              <w:right w:val="single" w:sz="4" w:space="0" w:color="A6A6A6"/>
+            </w:tcBorders>
+            <w:tcMar>
+              <w:top w:w="60" w:type="dxa"/>
+              <w:left w:w="100" w:type="dxa"/>
+              <w:bottom w:w="60" w:type="dxa"/>
+              <w:right w:w="100" w:type="dxa"/>
+            </w:tcMar>
+          </w:tcPr>
+          <w:p>
+            <w:r>
+              <w:rPr>
+                <w:sz w:val="20"/>
+                <w:szCs w:val="20"/>
+              </w:rPr>
+              <w:t xml:space="preserve">#43</w:t>
+            </w:r>
+          </w:p>
+        </w:tc>
+        <w:tc>
+          <w:tcPr>
+            <w:tcW w:w="1444" w:type="dxa"/>
+            <w:tcBorders>
+              <w:top w:val="single" w:sz="4" w:space="0" w:color="A6A6A6"/>
+              <w:left w:val="single" w:sz="4" w:space="0" w:color="A6A6A6"/>
+              <w:bottom w:val="single" w:sz="4" w:space="0" w:color="A6A6A6"/>
+              <w:right w:val="single" w:sz="4" w:space="0" w:color="A6A6A6"/>
+            </w:tcBorders>
+            <w:tcMar>
+              <w:top w:w="60" w:type="dxa"/>
+              <w:left w:w="100" w:type="dxa"/>
+              <w:bottom w:w="60" w:type="dxa"/>
+              <w:right w:w="100" w:type="dxa"/>
+            </w:tcMar>
+          </w:tcPr>
+          <w:p>
+            <w:r>
+              <w:rPr>
+                <w:sz w:val="20"/>
+                <w:szCs w:val="20"/>
+              </w:rPr>
+              <w:t xml:space="preserve">2026-10-20</w:t>
+            </w:r>
+          </w:p>
+        </w:tc>
+        <w:tc>
+          <w:tcPr>
+            <w:tcW w:w="6860" w:type="dxa"/>
+            <w:tcBorders>
+              <w:top w:val="single" w:sz="4" w:space="0" w:color="A6A6A6"/>
+              <w:left w:val="single" w:sz="4" w:space="0" w:color="A6A6A6"/>
+              <w:bottom w:val="single" w:sz="4" w:space="0" w:color="A6A6A6"/>
+              <w:right w:val="single" w:sz="4" w:space="0" w:color="A6A6A6"/>
+            </w:tcBorders>
+            <w:tcMar>
+              <w:top w:w="60" w:type="dxa"/>
+              <w:left w:w="100" w:type="dxa"/>
+              <w:bottom w:w="60" w:type="dxa"/>
+              <w:right w:w="100" w:type="dxa"/>
+            </w:tcMar>
+          </w:tcPr>
+          <w:p>
+            <w:r>
+              <w:rPr>
+                <w:sz w:val="20"/>
+                <w:szCs w:val="20"/>
+              </w:rPr>
+              <w:t xml:space="preserve">chore: add .mailmap to unify author identities (#47)</w:t>
+            </w:r>
+          </w:p>
+        </w:tc>
+      </w:tr>
+      <w:tr>
+        <w:tc>
+          <w:tcPr>
+            <w:tcW w:w="722" w:type="dxa"/>
+            <w:tcBorders>
+              <w:top w:val="single" w:sz="4" w:space="0" w:color="A6A6A6"/>
+              <w:left w:val="single" w:sz="4" w:space="0" w:color="A6A6A6"/>
+              <w:bottom w:val="single" w:sz="4" w:space="0" w:color="A6A6A6"/>
+              <w:right w:val="single" w:sz="4" w:space="0" w:color="A6A6A6"/>
+            </w:tcBorders>
+            <w:tcMar>
+              <w:top w:w="60" w:type="dxa"/>
+              <w:left w:w="100" w:type="dxa"/>
+              <w:bottom w:w="60" w:type="dxa"/>
+              <w:right w:w="100" w:type="dxa"/>
+            </w:tcMar>
+          </w:tcPr>
+          <w:p>
+            <w:r>
+              <w:rPr>
+                <w:sz w:val="20"/>
+                <w:szCs w:val="20"/>
+              </w:rPr>
+              <w:t xml:space="preserve">#44</w:t>
+            </w:r>
+          </w:p>
+        </w:tc>
+        <w:tc>
+          <w:tcPr>
+            <w:tcW w:w="1444" w:type="dxa"/>
+            <w:tcBorders>
+              <w:top w:val="single" w:sz="4" w:space="0" w:color="A6A6A6"/>
+              <w:left w:val="single" w:sz="4" w:space="0" w:color="A6A6A6"/>
+              <w:bottom w:val="single" w:sz="4" w:space="0" w:color="A6A6A6"/>
+              <w:right w:val="single" w:sz="4" w:space="0" w:color="A6A6A6"/>
+            </w:tcBorders>
+            <w:tcMar>
+              <w:top w:w="60" w:type="dxa"/>
+              <w:left w:w="100" w:type="dxa"/>
+              <w:bottom w:w="60" w:type="dxa"/>
+              <w:right w:w="100" w:type="dxa"/>
+            </w:tcMar>
+          </w:tcPr>
+          <w:p>
+            <w:r>
+              <w:rPr>
+                <w:sz w:val="20"/>
+                <w:szCs w:val="20"/>
+              </w:rPr>
+              <w:t xml:space="preserve">2026-10-20</w:t>
+            </w:r>
+          </w:p>
+        </w:tc>
+        <w:tc>
+          <w:tcPr>
+            <w:tcW w:w="6860" w:type="dxa"/>
+            <w:tcBorders>
+              <w:top w:val="single" w:sz="4" w:space="0" w:color="A6A6A6"/>
+              <w:left w:val="single" w:sz="4" w:space="0" w:color="A6A6A6"/>
+              <w:bottom w:val="single" w:sz="4" w:space="0" w:color="A6A6A6"/>
+              <w:right w:val="single" w:sz="4" w:space="0" w:color="A6A6A6"/>
+            </w:tcBorders>
+            <w:tcMar>
+              <w:top w:w="60" w:type="dxa"/>
+              <w:left w:w="100" w:type="dxa"/>
+              <w:bottom w:w="60" w:type="dxa"/>
+              <w:right w:w="100" w:type="dxa"/>
+            </w:tcMar>
+          </w:tcPr>
+          <w:p>
+            <w:r>
+              <w:rPr>
+                <w:sz w:val="20"/>
+                <w:szCs w:val="20"/>
+              </w:rPr>
+              <w:t xml:space="preserve">docs: unassign open backlog items and add DB diagram task (#48)</w:t>
+            </w:r>
+          </w:p>
+        </w:tc>
+      </w:tr>
+      <w:tr>
+        <w:tc>
+          <w:tcPr>
+            <w:tcW w:w="722" w:type="dxa"/>
+            <w:tcBorders>
+              <w:top w:val="single" w:sz="4" w:space="0" w:color="A6A6A6"/>
+              <w:left w:val="single" w:sz="4" w:space="0" w:color="A6A6A6"/>
+              <w:bottom w:val="single" w:sz="4" w:space="0" w:color="A6A6A6"/>
+              <w:right w:val="single" w:sz="4" w:space="0" w:color="A6A6A6"/>
+            </w:tcBorders>
+            <w:tcMar>
+              <w:top w:w="60" w:type="dxa"/>
+              <w:left w:w="100" w:type="dxa"/>
+              <w:bottom w:w="60" w:type="dxa"/>
+              <w:right w:w="100" w:type="dxa"/>
+            </w:tcMar>
+          </w:tcPr>
+          <w:p>
+            <w:r>
+              <w:rPr>
+                <w:sz w:val="20"/>
+                <w:szCs w:val="20"/>
+              </w:rPr>
+              <w:t xml:space="preserve">#45</w:t>
+            </w:r>
+          </w:p>
+        </w:tc>
+        <w:tc>
+          <w:tcPr>
+            <w:tcW w:w="1444" w:type="dxa"/>
+            <w:tcBorders>
+              <w:top w:val="single" w:sz="4" w:space="0" w:color="A6A6A6"/>
+              <w:left w:val="single" w:sz="4" w:space="0" w:color="A6A6A6"/>
+              <w:bottom w:val="single" w:sz="4" w:space="0" w:color="A6A6A6"/>
+              <w:right w:val="single" w:sz="4" w:space="0" w:color="A6A6A6"/>
+            </w:tcBorders>
+            <w:tcMar>
+              <w:top w:w="60" w:type="dxa"/>
+              <w:left w:w="100" w:type="dxa"/>
+              <w:bottom w:w="60" w:type="dxa"/>
+              <w:right w:w="100" w:type="dxa"/>
+            </w:tcMar>
+          </w:tcPr>
+          <w:p>
+            <w:r>
+              <w:rPr>
+                <w:sz w:val="20"/>
+                <w:szCs w:val="20"/>
+              </w:rPr>
+              <w:t xml:space="preserve">2026-10-20</w:t>
+            </w:r>
+          </w:p>
+        </w:tc>
+        <w:tc>
+          <w:tcPr>
+            <w:tcW w:w="6860" w:type="dxa"/>
+            <w:tcBorders>
+              <w:top w:val="single" w:sz="4" w:space="0" w:color="A6A6A6"/>
+              <w:left w:val="single" w:sz="4" w:space="0" w:color="A6A6A6"/>
+              <w:bottom w:val="single" w:sz="4" w:space="0" w:color="A6A6A6"/>
+              <w:right w:val="single" w:sz="4" w:space="0" w:color="A6A6A6"/>
+            </w:tcBorders>
+            <w:tcMar>
+              <w:top w:w="60" w:type="dxa"/>
+              <w:left w:w="100" w:type="dxa"/>
+              <w:bottom w:w="60" w:type="dxa"/>
+              <w:right w:w="100" w:type="dxa"/>
+            </w:tcMar>
+          </w:tcPr>
+          <w:p>
+            <w:r>
+              <w:rPr>
+                <w:sz w:val="20"/>
+                <w:szCs w:val="20"/>
+              </w:rPr>
+              <w:t xml:space="preserve">docs: Fase 1 improvement plan (#26)</w:t>
+            </w:r>
+          </w:p>
+        </w:tc>
+      </w:tr>
+      <w:tr>
+        <w:tc>
+          <w:tcPr>
+            <w:tcW w:w="722" w:type="dxa"/>
+            <w:tcBorders>
+              <w:top w:val="single" w:sz="4" w:space="0" w:color="A6A6A6"/>
+              <w:left w:val="single" w:sz="4" w:space="0" w:color="A6A6A6"/>
+              <w:bottom w:val="single" w:sz="4" w:space="0" w:color="A6A6A6"/>
+              <w:right w:val="single" w:sz="4" w:space="0" w:color="A6A6A6"/>
+            </w:tcBorders>
+            <w:tcMar>
+              <w:top w:w="60" w:type="dxa"/>
+              <w:left w:w="100" w:type="dxa"/>
+              <w:bottom w:w="60" w:type="dxa"/>
+              <w:right w:w="100" w:type="dxa"/>
+            </w:tcMar>
+          </w:tcPr>
+          <w:p>
+            <w:r>
+              <w:rPr>
+                <w:sz w:val="20"/>
+                <w:szCs w:val="20"/>
+              </w:rPr>
+              <w:t xml:space="preserve">#46</w:t>
+            </w:r>
+          </w:p>
+        </w:tc>
+        <w:tc>
+          <w:tcPr>
+            <w:tcW w:w="1444" w:type="dxa"/>
+            <w:tcBorders>
+              <w:top w:val="single" w:sz="4" w:space="0" w:color="A6A6A6"/>
+              <w:left w:val="single" w:sz="4" w:space="0" w:color="A6A6A6"/>
+              <w:bottom w:val="single" w:sz="4" w:space="0" w:color="A6A6A6"/>
+              <w:right w:val="single" w:sz="4" w:space="0" w:color="A6A6A6"/>
+            </w:tcBorders>
+            <w:tcMar>
+              <w:top w:w="60" w:type="dxa"/>
+              <w:left w:w="100" w:type="dxa"/>
+              <w:bottom w:w="60" w:type="dxa"/>
+              <w:right w:w="100" w:type="dxa"/>
+            </w:tcMar>
+          </w:tcPr>
+          <w:p>
+            <w:r>
+              <w:rPr>
+                <w:sz w:val="20"/>
+                <w:szCs w:val="20"/>
+              </w:rPr>
+              <w:t xml:space="preserve">2026-10-20</w:t>
+            </w:r>
+          </w:p>
+        </w:tc>
+        <w:tc>
+          <w:tcPr>
+            <w:tcW w:w="6860" w:type="dxa"/>
+            <w:tcBorders>
+              <w:top w:val="single" w:sz="4" w:space="0" w:color="A6A6A6"/>
+              <w:left w:val="single" w:sz="4" w:space="0" w:color="A6A6A6"/>
+              <w:bottom w:val="single" w:sz="4" w:space="0" w:color="A6A6A6"/>
+              <w:right w:val="single" w:sz="4" w:space="0" w:color="A6A6A6"/>
+            </w:tcBorders>
+            <w:tcMar>
+              <w:top w:w="60" w:type="dxa"/>
+              <w:left w:w="100" w:type="dxa"/>
+              <w:bottom w:w="60" w:type="dxa"/>
+              <w:right w:w="100" w:type="dxa"/>
+            </w:tcMar>
+          </w:tcPr>
+          <w:p>
+            <w:r>
+              <w:rPr>
+                <w:sz w:val="20"/>
+                <w:szCs w:val="20"/>
+              </w:rPr>
+              <w:t xml:space="preserve">docs: progress guide 2.4 and draft diary 2.1 (#37)</w:t>
+            </w:r>
+          </w:p>
+        </w:tc>
+      </w:tr>
+      <w:tr>
+        <w:tc>
+          <w:tcPr>
+            <w:tcW w:w="722" w:type="dxa"/>
+            <w:tcBorders>
+              <w:top w:val="single" w:sz="4" w:space="0" w:color="A6A6A6"/>
+              <w:left w:val="single" w:sz="4" w:space="0" w:color="A6A6A6"/>
+              <w:bottom w:val="single" w:sz="4" w:space="0" w:color="A6A6A6"/>
+              <w:right w:val="single" w:sz="4" w:space="0" w:color="A6A6A6"/>
+            </w:tcBorders>
+            <w:tcMar>
+              <w:top w:w="60" w:type="dxa"/>
+              <w:left w:w="100" w:type="dxa"/>
+              <w:bottom w:w="60" w:type="dxa"/>
+              <w:right w:w="100" w:type="dxa"/>
+            </w:tcMar>
+          </w:tcPr>
+          <w:p>
+            <w:r>
+              <w:rPr>
+                <w:sz w:val="20"/>
+                <w:szCs w:val="20"/>
+              </w:rPr>
+              <w:t xml:space="preserve">#47</w:t>
+            </w:r>
+          </w:p>
+        </w:tc>
+        <w:tc>
+          <w:tcPr>
+            <w:tcW w:w="1444" w:type="dxa"/>
+            <w:tcBorders>
+              <w:top w:val="single" w:sz="4" w:space="0" w:color="A6A6A6"/>
+              <w:left w:val="single" w:sz="4" w:space="0" w:color="A6A6A6"/>
+              <w:bottom w:val="single" w:sz="4" w:space="0" w:color="A6A6A6"/>
+              <w:right w:val="single" w:sz="4" w:space="0" w:color="A6A6A6"/>
+            </w:tcBorders>
+            <w:tcMar>
+              <w:top w:w="60" w:type="dxa"/>
+              <w:left w:w="100" w:type="dxa"/>
+              <w:bottom w:w="60" w:type="dxa"/>
+              <w:right w:w="100" w:type="dxa"/>
+            </w:tcMar>
+          </w:tcPr>
+          <w:p>
+            <w:r>
+              <w:rPr>
+                <w:sz w:val="20"/>
+                <w:szCs w:val="20"/>
+              </w:rPr>
+              <w:t xml:space="preserve">2026-10-21</w:t>
+            </w:r>
+          </w:p>
+        </w:tc>
+        <w:tc>
+          <w:tcPr>
+            <w:tcW w:w="6860" w:type="dxa"/>
+            <w:tcBorders>
+              <w:top w:val="single" w:sz="4" w:space="0" w:color="A6A6A6"/>
+              <w:left w:val="single" w:sz="4" w:space="0" w:color="A6A6A6"/>
+              <w:bottom w:val="single" w:sz="4" w:space="0" w:color="A6A6A6"/>
+              <w:right w:val="single" w:sz="4" w:space="0" w:color="A6A6A6"/>
+            </w:tcBorders>
+            <w:tcMar>
+              <w:top w:w="60" w:type="dxa"/>
+              <w:left w:w="100" w:type="dxa"/>
+              <w:bottom w:w="60" w:type="dxa"/>
+              <w:right w:w="100" w:type="dxa"/>
+            </w:tcMar>
+          </w:tcPr>
+          <w:p>
+            <w:r>
+              <w:rPr>
+                <w:sz w:val="20"/>
+                <w:szCs w:val="20"/>
+              </w:rPr>
+              <w:t xml:space="preserve">crear carpeta base de datos</w:t>
+            </w:r>
+          </w:p>
+        </w:tc>
+      </w:tr>
+      <w:tr>
+        <w:tc>
+          <w:tcPr>
+            <w:tcW w:w="722" w:type="dxa"/>
+            <w:tcBorders>
+              <w:top w:val="single" w:sz="4" w:space="0" w:color="A6A6A6"/>
+              <w:left w:val="single" w:sz="4" w:space="0" w:color="A6A6A6"/>
+              <w:bottom w:val="single" w:sz="4" w:space="0" w:color="A6A6A6"/>
+              <w:right w:val="single" w:sz="4" w:space="0" w:color="A6A6A6"/>
+            </w:tcBorders>
+            <w:tcMar>
+              <w:top w:w="60" w:type="dxa"/>
+              <w:left w:w="100" w:type="dxa"/>
+              <w:bottom w:w="60" w:type="dxa"/>
+              <w:right w:w="100" w:type="dxa"/>
+            </w:tcMar>
+          </w:tcPr>
+          <w:p>
+            <w:r>
+              <w:rPr>
+                <w:sz w:val="20"/>
+                <w:szCs w:val="20"/>
+              </w:rPr>
+              <w:t xml:space="preserve">#48</w:t>
+            </w:r>
+          </w:p>
+        </w:tc>
+        <w:tc>
+          <w:tcPr>
+            <w:tcW w:w="1444" w:type="dxa"/>
+            <w:tcBorders>
+              <w:top w:val="single" w:sz="4" w:space="0" w:color="A6A6A6"/>
+              <w:left w:val="single" w:sz="4" w:space="0" w:color="A6A6A6"/>
+              <w:bottom w:val="single" w:sz="4" w:space="0" w:color="A6A6A6"/>
+              <w:right w:val="single" w:sz="4" w:space="0" w:color="A6A6A6"/>
+            </w:tcBorders>
+            <w:tcMar>
+              <w:top w:w="60" w:type="dxa"/>
+              <w:left w:w="100" w:type="dxa"/>
+              <w:bottom w:w="60" w:type="dxa"/>
+              <w:right w:w="100" w:type="dxa"/>
+            </w:tcMar>
+          </w:tcPr>
+          <w:p>
+            <w:r>
+              <w:rPr>
+                <w:sz w:val="20"/>
+                <w:szCs w:val="20"/>
+              </w:rPr>
+              <w:t xml:space="preserve">2026-10-21</w:t>
+            </w:r>
+          </w:p>
+        </w:tc>
+        <w:tc>
+          <w:tcPr>
+            <w:tcW w:w="6860" w:type="dxa"/>
+            <w:tcBorders>
+              <w:top w:val="single" w:sz="4" w:space="0" w:color="A6A6A6"/>
+              <w:left w:val="single" w:sz="4" w:space="0" w:color="A6A6A6"/>
+              <w:bottom w:val="single" w:sz="4" w:space="0" w:color="A6A6A6"/>
+              <w:right w:val="single" w:sz="4" w:space="0" w:color="A6A6A6"/>
+            </w:tcBorders>
+            <w:tcMar>
+              <w:top w:w="60" w:type="dxa"/>
+              <w:left w:w="100" w:type="dxa"/>
+              <w:bottom w:w="60" w:type="dxa"/>
+              <w:right w:w="100" w:type="dxa"/>
+            </w:tcMar>
+          </w:tcPr>
+          <w:p>
+            <w:r>
+              <w:rPr>
+                <w:sz w:val="20"/>
+                <w:szCs w:val="20"/>
+              </w:rPr>
+              <w:t xml:space="preserve">Add files via upload</w:t>
+            </w:r>
+          </w:p>
+        </w:tc>
+      </w:tr>
+      <w:tr>
+        <w:tc>
+          <w:tcPr>
+            <w:tcW w:w="722" w:type="dxa"/>
+            <w:tcBorders>
+              <w:top w:val="single" w:sz="4" w:space="0" w:color="A6A6A6"/>
+              <w:left w:val="single" w:sz="4" w:space="0" w:color="A6A6A6"/>
+              <w:bottom w:val="single" w:sz="4" w:space="0" w:color="A6A6A6"/>
+              <w:right w:val="single" w:sz="4" w:space="0" w:color="A6A6A6"/>
+            </w:tcBorders>
+            <w:tcMar>
+              <w:top w:w="60" w:type="dxa"/>
+              <w:left w:w="100" w:type="dxa"/>
+              <w:bottom w:w="60" w:type="dxa"/>
+              <w:right w:w="100" w:type="dxa"/>
+            </w:tcMar>
+          </w:tcPr>
+          <w:p>
+            <w:r>
+              <w:rPr>
+                <w:sz w:val="20"/>
+                <w:szCs w:val="20"/>
+              </w:rPr>
+              <w:t xml:space="preserve">#49</w:t>
+            </w:r>
+          </w:p>
+        </w:tc>
+        <w:tc>
+          <w:tcPr>
+            <w:tcW w:w="1444" w:type="dxa"/>
+            <w:tcBorders>
+              <w:top w:val="single" w:sz="4" w:space="0" w:color="A6A6A6"/>
+              <w:left w:val="single" w:sz="4" w:space="0" w:color="A6A6A6"/>
+              <w:bottom w:val="single" w:sz="4" w:space="0" w:color="A6A6A6"/>
+              <w:right w:val="single" w:sz="4" w:space="0" w:color="A6A6A6"/>
+            </w:tcBorders>
+            <w:tcMar>
+              <w:top w:w="60" w:type="dxa"/>
+              <w:left w:w="100" w:type="dxa"/>
+              <w:bottom w:w="60" w:type="dxa"/>
+              <w:right w:w="100" w:type="dxa"/>
+            </w:tcMar>
+          </w:tcPr>
+          <w:p>
+            <w:r>
+              <w:rPr>
+                <w:sz w:val="20"/>
+                <w:szCs w:val="20"/>
+              </w:rPr>
+              <w:t xml:space="preserve">2026-10-21</w:t>
+            </w:r>
+          </w:p>
+        </w:tc>
+        <w:tc>
+          <w:tcPr>
+            <w:tcW w:w="6860" w:type="dxa"/>
+            <w:tcBorders>
+              <w:top w:val="single" w:sz="4" w:space="0" w:color="A6A6A6"/>
+              <w:left w:val="single" w:sz="4" w:space="0" w:color="A6A6A6"/>
+              <w:bottom w:val="single" w:sz="4" w:space="0" w:color="A6A6A6"/>
+              <w:right w:val="single" w:sz="4" w:space="0" w:color="A6A6A6"/>
+            </w:tcBorders>
+            <w:tcMar>
+              <w:top w:w="60" w:type="dxa"/>
+              <w:left w:w="100" w:type="dxa"/>
+              <w:bottom w:w="60" w:type="dxa"/>
+              <w:right w:w="100" w:type="dxa"/>
+            </w:tcMar>
+          </w:tcPr>
+          <w:p>
+            <w:r>
+              <w:rPr>
+                <w:sz w:val="20"/>
+                <w:szCs w:val="20"/>
+              </w:rPr>
+              <w:t xml:space="preserve">Delete Anexos/Diseño/Base de datos/a.txt</w:t>
+            </w:r>
+          </w:p>
+        </w:tc>
+      </w:tr>
+      <w:tr>
+        <w:tc>
+          <w:tcPr>
+            <w:tcW w:w="722" w:type="dxa"/>
+            <w:tcBorders>
+              <w:top w:val="single" w:sz="4" w:space="0" w:color="A6A6A6"/>
+              <w:left w:val="single" w:sz="4" w:space="0" w:color="A6A6A6"/>
+              <w:bottom w:val="single" w:sz="4" w:space="0" w:color="A6A6A6"/>
+              <w:right w:val="single" w:sz="4" w:space="0" w:color="A6A6A6"/>
+            </w:tcBorders>
+            <w:tcMar>
+              <w:top w:w="60" w:type="dxa"/>
+              <w:left w:w="100" w:type="dxa"/>
+              <w:bottom w:w="60" w:type="dxa"/>
+              <w:right w:w="100" w:type="dxa"/>
+            </w:tcMar>
+          </w:tcPr>
+          <w:p>
+            <w:r>
+              <w:rPr>
+                <w:sz w:val="20"/>
+                <w:szCs w:val="20"/>
+              </w:rPr>
+              <w:t xml:space="preserve">#50</w:t>
+            </w:r>
+          </w:p>
+        </w:tc>
+        <w:tc>
+          <w:tcPr>
+            <w:tcW w:w="1444" w:type="dxa"/>
+            <w:tcBorders>
+              <w:top w:val="single" w:sz="4" w:space="0" w:color="A6A6A6"/>
+              <w:left w:val="single" w:sz="4" w:space="0" w:color="A6A6A6"/>
+              <w:bottom w:val="single" w:sz="4" w:space="0" w:color="A6A6A6"/>
+              <w:right w:val="single" w:sz="4" w:space="0" w:color="A6A6A6"/>
+            </w:tcBorders>
+            <w:tcMar>
+              <w:top w:w="60" w:type="dxa"/>
+              <w:left w:w="100" w:type="dxa"/>
+              <w:bottom w:w="60" w:type="dxa"/>
+              <w:right w:w="100" w:type="dxa"/>
+            </w:tcMar>
+          </w:tcPr>
+          <w:p>
+            <w:r>
+              <w:rPr>
+                <w:sz w:val="20"/>
+                <w:szCs w:val="20"/>
+              </w:rPr>
+              <w:t xml:space="preserve">2026-10-21</w:t>
+            </w:r>
+          </w:p>
+        </w:tc>
+        <w:tc>
+          <w:tcPr>
+            <w:tcW w:w="6860" w:type="dxa"/>
+            <w:tcBorders>
+              <w:top w:val="single" w:sz="4" w:space="0" w:color="A6A6A6"/>
+              <w:left w:val="single" w:sz="4" w:space="0" w:color="A6A6A6"/>
+              <w:bottom w:val="single" w:sz="4" w:space="0" w:color="A6A6A6"/>
+              <w:right w:val="single" w:sz="4" w:space="0" w:color="A6A6A6"/>
+            </w:tcBorders>
+            <w:tcMar>
+              <w:top w:w="60" w:type="dxa"/>
+              <w:left w:w="100" w:type="dxa"/>
+              <w:bottom w:w="60" w:type="dxa"/>
+              <w:right w:w="100" w:type="dxa"/>
+            </w:tcMar>
+          </w:tcPr>
+          <w:p>
+            <w:r>
+              <w:rPr>
+                <w:sz w:val="20"/>
+                <w:szCs w:val="20"/>
+              </w:rPr>
+              <w:t xml:space="preserve">Add files via upload</w:t>
+            </w:r>
+          </w:p>
+        </w:tc>
+      </w:tr>
+      <w:tr>
+        <w:tc>
+          <w:tcPr>
+            <w:tcW w:w="722" w:type="dxa"/>
+            <w:tcBorders>
+              <w:top w:val="single" w:sz="4" w:space="0" w:color="A6A6A6"/>
+              <w:left w:val="single" w:sz="4" w:space="0" w:color="A6A6A6"/>
+              <w:bottom w:val="single" w:sz="4" w:space="0" w:color="A6A6A6"/>
+              <w:right w:val="single" w:sz="4" w:space="0" w:color="A6A6A6"/>
+            </w:tcBorders>
+            <w:tcMar>
+              <w:top w:w="60" w:type="dxa"/>
+              <w:left w:w="100" w:type="dxa"/>
+              <w:bottom w:w="60" w:type="dxa"/>
+              <w:right w:w="100" w:type="dxa"/>
+            </w:tcMar>
+          </w:tcPr>
+          <w:p>
+            <w:r>
+              <w:rPr>
+                <w:sz w:val="20"/>
+                <w:szCs w:val="20"/>
+              </w:rPr>
+              <w:t xml:space="preserve">#51</w:t>
+            </w:r>
+          </w:p>
+        </w:tc>
+        <w:tc>
+          <w:tcPr>
+            <w:tcW w:w="1444" w:type="dxa"/>
+            <w:tcBorders>
+              <w:top w:val="single" w:sz="4" w:space="0" w:color="A6A6A6"/>
+              <w:left w:val="single" w:sz="4" w:space="0" w:color="A6A6A6"/>
+              <w:bottom w:val="single" w:sz="4" w:space="0" w:color="A6A6A6"/>
+              <w:right w:val="single" w:sz="4" w:space="0" w:color="A6A6A6"/>
+            </w:tcBorders>
+            <w:tcMar>
+              <w:top w:w="60" w:type="dxa"/>
+              <w:left w:w="100" w:type="dxa"/>
+              <w:bottom w:w="60" w:type="dxa"/>
+              <w:right w:w="100" w:type="dxa"/>
+            </w:tcMar>
+          </w:tcPr>
+          <w:p>
+            <w:r>
+              <w:rPr>
+                <w:sz w:val="20"/>
+                <w:szCs w:val="20"/>
+              </w:rPr>
+              <w:t xml:space="preserve">2026-10-21</w:t>
+            </w:r>
+          </w:p>
+        </w:tc>
+        <w:tc>
+          <w:tcPr>
+            <w:tcW w:w="6860" w:type="dxa"/>
+            <w:tcBorders>
+              <w:top w:val="single" w:sz="4" w:space="0" w:color="A6A6A6"/>
+              <w:left w:val="single" w:sz="4" w:space="0" w:color="A6A6A6"/>
+              <w:bottom w:val="single" w:sz="4" w:space="0" w:color="A6A6A6"/>
+              <w:right w:val="single" w:sz="4" w:space="0" w:color="A6A6A6"/>
+            </w:tcBorders>
+            <w:tcMar>
+              <w:top w:w="60" w:type="dxa"/>
+              <w:left w:w="100" w:type="dxa"/>
+              <w:bottom w:w="60" w:type="dxa"/>
+              <w:right w:w="100" w:type="dxa"/>
+            </w:tcMar>
+          </w:tcPr>
+          <w:p>
+            <w:r>
+              <w:rPr>
+                <w:sz w:val="20"/>
+                <w:szCs w:val="20"/>
+              </w:rPr>
+              <w:t xml:space="preserve">Add files via upload</w:t>
+            </w:r>
+          </w:p>
+        </w:tc>
+      </w:tr>
+      <w:tr>
+        <w:tc>
+          <w:tcPr>
+            <w:tcW w:w="722" w:type="dxa"/>
+            <w:tcBorders>
+              <w:top w:val="single" w:sz="4" w:space="0" w:color="A6A6A6"/>
+              <w:left w:val="single" w:sz="4" w:space="0" w:color="A6A6A6"/>
+              <w:bottom w:val="single" w:sz="4" w:space="0" w:color="A6A6A6"/>
+              <w:right w:val="single" w:sz="4" w:space="0" w:color="A6A6A6"/>
+            </w:tcBorders>
+            <w:tcMar>
+              <w:top w:w="60" w:type="dxa"/>
+              <w:left w:w="100" w:type="dxa"/>
+              <w:bottom w:w="60" w:type="dxa"/>
+              <w:right w:w="100" w:type="dxa"/>
+            </w:tcMar>
+          </w:tcPr>
+          <w:p>
+            <w:r>
+              <w:rPr>
+                <w:sz w:val="20"/>
+                <w:szCs w:val="20"/>
+              </w:rPr>
+              <w:t xml:space="preserve">#52</w:t>
+            </w:r>
+          </w:p>
+        </w:tc>
+        <w:tc>
+          <w:tcPr>
+            <w:tcW w:w="1444" w:type="dxa"/>
+            <w:tcBorders>
+              <w:top w:val="single" w:sz="4" w:space="0" w:color="A6A6A6"/>
+              <w:left w:val="single" w:sz="4" w:space="0" w:color="A6A6A6"/>
+              <w:bottom w:val="single" w:sz="4" w:space="0" w:color="A6A6A6"/>
+              <w:right w:val="single" w:sz="4" w:space="0" w:color="A6A6A6"/>
+            </w:tcBorders>
+            <w:tcMar>
+              <w:top w:w="60" w:type="dxa"/>
+              <w:left w:w="100" w:type="dxa"/>
+              <w:bottom w:w="60" w:type="dxa"/>
+              <w:right w:w="100" w:type="dxa"/>
+            </w:tcMar>
+          </w:tcPr>
+          <w:p>
+            <w:r>
+              <w:rPr>
+                <w:sz w:val="20"/>
+                <w:szCs w:val="20"/>
+              </w:rPr>
+              <w:t xml:space="preserve">2026-10-21</w:t>
+            </w:r>
+          </w:p>
+        </w:tc>
+        <w:tc>
+          <w:tcPr>
+            <w:tcW w:w="6860" w:type="dxa"/>
+            <w:tcBorders>
+              <w:top w:val="single" w:sz="4" w:space="0" w:color="A6A6A6"/>
+              <w:left w:val="single" w:sz="4" w:space="0" w:color="A6A6A6"/>
+              <w:bottom w:val="single" w:sz="4" w:space="0" w:color="A6A6A6"/>
+              <w:right w:val="single" w:sz="4" w:space="0" w:color="A6A6A6"/>
+            </w:tcBorders>
+            <w:tcMar>
+              <w:top w:w="60" w:type="dxa"/>
+              <w:left w:w="100" w:type="dxa"/>
+              <w:bottom w:w="60" w:type="dxa"/>
+              <w:right w:w="100" w:type="dxa"/>
+            </w:tcMar>
+          </w:tcPr>
+          <w:p>
+            <w:r>
+              <w:rPr>
+                <w:sz w:val="20"/>
+                <w:szCs w:val="20"/>
+              </w:rPr>
+              <w:t xml:space="preserve">docs: add Mariana's reflection and mark improvement plan done in interim report (#27)</w:t>
+            </w:r>
+          </w:p>
+        </w:tc>
+      </w:tr>
+      <w:tr>
+        <w:tc>
+          <w:tcPr>
+            <w:tcW w:w="722" w:type="dxa"/>
+            <w:tcBorders>
+              <w:top w:val="single" w:sz="4" w:space="0" w:color="A6A6A6"/>
+              <w:left w:val="single" w:sz="4" w:space="0" w:color="A6A6A6"/>
+              <w:bottom w:val="single" w:sz="4" w:space="0" w:color="A6A6A6"/>
+              <w:right w:val="single" w:sz="4" w:space="0" w:color="A6A6A6"/>
+            </w:tcBorders>
+            <w:tcMar>
+              <w:top w:w="60" w:type="dxa"/>
+              <w:left w:w="100" w:type="dxa"/>
+              <w:bottom w:w="60" w:type="dxa"/>
+              <w:right w:w="100" w:type="dxa"/>
+            </w:tcMar>
+          </w:tcPr>
+          <w:p>
+            <w:r>
+              <w:rPr>
+                <w:sz w:val="20"/>
+                <w:szCs w:val="20"/>
+              </w:rPr>
+              <w:t xml:space="preserve">#53</w:t>
+            </w:r>
+          </w:p>
+        </w:tc>
+        <w:tc>
+          <w:tcPr>
+            <w:tcW w:w="1444" w:type="dxa"/>
+            <w:tcBorders>
+              <w:top w:val="single" w:sz="4" w:space="0" w:color="A6A6A6"/>
+              <w:left w:val="single" w:sz="4" w:space="0" w:color="A6A6A6"/>
+              <w:bottom w:val="single" w:sz="4" w:space="0" w:color="A6A6A6"/>
+              <w:right w:val="single" w:sz="4" w:space="0" w:color="A6A6A6"/>
+            </w:tcBorders>
+            <w:tcMar>
+              <w:top w:w="60" w:type="dxa"/>
+              <w:left w:w="100" w:type="dxa"/>
+              <w:bottom w:w="60" w:type="dxa"/>
+              <w:right w:w="100" w:type="dxa"/>
+            </w:tcMar>
+          </w:tcPr>
+          <w:p>
+            <w:r>
+              <w:rPr>
+                <w:sz w:val="20"/>
+                <w:szCs w:val="20"/>
+              </w:rPr>
+              <w:t xml:space="preserve">2026-10-21</w:t>
+            </w:r>
+          </w:p>
+        </w:tc>
+        <w:tc>
+          <w:tcPr>
+            <w:tcW w:w="6860" w:type="dxa"/>
+            <w:tcBorders>
+              <w:top w:val="single" w:sz="4" w:space="0" w:color="A6A6A6"/>
+              <w:left w:val="single" w:sz="4" w:space="0" w:color="A6A6A6"/>
+              <w:bottom w:val="single" w:sz="4" w:space="0" w:color="A6A6A6"/>
+              <w:right w:val="single" w:sz="4" w:space="0" w:color="A6A6A6"/>
+            </w:tcBorders>
+            <w:tcMar>
+              <w:top w:w="60" w:type="dxa"/>
+              <w:left w:w="100" w:type="dxa"/>
+              <w:bottom w:w="60" w:type="dxa"/>
+              <w:right w:w="100" w:type="dxa"/>
+            </w:tcMar>
+          </w:tcPr>
+          <w:p>
+            <w:r>
+              <w:rPr>
+                <w:sz w:val="20"/>
+                <w:szCs w:val="20"/>
+              </w:rPr>
+              <w:t xml:space="preserve">docs: redo use case templates and diagrams for the Django web app (#42)</w:t>
+            </w:r>
+          </w:p>
+        </w:tc>
+      </w:tr>
+      <w:tr>
+        <w:tc>
+          <w:tcPr>
+            <w:tcW w:w="722" w:type="dxa"/>
+            <w:tcBorders>
+              <w:top w:val="single" w:sz="4" w:space="0" w:color="A6A6A6"/>
+              <w:left w:val="single" w:sz="4" w:space="0" w:color="A6A6A6"/>
+              <w:bottom w:val="single" w:sz="4" w:space="0" w:color="A6A6A6"/>
+              <w:right w:val="single" w:sz="4" w:space="0" w:color="A6A6A6"/>
+            </w:tcBorders>
+            <w:tcMar>
+              <w:top w:w="60" w:type="dxa"/>
+              <w:left w:w="100" w:type="dxa"/>
+              <w:bottom w:w="60" w:type="dxa"/>
+              <w:right w:w="100" w:type="dxa"/>
+            </w:tcMar>
+          </w:tcPr>
+          <w:p>
+            <w:r>
+              <w:rPr>
+                <w:sz w:val="20"/>
+                <w:szCs w:val="20"/>
+              </w:rPr>
+              <w:t xml:space="preserve">#54</w:t>
+            </w:r>
+          </w:p>
+        </w:tc>
+        <w:tc>
+          <w:tcPr>
+            <w:tcW w:w="1444" w:type="dxa"/>
+            <w:tcBorders>
+              <w:top w:val="single" w:sz="4" w:space="0" w:color="A6A6A6"/>
+              <w:left w:val="single" w:sz="4" w:space="0" w:color="A6A6A6"/>
+              <w:bottom w:val="single" w:sz="4" w:space="0" w:color="A6A6A6"/>
+              <w:right w:val="single" w:sz="4" w:space="0" w:color="A6A6A6"/>
+            </w:tcBorders>
+            <w:tcMar>
+              <w:top w:w="60" w:type="dxa"/>
+              <w:left w:w="100" w:type="dxa"/>
+              <w:bottom w:w="60" w:type="dxa"/>
+              <w:right w:w="100" w:type="dxa"/>
+            </w:tcMar>
+          </w:tcPr>
+          <w:p>
+            <w:r>
+              <w:rPr>
+                <w:sz w:val="20"/>
+                <w:szCs w:val="20"/>
+              </w:rPr>
+              <w:t xml:space="preserve">2026-10-21</w:t>
+            </w:r>
+          </w:p>
+        </w:tc>
+        <w:tc>
+          <w:tcPr>
+            <w:tcW w:w="6860" w:type="dxa"/>
+            <w:tcBorders>
+              <w:top w:val="single" w:sz="4" w:space="0" w:color="A6A6A6"/>
+              <w:left w:val="single" w:sz="4" w:space="0" w:color="A6A6A6"/>
+              <w:bottom w:val="single" w:sz="4" w:space="0" w:color="A6A6A6"/>
+              <w:right w:val="single" w:sz="4" w:space="0" w:color="A6A6A6"/>
+            </w:tcBorders>
+            <w:tcMar>
+              <w:top w:w="60" w:type="dxa"/>
+              <w:left w:w="100" w:type="dxa"/>
+              <w:bottom w:w="60" w:type="dxa"/>
+              <w:right w:w="100" w:type="dxa"/>
+            </w:tcMar>
+          </w:tcPr>
+          <w:p>
+            <w:r>
+              <w:rPr>
+                <w:sz w:val="20"/>
+                <w:szCs w:val="20"/>
+              </w:rPr>
+              <w:t xml:space="preserve">feat: export availability reports in Excel, CSV and PDF (CU04, #7)</w:t>
+            </w:r>
+          </w:p>
+        </w:tc>
+      </w:tr>
+      <w:tr>
+        <w:tc>
+          <w:tcPr>
+            <w:tcW w:w="722" w:type="dxa"/>
+            <w:tcBorders>
+              <w:top w:val="single" w:sz="4" w:space="0" w:color="A6A6A6"/>
+              <w:left w:val="single" w:sz="4" w:space="0" w:color="A6A6A6"/>
+              <w:bottom w:val="single" w:sz="4" w:space="0" w:color="A6A6A6"/>
+              <w:right w:val="single" w:sz="4" w:space="0" w:color="A6A6A6"/>
+            </w:tcBorders>
+            <w:tcMar>
+              <w:top w:w="60" w:type="dxa"/>
+              <w:left w:w="100" w:type="dxa"/>
+              <w:bottom w:w="60" w:type="dxa"/>
+              <w:right w:w="100" w:type="dxa"/>
+            </w:tcMar>
+          </w:tcPr>
+          <w:p>
+            <w:r>
+              <w:rPr>
+                <w:sz w:val="20"/>
+                <w:szCs w:val="20"/>
+              </w:rPr>
+              <w:t xml:space="preserve">#55</w:t>
+            </w:r>
+          </w:p>
+        </w:tc>
+        <w:tc>
+          <w:tcPr>
+            <w:tcW w:w="1444" w:type="dxa"/>
+            <w:tcBorders>
+              <w:top w:val="single" w:sz="4" w:space="0" w:color="A6A6A6"/>
+              <w:left w:val="single" w:sz="4" w:space="0" w:color="A6A6A6"/>
+              <w:bottom w:val="single" w:sz="4" w:space="0" w:color="A6A6A6"/>
+              <w:right w:val="single" w:sz="4" w:space="0" w:color="A6A6A6"/>
+            </w:tcBorders>
+            <w:tcMar>
+              <w:top w:w="60" w:type="dxa"/>
+              <w:left w:w="100" w:type="dxa"/>
+              <w:bottom w:w="60" w:type="dxa"/>
+              <w:right w:w="100" w:type="dxa"/>
+            </w:tcMar>
+          </w:tcPr>
+          <w:p>
+            <w:r>
+              <w:rPr>
+                <w:sz w:val="20"/>
+                <w:szCs w:val="20"/>
+              </w:rPr>
+              <w:t xml:space="preserve">2026-10-21</w:t>
+            </w:r>
+          </w:p>
+        </w:tc>
+        <w:tc>
+          <w:tcPr>
+            <w:tcW w:w="6860" w:type="dxa"/>
+            <w:tcBorders>
+              <w:top w:val="single" w:sz="4" w:space="0" w:color="A6A6A6"/>
+              <w:left w:val="single" w:sz="4" w:space="0" w:color="A6A6A6"/>
+              <w:bottom w:val="single" w:sz="4" w:space="0" w:color="A6A6A6"/>
+              <w:right w:val="single" w:sz="4" w:space="0" w:color="A6A6A6"/>
+            </w:tcBorders>
+            <w:tcMar>
+              <w:top w:w="60" w:type="dxa"/>
+              <w:left w:w="100" w:type="dxa"/>
+              <w:bottom w:w="60" w:type="dxa"/>
+              <w:right w:w="100" w:type="dxa"/>
+            </w:tcMar>
+          </w:tcPr>
+          <w:p>
+            <w:r>
+              <w:rPr>
+                <w:sz w:val="20"/>
+                <w:szCs w:val="20"/>
+              </w:rPr>
+              <w:t xml:space="preserve">feat: fine-tuning del detector fuera de SKU-110K (#33)</w:t>
+            </w:r>
+          </w:p>
+        </w:tc>
+      </w:tr>
+      <w:tr>
+        <w:tc>
+          <w:tcPr>
+            <w:tcW w:w="722" w:type="dxa"/>
+            <w:tcBorders>
+              <w:top w:val="single" w:sz="4" w:space="0" w:color="A6A6A6"/>
+              <w:left w:val="single" w:sz="4" w:space="0" w:color="A6A6A6"/>
+              <w:bottom w:val="single" w:sz="4" w:space="0" w:color="A6A6A6"/>
+              <w:right w:val="single" w:sz="4" w:space="0" w:color="A6A6A6"/>
+            </w:tcBorders>
+            <w:tcMar>
+              <w:top w:w="60" w:type="dxa"/>
+              <w:left w:w="100" w:type="dxa"/>
+              <w:bottom w:w="60" w:type="dxa"/>
+              <w:right w:w="100" w:type="dxa"/>
+            </w:tcMar>
+          </w:tcPr>
+          <w:p>
+            <w:r>
+              <w:rPr>
+                <w:sz w:val="20"/>
+                <w:szCs w:val="20"/>
+              </w:rPr>
+              <w:t xml:space="preserve">#57</w:t>
+            </w:r>
+          </w:p>
+        </w:tc>
+        <w:tc>
+          <w:tcPr>
+            <w:tcW w:w="1444" w:type="dxa"/>
+            <w:tcBorders>
+              <w:top w:val="single" w:sz="4" w:space="0" w:color="A6A6A6"/>
+              <w:left w:val="single" w:sz="4" w:space="0" w:color="A6A6A6"/>
+              <w:bottom w:val="single" w:sz="4" w:space="0" w:color="A6A6A6"/>
+              <w:right w:val="single" w:sz="4" w:space="0" w:color="A6A6A6"/>
+            </w:tcBorders>
+            <w:tcMar>
+              <w:top w:w="60" w:type="dxa"/>
+              <w:left w:w="100" w:type="dxa"/>
+              <w:bottom w:w="60" w:type="dxa"/>
+              <w:right w:w="100" w:type="dxa"/>
+            </w:tcMar>
+          </w:tcPr>
+          <w:p>
+            <w:r>
+              <w:rPr>
+                <w:sz w:val="20"/>
+                <w:szCs w:val="20"/>
+              </w:rPr>
+              <w:t xml:space="preserve">2026-10-21</w:t>
+            </w:r>
+          </w:p>
+        </w:tc>
+        <w:tc>
+          <w:tcPr>
+            <w:tcW w:w="6860" w:type="dxa"/>
+            <w:tcBorders>
+              <w:top w:val="single" w:sz="4" w:space="0" w:color="A6A6A6"/>
+              <w:left w:val="single" w:sz="4" w:space="0" w:color="A6A6A6"/>
+              <w:bottom w:val="single" w:sz="4" w:space="0" w:color="A6A6A6"/>
+              <w:right w:val="single" w:sz="4" w:space="0" w:color="A6A6A6"/>
+            </w:tcBorders>
+            <w:tcMar>
+              <w:top w:w="60" w:type="dxa"/>
+              <w:left w:w="100" w:type="dxa"/>
+              <w:bottom w:w="60" w:type="dxa"/>
+              <w:right w:w="100" w:type="dxa"/>
+            </w:tcMar>
+          </w:tcPr>
+          <w:p>
+            <w:r>
+              <w:rPr>
+                <w:sz w:val="20"/>
+                <w:szCs w:val="20"/>
+              </w:rPr>
+              <w:t xml:space="preserve">docs: la revisión de otro integrante deja de ser obligatoria</w:t>
             </w:r>
           </w:p>
         </w:tc>

--- a/Fase 2/Informe intermedio de avance - ShelfVision AI.docx
+++ b/Fase 2/Informe intermedio de avance - ShelfVision AI.docx
@@ -237,67 +237,6 @@
               <w:noProof/>
             </w:rPr>
           </w:pPr>
-          <w:hyperlink w:anchor="_Toc243351100" w:history="1">
-            <w:r>
-              <w:rPr>
-                <w:rStyle w:val="Hipervnculo"/>
-                <w:noProof/>
-              </w:rPr>
-              <w:t>Abstract</w:t>
-            </w:r>
-            <w:r>
-              <w:rPr>
-                <w:noProof/>
-              </w:rPr>
-              <w:tab/>
-            </w:r>
-            <w:r>
-              <w:rPr>
-                <w:noProof/>
-              </w:rPr>
-              <w:fldChar w:fldCharType="begin"/>
-            </w:r>
-            <w:r>
-              <w:rPr>
-                <w:noProof/>
-              </w:rPr>
-              <w:instrText xml:space="preserve"> PAGEREF _Toc243351100 \h </w:instrText>
-            </w:r>
-            <w:r>
-              <w:rPr>
-                <w:noProof/>
-              </w:rPr>
-            </w:r>
-            <w:r>
-              <w:rPr>
-                <w:noProof/>
-              </w:rPr>
-              <w:fldChar w:fldCharType="separate"/>
-            </w:r>
-            <w:r>
-              <w:rPr>
-                <w:noProof/>
-              </w:rPr>
-              <w:t>3</w:t>
-            </w:r>
-            <w:r>
-              <w:rPr>
-                <w:noProof/>
-              </w:rPr>
-              <w:fldChar w:fldCharType="end"/>
-            </w:r>
-          </w:hyperlink>
-        </w:p>
-        <w:p>
-          <w:pPr>
-            <w:pStyle w:val="TDC1"/>
-            <w:tabs>
-              <w:tab w:val="right" w:leader="dot" w:pos="9016"/>
-            </w:tabs>
-            <w:rPr>
-              <w:noProof/>
-            </w:rPr>
-          </w:pPr>
           <w:hyperlink w:anchor="_Toc243351101" w:history="1">
             <w:r>
               <w:rPr>
@@ -1280,7 +1219,7 @@
                 <w:rStyle w:val="Hipervnculo"/>
                 <w:noProof/>
               </w:rPr>
-              <w:t>5. Conclusions and improvement plan</w:t>
+              <w:t>5. Conclusiones y plan de mejora</w:t>
             </w:r>
             <w:r>
               <w:rPr>
@@ -1402,7 +1341,7 @@
                 <w:rStyle w:val="Hipervnculo"/>
                 <w:noProof/>
               </w:rPr>
-              <w:t>7. Individual reflections</w:t>
+              <w:t>7. Reflexiones individuales</w:t>
             </w:r>
             <w:r>
               <w:rPr>
@@ -1781,24 +1720,6 @@
       </w:pPr>
       <w:r>
         <w:t xml:space="preserve">ShelfVision AI detecta quiebres de stock en góndolas de alimentos no perecibles a partir de una foto. El sistema corrige la imagen con visión clásica (OpenCV: corrección de lente y CLAHE), segmenta automáticamente la góndola y sus repisas, detecta los productos con YOLO26 y mide el espacio libre a lo largo de cada repisa. Informa una alerta cuando el espacio libre de la góndola completa es igual o mayor al 30% de su frente. A la fecha de corte están operativos el pipeline completo por foto (con evaluación por lotes contra anotaciones, por IoU) y una aplicación web Django con inicio de sesión por perfil, administración de usuarios y roles, análisis de fotos, ciclo de alertas y reportes exportables en Excel, CSV y PDF. El detector entrenado alcanza mAP50 de 0,950 en el conjunto de prueba de SKU-110K y 0,713 en 45 fotos de otro dominio (Kaggle). Su fine-tuning con fotos de Kaggle sube el mAP50 en 12 fotos de prueba de 0,809 a 0,854 de frente y de 0,701 a 0,818 a 35°, a cambio de bajar el mAP50-95 en SKU-110K de 0,610 a 0,533. Con productos envasados, el sistema completo acierta la alerta en el 92% de las 36 fotos de esa categoría, con un error medio de 6 puntos de espacio libre; sus errores vienen de productos que el detector no encuentra (recall 0,71), de frutas y verduras sueltas (fuera del alcance) y de refrigeradores con vidrio. Faltan el dashboard, la configuración de umbral y cámaras, la instalación en el servidor del CITT y corregir los hallazgos de la auditoría de la aplicación web del 2026-10-21. Este informe resume el avance real, sus evidencias, las dificultades y el plan para llegar al primer demo ante Walmart (a más tardar el 2026-10-31).</w:t>
-      </w:r>
-    </w:p>
-    <w:p>
-      <w:pPr>
-        <w:pStyle w:val="Ttulo1"/>
-      </w:pPr>
-      <w:bookmarkStart w:id="1" w:name="_Toc243351100"/>
-      <w:r>
-        <w:t>Abstract</w:t>
-      </w:r>
-      <w:bookmarkEnd w:id="1"/>
-    </w:p>
-    <w:p>
-      <w:pPr>
-        <w:jc w:val="both"/>
-      </w:pPr>
-      <w:r>
-        <w:t xml:space="preserve">ShelfVision AI detects out-of-stock situations on shelves of non-perishable food from a single photo. The system corrects the image with classical computer vision (OpenCV lens correction and CLAHE), automatically segments the gondola and its shelves, detects products with YOLO26, and measures free space along each shelf. It raises an alert when the free space of the whole gondola reaches 30% of its front or more. As of the cut-off date, the full per-photo pipeline (including batch evaluation against annotations by IoU) and a Django web application with role-based login, user and role management, photo analysis, an alert workflow and exportable reports in Excel, CSV and PDF are operational. The trained detector reaches 0.950 mAP50 on the SKU-110K test split and 0.713 on 45 photos from another domain (Kaggle). Fine-tuning it with Kaggle photos raises mAP50 on 12 held-out photos from 0.809 to 0.854 (front view) and from 0.701 to 0.818 (35° view), at the cost of lowering mAP50-95 on SKU-110K from 0.610 to 0.533. On packaged products, the full system gets the alert right on 92% of the 36 photos of that category, with a mean free-space error of 6 points; its errors come from products the detector misses (recall 0.71), from loose fruit and vegetables (out of scope) and from glass-door refrigerators. The dashboard, threshold and camera settings, deployment on the CITT server and the fixes for the findings of the 2026-10-21 web application audit are still pending. This report summarizes the actual progress, its evidence, the difficulties found and the plan to reach the first demo for Walmart (no later than 2026-10-31).</w:t>
       </w:r>
     </w:p>
     <w:p>
@@ -16867,7 +16788,7 @@
       <w:bookmarkStart w:id="18" w:name="_Toc243351117"/>
       <w:r>
         <w:lastRenderedPageBreak/>
-        <w:t>5. Conclusions and improvement plan</w:t>
+        <w:t>5. Conclusiones y plan de mejora</w:t>
       </w:r>
       <w:bookmarkEnd w:id="18"/>
     </w:p>
@@ -16880,10 +16801,10 @@
           <w:b/>
           <w:bCs/>
         </w:rPr>
-        <w:t xml:space="preserve">Objectives achieved.</w:t>
-      </w:r>
-      <w:r>
-        <w:t xml:space="preserve"> The hybrid pipeline required by the project (classical preprocessing, YOLO26 detection, availability post-processing) is complete and runs end to end on a single photo in about 0.7 s on CPU. The detector was trained, compared against a second variant and fine-tuned on photos outside SKU-110K, the shelf segmentation was measured against an external annotated dataset, and the stock-out alert follows the latest scope (whole gondola). A web application with role-based login, user management, photo analysis, alerts and exportable reports is operational, and every change goes through pull requests with automated tests and a Docker build.</w:t>
+        <w:t xml:space="preserve">Objetivos alcanzados.</w:t>
+      </w:r>
+      <w:r>
+        <w:t xml:space="preserve"> El pipeline híbrido que exige el proyecto (pre-procesamiento clásico, detección con YOLO26 y post-procesamiento de disponibilidad) está completo y corre de punta a punta sobre una foto en cerca de 0,7 s en CPU. El detector se entrenó, se comparó con una segunda variante y se afinó con fotos fuera de SKU-110K; la segmentación de repisas se midió contra un dataset externo anotado, y la alerta de quiebre sigue el último alcance (góndola completa). Una aplicación web con login por perfil, administración de usuarios, análisis de fotos, alertas y reportes exportables está operativa, y todo cambio pasa por pull requests con pruebas automáticas y construcción de la imagen Docker.</w:t>
       </w:r>
     </w:p>
     <w:p>
@@ -16895,10 +16816,10 @@
           <w:b/>
           <w:bCs/>
         </w:rPr>
-        <w:t xml:space="preserve">What really works today.</w:t>
-      </w:r>
-      <w:r>
-        <w:t xml:space="preserve"> CU00, CU01, CU04, CU06 and CU07 are implemented and CU02 is partial: five of eight use cases, which exceeds the 50% asked for Evaluation 2. Fine-tuning improved the detector outside SKU-110K (mAP50 from 0.809 to 0.854 on the front view and from 0.701 to 0.818 at 35° on 12 held-out photos), at the cost of mAP50-95 on SKU-110K (0.610 to 0.533), which we accepted because SKU-110K is not Walmart’s domain.</w:t>
+        <w:t xml:space="preserve">Qué funciona hoy.</w:t>
+      </w:r>
+      <w:r>
+        <w:t xml:space="preserve"> CU00, CU01, CU04, CU06 y CU07 están implementados y CU02 es parcial: cinco de ocho casos de uso, sobre el 50% que pide la Evaluación 2. El fine-tuning mejoró el detector fuera de SKU-110K (mAP50 de 0,809 a 0,854 de frente y de 0,701 a 0,818 a 35° en 12 fotos de prueba), a costa del mAP50-95 en SKU-110K (de 0,610 a 0,533), que aceptamos porque SKU-110K no es el dominio de Walmart.</w:t>
       </w:r>
     </w:p>
     <w:p>
@@ -16910,10 +16831,10 @@
           <w:b/>
           <w:bCs/>
         </w:rPr>
-        <w:t xml:space="preserve">Pending difficulties.</w:t>
-      </w:r>
-      <w:r>
-        <w:t xml:space="preserve"> The fine-tuned detector has only been measured on 12 photos, with clean images and no real store-camera images; the noise of a fixed room camera is not yet in training or tests (#55). Glass-door refrigerators and the reserve storage above the gondola cause false alerts. The web application audit of 2026-10-21 found real risks that must be closed before installing it on the CITT server: non-atomic alerts (#49), insecure default settings (#50), account lockout by a third party (#51), a photo without products raising a critical alert (#52) and robustness issues (#53, #54). The dashboard, threshold and camera configuration, and the deployment on the CITT server are missing.</w:t>
+        <w:t xml:space="preserve">Dificultades pendientes.</w:t>
+      </w:r>
+      <w:r>
+        <w:t xml:space="preserve"> El detector afinado solo se midió con 12 fotos, limpias y sin imágenes reales de cámaras de tienda; el ruido de una cámara fija de sala todavía no está en el entrenamiento ni en las pruebas (#55). Los refrigeradores con puerta de vidrio y la bodega de reserva sobre la góndola causan falsas alertas. La auditoría de la aplicación web del 2026-10-21 encontró riesgos reales que hay que cerrar antes de instalarla en el servidor del CITT: alertas no atómicas (#49), configuración insegura por defecto (#50), bloqueo de cuentas por un tercero (#51), una foto sin productos que dispara una alerta crítica (#52) y problemas de robustez (#53, #54). Faltan el dashboard, la configuración de umbral y cámaras, y la instalación en el servidor del CITT.</w:t>
       </w:r>
     </w:p>
     <w:p>
@@ -16925,10 +16846,10 @@
           <w:b/>
           <w:bCs/>
         </w:rPr>
-        <w:t xml:space="preserve">Improvements to prioritize.</w:t>
-      </w:r>
-      <w:r>
-        <w:t xml:space="preserve"> First the web application fixes (#49 to #53), because they block the installation on the CITT server; then the dashboard and threshold configuration, and then measuring and improving the detector with photos of our own and with room-camera noise (#32, #55).</w:t>
+        <w:t xml:space="preserve">Mejoras a priorizar.</w:t>
+      </w:r>
+      <w:r>
+        <w:t xml:space="preserve"> Primero las correcciones de la aplicación web (#49 a #53), porque bloquean la instalación en el servidor del CITT; luego el dashboard y la configuración del umbral, y después medir y mejorar el detector con fotos propias y con ruido de cámara de sala (#32, #55).</w:t>
       </w:r>
     </w:p>
     <w:p>
@@ -16940,10 +16861,10 @@
           <w:b/>
           <w:bCs/>
         </w:rPr>
-        <w:t xml:space="preserve">What the MVP still needs.</w:t>
-      </w:r>
-      <w:r>
-        <w:t xml:space="preserve"> The availability dashboard (CU03), threshold configuration (CU05), the audit fixes, the installation on the CITT server and the first operational demo for Walmart. Scope viability: the core is done, so the remaining MVP items are mostly web features on top of a working pipeline; they are feasible before the end of Phase 2 (week 15) if they are spread across the three members. Camera calibration and real CCTV validation depend on Walmart and stay out of the MVP.</w:t>
+        <w:t xml:space="preserve">Lo que falta para el MVP.</w:t>
+      </w:r>
+      <w:r>
+        <w:t xml:space="preserve"> El dashboard de disponibilidad (CU03), la configuración del umbral (CU05), las correcciones de la auditoría, la instalación en el servidor del CITT y el primer demo operativo ante Walmart. Viabilidad del alcance: el núcleo está hecho, así que lo que falta del MVP son sobre todo funciones web sobre un pipeline que ya funciona; es factible antes del fin de la Fase 2 (semana 15) si se reparte entre los tres integrantes. La calibración de cámaras y la validación con CCTV real dependen de Walmart y quedan fuera del MVP.</w:t>
       </w:r>
     </w:p>
     <w:tbl>
@@ -16995,7 +16916,7 @@
                 <w:sz w:val="20"/>
                 <w:szCs w:val="20"/>
               </w:rPr>
-              <w:t>Activity</w:t>
+              <w:t xml:space="preserve">Actividad</w:t>
             </w:r>
           </w:p>
         </w:tc>
@@ -17025,7 +16946,7 @@
                 <w:sz w:val="20"/>
                 <w:szCs w:val="20"/>
               </w:rPr>
-              <w:t>Item</w:t>
+              <w:t xml:space="preserve">Ítem</w:t>
             </w:r>
           </w:p>
         </w:tc>
@@ -17055,7 +16976,7 @@
                 <w:sz w:val="20"/>
                 <w:szCs w:val="20"/>
               </w:rPr>
-              <w:t>Owner</w:t>
+              <w:t xml:space="preserve">Responsable</w:t>
             </w:r>
           </w:p>
         </w:tc>
@@ -17085,7 +17006,7 @@
                 <w:sz w:val="20"/>
                 <w:szCs w:val="20"/>
               </w:rPr>
-              <w:t>Date</w:t>
+              <w:t xml:space="preserve">Fecha</w:t>
             </w:r>
           </w:p>
         </w:tc>
@@ -17113,7 +17034,7 @@
                 <w:sz w:val="20"/>
                 <w:szCs w:val="20"/>
               </w:rPr>
-              <w:t xml:space="preserve">Fine-tune the detector on photos outside SKU-110K (train/test split)</w:t>
+              <w:t xml:space="preserve">Fine-tuning del detector con fotos fuera de SKU-110K (separando entrenamiento y prueba)</w:t>
             </w:r>
           </w:p>
         </w:tc>
@@ -17191,7 +17112,7 @@
                 <w:sz w:val="20"/>
                 <w:szCs w:val="20"/>
               </w:rPr>
-              <w:t xml:space="preserve">Done (2026-10-21)</w:t>
+              <w:t xml:space="preserve">Cumplido (2026-10-21)</w:t>
             </w:r>
           </w:p>
         </w:tc>
@@ -17219,7 +17140,7 @@
                 <w:sz w:val="20"/>
                 <w:szCs w:val="20"/>
               </w:rPr>
-              <w:t>Declare loose fruit and vegetables out of scope with Walmart</w:t>
+              <w:t xml:space="preserve">Declarar fuera del alcance las frutas y verduras sueltas con Walmart</w:t>
             </w:r>
           </w:p>
         </w:tc>
@@ -17297,7 +17218,7 @@
                 <w:sz w:val="20"/>
                 <w:szCs w:val="20"/>
               </w:rPr>
-              <w:t>Next Walmart meeting</w:t>
+              <w:t xml:space="preserve">Próxima reunión con Walmart</w:t>
             </w:r>
           </w:p>
         </w:tc>
@@ -17325,7 +17246,7 @@
                 <w:sz w:val="20"/>
                 <w:szCs w:val="20"/>
               </w:rPr>
-              <w:t>Refrigerators: ignore out-of-focus regions and door frames</w:t>
+              <w:t xml:space="preserve">Refrigeradores: ignorar zonas desenfocadas y marcos de puerta</w:t>
             </w:r>
           </w:p>
         </w:tc>
@@ -17377,7 +17298,7 @@
                 <w:sz w:val="20"/>
                 <w:szCs w:val="20"/>
               </w:rPr>
-              <w:t>To assign</w:t>
+              <w:t xml:space="preserve">Por asignar</w:t>
             </w:r>
           </w:p>
         </w:tc>
@@ -17403,7 +17324,7 @@
                 <w:sz w:val="20"/>
                 <w:szCs w:val="20"/>
               </w:rPr>
-              <w:t>To be defined</w:t>
+              <w:t xml:space="preserve">Por definir</w:t>
             </w:r>
           </w:p>
         </w:tc>
@@ -17431,7 +17352,7 @@
                 <w:sz w:val="20"/>
                 <w:szCs w:val="20"/>
               </w:rPr>
-              <w:t>Exclude the reserve storage above the gondola</w:t>
+              <w:t xml:space="preserve">Excluir la bodega de reserva sobre la góndola</w:t>
             </w:r>
           </w:p>
         </w:tc>
@@ -17483,7 +17404,7 @@
                 <w:sz w:val="20"/>
                 <w:szCs w:val="20"/>
               </w:rPr>
-              <w:t>To assign</w:t>
+              <w:t xml:space="preserve">Por asignar</w:t>
             </w:r>
           </w:p>
         </w:tc>
@@ -17509,7 +17430,7 @@
                 <w:sz w:val="20"/>
                 <w:szCs w:val="20"/>
               </w:rPr>
-              <w:t>To be defined</w:t>
+              <w:t xml:space="preserve">Por definir</w:t>
             </w:r>
           </w:p>
         </w:tc>
@@ -17537,7 +17458,7 @@
                 <w:sz w:val="20"/>
                 <w:szCs w:val="20"/>
               </w:rPr>
-              <w:t xml:space="preserve">Exportable reports (Excel, CSV, PDF)</w:t>
+              <w:t xml:space="preserve">Reportes exportables (Excel, CSV, PDF)</w:t>
             </w:r>
           </w:p>
         </w:tc>
@@ -17615,7 +17536,7 @@
                 <w:sz w:val="20"/>
                 <w:szCs w:val="20"/>
               </w:rPr>
-              <w:t xml:space="preserve">Done (2026-10-21)</w:t>
+              <w:t xml:space="preserve">Cumplido (2026-10-21)</w:t>
             </w:r>
           </w:p>
         </w:tc>
@@ -17643,7 +17564,7 @@
                 <w:sz w:val="20"/>
                 <w:szCs w:val="20"/>
               </w:rPr>
-              <w:t xml:space="preserve">Atomic alerts and safe default settings of the web app</w:t>
+              <w:t xml:space="preserve">Alertas atómicas y configuración segura de la app web</w:t>
             </w:r>
           </w:p>
         </w:tc>
@@ -17749,7 +17670,7 @@
                 <w:sz w:val="20"/>
                 <w:szCs w:val="20"/>
               </w:rPr>
-              <w:t xml:space="preserve">Time-based account lockout (CU00)</w:t>
+              <w:t xml:space="preserve">Bloqueo de cuentas por tiempo (CU00)</w:t>
             </w:r>
           </w:p>
         </w:tc>
@@ -17855,7 +17776,7 @@
                 <w:sz w:val="20"/>
                 <w:szCs w:val="20"/>
               </w:rPr>
-              <w:t xml:space="preserve">Photo without products and web app robustness</w:t>
+              <w:t xml:space="preserve">Foto sin productos y robustez de la app web</w:t>
             </w:r>
           </w:p>
         </w:tc>
@@ -17961,7 +17882,7 @@
                 <w:sz w:val="20"/>
                 <w:szCs w:val="20"/>
               </w:rPr>
-              <w:t xml:space="preserve">Code cleanup and pinned CI actions</w:t>
+              <w:t xml:space="preserve">Limpieza de código y fijar acciones de CI</w:t>
             </w:r>
           </w:p>
         </w:tc>
@@ -18067,7 +17988,7 @@
                 <w:sz w:val="20"/>
                 <w:szCs w:val="20"/>
               </w:rPr>
-              <w:t xml:space="preserve">Train and measure the detector with room-camera noise</w:t>
+              <w:t xml:space="preserve">Entrenar y medir el detector con ruido de cámara de sala</w:t>
             </w:r>
           </w:p>
         </w:tc>
@@ -18173,7 +18094,7 @@
                 <w:sz w:val="20"/>
                 <w:szCs w:val="20"/>
               </w:rPr>
-              <w:t>First operational demo for Walmart</w:t>
+              <w:t xml:space="preserve">Primer demo operativo ante Walmart</w:t>
             </w:r>
           </w:p>
         </w:tc>
@@ -18279,7 +18200,7 @@
                 <w:sz w:val="20"/>
                 <w:szCs w:val="20"/>
               </w:rPr>
-              <w:t>Dashboard and threshold/camera configuration</w:t>
+              <w:t xml:space="preserve">Dashboard y configuración de umbral y cámaras</w:t>
             </w:r>
           </w:p>
         </w:tc>
@@ -18331,7 +18252,7 @@
                 <w:sz w:val="20"/>
                 <w:szCs w:val="20"/>
               </w:rPr>
-              <w:t>To assign</w:t>
+              <w:t xml:space="preserve">Por asignar</w:t>
             </w:r>
           </w:p>
         </w:tc>
@@ -18357,7 +18278,7 @@
                 <w:sz w:val="20"/>
                 <w:szCs w:val="20"/>
               </w:rPr>
-              <w:t>Before the end of Phase 2</w:t>
+              <w:t xml:space="preserve">Antes del fin de la Fase 2</w:t>
             </w:r>
           </w:p>
         </w:tc>
@@ -18385,7 +18306,7 @@
                 <w:sz w:val="20"/>
                 <w:szCs w:val="20"/>
               </w:rPr>
-              <w:t>Phase 1 improvement plan</w:t>
+              <w:t xml:space="preserve">Plan de mejoras de la Fase 1</w:t>
             </w:r>
           </w:p>
         </w:tc>
@@ -18463,7 +18384,7 @@
                 <w:sz w:val="20"/>
                 <w:szCs w:val="20"/>
               </w:rPr>
-              <w:t>Done (2026-10-20)</w:t>
+              <w:t xml:space="preserve">Cumplido (2026-10-20)</w:t>
             </w:r>
           </w:p>
         </w:tc>
@@ -18481,7 +18402,7 @@
           <w:sz w:val="18"/>
           <w:szCs w:val="18"/>
         </w:rPr>
-        <w:t xml:space="preserve">Table 11. Improvement plan. Owners and dates for #49 to #55 are proposals, to be confirmed by each member.</w:t>
+        <w:t xml:space="preserve">Tabla 11. Plan de mejora. Responsables y fechas de #49 a #55: propuesta a confirmar por cada integrante.</w:t>
       </w:r>
     </w:p>
     <w:p>
@@ -18520,7 +18441,7 @@
       </w:pPr>
       <w:bookmarkStart w:id="20" w:name="_Toc243351119"/>
       <w:r>
-        <w:t>7. Individual reflections</w:t>
+        <w:t>7. Reflexiones individuales</w:t>
       </w:r>
       <w:bookmarkEnd w:id="20"/>
     </w:p>
@@ -18532,7 +18453,7 @@
         <w:rPr>
           <w:highlight w:val="yellow"/>
         </w:rPr>
-        <w:t>Each member writes their own reflection in English.</w:t>
+        <w:t xml:space="preserve">Cada integrante redacta su propia reflexión.</w:t>
       </w:r>
     </w:p>
     <w:p>
@@ -18553,7 +18474,7 @@
         <w:rPr>
           <w:highlight w:val="yellow"/>
         </w:rPr>
-        <w:t>Pending.</w:t>
+        <w:t xml:space="preserve">Pendiente.</w:t>
       </w:r>
     </w:p>
     <w:p>
@@ -18571,7 +18492,7 @@
         <w:jc w:val="both"/>
       </w:pPr>
       <w:r>
-        <w:t>My work focused on the quality and organization of the project: I set up continuous integration with GitHub Actions and the protection of the main branch, corrected outdated data in our documents, evaluated the shelf segmentation against the SHARD dataset, prepared the Phase 1 improvement plan and the progress evidence, and reviewed and merged pull requests. The hardest part for me was the SHARD evaluation. At first the segmentation found shelf lines that did not exist, like diagonal lines and lines in the middle of stacked boxes, and I did not know how to prove if it was really working. I solved it by comparing our lines with the annotated ones using precision, recall and F1, and then adding a filter that only keeps lines supported by a real edge along most of the shelf. I learned a lot of things: that a result is not good until you measure it, that automated tests and pull requests avoid many problems when three people work at the same time, and that writing down every decision helps when the client changes the scope. If I could do something differently, I would have also tried YOLOv8, or combining it with YOLO26, because we only compared two variants of YOLO26 and maybe another model could give better results on our own photos. Now I want to finish developing the missing items, like the exportable reports and the dashboard, and help improve the precision of the model with photos outside SKU-110K.</w:t>
+        <w:t xml:space="preserve">Mi trabajo se centró en la calidad y la organización del proyecto: armé la integración continua con GitHub Actions y la protección de la rama main, corregí datos desactualizados en nuestros documentos, evalué la segmentación de repisas con el dataset SHARD, preparé el plan de mejoras de la Fase 1 y las evidencias de avance, y revisé y mergeé pull requests. Lo más difícil para mí fue la evaluación con SHARD. Al principio la segmentación encontraba líneas de repisa que no existían, como diagonales y líneas en medio de cajas apiladas, y yo no sabía cómo probar si realmente funcionaba. Lo resolví comparando nuestras líneas con las anotadas mediante precisión, recall y F1, y luego agregando un filtro que solo conserva las líneas respaldadas por un borde real a lo largo de la mayor parte de la repisa. Aprendí muchas cosas: que un resultado no es bueno hasta que se mide, que las pruebas automáticas y los pull requests evitan muchos problemas cuando tres personas trabajan al mismo tiempo, y que dejar por escrito cada decisión ayuda cuando el cliente cambia el alcance. Si pudiera hacer algo distinto, también habría probado YOLOv8, o combinarlo con YOLO26, porque solo comparamos dos variantes de YOLO26 y quizás otro modelo daría mejores resultados con nuestras propias fotos. Ahora quiero terminar los ítems que faltan, como el dashboard, y ayudar a mejorar la precisión del modelo con fotos fuera de SKU-110K.</w:t>
       </w:r>
     </w:p>
     <w:p>
@@ -18592,7 +18513,7 @@
         <w:rPr>
           <w:highlight w:val="yellow"/>
         </w:rPr>
-        <w:t>Draft, to be reviewed by Francisco. I worked on the computer-vision core and its integration: image correction, automatic shelf segmentation, the YOLO26 training on SKU-110K, the availability calculation, the end-to-end pipeline and the first version of the Django web app. The most valuable lesson was that a good detector metric does not guarantee a good system: the detector reaches 0.95 mAP50 on SKU-110K, yet on our own Kaggle photos its recall drops to 0.64 and every missed product turns into a false alert. Measuring this honestly, with the 10 best and 10 worst cases, changed our priorities: we now plan fine-tuning with photos outside SKU-110K and we declared loose fruit and vegetables out of scope. I also learned to write down every decision with its evidence, because the client changed the scope twice (whole-gondola alert, fixed depth) and the written reasoning made those changes cheap. Next, I want to measure real stock-outs with the Roboflow dataset and our own photos, and to help the team install the application on the CITT server.</w:t>
+        <w:t xml:space="preserve">Borrador, para revisión de Francisco. Trabajé en el núcleo de visión artificial y su integración: corrección de imagen, segmentación automática de repisas, el entrenamiento de YOLO26 con SKU-110K, el cálculo de disponibilidad, el pipeline de punta a punta y la primera versión de la app web Django. La lección más valiosa fue que una buena métrica del detector no garantiza un buen sistema: el detector llega a 0,95 de mAP50 en SKU-110K, pero con nuestras propias fotos de Kaggle su recall baja a 0,64 y cada producto no detectado se convierte en una falsa alerta. Medir esto con honestidad, con los 10 mejores y los 10 peores casos, cambió nuestras prioridades: ahora planificamos fine-tuning con fotos fuera de SKU-110K y declaramos fuera del alcance las frutas y verduras sueltas. También aprendí a dejar por escrito cada decisión con su evidencia, porque el cliente cambió el alcance dos veces (alerta por góndola completa, profundidad fija) y el razonamiento escrito hizo baratos esos cambios. Después quiero medir quiebres reales con el dataset de Roboflow y nuestras propias fotos, y ayudar al equipo a instalar la aplicación en el servidor del CITT.</w:t>
       </w:r>
     </w:p>
     <w:p>

--- a/Fase 2/Informe intermedio de avance - ShelfVision AI.docx
+++ b/Fase 2/Informe intermedio de avance - ShelfVision AI.docx
@@ -129,7 +129,7 @@
         <w:rPr>
           <w:color w:val="595959"/>
         </w:rPr>
-        <w:t xml:space="preserve">2026-10-21 (datos con corte al 2026-10-21)</w:t>
+        <w:t>2026-10-21 (datos con corte al 2026-10-21)</w:t>
       </w:r>
     </w:p>
     <w:p>
@@ -155,7 +155,6 @@
         <w:alias w:val="Índice"/>
         <w:id w:val="158122281"/>
       </w:sdtPr>
-      <w:sdtEndPr/>
       <w:sdtContent>
         <w:p>
           <w:pPr>
@@ -1719,7 +1718,7 @@
         <w:jc w:val="both"/>
       </w:pPr>
       <w:r>
-        <w:t xml:space="preserve">ShelfVision AI detecta quiebres de stock en góndolas de alimentos no perecibles a partir de una foto. El sistema corrige la imagen con visión clásica (OpenCV: corrección de lente y CLAHE), segmenta automáticamente la góndola y sus repisas, detecta los productos con YOLO26 y mide el espacio libre a lo largo de cada repisa. Informa una alerta cuando el espacio libre de la góndola completa es igual o mayor al 30% de su frente. A la fecha de corte están operativos el pipeline completo por foto (con evaluación por lotes contra anotaciones, por IoU) y una aplicación web Django con inicio de sesión por perfil, administración de usuarios y roles, análisis de fotos, ciclo de alertas y reportes exportables en Excel, CSV y PDF. El detector entrenado alcanza mAP50 de 0,950 en el conjunto de prueba de SKU-110K y 0,713 en 45 fotos de otro dominio (Kaggle). Su fine-tuning con fotos de Kaggle sube el mAP50 en 12 fotos de prueba de 0,809 a 0,854 de frente y de 0,701 a 0,818 a 35°, a cambio de bajar el mAP50-95 en SKU-110K de 0,610 a 0,533. Con productos envasados, el sistema completo acierta la alerta en el 92% de las 36 fotos de esa categoría, con un error medio de 6 puntos de espacio libre; sus errores vienen de productos que el detector no encuentra (recall 0,71), de frutas y verduras sueltas (fuera del alcance) y de refrigeradores con vidrio. Faltan el dashboard, la configuración de umbral y cámaras, la instalación en el servidor del CITT y corregir los hallazgos de la auditoría de la aplicación web del 2026-10-21. Este informe resume el avance real, sus evidencias, las dificultades y el plan para llegar al primer demo ante Walmart (a más tardar el 2026-10-31).</w:t>
+        <w:t>ShelfVision AI detecta quiebres de stock en góndolas de alimentos no perecibles a partir de una foto. El sistema corrige la imagen con visión clásica (OpenCV: corrección de lente y CLAHE), segmenta automáticamente la góndola y sus repisas, detecta los productos con YOLO26 y mide el espacio libre a lo largo de cada repisa. Informa una alerta cuando el espacio libre de la góndola completa es igual o mayor al 30% de su frente. A la fecha de corte están operativos el pipeline completo por foto (con evaluación por lotes contra anotaciones, por IoU) y una aplicación web Django con inicio de sesión por perfil, administración de usuarios y roles, análisis de fotos, ciclo de alertas y reportes exportables en Excel, CSV y PDF. El detector entrenado alcanza mAP50 de 0,950 en el conjunto de prueba de SKU-110K y 0,713 en 45 fotos de otro dominio (Kaggle). Su fine-tuning con fotos de Kaggle sube el mAP50 en 12 fotos de prueba de 0,809 a 0,854 de frente y de 0,701 a 0,818 a 35°, a cambio de bajar el mAP50-95 en SKU-110K de 0,610 a 0,533. Con productos envasados, el sistema completo acierta la alerta en el 92% de las 36 fotos de esa categoría, con un error medio de 6 puntos de espacio libre; sus errores vienen de productos que el detector no encuentra (recall 0,71), de frutas y verduras sueltas (fuera del alcance) y de refrigeradores con vidrio. Faltan el dashboard, la configuración de umbral y cámaras, la instalación en el servidor del CITT y corregir los hallazgos de la auditoría de la aplicación web del 2026-10-21. Este informe resume el avance real, sus evidencias, las dificultades y el plan para llegar al primer demo ante Walmart (a más tardar el 2026-10-31).</w:t>
       </w:r>
     </w:p>
     <w:p>
@@ -1731,29 +1730,29 @@
       <w:pPr>
         <w:pStyle w:val="Ttulo1"/>
       </w:pPr>
-      <w:bookmarkStart w:id="2" w:name="_Toc243351101"/>
+      <w:bookmarkStart w:id="1" w:name="_Toc243351101"/>
       <w:r>
         <w:lastRenderedPageBreak/>
         <w:t>1. Estado de avance</w:t>
       </w:r>
-      <w:bookmarkEnd w:id="2"/>
+      <w:bookmarkEnd w:id="1"/>
     </w:p>
     <w:p>
       <w:pPr>
         <w:pStyle w:val="Ttulo2"/>
       </w:pPr>
-      <w:bookmarkStart w:id="3" w:name="_Toc243351102"/>
+      <w:bookmarkStart w:id="2" w:name="_Toc243351102"/>
       <w:r>
         <w:t>1.1 Actividades realizadas</w:t>
       </w:r>
-      <w:bookmarkEnd w:id="3"/>
+      <w:bookmarkEnd w:id="2"/>
     </w:p>
     <w:p>
       <w:pPr>
         <w:jc w:val="both"/>
       </w:pPr>
       <w:r>
-        <w:t xml:space="preserve">El trabajo se organiza en un backlog con ítems numerados (PROGRESS.md), una rama y un Pull Request por ítem, y CI en verde antes de integrar a main (la revisión de otro integrante es opcional desde el 2026-10-21). Entre el 2026-09-27 y el 2026-10-21 se integraron 54 Pull Requests (anexo A). Lo realizado, por área:</w:t>
+        <w:t>El trabajo se organiza en un backlog con ítems numerados (PROGRESS.md), una rama y un Pull Request por ítem, y CI en verde antes de integrar a main (la revisión de otro integrante es opcional desde el 2026-10-21). Entre el 2026-09-27 y el 2026-10-21 se integraron 54 Pull Requests (anexo A). Lo realizado, por área:</w:t>
       </w:r>
     </w:p>
     <w:p>
@@ -1810,7 +1809,7 @@
           <w:b/>
           <w:bCs/>
         </w:rPr>
-        <w:t xml:space="preserve">Visión artificial: corrección de imagen (dewarping y CLAHE), segmentación automática de góndola y repisas, recorte de la región de interés, detector YOLO26 entrenado en GPU (50 épocas, dos variantes comparadas) y afinado con fotos fuera de SKU-110K (#33: dos corridas, se aceptó la primera), cálculo de disponibilidad con niveles de repisa híbridos que siguen repisas inclinadas, y alerta por góndola completa.</w:t>
+        <w:t>Visión artificial: corrección de imagen (dewarping y CLAHE), segmentación automática de góndola y repisas, recorte de la región de interés, detector YOLO26 entrenado en GPU (50 épocas, dos variantes comparadas) y afinado con fotos fuera de SKU-110K (#33: dos corridas, se aceptó la primera), cálculo de disponibilidad con niveles de repisa híbridos que siguen repisas inclinadas, y alerta por góndola completa.</w:t>
       </w:r>
     </w:p>
     <w:p>
@@ -1856,7 +1855,7 @@
           <w:b/>
           <w:bCs/>
         </w:rPr>
-        <w:t xml:space="preserve">Aplicación web: Django 6.1 con login por perfil (CU00), administración de usuarios y roles (CU06), análisis de fotos (CU01), ciclo de la alerta (Activa, En proceso, Completada) y reportes en Excel, CSV y PDF (CU04, ítem #7, PR #54). El 2026-10-21 se auditó la app y se abrieron los ítems #49 a #54 con los hallazgos (sección 1.5).</w:t>
+        <w:t>Aplicación web: Django 6.1 con login por perfil (CU00), administración de usuarios y roles (CU06), análisis de fotos (CU01), ciclo de la alerta (Activa, En proceso, Completada) y reportes en Excel, CSV y PDF (CU04, ítem #7, PR #54). El 2026-10-21 se auditó la app y se abrieron los ítems #49 a #54 con los hallazgos (sección 1.5).</w:t>
       </w:r>
     </w:p>
     <w:p>
@@ -1872,18 +1871,18 @@
           <w:b/>
           <w:bCs/>
         </w:rPr>
-        <w:t xml:space="preserve">Documentación: casos de uso y diagramas alineados con los acuerdos con Walmart y rehechos para la app Django, sin API REST ni React (#42, PR #53), registro de requisitos y plazos del curso, auditoría de la aplicación web contra requisitos y mockups, y Carta Gantt de la Fase 2.</w:t>
+        <w:t>Documentación: casos de uso y diagramas alineados con los acuerdos con Walmart y rehechos para la app Django, sin API REST ni React (#42, PR #53), registro de requisitos y plazos del curso, auditoría de la aplicación web contra requisitos y mockups, y Carta Gantt de la Fase 2.</w:t>
       </w:r>
     </w:p>
     <w:p>
       <w:pPr>
         <w:pStyle w:val="Ttulo2"/>
       </w:pPr>
-      <w:bookmarkStart w:id="4" w:name="_Toc243351103"/>
+      <w:bookmarkStart w:id="3" w:name="_Toc243351103"/>
       <w:r>
         <w:t>1.2 Estado por módulo</w:t>
       </w:r>
-      <w:bookmarkEnd w:id="4"/>
+      <w:bookmarkEnd w:id="3"/>
     </w:p>
     <w:p>
       <w:pPr>
@@ -2153,7 +2152,7 @@
                 <w:sz w:val="20"/>
                 <w:szCs w:val="20"/>
               </w:rPr>
-              <w:t xml:space="preserve">Ítems #1-#4 y #15. F1 de repisas 0,823 en SHARD (1.000 fotos de control). Falta validarlo con imágenes tipo cámara de sala (#14, #55).</w:t>
+              <w:t>Ítems #1-#4 y #15. F1 de repisas 0,823 en SHARD (1.000 fotos de control). Falta validarlo con imágenes tipo cámara de sala (#14, #55).</w:t>
             </w:r>
           </w:p>
         </w:tc>
@@ -2222,7 +2221,7 @@
                 <w:sz w:val="20"/>
                 <w:szCs w:val="20"/>
               </w:rPr>
-              <w:t xml:space="preserve">Terminado</w:t>
+              <w:t>Terminado</w:t>
             </w:r>
           </w:p>
         </w:tc>
@@ -2248,7 +2247,7 @@
                 <w:sz w:val="20"/>
                 <w:szCs w:val="20"/>
               </w:rPr>
-              <w:t xml:space="preserve">90%</w:t>
+              <w:t>90%</w:t>
             </w:r>
           </w:p>
         </w:tc>
@@ -2274,7 +2273,7 @@
                 <w:sz w:val="20"/>
                 <w:szCs w:val="20"/>
               </w:rPr>
-              <w:t xml:space="preserve">Ítems #5 y #33. yolo26s: mAP50 0,950 en test de SKU-110K. Afinado (yolo26s-finetune): mAP50 0,854 / 0,837 / 0,818 en 12 fotos de Kaggle (de frente, a 20° y a 35°) y 0,940 en SKU-110K. Faltan el ruido de cámara de sala (#55) y fotos propias (#32).</w:t>
+              <w:t>Ítems #5 y #33. yolo26s: mAP50 0,950 en test de SKU-110K. Afinado (yolo26s-finetune): mAP50 0,854 / 0,837 / 0,818 en 12 fotos de Kaggle (de frente, a 20° y a 35°) y 0,940 en SKU-110K. Faltan el ruido de cámara de sala (#55) y fotos propias (#32).</w:t>
             </w:r>
           </w:p>
         </w:tc>
@@ -2529,6 +2528,7 @@
                 <w:sz w:val="20"/>
                 <w:szCs w:val="20"/>
               </w:rPr>
+              <w:lastRenderedPageBreak/>
               <w:t>Reportes (</w:t>
             </w:r>
             <w:r>
@@ -2570,7 +2570,7 @@
                 <w:sz w:val="20"/>
                 <w:szCs w:val="20"/>
               </w:rPr>
-              <w:t xml:space="preserve">Terminado</w:t>
+              <w:t>Terminado</w:t>
             </w:r>
           </w:p>
         </w:tc>
@@ -2596,7 +2596,7 @@
                 <w:sz w:val="20"/>
                 <w:szCs w:val="20"/>
               </w:rPr>
-              <w:t xml:space="preserve">90%</w:t>
+              <w:t>90%</w:t>
             </w:r>
           </w:p>
         </w:tc>
@@ -2622,7 +2622,7 @@
                 <w:sz w:val="20"/>
                 <w:szCs w:val="20"/>
               </w:rPr>
-              <w:t xml:space="preserve">Vista anotada (#8) y reportes en Excel, CSV y PDF (#7, PR #54), una fila por análisis. Sin probar con datos de cámaras reales.</w:t>
+              <w:t>Vista anotada (#8) y reportes en Excel, CSV y PDF (#7, PR #54), una fila por análisis. Sin probar con datos de cámaras reales.</w:t>
             </w:r>
           </w:p>
         </w:tc>
@@ -2691,7 +2691,7 @@
                 <w:sz w:val="20"/>
                 <w:szCs w:val="20"/>
               </w:rPr>
-              <w:t xml:space="preserve">En desarrollo</w:t>
+              <w:t>En desarrollo</w:t>
             </w:r>
           </w:p>
         </w:tc>
@@ -2717,7 +2717,7 @@
                 <w:sz w:val="20"/>
                 <w:szCs w:val="20"/>
               </w:rPr>
-              <w:t xml:space="preserve">70%</w:t>
+              <w:t>70%</w:t>
             </w:r>
           </w:p>
         </w:tc>
@@ -2743,7 +2743,7 @@
                 <w:sz w:val="20"/>
                 <w:szCs w:val="20"/>
               </w:rPr>
-              <w:t xml:space="preserve">Ítems #28 y #7: CU00, CU01, CU04, CU06 y alertas. Faltan dashboard (#43), configuración (#44) y los hallazgos de la auditoría del 2026-10-21 (#49 a #53).</w:t>
+              <w:t>Ítems #28 y #7: CU00, CU01, CU04, CU06 y alertas. Faltan dashboard (#43), configuración (#44) y los hallazgos de la auditoría del 2026-10-21 (#49 a #53).</w:t>
             </w:r>
           </w:p>
         </w:tc>
@@ -2771,7 +2771,6 @@
                 <w:sz w:val="20"/>
                 <w:szCs w:val="20"/>
               </w:rPr>
-              <w:lastRenderedPageBreak/>
               <w:t>CI y Docker</w:t>
             </w:r>
           </w:p>
@@ -2798,7 +2797,7 @@
                 <w:sz w:val="20"/>
                 <w:szCs w:val="20"/>
               </w:rPr>
-              <w:t xml:space="preserve">Terminado</w:t>
+              <w:t>Terminado</w:t>
             </w:r>
           </w:p>
         </w:tc>
@@ -2824,7 +2823,7 @@
                 <w:sz w:val="20"/>
                 <w:szCs w:val="20"/>
               </w:rPr>
-              <w:t xml:space="preserve">90%</w:t>
+              <w:t>90%</w:t>
             </w:r>
           </w:p>
         </w:tc>
@@ -2850,7 +2849,7 @@
                 <w:sz w:val="20"/>
                 <w:szCs w:val="20"/>
               </w:rPr>
-              <w:t xml:space="preserve">Ítem #13. Cada PR corre los tests y construye la imagen. Faltan fijar las acciones por commit (#54) y que el contenedor no corra como root (#50).</w:t>
+              <w:t>Ítem #13. Cada PR corre los tests y construye la imagen. Faltan fijar las acciones por commit (#54) y que el contenedor no corra como root (#50).</w:t>
             </w:r>
           </w:p>
         </w:tc>
@@ -3010,7 +3009,7 @@
                 <w:sz w:val="20"/>
                 <w:szCs w:val="20"/>
               </w:rPr>
-              <w:t xml:space="preserve">En desarrollo</w:t>
+              <w:t>En desarrollo</w:t>
             </w:r>
           </w:p>
         </w:tc>
@@ -3036,7 +3035,7 @@
                 <w:sz w:val="20"/>
                 <w:szCs w:val="20"/>
               </w:rPr>
-              <w:t xml:space="preserve">85%</w:t>
+              <w:t>85%</w:t>
             </w:r>
           </w:p>
         </w:tc>
@@ -3062,7 +3061,7 @@
                 <w:sz w:val="20"/>
                 <w:szCs w:val="20"/>
               </w:rPr>
-              <w:t xml:space="preserve">README completo (#35), plan de pruebas (con DET-07), guía de entrenamiento y datasets; plantillas de C.U y diagramas rehechos para Django (#42). Faltan el diagrama de base de datos (#48) y las evidencias de avance (#37).</w:t>
+              <w:t>README completo (#35), plan de pruebas (con DET-07), guía de entrenamiento y datasets; plantillas de C.U y diagramas rehechos para Django (#42). Faltan el diagrama de base de datos (#48) y las evidencias de avance (#37).</w:t>
             </w:r>
           </w:p>
         </w:tc>
@@ -3080,18 +3079,18 @@
           <w:sz w:val="18"/>
           <w:szCs w:val="18"/>
         </w:rPr>
-        <w:t xml:space="preserve">Tabla 1. Estado de cada módulo al 2026-10-21.</w:t>
+        <w:t>Tabla 1. Estado de cada módulo al 2026-10-21.</w:t>
       </w:r>
     </w:p>
     <w:p>
       <w:pPr>
         <w:pStyle w:val="Ttulo2"/>
       </w:pPr>
-      <w:bookmarkStart w:id="5" w:name="_Toc243351104"/>
+      <w:bookmarkStart w:id="4" w:name="_Toc243351104"/>
       <w:r>
         <w:t>1.3 Casos de uso</w:t>
       </w:r>
-      <w:bookmarkEnd w:id="5"/>
+      <w:bookmarkEnd w:id="4"/>
     </w:p>
     <w:tbl>
       <w:tblPr>
@@ -3751,7 +3750,7 @@
                 <w:sz w:val="20"/>
                 <w:szCs w:val="20"/>
               </w:rPr>
-              <w:t xml:space="preserve">Implementado</w:t>
+              <w:t>Implementado</w:t>
             </w:r>
           </w:p>
         </w:tc>
@@ -3777,7 +3776,7 @@
                 <w:sz w:val="20"/>
                 <w:szCs w:val="20"/>
               </w:rPr>
-              <w:t xml:space="preserve">Web: página Reportes (período, pasillo o góndola, y formato Excel, CSV o PDF)</w:t>
+              <w:t>Web: página Reportes (período, pasillo o góndola, y formato Excel, CSV o PDF)</w:t>
             </w:r>
           </w:p>
         </w:tc>
@@ -4128,25 +4127,26 @@
           <w:sz w:val="18"/>
           <w:szCs w:val="18"/>
         </w:rPr>
-        <w:t xml:space="preserve">Tabla 2. Estado de los 8 casos de uso: 5 implementados y 1 parcial (la Evaluación 2 pide el 50%).</w:t>
+        <w:t>Tabla 2. Estado de los 8 casos de uso: 5 implementados y 1 parcial (la Evaluación 2 pide el 50%).</w:t>
       </w:r>
     </w:p>
     <w:p>
       <w:pPr>
         <w:pStyle w:val="Ttulo2"/>
       </w:pPr>
-      <w:bookmarkStart w:id="6" w:name="_Toc243351105"/>
+      <w:bookmarkStart w:id="5" w:name="_Toc243351105"/>
       <w:r>
         <w:t>1.4 Carta Gantt</w:t>
       </w:r>
-      <w:bookmarkEnd w:id="6"/>
+      <w:bookmarkEnd w:id="5"/>
     </w:p>
     <w:p>
       <w:pPr>
         <w:jc w:val="both"/>
       </w:pPr>
       <w:r>
-        <w:t xml:space="preserve">La Carta Gantt de la Fase 2 (Anexos/Gestion/Carta Gantt Fase 2.xlsx, actualizada al 2026-10-21) tiene 49 actividades: 36 cumplidas, 3 en curso, 9 pendientes y 1 bloqueada.</w:t>
+        <w:lastRenderedPageBreak/>
+        <w:t>La Carta Gantt de la Fase 2 (Anexos/Gestion/Carta Gantt Fase 2.xlsx, actualizada al 2026-10-21) tiene 49 actividades: 36 cumplidas, 3 en curso, 9 pendientes y 1 bloqueada.</w:t>
       </w:r>
     </w:p>
     <w:p>
@@ -4162,7 +4162,7 @@
           <w:b/>
           <w:bCs/>
         </w:rPr>
-        <w:t xml:space="preserve">Hitos cumplidos: pipeline de visión completo (2026-10-18), detector entrenado (2026-10-07), cambio de alcance a quiebre por góndola completa (2026-10-19), login, CRUD de usuarios y base de datos (2026-10-19), y, el 2026-10-21, reportes Excel, CSV y PDF (#7), fine-tuning del detector (#33) y plantillas de C.U y diagramas rehechos para Django (#42).</w:t>
+        <w:t>Hitos cumplidos: pipeline de visión completo (2026-10-18), detector entrenado (2026-10-07), cambio de alcance a quiebre por góndola completa (2026-10-19), login, CRUD de usuarios y base de datos (2026-10-19), y, el 2026-10-21, reportes Excel, CSV y PDF (#7), fine-tuning del detector (#33) y plantillas de C.U y diagramas rehechos para Django (#42).</w:t>
       </w:r>
     </w:p>
     <w:p>
@@ -4178,7 +4178,7 @@
           <w:b/>
           <w:bCs/>
         </w:rPr>
-        <w:t xml:space="preserve">Retrasos: el plan de mejoras de la Fase 1 (#26) debía empezar a más tardar el 2026-10-09 y se completó con atraso el 2026-10-20 (PR #45). La aplicación web (#28) se esperaba antes y se completó el 2026-10-19. El informe de avance (#27) se reasignó el 2026-10-19 para no depender de otros ítems y, a la hora de cerrar este documento, siguen pendientes el video (#36) y la reflexión de Nicko. Los reportes (#7, propuestos para el 2026-10-27) se adelantaron al 2026-10-21.</w:t>
+        <w:t>Retrasos: el plan de mejoras de la Fase 1 (#26) debía empezar a más tardar el 2026-10-09 y se completó con atraso el 2026-10-20 (PR #45). La aplicación web (#28) se esperaba antes y se completó el 2026-10-19. El informe de avance (#27) se reasignó el 2026-10-19 para no depender de otros ítems y, a la hora de cerrar este documento, siguen pendientes el video (#36) y la reflexión de Nicko. Los reportes (#7, propuestos para el 2026-10-27) se adelantaron al 2026-10-21.</w:t>
       </w:r>
     </w:p>
     <w:p>
@@ -4194,26 +4194,25 @@
           <w:b/>
           <w:bCs/>
         </w:rPr>
-        <w:t xml:space="preserve">Pendientes con fecha: video (2026-10-21), evidencias de avance (2026-10-26), correcciones de la auditoría de la app web (2026-10-28 al 2026-10-30), primer demo ante Walmart (2026-10-31) y detector con ruido de cámara de sala (2026-11-06).</w:t>
+        <w:t>Pendientes con fecha: video (2026-10-21), evidencias de avance (2026-10-26), correcciones de la auditoría de la app web (2026-10-28 al 2026-10-30), primer demo ante Walmart (2026-10-31) y detector con ruido de cámara de sala (2026-11-06).</w:t>
       </w:r>
     </w:p>
     <w:p>
       <w:pPr>
         <w:pStyle w:val="Ttulo2"/>
       </w:pPr>
-      <w:bookmarkStart w:id="7" w:name="_Toc243351106"/>
-      <w:r>
-        <w:lastRenderedPageBreak/>
+      <w:bookmarkStart w:id="6" w:name="_Toc243351106"/>
+      <w:r>
         <w:t>1.5 Dificultades y riesgos técnicos</w:t>
       </w:r>
-      <w:bookmarkEnd w:id="7"/>
+      <w:bookmarkEnd w:id="6"/>
     </w:p>
     <w:p>
       <w:pPr>
         <w:jc w:val="both"/>
       </w:pPr>
       <w:r>
-        <w:t xml:space="preserve">La auditoría de la aplicación web del 2026-10-21 dejó hallazgos que son riesgos reales y deben cerrarse antes de instalarla en el servidor del CITT (#39): alertas que pueden quedar inconsistentes, una configuración insegura por defecto, cuentas bloqueables por un tercero y fotos sin productos que disparan una alerta crítica. Los responsables y las fechas de los ítems #49 a #55 son una propuesta del autor del informe, a confirmar por cada integrante.</w:t>
+        <w:t>La auditoría de la aplicación web del 2026-10-21 dejó hallazgos que son riesgos reales y deben cerrarse antes de instalarla en el servidor del CITT (#39): alertas que pueden quedar inconsistentes, una configuración insegura por defecto, cuentas bloqueables por un tercero y fotos sin productos que disparan una alerta crítica. Los responsables y las fechas de los ítems #49 a #55 son una propuesta del autor del informe, a confirmar por cada integrante.</w:t>
       </w:r>
     </w:p>
     <w:tbl>
@@ -4515,7 +4514,7 @@
                 <w:sz w:val="20"/>
                 <w:szCs w:val="20"/>
               </w:rPr>
-              <w:t xml:space="preserve">Se entrenó solo con SKU-110K: otras fotos, ángulos y productos</w:t>
+              <w:t>Se entrenó solo con SKU-110K: otras fotos, ángulos y productos</w:t>
             </w:r>
           </w:p>
         </w:tc>
@@ -4541,7 +4540,7 @@
                 <w:sz w:val="20"/>
                 <w:szCs w:val="20"/>
               </w:rPr>
-              <w:t xml:space="preserve">Fine-tuning con Kaggle CC0 y vistas giradas (#33): el mAP50 sube de 4 a 12 puntos en 12 fotos de prueba, pero el mAP50-95 en SKU-110K baja de 0,610 a 0,533 (se aceptó). Falta medirlo con fotos propias (#32)</w:t>
+              <w:t>Fine-tuning con Kaggle CC0 y vistas giradas (#33): el mAP50 sube de 4 a 12 puntos en 12 fotos de prueba, pero el mAP50-95 en SKU-110K baja de 0,610 a 0,533 (se aceptó). Falta medirlo con fotos propias (#32)</w:t>
             </w:r>
           </w:p>
         </w:tc>
@@ -4567,7 +4566,7 @@
                 <w:sz w:val="20"/>
                 <w:szCs w:val="20"/>
               </w:rPr>
-              <w:t xml:space="preserve">Mitigado en parte</w:t>
+              <w:t>Mitigado en parte</w:t>
             </w:r>
           </w:p>
         </w:tc>
@@ -4595,7 +4594,7 @@
                 <w:sz w:val="20"/>
                 <w:szCs w:val="20"/>
               </w:rPr>
-              <w:t xml:space="preserve">Alertas no atómicas en la app web (#49)</w:t>
+              <w:t>Alertas no atómicas en la app web (#49)</w:t>
             </w:r>
           </w:p>
         </w:tc>
@@ -4621,7 +4620,7 @@
                 <w:sz w:val="20"/>
                 <w:szCs w:val="20"/>
               </w:rPr>
-              <w:t xml:space="preserve">Cerrar la alerta anterior, guardar la foto y crear el análisis no van en una transacción: si falla el guardado queda la alerta vieja cerrada sin otra; con dos fotos a la vez quedan dos abiertas; «a1» y «A1» son góndolas distintas</w:t>
+              <w:t>Cerrar la alerta anterior, guardar la foto y crear el análisis no van en una transacción: si falla el guardado queda la alerta vieja cerrada sin otra; con dos fotos a la vez quedan dos abiertas; «a1» y «A1» son góndolas distintas</w:t>
             </w:r>
           </w:p>
         </w:tc>
@@ -4647,7 +4646,7 @@
                 <w:sz w:val="20"/>
                 <w:szCs w:val="20"/>
               </w:rPr>
-              <w:t xml:space="preserve">transaction.atomic(), guardar el archivo antes de cerrar la alerta vieja, actualizar solo si el estado no cambió y normalizar pasillo y góndola</w:t>
+              <w:t>transaction.atomic(), guardar el archivo antes de cerrar la alerta vieja, actualizar solo si el estado no cambió y normalizar pasillo y góndola</w:t>
             </w:r>
           </w:p>
         </w:tc>
@@ -4673,7 +4672,7 @@
                 <w:sz w:val="20"/>
                 <w:szCs w:val="20"/>
               </w:rPr>
-              <w:t xml:space="preserve">Abierto. Francisco, 2026-10-27</w:t>
+              <w:t>Abierto. Francisco, 2026-10-27</w:t>
             </w:r>
           </w:p>
         </w:tc>
@@ -4701,7 +4700,7 @@
                 <w:sz w:val="20"/>
                 <w:szCs w:val="20"/>
               </w:rPr>
-              <w:t xml:space="preserve">Configuración insegura por defecto (#50)</w:t>
+              <w:t>Configuración insegura por defecto (#50)</w:t>
             </w:r>
           </w:p>
         </w:tc>
@@ -4727,7 +4726,15 @@
                 <w:sz w:val="20"/>
                 <w:szCs w:val="20"/>
               </w:rPr>
-              <w:t xml:space="preserve">DJANGO_DEBUG vale 1 si no se define (con la clave pública de desarrollo), faltan cookies seguras y redirección a HTTPS, y el contenedor corre como root</w:t>
+              <w:t xml:space="preserve">DJANGO_DEBUG vale 1 si no se define (con la clave pública de desarrollo), faltan cookies seguras y </w:t>
+            </w:r>
+            <w:r>
+              <w:rPr>
+                <w:sz w:val="20"/>
+                <w:szCs w:val="20"/>
+              </w:rPr>
+              <w:lastRenderedPageBreak/>
+              <w:t>redirección a HTTPS, y el contenedor corre como root</w:t>
             </w:r>
           </w:p>
         </w:tc>
@@ -4753,7 +4760,8 @@
                 <w:sz w:val="20"/>
                 <w:szCs w:val="20"/>
               </w:rPr>
-              <w:t xml:space="preserve">Debug apagado por defecto, cookies seguras y HTTPS cuando DEBUG es falso, y usuario sin privilegios en el Dockerfile</w:t>
+              <w:lastRenderedPageBreak/>
+              <w:t>Debug apagado por defecto, cookies seguras y HTTPS cuando DEBUG es falso, y usuario sin privilegios en el Dockerfile</w:t>
             </w:r>
           </w:p>
         </w:tc>
@@ -4779,7 +4787,7 @@
                 <w:sz w:val="20"/>
                 <w:szCs w:val="20"/>
               </w:rPr>
-              <w:t xml:space="preserve">Abierto. Francisco, 2026-10-27</w:t>
+              <w:t>Abierto. Francisco, 2026-10-27</w:t>
             </w:r>
           </w:p>
         </w:tc>
@@ -4807,7 +4815,7 @@
                 <w:sz w:val="20"/>
                 <w:szCs w:val="20"/>
               </w:rPr>
-              <w:t xml:space="preserve">Bloqueo de cuentas por un tercero (#51)</w:t>
+              <w:t>Bloqueo de cuentas por un tercero (#51)</w:t>
             </w:r>
           </w:p>
         </w:tc>
@@ -4833,7 +4841,7 @@
                 <w:sz w:val="20"/>
                 <w:szCs w:val="20"/>
               </w:rPr>
-              <w:t xml:space="preserve">Con solo saber el RUT se bloquea la cuenta de cualquiera, también la del único Administrador, y el contador de intentos no es atómico: intentos en paralelo pasan de 5</w:t>
+              <w:t>Con solo saber el RUT se bloquea la cuenta de cualquiera, también la del único Administrador, y el contador de intentos no es atómico: intentos en paralelo pasan de 5</w:t>
             </w:r>
           </w:p>
         </w:tc>
@@ -4859,7 +4867,7 @@
                 <w:sz w:val="20"/>
                 <w:szCs w:val="20"/>
               </w:rPr>
-              <w:t xml:space="preserve">Contar con F() y bloquear por tiempo (ej. 15 min) en vez de desactivar la cuenta; confirmar el cambio de CU00 con el equipo</w:t>
+              <w:t>Contar con F() y bloquear por tiempo (ej. 15 min) en vez de desactivar la cuenta; confirmar el cambio de CU00 con el equipo</w:t>
             </w:r>
           </w:p>
         </w:tc>
@@ -4885,7 +4893,7 @@
                 <w:sz w:val="20"/>
                 <w:szCs w:val="20"/>
               </w:rPr>
-              <w:t xml:space="preserve">Abierto. Francisco, 2026-10-28</w:t>
+              <w:t>Abierto. Francisco, 2026-10-28</w:t>
             </w:r>
           </w:p>
         </w:tc>
@@ -4913,7 +4921,7 @@
                 <w:sz w:val="20"/>
                 <w:szCs w:val="20"/>
               </w:rPr>
-              <w:t xml:space="preserve">Foto sin productos detectados (#52)</w:t>
+              <w:t>Foto sin productos detectados (#52)</w:t>
             </w:r>
           </w:p>
         </w:tc>
@@ -4939,7 +4947,7 @@
                 <w:sz w:val="20"/>
                 <w:szCs w:val="20"/>
               </w:rPr>
-              <w:t xml:space="preserve">Con 0 detecciones el cálculo da 100% libre y alerta crítica (foto tapada, oscura o sin góndola)</w:t>
+              <w:t>Con 0 detecciones el cálculo da 100% libre y alerta crítica (foto tapada, oscura o sin góndola)</w:t>
             </w:r>
           </w:p>
         </w:tc>
@@ -4965,7 +4973,7 @@
                 <w:sz w:val="20"/>
                 <w:szCs w:val="20"/>
               </w:rPr>
-              <w:t xml:space="preserve">Rechazar el análisis en la app («no se detectaron productos») y definir qué informa run_pipeline.py en ese caso</w:t>
+              <w:t>Rechazar el análisis en la app («no se detectaron productos») y definir qué informa run_pipeline.py en ese caso</w:t>
             </w:r>
           </w:p>
         </w:tc>
@@ -4991,7 +4999,7 @@
                 <w:sz w:val="20"/>
                 <w:szCs w:val="20"/>
               </w:rPr>
-              <w:t xml:space="preserve">Abierto. Mariana, 2026-10-28</w:t>
+              <w:t>Abierto. Mariana, 2026-10-28</w:t>
             </w:r>
           </w:p>
         </w:tc>
@@ -5019,7 +5027,7 @@
                 <w:sz w:val="20"/>
                 <w:szCs w:val="20"/>
               </w:rPr>
-              <w:t xml:space="preserve">Rendimiento y robustez de la app web (#53)</w:t>
+              <w:t>Rendimiento y robustez de la app web (#53)</w:t>
             </w:r>
           </w:p>
         </w:tc>
@@ -5045,7 +5053,7 @@
                 <w:sz w:val="20"/>
                 <w:szCs w:val="20"/>
               </w:rPr>
-              <w:t xml:space="preserve">Las listas cargan el JSON del resultado sin usarlo; si falla el correo del enlace de contraseña, el usuario queda creado sin contraseña y con un error 500</w:t>
+              <w:t>Las listas cargan el JSON del resultado sin usarlo; si falla el correo del enlace de contraseña, el usuario queda creado sin contraseña y con un error 500</w:t>
             </w:r>
           </w:p>
         </w:tc>
@@ -5071,7 +5079,7 @@
                 <w:sz w:val="20"/>
                 <w:szCs w:val="20"/>
               </w:rPr>
-              <w:t xml:space="preserve">Diferir la carga del resultado en las listas; capturar el error del correo y ofrecer reenviar el enlace</w:t>
+              <w:t>Diferir la carga del resultado en las listas; capturar el error del correo y ofrecer reenviar el enlace</w:t>
             </w:r>
           </w:p>
         </w:tc>
@@ -5097,7 +5105,7 @@
                 <w:sz w:val="20"/>
                 <w:szCs w:val="20"/>
               </w:rPr>
-              <w:t xml:space="preserve">Abierto. Mariana, 2026-10-28</w:t>
+              <w:t>Abierto. Mariana, 2026-10-28</w:t>
             </w:r>
           </w:p>
         </w:tc>
@@ -5125,7 +5133,7 @@
                 <w:sz w:val="20"/>
                 <w:szCs w:val="20"/>
               </w:rPr>
-              <w:t xml:space="preserve">Código sin uso y CI sin fijar (#54)</w:t>
+              <w:t>Código sin uso y CI sin fijar (#54)</w:t>
             </w:r>
           </w:p>
         </w:tc>
@@ -5151,7 +5159,7 @@
                 <w:sz w:val="20"/>
                 <w:szCs w:val="20"/>
               </w:rPr>
-              <w:t xml:space="preserve">free_volume_cm3() solo la usan los tests (el Nivel 1 no se informa) y las acciones de CI no están fijadas por commit</w:t>
+              <w:t>free_volume_cm3() solo la usan los tests (el Nivel 1 no se informa) y las acciones de CI no están fijadas por commit</w:t>
             </w:r>
           </w:p>
         </w:tc>
@@ -5177,7 +5185,7 @@
                 <w:sz w:val="20"/>
                 <w:szCs w:val="20"/>
               </w:rPr>
-              <w:t xml:space="preserve">Quitar o aislar el código sin uso y fijar las acciones por commit</w:t>
+              <w:t>Quitar o aislar el código sin uso y fijar las acciones por commit</w:t>
             </w:r>
           </w:p>
         </w:tc>
@@ -5203,7 +5211,7 @@
                 <w:sz w:val="20"/>
                 <w:szCs w:val="20"/>
               </w:rPr>
-              <w:t xml:space="preserve">Abierto. Nicko, 2026-10-30</w:t>
+              <w:t>Abierto. Nicko, 2026-10-30</w:t>
             </w:r>
           </w:p>
         </w:tc>
@@ -5231,7 +5239,7 @@
                 <w:sz w:val="20"/>
                 <w:szCs w:val="20"/>
               </w:rPr>
-              <w:t xml:space="preserve">Sin ruido de cámara de sala en el entrenamiento ni en las pruebas (#55)</w:t>
+              <w:t>Sin ruido de cámara de sala en el entrenamiento ni en las pruebas (#55)</w:t>
             </w:r>
           </w:p>
         </w:tc>
@@ -5257,7 +5265,7 @@
                 <w:sz w:val="20"/>
                 <w:szCs w:val="20"/>
               </w:rPr>
-              <w:t xml:space="preserve">SKU-110K y Kaggle son fotos limpias; una cámara fija agrega ruido de sensor, compresión, baja resolución, desenfoque, contraluz, reflejos y personas que tapan la góndola</w:t>
+              <w:t>SKU-110K y Kaggle son fotos limpias; una cámara fija agrega ruido de sensor, compresión, baja resolución, desenfoque, contraluz, reflejos y personas que tapan la góndola</w:t>
             </w:r>
           </w:p>
         </w:tc>
@@ -5283,7 +5291,7 @@
                 <w:sz w:val="20"/>
                 <w:szCs w:val="20"/>
               </w:rPr>
-              <w:t xml:space="preserve">Función de degradación (solo con fotos que se pueden modificar: Kaggle, SHARD y Roboflow), medir el modelo afinado degradado y, si cae bajo mAP50 0,70, un nuevo fine-tuning</w:t>
+              <w:t>Función de degradación (solo con fotos que se pueden modificar: Kaggle, SHARD y Roboflow), medir el modelo afinado degradado y, si cae bajo mAP50 0,70, un nuevo fine-tuning</w:t>
             </w:r>
           </w:p>
         </w:tc>
@@ -5309,7 +5317,7 @@
                 <w:sz w:val="20"/>
                 <w:szCs w:val="20"/>
               </w:rPr>
-              <w:t xml:space="preserve">Abierto. Francisco, 2026-11-06</w:t>
+              <w:t>Abierto. Francisco, 2026-11-06</w:t>
             </w:r>
           </w:p>
         </w:tc>
@@ -5655,6 +5663,7 @@
                 <w:sz w:val="20"/>
                 <w:szCs w:val="20"/>
               </w:rPr>
+              <w:lastRenderedPageBreak/>
               <w:t>Memoria de video de 8 GB al entrenar</w:t>
             </w:r>
           </w:p>
@@ -6105,7 +6114,7 @@
                 <w:sz w:val="20"/>
                 <w:szCs w:val="20"/>
               </w:rPr>
-              <w:t xml:space="preserve">Faltan las instrucciones por sección</w:t>
+              <w:t>Faltan las instrucciones por sección</w:t>
             </w:r>
           </w:p>
         </w:tc>
@@ -6131,7 +6140,7 @@
                 <w:sz w:val="20"/>
                 <w:szCs w:val="20"/>
               </w:rPr>
-              <w:t xml:space="preserve">Imagen Docker lista desde la CI (#13). Antes de instalar, cerrar #50 y el resto de los hallazgos de la auditoría (#39)</w:t>
+              <w:t>Imagen Docker lista desde la CI (#13). Antes de instalar, cerrar #50 y el resto de los hallazgos de la auditoría (#39)</w:t>
             </w:r>
           </w:p>
         </w:tc>
@@ -6281,18 +6290,18 @@
           <w:sz w:val="18"/>
           <w:szCs w:val="18"/>
         </w:rPr>
-        <w:t xml:space="preserve">Tabla 3. Dificultades y riesgos técnicos con su causa, acción, estado y, en los abiertos, responsable y fecha propuestos.</w:t>
+        <w:t>Tabla 3. Dificultades y riesgos técnicos con su causa, acción, estado y, en los abiertos, responsable y fecha propuestos.</w:t>
       </w:r>
     </w:p>
     <w:p>
       <w:pPr>
         <w:pStyle w:val="Ttulo2"/>
       </w:pPr>
-      <w:bookmarkStart w:id="8" w:name="_Toc243351107"/>
+      <w:bookmarkStart w:id="7" w:name="_Toc243351107"/>
       <w:r>
         <w:t>1.6 Próximos pasos</w:t>
       </w:r>
-      <w:bookmarkEnd w:id="8"/>
+      <w:bookmarkEnd w:id="7"/>
     </w:p>
     <w:tbl>
       <w:tblPr>
@@ -6343,7 +6352,6 @@
                 <w:sz w:val="20"/>
                 <w:szCs w:val="20"/>
               </w:rPr>
-              <w:lastRenderedPageBreak/>
               <w:t>Actividad</w:t>
             </w:r>
           </w:p>
@@ -6462,7 +6470,7 @@
                 <w:sz w:val="20"/>
                 <w:szCs w:val="20"/>
               </w:rPr>
-              <w:t xml:space="preserve">Fine-tuning del detector fuera de SKU-110K (cumplido)</w:t>
+              <w:t>Fine-tuning del detector fuera de SKU-110K (cumplido)</w:t>
             </w:r>
           </w:p>
         </w:tc>
@@ -6488,7 +6496,7 @@
                 <w:sz w:val="20"/>
                 <w:szCs w:val="20"/>
               </w:rPr>
-              <w:t xml:space="preserve">#33</w:t>
+              <w:t>#33</w:t>
             </w:r>
           </w:p>
         </w:tc>
@@ -6514,7 +6522,7 @@
                 <w:sz w:val="20"/>
                 <w:szCs w:val="20"/>
               </w:rPr>
-              <w:t xml:space="preserve">Francisco</w:t>
+              <w:t>Francisco</w:t>
             </w:r>
           </w:p>
         </w:tc>
@@ -6540,7 +6548,7 @@
                 <w:sz w:val="20"/>
                 <w:szCs w:val="20"/>
               </w:rPr>
-              <w:t xml:space="preserve">2026-10-21</w:t>
+              <w:t>2026-10-21</w:t>
             </w:r>
           </w:p>
         </w:tc>
@@ -6992,7 +7000,7 @@
                 <w:sz w:val="20"/>
                 <w:szCs w:val="20"/>
               </w:rPr>
-              <w:t xml:space="preserve">Reportes Excel, CSV y PDF (cumplido)</w:t>
+              <w:t>Reportes Excel, CSV y PDF (cumplido)</w:t>
             </w:r>
           </w:p>
         </w:tc>
@@ -7018,7 +7026,7 @@
                 <w:sz w:val="20"/>
                 <w:szCs w:val="20"/>
               </w:rPr>
-              <w:t xml:space="preserve">#7</w:t>
+              <w:t>#7</w:t>
             </w:r>
           </w:p>
         </w:tc>
@@ -7044,7 +7052,7 @@
                 <w:sz w:val="20"/>
                 <w:szCs w:val="20"/>
               </w:rPr>
-              <w:t xml:space="preserve">Mariana</w:t>
+              <w:t>Mariana</w:t>
             </w:r>
           </w:p>
         </w:tc>
@@ -7070,7 +7078,7 @@
                 <w:sz w:val="20"/>
                 <w:szCs w:val="20"/>
               </w:rPr>
-              <w:t xml:space="preserve">2026-10-21</w:t>
+              <w:t>2026-10-21</w:t>
             </w:r>
           </w:p>
         </w:tc>
@@ -7098,7 +7106,7 @@
                 <w:sz w:val="20"/>
                 <w:szCs w:val="20"/>
               </w:rPr>
-              <w:t xml:space="preserve">Rehacer C.U y diagrama de arquitectura según la app Django (cumplido)</w:t>
+              <w:t>Rehacer C.U y diagrama de arquitectura según la app Django (cumplido)</w:t>
             </w:r>
           </w:p>
         </w:tc>
@@ -7124,7 +7132,7 @@
                 <w:sz w:val="20"/>
                 <w:szCs w:val="20"/>
               </w:rPr>
-              <w:t xml:space="preserve">#42</w:t>
+              <w:t>#42</w:t>
             </w:r>
           </w:p>
         </w:tc>
@@ -7150,7 +7158,7 @@
                 <w:sz w:val="20"/>
                 <w:szCs w:val="20"/>
               </w:rPr>
-              <w:t xml:space="preserve">Mariana</w:t>
+              <w:t>Mariana</w:t>
             </w:r>
           </w:p>
         </w:tc>
@@ -7176,7 +7184,7 @@
                 <w:sz w:val="20"/>
                 <w:szCs w:val="20"/>
               </w:rPr>
-              <w:t xml:space="preserve">2026-10-21</w:t>
+              <w:t>2026-10-21</w:t>
             </w:r>
           </w:p>
         </w:tc>
@@ -7310,7 +7318,7 @@
                 <w:sz w:val="20"/>
                 <w:szCs w:val="20"/>
               </w:rPr>
-              <w:t xml:space="preserve">Alertas atómicas y configuración segura de la app web</w:t>
+              <w:t>Alertas atómicas y configuración segura de la app web</w:t>
             </w:r>
           </w:p>
         </w:tc>
@@ -7336,7 +7344,7 @@
                 <w:sz w:val="20"/>
                 <w:szCs w:val="20"/>
               </w:rPr>
-              <w:t xml:space="preserve">#49, #50</w:t>
+              <w:t>#49, #50</w:t>
             </w:r>
           </w:p>
         </w:tc>
@@ -7362,7 +7370,7 @@
                 <w:sz w:val="20"/>
                 <w:szCs w:val="20"/>
               </w:rPr>
-              <w:t xml:space="preserve">Francisco</w:t>
+              <w:t>Francisco</w:t>
             </w:r>
           </w:p>
         </w:tc>
@@ -7388,7 +7396,7 @@
                 <w:sz w:val="20"/>
                 <w:szCs w:val="20"/>
               </w:rPr>
-              <w:t xml:space="preserve">2026-10-27</w:t>
+              <w:t>2026-10-27</w:t>
             </w:r>
           </w:p>
         </w:tc>
@@ -7416,7 +7424,7 @@
                 <w:sz w:val="20"/>
                 <w:szCs w:val="20"/>
               </w:rPr>
-              <w:t xml:space="preserve">Bloqueo de cuentas por tiempo (CU00)</w:t>
+              <w:t>Bloqueo de cuentas por tiempo (CU00)</w:t>
             </w:r>
           </w:p>
         </w:tc>
@@ -7442,7 +7450,7 @@
                 <w:sz w:val="20"/>
                 <w:szCs w:val="20"/>
               </w:rPr>
-              <w:t xml:space="preserve">#51</w:t>
+              <w:t>#51</w:t>
             </w:r>
           </w:p>
         </w:tc>
@@ -7468,7 +7476,7 @@
                 <w:sz w:val="20"/>
                 <w:szCs w:val="20"/>
               </w:rPr>
-              <w:t xml:space="preserve">Francisco</w:t>
+              <w:t>Francisco</w:t>
             </w:r>
           </w:p>
         </w:tc>
@@ -7494,7 +7502,7 @@
                 <w:sz w:val="20"/>
                 <w:szCs w:val="20"/>
               </w:rPr>
-              <w:t xml:space="preserve">2026-10-28</w:t>
+              <w:t>2026-10-28</w:t>
             </w:r>
           </w:p>
         </w:tc>
@@ -7522,7 +7530,7 @@
                 <w:sz w:val="20"/>
                 <w:szCs w:val="20"/>
               </w:rPr>
-              <w:t xml:space="preserve">Foto sin productos y robustez de la app web</w:t>
+              <w:t>Foto sin productos y robustez de la app web</w:t>
             </w:r>
           </w:p>
         </w:tc>
@@ -7548,7 +7556,7 @@
                 <w:sz w:val="20"/>
                 <w:szCs w:val="20"/>
               </w:rPr>
-              <w:t xml:space="preserve">#52, #53</w:t>
+              <w:t>#52, #53</w:t>
             </w:r>
           </w:p>
         </w:tc>
@@ -7574,7 +7582,7 @@
                 <w:sz w:val="20"/>
                 <w:szCs w:val="20"/>
               </w:rPr>
-              <w:t xml:space="preserve">Mariana</w:t>
+              <w:t>Mariana</w:t>
             </w:r>
           </w:p>
         </w:tc>
@@ -7600,7 +7608,7 @@
                 <w:sz w:val="20"/>
                 <w:szCs w:val="20"/>
               </w:rPr>
-              <w:t xml:space="preserve">2026-10-28</w:t>
+              <w:t>2026-10-28</w:t>
             </w:r>
           </w:p>
         </w:tc>
@@ -7628,7 +7636,8 @@
                 <w:sz w:val="20"/>
                 <w:szCs w:val="20"/>
               </w:rPr>
-              <w:t xml:space="preserve">Limpieza de código y fijar acciones de CI</w:t>
+              <w:lastRenderedPageBreak/>
+              <w:t>Limpieza de código y fijar acciones de CI</w:t>
             </w:r>
           </w:p>
         </w:tc>
@@ -7654,7 +7663,7 @@
                 <w:sz w:val="20"/>
                 <w:szCs w:val="20"/>
               </w:rPr>
-              <w:t xml:space="preserve">#54</w:t>
+              <w:t>#54</w:t>
             </w:r>
           </w:p>
         </w:tc>
@@ -7680,7 +7689,7 @@
                 <w:sz w:val="20"/>
                 <w:szCs w:val="20"/>
               </w:rPr>
-              <w:t xml:space="preserve">Nicko</w:t>
+              <w:t>Nicko</w:t>
             </w:r>
           </w:p>
         </w:tc>
@@ -7706,7 +7715,7 @@
                 <w:sz w:val="20"/>
                 <w:szCs w:val="20"/>
               </w:rPr>
-              <w:t xml:space="preserve">2026-10-30</w:t>
+              <w:t>2026-10-30</w:t>
             </w:r>
           </w:p>
         </w:tc>
@@ -7734,7 +7743,7 @@
                 <w:sz w:val="20"/>
                 <w:szCs w:val="20"/>
               </w:rPr>
-              <w:t xml:space="preserve">Detector con ruido de cámara de sala</w:t>
+              <w:t>Detector con ruido de cámara de sala</w:t>
             </w:r>
           </w:p>
         </w:tc>
@@ -7760,7 +7769,7 @@
                 <w:sz w:val="20"/>
                 <w:szCs w:val="20"/>
               </w:rPr>
-              <w:t xml:space="preserve">#55</w:t>
+              <w:t>#55</w:t>
             </w:r>
           </w:p>
         </w:tc>
@@ -7786,7 +7795,7 @@
                 <w:sz w:val="20"/>
                 <w:szCs w:val="20"/>
               </w:rPr>
-              <w:t xml:space="preserve">Francisco</w:t>
+              <w:t>Francisco</w:t>
             </w:r>
           </w:p>
         </w:tc>
@@ -7812,7 +7821,7 @@
                 <w:sz w:val="20"/>
                 <w:szCs w:val="20"/>
               </w:rPr>
-              <w:t xml:space="preserve">2026-11-06</w:t>
+              <w:t>2026-11-06</w:t>
             </w:r>
           </w:p>
         </w:tc>
@@ -8042,7 +8051,7 @@
           <w:sz w:val="18"/>
           <w:szCs w:val="18"/>
         </w:rPr>
-        <w:t xml:space="preserve">Tabla 4. Próximos pasos con responsable y fecha (backlog y Carta Gantt). Responsables y fechas de #49 a #55: propuesta a confirmar.</w:t>
+        <w:t>Tabla 4. Próximos pasos con responsable y fecha (backlog y Carta Gantt). Responsables y fechas de #49 a #55: propuesta a confirmar.</w:t>
       </w:r>
     </w:p>
     <w:p>
@@ -8054,12 +8063,12 @@
       <w:pPr>
         <w:pStyle w:val="Ttulo1"/>
       </w:pPr>
-      <w:bookmarkStart w:id="9" w:name="_Toc243351108"/>
+      <w:bookmarkStart w:id="8" w:name="_Toc243351108"/>
       <w:r>
         <w:lastRenderedPageBreak/>
         <w:t>2. Documentación técnica (README)</w:t>
       </w:r>
-      <w:bookmarkEnd w:id="9"/>
+      <w:bookmarkEnd w:id="8"/>
     </w:p>
     <w:p>
       <w:pPr>
@@ -8717,11 +8726,11 @@
       <w:pPr>
         <w:pStyle w:val="Ttulo2"/>
       </w:pPr>
-      <w:bookmarkStart w:id="10" w:name="_Toc243351109"/>
+      <w:bookmarkStart w:id="9" w:name="_Toc243351109"/>
       <w:r>
         <w:t>2.1 Datasets</w:t>
       </w:r>
-      <w:bookmarkEnd w:id="10"/>
+      <w:bookmarkEnd w:id="9"/>
     </w:p>
     <w:tbl>
       <w:tblPr>
@@ -9565,10 +9574,7 @@
         <w:t>annotation.csv</w:t>
       </w:r>
       <w:r>
-        <w:t xml:space="preserve"> truncado que trae el archivo comprimido y se usa el de figshare. No se etiquetó a mano todavía: el set propio de fotos de tienda está en el ítem #32</w:t>
-      </w:r>
-      <w:r>
-        <w:t>.</w:t>
+        <w:t xml:space="preserve"> truncado que trae el archivo comprimido y se usa el de figshare. No se etiquetó a mano todavía: el set propio de fotos de tienda está en el ítem #32.</w:t>
       </w:r>
     </w:p>
     <w:p>
@@ -9580,12 +9586,12 @@
       <w:pPr>
         <w:pStyle w:val="Ttulo1"/>
       </w:pPr>
-      <w:bookmarkStart w:id="11" w:name="_Toc243351110"/>
+      <w:bookmarkStart w:id="10" w:name="_Toc243351110"/>
       <w:r>
         <w:lastRenderedPageBreak/>
         <w:t>3. Análisis de resultados preliminares</w:t>
       </w:r>
-      <w:bookmarkEnd w:id="11"/>
+      <w:bookmarkEnd w:id="10"/>
     </w:p>
     <w:p>
       <w:pPr>
@@ -9610,11 +9616,11 @@
       <w:pPr>
         <w:pStyle w:val="Ttulo2"/>
       </w:pPr>
-      <w:bookmarkStart w:id="12" w:name="_Toc243351111"/>
+      <w:bookmarkStart w:id="11" w:name="_Toc243351111"/>
       <w:r>
         <w:t>3.1 Método</w:t>
       </w:r>
-      <w:bookmarkEnd w:id="12"/>
+      <w:bookmarkEnd w:id="11"/>
     </w:p>
     <w:p>
       <w:pPr>
@@ -9711,7 +9717,7 @@
         <w:t xml:space="preserve">Modelo medido: </w:t>
       </w:r>
       <w:r>
-        <w:t xml:space="preserve">los 20 casos de 3.3 y 3.4 y las métricas de las 44 fotos se midieron con el yolo26s original, porque son anteriores al fine-tuning (#33). El modelo afinado se mide aparte, con 12 fotos de prueba (3.2).</w:t>
+        <w:t>los 20 casos de 3.3 y 3.4 y las métricas de las 44 fotos se midieron con el yolo26s original, porque son anteriores al fine-tuning (#33). El modelo afinado se mide aparte, con 12 fotos de prueba (3.2).</w:t>
       </w:r>
     </w:p>
     <w:p>
@@ -9767,11 +9773,11 @@
       <w:pPr>
         <w:pStyle w:val="Ttulo2"/>
       </w:pPr>
-      <w:bookmarkStart w:id="13" w:name="_Toc243351112"/>
+      <w:bookmarkStart w:id="12" w:name="_Toc243351112"/>
       <w:r>
         <w:t>3.2 Métricas</w:t>
       </w:r>
-      <w:bookmarkEnd w:id="13"/>
+      <w:bookmarkEnd w:id="12"/>
     </w:p>
     <w:tbl>
       <w:tblPr>
@@ -10567,7 +10573,7 @@
                 <w:sz w:val="20"/>
                 <w:szCs w:val="20"/>
               </w:rPr>
-              <w:t xml:space="preserve">Detector afinado, 12 fotos de prueba de Kaggle, de frente (antes 0,809)</w:t>
+              <w:t>Detector afinado, 12 fotos de prueba de Kaggle, de frente (antes 0,809)</w:t>
             </w:r>
           </w:p>
         </w:tc>
@@ -10593,7 +10599,7 @@
                 <w:sz w:val="20"/>
                 <w:szCs w:val="20"/>
               </w:rPr>
-              <w:t xml:space="preserve">12</w:t>
+              <w:t>12</w:t>
             </w:r>
           </w:p>
         </w:tc>
@@ -10619,7 +10625,7 @@
                 <w:sz w:val="20"/>
                 <w:szCs w:val="20"/>
               </w:rPr>
-              <w:t xml:space="preserve">-</w:t>
+              <w:t>-</w:t>
             </w:r>
           </w:p>
         </w:tc>
@@ -10645,7 +10651,7 @@
                 <w:sz w:val="20"/>
                 <w:szCs w:val="20"/>
               </w:rPr>
-              <w:t xml:space="preserve">-</w:t>
+              <w:t>-</w:t>
             </w:r>
           </w:p>
         </w:tc>
@@ -10671,7 +10677,7 @@
                 <w:sz w:val="20"/>
                 <w:szCs w:val="20"/>
               </w:rPr>
-              <w:t xml:space="preserve">-</w:t>
+              <w:t>-</w:t>
             </w:r>
           </w:p>
         </w:tc>
@@ -10697,7 +10703,7 @@
                 <w:sz w:val="20"/>
                 <w:szCs w:val="20"/>
               </w:rPr>
-              <w:t xml:space="preserve">0,854</w:t>
+              <w:t>0,854</w:t>
             </w:r>
           </w:p>
         </w:tc>
@@ -10723,7 +10729,7 @@
                 <w:sz w:val="20"/>
                 <w:szCs w:val="20"/>
               </w:rPr>
-              <w:t xml:space="preserve">-</w:t>
+              <w:t>-</w:t>
             </w:r>
           </w:p>
         </w:tc>
@@ -10749,7 +10755,7 @@
                 <w:sz w:val="20"/>
                 <w:szCs w:val="20"/>
               </w:rPr>
-              <w:t xml:space="preserve">-</w:t>
+              <w:t>-</w:t>
             </w:r>
           </w:p>
         </w:tc>
@@ -10775,7 +10781,7 @@
                 <w:sz w:val="20"/>
                 <w:szCs w:val="20"/>
               </w:rPr>
-              <w:t xml:space="preserve">-</w:t>
+              <w:t>-</w:t>
             </w:r>
           </w:p>
         </w:tc>
@@ -10803,7 +10809,7 @@
                 <w:sz w:val="20"/>
                 <w:szCs w:val="20"/>
               </w:rPr>
-              <w:t xml:space="preserve">Detector afinado, las mismas fotos a 20° (antes 0,778)</w:t>
+              <w:t>Detector afinado, las mismas fotos a 20° (antes 0,778)</w:t>
             </w:r>
           </w:p>
         </w:tc>
@@ -10829,7 +10835,7 @@
                 <w:sz w:val="20"/>
                 <w:szCs w:val="20"/>
               </w:rPr>
-              <w:t xml:space="preserve">12</w:t>
+              <w:t>12</w:t>
             </w:r>
           </w:p>
         </w:tc>
@@ -10855,7 +10861,7 @@
                 <w:sz w:val="20"/>
                 <w:szCs w:val="20"/>
               </w:rPr>
-              <w:t xml:space="preserve">-</w:t>
+              <w:t>-</w:t>
             </w:r>
           </w:p>
         </w:tc>
@@ -10881,7 +10887,7 @@
                 <w:sz w:val="20"/>
                 <w:szCs w:val="20"/>
               </w:rPr>
-              <w:t xml:space="preserve">-</w:t>
+              <w:t>-</w:t>
             </w:r>
           </w:p>
         </w:tc>
@@ -10907,7 +10913,7 @@
                 <w:sz w:val="20"/>
                 <w:szCs w:val="20"/>
               </w:rPr>
-              <w:t xml:space="preserve">-</w:t>
+              <w:t>-</w:t>
             </w:r>
           </w:p>
         </w:tc>
@@ -10933,7 +10939,7 @@
                 <w:sz w:val="20"/>
                 <w:szCs w:val="20"/>
               </w:rPr>
-              <w:t xml:space="preserve">0,837</w:t>
+              <w:t>0,837</w:t>
             </w:r>
           </w:p>
         </w:tc>
@@ -10959,7 +10965,7 @@
                 <w:sz w:val="20"/>
                 <w:szCs w:val="20"/>
               </w:rPr>
-              <w:t xml:space="preserve">-</w:t>
+              <w:t>-</w:t>
             </w:r>
           </w:p>
         </w:tc>
@@ -10985,7 +10991,7 @@
                 <w:sz w:val="20"/>
                 <w:szCs w:val="20"/>
               </w:rPr>
-              <w:t xml:space="preserve">-</w:t>
+              <w:t>-</w:t>
             </w:r>
           </w:p>
         </w:tc>
@@ -11011,7 +11017,7 @@
                 <w:sz w:val="20"/>
                 <w:szCs w:val="20"/>
               </w:rPr>
-              <w:t xml:space="preserve">-</w:t>
+              <w:t>-</w:t>
             </w:r>
           </w:p>
         </w:tc>
@@ -11039,7 +11045,7 @@
                 <w:sz w:val="20"/>
                 <w:szCs w:val="20"/>
               </w:rPr>
-              <w:t xml:space="preserve">Detector afinado, las mismas fotos a 35° (antes 0,701)</w:t>
+              <w:t>Detector afinado, las mismas fotos a 35° (antes 0,701)</w:t>
             </w:r>
           </w:p>
         </w:tc>
@@ -11065,7 +11071,7 @@
                 <w:sz w:val="20"/>
                 <w:szCs w:val="20"/>
               </w:rPr>
-              <w:t xml:space="preserve">12</w:t>
+              <w:t>12</w:t>
             </w:r>
           </w:p>
         </w:tc>
@@ -11091,7 +11097,7 @@
                 <w:sz w:val="20"/>
                 <w:szCs w:val="20"/>
               </w:rPr>
-              <w:t xml:space="preserve">-</w:t>
+              <w:t>-</w:t>
             </w:r>
           </w:p>
         </w:tc>
@@ -11117,7 +11123,7 @@
                 <w:sz w:val="20"/>
                 <w:szCs w:val="20"/>
               </w:rPr>
-              <w:t xml:space="preserve">-</w:t>
+              <w:t>-</w:t>
             </w:r>
           </w:p>
         </w:tc>
@@ -11143,7 +11149,7 @@
                 <w:sz w:val="20"/>
                 <w:szCs w:val="20"/>
               </w:rPr>
-              <w:t xml:space="preserve">-</w:t>
+              <w:t>-</w:t>
             </w:r>
           </w:p>
         </w:tc>
@@ -11169,7 +11175,7 @@
                 <w:sz w:val="20"/>
                 <w:szCs w:val="20"/>
               </w:rPr>
-              <w:t xml:space="preserve">0,818</w:t>
+              <w:t>0,818</w:t>
             </w:r>
           </w:p>
         </w:tc>
@@ -11195,7 +11201,7 @@
                 <w:sz w:val="20"/>
                 <w:szCs w:val="20"/>
               </w:rPr>
-              <w:t xml:space="preserve">-</w:t>
+              <w:t>-</w:t>
             </w:r>
           </w:p>
         </w:tc>
@@ -11221,7 +11227,7 @@
                 <w:sz w:val="20"/>
                 <w:szCs w:val="20"/>
               </w:rPr>
-              <w:t xml:space="preserve">-</w:t>
+              <w:t>-</w:t>
             </w:r>
           </w:p>
         </w:tc>
@@ -11247,7 +11253,7 @@
                 <w:sz w:val="20"/>
                 <w:szCs w:val="20"/>
               </w:rPr>
-              <w:t xml:space="preserve">-</w:t>
+              <w:t>-</w:t>
             </w:r>
           </w:p>
         </w:tc>
@@ -11275,7 +11281,7 @@
                 <w:sz w:val="20"/>
                 <w:szCs w:val="20"/>
               </w:rPr>
-              <w:t xml:space="preserve">Detector afinado, test de SKU-110K (antes mAP50 0,950 y mAP50-95 0,610)</w:t>
+              <w:t>Detector afinado, test de SKU-110K (antes mAP50 0,950 y mAP50-95 0,610)</w:t>
             </w:r>
           </w:p>
         </w:tc>
@@ -11301,7 +11307,7 @@
                 <w:sz w:val="20"/>
                 <w:szCs w:val="20"/>
               </w:rPr>
-              <w:t xml:space="preserve">2.935</w:t>
+              <w:t>2.935</w:t>
             </w:r>
           </w:p>
         </w:tc>
@@ -11327,7 +11333,7 @@
                 <w:sz w:val="20"/>
                 <w:szCs w:val="20"/>
               </w:rPr>
-              <w:t xml:space="preserve">-</w:t>
+              <w:t>-</w:t>
             </w:r>
           </w:p>
         </w:tc>
@@ -11353,7 +11359,7 @@
                 <w:sz w:val="20"/>
                 <w:szCs w:val="20"/>
               </w:rPr>
-              <w:t xml:space="preserve">0,877</w:t>
+              <w:t>0,877</w:t>
             </w:r>
           </w:p>
         </w:tc>
@@ -11379,7 +11385,7 @@
                 <w:sz w:val="20"/>
                 <w:szCs w:val="20"/>
               </w:rPr>
-              <w:t xml:space="preserve">-</w:t>
+              <w:t>-</w:t>
             </w:r>
           </w:p>
         </w:tc>
@@ -11405,7 +11411,7 @@
                 <w:sz w:val="20"/>
                 <w:szCs w:val="20"/>
               </w:rPr>
-              <w:t xml:space="preserve">0,940</w:t>
+              <w:t>0,940</w:t>
             </w:r>
           </w:p>
         </w:tc>
@@ -11431,7 +11437,7 @@
                 <w:sz w:val="20"/>
                 <w:szCs w:val="20"/>
               </w:rPr>
-              <w:t xml:space="preserve">0,533</w:t>
+              <w:t>0,533</w:t>
             </w:r>
           </w:p>
         </w:tc>
@@ -11457,7 +11463,7 @@
                 <w:sz w:val="20"/>
                 <w:szCs w:val="20"/>
               </w:rPr>
-              <w:t xml:space="preserve">-</w:t>
+              <w:t>-</w:t>
             </w:r>
           </w:p>
         </w:tc>
@@ -11483,7 +11489,7 @@
                 <w:sz w:val="20"/>
                 <w:szCs w:val="20"/>
               </w:rPr>
-              <w:t xml:space="preserve">-</w:t>
+              <w:t>-</w:t>
             </w:r>
           </w:p>
         </w:tc>
@@ -11747,6 +11753,7 @@
                 <w:sz w:val="20"/>
                 <w:szCs w:val="20"/>
               </w:rPr>
+              <w:lastRenderedPageBreak/>
               <w:t>Sistema, envasados</w:t>
             </w:r>
           </w:p>
@@ -12209,7 +12216,7 @@
           <w:sz w:val="18"/>
           <w:szCs w:val="18"/>
         </w:rPr>
-        <w:t xml:space="preserve">Tabla 7. Detector y sistema completo fuera de SKU-110K, y detector afinado (DET-07). IoU medio de los aciertos: 0,82. Las filas «Sistema» usan el yolo26s original.</w:t>
+        <w:t>Tabla 7. Detector y sistema completo fuera de SKU-110K, y detector afinado (DET-07). IoU medio de los aciertos: 0,82. Las filas «Sistema» usan el yolo26s original.</w:t>
       </w:r>
     </w:p>
     <w:p>
@@ -12224,7 +12231,7 @@
         <w:t xml:space="preserve">Fine-tuning (#33, DET-07 de docs/test-plan.md): </w:t>
       </w:r>
       <w:r>
-        <w:t xml:space="preserve">el yolo26s se afinó 30 épocas con 24 fotos de Kaggle (CC0) y sus vistas giradas a 20° y 35°, más 300 fotos de SKU-110K para no olvidar (lr0 0,002). Se midió con 12 fotos de Kaggle que no se usaron para entrenar: el mAP50 sube de 0,809 a 0,854 de frente, de 0,778 a 0,837 a 20° y de 0,701 a 0,818 a 35° (este último estaba bajo el criterio de 0,70). En el test de SKU-110K el mAP50 baja de 0,950 a 0,940 y el mAP50-95 de 0,610 a 0,533. Decisión del 2026-10-21: se acepta y se relaja el criterio de no bajar el mAP50-95 de 0,610, porque SKU-110K no es el dominio de Walmart y lo que se pierde es sobre todo localización. La segunda corrida (1500 fotos de SKU-110K, lr0 0,0005) subió el mAP50-95 a 0,548 pero rindió menos fuera de dominio (mAP50 0,834 / 0,823 / 0,805), y se descartó. Cautelas: son solo 12 fotos de prueba, ellas eligieron además el mejor punto del entrenamiento, y las vistas giradas usan la misma transformación que las de entrenamiento, así que la mejora a 20° y 35° es optimista. Se revisa con el set propio (#32) y con el ruido de cámara de sala (#55).</w:t>
+        <w:t>el yolo26s se afinó 30 épocas con 24 fotos de Kaggle (CC0) y sus vistas giradas a 20° y 35°, más 300 fotos de SKU-110K para no olvidar (lr0 0,002). Se midió con 12 fotos de Kaggle que no se usaron para entrenar: el mAP50 sube de 0,809 a 0,854 de frente, de 0,778 a 0,837 a 20° y de 0,701 a 0,818 a 35° (este último estaba bajo el criterio de 0,70). En el test de SKU-110K el mAP50 baja de 0,950 a 0,940 y el mAP50-95 de 0,610 a 0,533. Decisión del 2026-10-21: se acepta y se relaja el criterio de no bajar el mAP50-95 de 0,610, porque SKU-110K no es el dominio de Walmart y lo que se pierde es sobre todo localización. La segunda corrida (1500 fotos de SKU-110K, lr0 0,0005) subió el mAP50-95 a 0,548 pero rindió menos fuera de dominio (mAP50 0,834 / 0,823 / 0,805), y se descartó. Cautelas: son solo 12 fotos de prueba, ellas eligieron además el mejor punto del entrenamiento, y las vistas giradas usan la misma transformación que las de entrenamiento, así que la mejora a 20° y 35° es optimista. Se revisa con el set propio (#32) y con el ruido de cámara de sala (#55).</w:t>
       </w:r>
     </w:p>
     <w:p>
@@ -12264,11 +12271,11 @@
       <w:pPr>
         <w:pStyle w:val="Ttulo2"/>
       </w:pPr>
-      <w:bookmarkStart w:id="14" w:name="_Toc243351113"/>
+      <w:bookmarkStart w:id="13" w:name="_Toc243351113"/>
       <w:r>
         <w:t>3.3 Diez mejores casos</w:t>
       </w:r>
-      <w:bookmarkEnd w:id="14"/>
+      <w:bookmarkEnd w:id="13"/>
     </w:p>
     <w:p>
       <w:pPr>
@@ -12283,7 +12290,7 @@
         <w:jc w:val="both"/>
       </w:pPr>
       <w:r>
-        <w:t xml:space="preserve">Los 10 casos se midieron con el yolo26s original, antes del fine-tuning (#33): el modelo afinado se evalúa aparte en la sección 3.2.</w:t>
+        <w:t>Los 10 casos se midieron con el yolo26s original, antes del fine-tuning (#33): el modelo afinado se evalúa aparte en la sección 3.2.</w:t>
       </w:r>
     </w:p>
     <w:p>
@@ -12312,7 +12319,7 @@
           <w:noProof/>
         </w:rPr>
         <w:drawing>
-          <wp:inline distT="0" distB="0" distL="0" distR="0" wp14:anchorId="3135D6E4" wp14:editId="7981BE51">
+          <wp:inline distT="0" distB="0" distL="0" distR="0" wp14:anchorId="7B7083A2" wp14:editId="2676E267">
             <wp:extent cx="5715000" cy="2724150"/>
             <wp:effectExtent l="0" t="0" r="0" b="0"/>
             <wp:docPr id="1" name="Imagen 1"/>
@@ -12424,7 +12431,7 @@
           <w:noProof/>
         </w:rPr>
         <w:drawing>
-          <wp:inline distT="0" distB="0" distL="0" distR="0" wp14:anchorId="016F334C" wp14:editId="220FA67B">
+          <wp:inline distT="0" distB="0" distL="0" distR="0" wp14:anchorId="39D84955" wp14:editId="39821965">
             <wp:extent cx="5715000" cy="1371600"/>
             <wp:effectExtent l="0" t="0" r="0" b="0"/>
             <wp:docPr id="2" name="Imagen 2"/>
@@ -12536,7 +12543,7 @@
           <w:noProof/>
         </w:rPr>
         <w:drawing>
-          <wp:inline distT="0" distB="0" distL="0" distR="0" wp14:anchorId="4D72752E" wp14:editId="3B064967">
+          <wp:inline distT="0" distB="0" distL="0" distR="0" wp14:anchorId="4F151786" wp14:editId="773455BB">
             <wp:extent cx="5715000" cy="1371600"/>
             <wp:effectExtent l="0" t="0" r="0" b="0"/>
             <wp:docPr id="3" name="Imagen 3"/>
@@ -12649,7 +12656,7 @@
           <w:noProof/>
         </w:rPr>
         <w:drawing>
-          <wp:inline distT="0" distB="0" distL="0" distR="0" wp14:anchorId="7B3AD4EC" wp14:editId="1B076024">
+          <wp:inline distT="0" distB="0" distL="0" distR="0" wp14:anchorId="2DC9CFE9" wp14:editId="3239E38E">
             <wp:extent cx="5715000" cy="942975"/>
             <wp:effectExtent l="0" t="0" r="0" b="0"/>
             <wp:docPr id="4" name="Imagen 4"/>
@@ -12761,7 +12768,7 @@
           <w:noProof/>
         </w:rPr>
         <w:drawing>
-          <wp:inline distT="0" distB="0" distL="0" distR="0" wp14:anchorId="0500090B" wp14:editId="6D6794CE">
+          <wp:inline distT="0" distB="0" distL="0" distR="0" wp14:anchorId="71DB841E" wp14:editId="0D686252">
             <wp:extent cx="5715000" cy="2724150"/>
             <wp:effectExtent l="0" t="0" r="0" b="0"/>
             <wp:docPr id="5" name="Imagen 5"/>
@@ -12873,7 +12880,7 @@
           <w:noProof/>
         </w:rPr>
         <w:drawing>
-          <wp:inline distT="0" distB="0" distL="0" distR="0" wp14:anchorId="39C48A50" wp14:editId="43FAF30F">
+          <wp:inline distT="0" distB="0" distL="0" distR="0" wp14:anchorId="78909B28" wp14:editId="5E9D56A6">
             <wp:extent cx="5715000" cy="1371600"/>
             <wp:effectExtent l="0" t="0" r="0" b="0"/>
             <wp:docPr id="6" name="Imagen 6"/>
@@ -12986,7 +12993,7 @@
           <w:noProof/>
         </w:rPr>
         <w:drawing>
-          <wp:inline distT="0" distB="0" distL="0" distR="0" wp14:anchorId="0D4B51AE" wp14:editId="1D8941C7">
+          <wp:inline distT="0" distB="0" distL="0" distR="0" wp14:anchorId="551207BA" wp14:editId="2FBF5A37">
             <wp:extent cx="5715000" cy="2828925"/>
             <wp:effectExtent l="0" t="0" r="0" b="0"/>
             <wp:docPr id="7" name="Imagen 7"/>
@@ -13098,7 +13105,7 @@
           <w:noProof/>
         </w:rPr>
         <w:drawing>
-          <wp:inline distT="0" distB="0" distL="0" distR="0" wp14:anchorId="35AD204C" wp14:editId="4DBCD581">
+          <wp:inline distT="0" distB="0" distL="0" distR="0" wp14:anchorId="5AF4BC2E" wp14:editId="79E4267F">
             <wp:extent cx="5715000" cy="1371600"/>
             <wp:effectExtent l="0" t="0" r="0" b="0"/>
             <wp:docPr id="8" name="Imagen 8"/>
@@ -13210,7 +13217,7 @@
           <w:noProof/>
         </w:rPr>
         <w:drawing>
-          <wp:inline distT="0" distB="0" distL="0" distR="0" wp14:anchorId="6057A428" wp14:editId="1D417AC2">
+          <wp:inline distT="0" distB="0" distL="0" distR="0" wp14:anchorId="40A5C4A8" wp14:editId="327637E0">
             <wp:extent cx="5715000" cy="1543050"/>
             <wp:effectExtent l="0" t="0" r="0" b="0"/>
             <wp:docPr id="9" name="Imagen 9"/>
@@ -13323,7 +13330,7 @@
           <w:noProof/>
         </w:rPr>
         <w:drawing>
-          <wp:inline distT="0" distB="0" distL="0" distR="0" wp14:anchorId="740F315A" wp14:editId="05E5317A">
+          <wp:inline distT="0" distB="0" distL="0" distR="0" wp14:anchorId="7C4A53DA" wp14:editId="4A7FDD56">
             <wp:extent cx="5715000" cy="1543050"/>
             <wp:effectExtent l="0" t="0" r="0" b="0"/>
             <wp:docPr id="10" name="Imagen 10"/>
@@ -13414,18 +13421,18 @@
       <w:pPr>
         <w:pStyle w:val="Ttulo2"/>
       </w:pPr>
-      <w:bookmarkStart w:id="15" w:name="_Toc243351114"/>
+      <w:bookmarkStart w:id="14" w:name="_Toc243351114"/>
       <w:r>
         <w:t>3.4 Diez peores casos</w:t>
       </w:r>
-      <w:bookmarkEnd w:id="15"/>
+      <w:bookmarkEnd w:id="14"/>
     </w:p>
     <w:p>
       <w:pPr>
         <w:jc w:val="both"/>
       </w:pPr>
       <w:r>
-        <w:t xml:space="preserve">Igual que en 3.3, los 10 casos se midieron con el yolo26s original, antes del fine-tuning (#33). Con el modelo afinado no se repitió el recorrido de las 44 fotos: solo se midieron las 12 fotos de prueba.</w:t>
+        <w:t>Igual que en 3.3, los 10 casos se midieron con el yolo26s original, antes del fine-tuning (#33). Con el modelo afinado no se repitió el recorrido de las 44 fotos: solo se midieron las 12 fotos de prueba.</w:t>
       </w:r>
     </w:p>
     <w:p>
@@ -13453,7 +13460,7 @@
           <w:noProof/>
         </w:rPr>
         <w:drawing>
-          <wp:inline distT="0" distB="0" distL="0" distR="0" wp14:anchorId="44A7B876" wp14:editId="715C67F9">
+          <wp:inline distT="0" distB="0" distL="0" distR="0" wp14:anchorId="265B11EC" wp14:editId="0ECB50DF">
             <wp:extent cx="5715000" cy="1543050"/>
             <wp:effectExtent l="0" t="0" r="0" b="0"/>
             <wp:docPr id="11" name="Imagen 11"/>
@@ -13581,7 +13588,7 @@
           <w:noProof/>
         </w:rPr>
         <w:drawing>
-          <wp:inline distT="0" distB="0" distL="0" distR="0" wp14:anchorId="010DA4E3" wp14:editId="037B3B76">
+          <wp:inline distT="0" distB="0" distL="0" distR="0" wp14:anchorId="28EA2F17" wp14:editId="3B1D420C">
             <wp:extent cx="5715000" cy="1543050"/>
             <wp:effectExtent l="0" t="0" r="0" b="0"/>
             <wp:docPr id="12" name="Imagen 12"/>
@@ -13710,7 +13717,7 @@
           <w:noProof/>
         </w:rPr>
         <w:drawing>
-          <wp:inline distT="0" distB="0" distL="0" distR="0" wp14:anchorId="29A4CAAD" wp14:editId="320025A6">
+          <wp:inline distT="0" distB="0" distL="0" distR="0" wp14:anchorId="6C7BA524" wp14:editId="5E7B4DAA">
             <wp:extent cx="5715000" cy="1381125"/>
             <wp:effectExtent l="0" t="0" r="0" b="0"/>
             <wp:docPr id="13" name="Imagen 13"/>
@@ -13838,7 +13845,7 @@
           <w:noProof/>
         </w:rPr>
         <w:drawing>
-          <wp:inline distT="0" distB="0" distL="0" distR="0" wp14:anchorId="4AB120D7" wp14:editId="0845BDE6">
+          <wp:inline distT="0" distB="0" distL="0" distR="0" wp14:anchorId="3B5F48B4" wp14:editId="5174E1FA">
             <wp:extent cx="5715000" cy="2438400"/>
             <wp:effectExtent l="0" t="0" r="0" b="0"/>
             <wp:docPr id="14" name="Imagen 14"/>
@@ -13966,7 +13973,7 @@
           <w:noProof/>
         </w:rPr>
         <w:drawing>
-          <wp:inline distT="0" distB="0" distL="0" distR="0" wp14:anchorId="7692DDFE" wp14:editId="7B5B5760">
+          <wp:inline distT="0" distB="0" distL="0" distR="0" wp14:anchorId="0C0E23B1" wp14:editId="157BF80C">
             <wp:extent cx="5715000" cy="1724025"/>
             <wp:effectExtent l="0" t="0" r="0" b="0"/>
             <wp:docPr id="15" name="Imagen 15"/>
@@ -14095,7 +14102,7 @@
           <w:noProof/>
         </w:rPr>
         <w:drawing>
-          <wp:inline distT="0" distB="0" distL="0" distR="0" wp14:anchorId="7A33F2AF" wp14:editId="35F22AAC">
+          <wp:inline distT="0" distB="0" distL="0" distR="0" wp14:anchorId="4FE7A76B" wp14:editId="050EA385">
             <wp:extent cx="5715000" cy="2562225"/>
             <wp:effectExtent l="0" t="0" r="0" b="0"/>
             <wp:docPr id="16" name="Imagen 16"/>
@@ -14223,7 +14230,7 @@
           <w:noProof/>
         </w:rPr>
         <w:drawing>
-          <wp:inline distT="0" distB="0" distL="0" distR="0" wp14:anchorId="265BCF25" wp14:editId="2B267CEF">
+          <wp:inline distT="0" distB="0" distL="0" distR="0" wp14:anchorId="1DA3CB28" wp14:editId="2FB58CF5">
             <wp:extent cx="5715000" cy="2533650"/>
             <wp:effectExtent l="0" t="0" r="0" b="0"/>
             <wp:docPr id="17" name="Imagen 17"/>
@@ -14352,7 +14359,7 @@
           <w:noProof/>
         </w:rPr>
         <w:drawing>
-          <wp:inline distT="0" distB="0" distL="0" distR="0" wp14:anchorId="7E93A307" wp14:editId="00E24B51">
+          <wp:inline distT="0" distB="0" distL="0" distR="0" wp14:anchorId="62ED5B28" wp14:editId="46CF0AA9">
             <wp:extent cx="5715000" cy="1162050"/>
             <wp:effectExtent l="0" t="0" r="0" b="0"/>
             <wp:docPr id="18" name="Imagen 18"/>
@@ -14480,7 +14487,7 @@
           <w:noProof/>
         </w:rPr>
         <w:drawing>
-          <wp:inline distT="0" distB="0" distL="0" distR="0" wp14:anchorId="04701B00" wp14:editId="5BC887CC">
+          <wp:inline distT="0" distB="0" distL="0" distR="0" wp14:anchorId="0FD8DC46" wp14:editId="0D872BF8">
             <wp:extent cx="5715000" cy="1543050"/>
             <wp:effectExtent l="0" t="0" r="0" b="0"/>
             <wp:docPr id="19" name="Imagen 19"/>
@@ -14608,7 +14615,7 @@
           <w:noProof/>
         </w:rPr>
         <w:drawing>
-          <wp:inline distT="0" distB="0" distL="0" distR="0" wp14:anchorId="370E764F" wp14:editId="40DD7D15">
+          <wp:inline distT="0" distB="0" distL="0" distR="0" wp14:anchorId="15AE87F6" wp14:editId="63A2AB0D">
             <wp:extent cx="5715000" cy="2600325"/>
             <wp:effectExtent l="0" t="0" r="0" b="0"/>
             <wp:docPr id="20" name="Imagen 20"/>
@@ -14716,11 +14723,11 @@
       <w:pPr>
         <w:pStyle w:val="Ttulo2"/>
       </w:pPr>
-      <w:bookmarkStart w:id="16" w:name="_Toc243351115"/>
+      <w:bookmarkStart w:id="15" w:name="_Toc243351115"/>
       <w:r>
         <w:t>3.5 Análisis comparativo</w:t>
       </w:r>
-      <w:bookmarkEnd w:id="16"/>
+      <w:bookmarkEnd w:id="15"/>
     </w:p>
     <w:p>
       <w:pPr>
@@ -15401,7 +15408,11 @@
         <w:t xml:space="preserve">Efecto del fine-tuning (posterior a los 20 casos): </w:t>
       </w:r>
       <w:r>
-        <w:t xml:space="preserve">sube el mAP50 fuera de dominio entre 4 y 12 puntos en las 12 fotos de prueba, más en ángulo (35°: de 0,701 a 0,818), pero no se midió su efecto sobre las falsas alertas de las 44 fotos. En SKU-110K casi no cambia el mAP50 (0,950 a 0,940) y baja la localización (mAP50-95 de 0,610 a 0,533).</w:t>
+        <w:t xml:space="preserve">sube el mAP50 fuera de dominio entre 4 y 12 puntos en las 12 fotos de prueba, más en ángulo (35°: de 0,701 a 0,818), pero no se midió su efecto sobre las </w:t>
+      </w:r>
+      <w:r>
+        <w:lastRenderedPageBreak/>
+        <w:t>falsas alertas de las 44 fotos. En SKU-110K casi no cambia el mAP50 (0,950 a 0,940) y baja la localización (mAP50-95 de 0,610 a 0,533).</w:t>
       </w:r>
     </w:p>
     <w:p>
@@ -15429,7 +15440,7 @@
           <w:b/>
           <w:bCs/>
         </w:rPr>
-        <w:t xml:space="preserve">Fine-tuning del detector con fotos fuera de SKU-110K: hecho el 2026-10-21 con Kaggle CC0 (#33, ver arriba). Falta medirlo con fotos propias (#32), con ruido de cámara de sala (#55) y con el recall en envasados (0,71 antes del fine-tuning) contra el 0,90 buscado.</w:t>
+        <w:t>Fine-tuning del detector con fotos fuera de SKU-110K: hecho el 2026-10-21 con Kaggle CC0 (#33, ver arriba). Falta medirlo con fotos propias (#32), con ruido de cámara de sala (#55) y con el recall en envasados (0,71 antes del fine-tuning) contra el 0,90 buscado.</w:t>
       </w:r>
     </w:p>
     <w:p>
@@ -15517,12 +15528,12 @@
       <w:pPr>
         <w:pStyle w:val="Ttulo1"/>
       </w:pPr>
-      <w:bookmarkStart w:id="17" w:name="_Toc243351116"/>
+      <w:bookmarkStart w:id="16" w:name="_Toc243351116"/>
       <w:r>
         <w:lastRenderedPageBreak/>
         <w:t>4. Repositorio y reproducibilidad</w:t>
       </w:r>
-      <w:bookmarkEnd w:id="17"/>
+      <w:bookmarkEnd w:id="16"/>
     </w:p>
     <w:tbl>
       <w:tblPr>
@@ -15836,7 +15847,7 @@
                 <w:sz w:val="20"/>
                 <w:szCs w:val="20"/>
               </w:rPr>
-              <w:t xml:space="preserve">Vista anotada y reportes en Excel, CSV y PDF</w:t>
+              <w:t>Vista anotada y reportes en Excel, CSV y PDF</w:t>
             </w:r>
           </w:p>
         </w:tc>
@@ -16126,7 +16137,7 @@
                 <w:sz w:val="20"/>
                 <w:szCs w:val="20"/>
               </w:rPr>
-              <w:t xml:space="preserve">233 pruebas unitarias e integración (pytest)</w:t>
+              <w:t>233 pruebas unitarias e integración (pytest)</w:t>
             </w:r>
           </w:p>
         </w:tc>
@@ -16181,7 +16192,7 @@
                 <w:sz w:val="20"/>
                 <w:szCs w:val="20"/>
               </w:rPr>
-              <w:t xml:space="preserve">Plan de pruebas, datasets, entrenamiento, curso y auditoría de la app</w:t>
+              <w:t>Plan de pruebas, datasets, entrenamiento, curso y auditoría de la app</w:t>
             </w:r>
           </w:p>
         </w:tc>
@@ -16281,7 +16292,7 @@
         </w:numPr>
       </w:pPr>
       <w:r>
-        <w:t xml:space="preserve">Clonar el repositorio, crear un entorno virtual con Python 3.12 o superior e instalar requirements.txt.</w:t>
+        <w:t>Clonar el repositorio, crear un entorno virtual con Python 3.12 o superior e instalar requirements.txt.</w:t>
       </w:r>
     </w:p>
     <w:p>
@@ -16403,7 +16414,7 @@
         <w:jc w:val="both"/>
       </w:pPr>
       <w:r>
-        <w:t xml:space="preserve">Los pesos del detector entrenado no se versionan (vienen de SKU-110K, uso académico): se comparten con el equipo por Drive. Con la foto 026 de Kaggle el ejemplo del README debe dar 2% libre, sin alerta. Los pesos afinados se usan con --weights (o SHELFVISION_WEIGHTS en la app web). Participación en el repositorio (commits sin contar merges, al 2026-10-21):</w:t>
+        <w:t>Los pesos del detector entrenado no se versionan (vienen de SKU-110K, uso académico): se comparten con el equipo por Drive. Con la foto 026 de Kaggle el ejemplo del README debe dar 2% libre, sin alerta. Los pesos afinados se usan con --weights (o SHELFVISION_WEIGHTS en la app web). Participación en el repositorio (commits sin contar merges, al 2026-10-21):</w:t>
       </w:r>
     </w:p>
     <w:tbl>
@@ -16568,7 +16579,7 @@
                 <w:sz w:val="20"/>
                 <w:szCs w:val="20"/>
               </w:rPr>
-              <w:t xml:space="preserve">81</w:t>
+              <w:t>81</w:t>
             </w:r>
           </w:p>
         </w:tc>
@@ -16594,7 +16605,7 @@
                 <w:sz w:val="20"/>
                 <w:szCs w:val="20"/>
               </w:rPr>
-              <w:t xml:space="preserve">Pipeline de visión, detector y fine-tuning, aplicación web, documentación técnica</w:t>
+              <w:t>Pipeline de visión, detector y fine-tuning, aplicación web, documentación técnica</w:t>
             </w:r>
           </w:p>
         </w:tc>
@@ -16622,6 +16633,7 @@
                 <w:sz w:val="20"/>
                 <w:szCs w:val="20"/>
               </w:rPr>
+              <w:lastRenderedPageBreak/>
               <w:t>Nicko Cortés</w:t>
             </w:r>
           </w:p>
@@ -16648,7 +16660,7 @@
                 <w:sz w:val="20"/>
                 <w:szCs w:val="20"/>
               </w:rPr>
-              <w:t xml:space="preserve">45</w:t>
+              <w:t>45</w:t>
             </w:r>
           </w:p>
         </w:tc>
@@ -16674,7 +16686,7 @@
                 <w:sz w:val="20"/>
                 <w:szCs w:val="20"/>
               </w:rPr>
-              <w:t xml:space="preserve">Documentos y anexos de la Fase 1, Carta Gantt, revisión y merge de PR</w:t>
+              <w:t>Documentos y anexos de la Fase 1, Carta Gantt, revisión y merge de PR</w:t>
             </w:r>
           </w:p>
         </w:tc>
@@ -16702,7 +16714,6 @@
                 <w:sz w:val="20"/>
                 <w:szCs w:val="20"/>
               </w:rPr>
-              <w:lastRenderedPageBreak/>
               <w:t>Mariana Ramírez</w:t>
             </w:r>
           </w:p>
@@ -16729,7 +16740,7 @@
                 <w:sz w:val="20"/>
                 <w:szCs w:val="20"/>
               </w:rPr>
-              <w:t xml:space="preserve">41</w:t>
+              <w:t>41</w:t>
             </w:r>
           </w:p>
         </w:tc>
@@ -16755,7 +16766,7 @@
                 <w:sz w:val="20"/>
                 <w:szCs w:val="20"/>
               </w:rPr>
-              <w:t xml:space="preserve">CI y protección de main, datasets, segmentación (SHARD), reportes Excel, CSV y PDF, plantillas de C.U y diagramas, revisión y merge de PR</w:t>
+              <w:t>CI y protección de main, datasets, segmentación (SHARD), reportes Excel, CSV y PDF, plantillas de C.U y diagramas, revisión y merge de PR</w:t>
             </w:r>
           </w:p>
         </w:tc>
@@ -16773,7 +16784,7 @@
           <w:sz w:val="18"/>
           <w:szCs w:val="18"/>
         </w:rPr>
-        <w:t xml:space="preserve">Tabla 10. Commits por integrante (git shortlog -sne, sin merges, con .mailmap; los de Nicko figuran con el nombre «Mateo»). Total: 167.</w:t>
+        <w:t>Tabla 10. Commits por integrante (git shortlog -sne, sin merges, con .mailmap; los de Nicko figuran con el nombre «Mateo»). Total: 167.</w:t>
       </w:r>
     </w:p>
     <w:p>
@@ -16785,12 +16796,12 @@
       <w:pPr>
         <w:pStyle w:val="Ttulo1"/>
       </w:pPr>
-      <w:bookmarkStart w:id="18" w:name="_Toc243351117"/>
+      <w:bookmarkStart w:id="17" w:name="_Toc243351117"/>
       <w:r>
         <w:lastRenderedPageBreak/>
         <w:t>5. Conclusiones y plan de mejora</w:t>
       </w:r>
-      <w:bookmarkEnd w:id="18"/>
+      <w:bookmarkEnd w:id="17"/>
     </w:p>
     <w:p>
       <w:pPr>
@@ -16801,7 +16812,7 @@
           <w:b/>
           <w:bCs/>
         </w:rPr>
-        <w:t xml:space="preserve">Objetivos alcanzados.</w:t>
+        <w:t>Objetivos alcanzados.</w:t>
       </w:r>
       <w:r>
         <w:t xml:space="preserve"> El pipeline híbrido que exige el proyecto (pre-procesamiento clásico, detección con YOLO26 y post-procesamiento de disponibilidad) está completo y corre de punta a punta sobre una foto en cerca de 0,7 s en CPU. El detector se entrenó, se comparó con una segunda variante y se afinó con fotos fuera de SKU-110K; la segmentación de repisas se midió contra un dataset externo anotado, y la alerta de quiebre sigue el último alcance (góndola completa). Una aplicación web con login por perfil, administración de usuarios, análisis de fotos, alertas y reportes exportables está operativa, y todo cambio pasa por pull requests con pruebas automáticas y construcción de la imagen Docker.</w:t>
@@ -16816,7 +16827,7 @@
           <w:b/>
           <w:bCs/>
         </w:rPr>
-        <w:t xml:space="preserve">Qué funciona hoy.</w:t>
+        <w:t>Qué funciona hoy.</w:t>
       </w:r>
       <w:r>
         <w:t xml:space="preserve"> CU00, CU01, CU04, CU06 y CU07 están implementados y CU02 es parcial: cinco de ocho casos de uso, sobre el 50% que pide la Evaluación 2. El fine-tuning mejoró el detector fuera de SKU-110K (mAP50 de 0,809 a 0,854 de frente y de 0,701 a 0,818 a 35° en 12 fotos de prueba), a costa del mAP50-95 en SKU-110K (de 0,610 a 0,533), que aceptamos porque SKU-110K no es el dominio de Walmart.</w:t>
@@ -16831,7 +16842,7 @@
           <w:b/>
           <w:bCs/>
         </w:rPr>
-        <w:t xml:space="preserve">Dificultades pendientes.</w:t>
+        <w:t>Dificultades pendientes.</w:t>
       </w:r>
       <w:r>
         <w:t xml:space="preserve"> El detector afinado solo se midió con 12 fotos, limpias y sin imágenes reales de cámaras de tienda; el ruido de una cámara fija de sala todavía no está en el entrenamiento ni en las pruebas (#55). Los refrigeradores con puerta de vidrio y la bodega de reserva sobre la góndola causan falsas alertas. La auditoría de la aplicación web del 2026-10-21 encontró riesgos reales que hay que cerrar antes de instalarla en el servidor del CITT: alertas no atómicas (#49), configuración insegura por defecto (#50), bloqueo de cuentas por un tercero (#51), una foto sin productos que dispara una alerta crítica (#52) y problemas de robustez (#53, #54). Faltan el dashboard, la configuración de umbral y cámaras, y la instalación en el servidor del CITT.</w:t>
@@ -16846,7 +16857,7 @@
           <w:b/>
           <w:bCs/>
         </w:rPr>
-        <w:t xml:space="preserve">Mejoras a priorizar.</w:t>
+        <w:t>Mejoras a priorizar.</w:t>
       </w:r>
       <w:r>
         <w:t xml:space="preserve"> Primero las correcciones de la aplicación web (#49 a #53), porque bloquean la instalación en el servidor del CITT; luego el dashboard y la configuración del umbral, y después medir y mejorar el detector con fotos propias y con ruido de cámara de sala (#32, #55).</w:t>
@@ -16861,7 +16872,7 @@
           <w:b/>
           <w:bCs/>
         </w:rPr>
-        <w:t xml:space="preserve">Lo que falta para el MVP.</w:t>
+        <w:t>Lo que falta para el MVP.</w:t>
       </w:r>
       <w:r>
         <w:t xml:space="preserve"> El dashboard de disponibilidad (CU03), la configuración del umbral (CU05), las correcciones de la auditoría, la instalación en el servidor del CITT y el primer demo operativo ante Walmart. Viabilidad del alcance: el núcleo está hecho, así que lo que falta del MVP son sobre todo funciones web sobre un pipeline que ya funciona; es factible antes del fin de la Fase 2 (semana 15) si se reparte entre los tres integrantes. La calibración de cámaras y la validación con CCTV real dependen de Walmart y quedan fuera del MVP.</w:t>
@@ -16916,7 +16927,7 @@
                 <w:sz w:val="20"/>
                 <w:szCs w:val="20"/>
               </w:rPr>
-              <w:t xml:space="preserve">Actividad</w:t>
+              <w:t>Actividad</w:t>
             </w:r>
           </w:p>
         </w:tc>
@@ -16946,7 +16957,7 @@
                 <w:sz w:val="20"/>
                 <w:szCs w:val="20"/>
               </w:rPr>
-              <w:t xml:space="preserve">Ítem</w:t>
+              <w:t>Ítem</w:t>
             </w:r>
           </w:p>
         </w:tc>
@@ -16976,7 +16987,7 @@
                 <w:sz w:val="20"/>
                 <w:szCs w:val="20"/>
               </w:rPr>
-              <w:t xml:space="preserve">Responsable</w:t>
+              <w:t>Responsable</w:t>
             </w:r>
           </w:p>
         </w:tc>
@@ -17006,7 +17017,7 @@
                 <w:sz w:val="20"/>
                 <w:szCs w:val="20"/>
               </w:rPr>
-              <w:t xml:space="preserve">Fecha</w:t>
+              <w:t>Fecha</w:t>
             </w:r>
           </w:p>
         </w:tc>
@@ -17034,7 +17045,7 @@
                 <w:sz w:val="20"/>
                 <w:szCs w:val="20"/>
               </w:rPr>
-              <w:t xml:space="preserve">Fine-tuning del detector con fotos fuera de SKU-110K (separando entrenamiento y prueba)</w:t>
+              <w:t>Fine-tuning del detector con fotos fuera de SKU-110K (separando entrenamiento y prueba)</w:t>
             </w:r>
           </w:p>
         </w:tc>
@@ -17060,7 +17071,7 @@
                 <w:sz w:val="20"/>
                 <w:szCs w:val="20"/>
               </w:rPr>
-              <w:t xml:space="preserve">#33</w:t>
+              <w:t>#33</w:t>
             </w:r>
           </w:p>
         </w:tc>
@@ -17086,7 +17097,7 @@
                 <w:sz w:val="20"/>
                 <w:szCs w:val="20"/>
               </w:rPr>
-              <w:t xml:space="preserve">Francisco</w:t>
+              <w:t>Francisco</w:t>
             </w:r>
           </w:p>
         </w:tc>
@@ -17112,7 +17123,7 @@
                 <w:sz w:val="20"/>
                 <w:szCs w:val="20"/>
               </w:rPr>
-              <w:t xml:space="preserve">Cumplido (2026-10-21)</w:t>
+              <w:t>Cumplido (2026-10-21)</w:t>
             </w:r>
           </w:p>
         </w:tc>
@@ -17140,7 +17151,7 @@
                 <w:sz w:val="20"/>
                 <w:szCs w:val="20"/>
               </w:rPr>
-              <w:t xml:space="preserve">Declarar fuera del alcance las frutas y verduras sueltas con Walmart</w:t>
+              <w:t>Declarar fuera del alcance las frutas y verduras sueltas con Walmart</w:t>
             </w:r>
           </w:p>
         </w:tc>
@@ -17218,7 +17229,7 @@
                 <w:sz w:val="20"/>
                 <w:szCs w:val="20"/>
               </w:rPr>
-              <w:t xml:space="preserve">Próxima reunión con Walmart</w:t>
+              <w:t>Próxima reunión con Walmart</w:t>
             </w:r>
           </w:p>
         </w:tc>
@@ -17246,7 +17257,7 @@
                 <w:sz w:val="20"/>
                 <w:szCs w:val="20"/>
               </w:rPr>
-              <w:t xml:space="preserve">Refrigeradores: ignorar zonas desenfocadas y marcos de puerta</w:t>
+              <w:t>Refrigeradores: ignorar zonas desenfocadas y marcos de puerta</w:t>
             </w:r>
           </w:p>
         </w:tc>
@@ -17298,7 +17309,7 @@
                 <w:sz w:val="20"/>
                 <w:szCs w:val="20"/>
               </w:rPr>
-              <w:t xml:space="preserve">Por asignar</w:t>
+              <w:t>Por asignar</w:t>
             </w:r>
           </w:p>
         </w:tc>
@@ -17324,7 +17335,7 @@
                 <w:sz w:val="20"/>
                 <w:szCs w:val="20"/>
               </w:rPr>
-              <w:t xml:space="preserve">Por definir</w:t>
+              <w:t>Por definir</w:t>
             </w:r>
           </w:p>
         </w:tc>
@@ -17352,7 +17363,7 @@
                 <w:sz w:val="20"/>
                 <w:szCs w:val="20"/>
               </w:rPr>
-              <w:t xml:space="preserve">Excluir la bodega de reserva sobre la góndola</w:t>
+              <w:t>Excluir la bodega de reserva sobre la góndola</w:t>
             </w:r>
           </w:p>
         </w:tc>
@@ -17404,7 +17415,7 @@
                 <w:sz w:val="20"/>
                 <w:szCs w:val="20"/>
               </w:rPr>
-              <w:t xml:space="preserve">Por asignar</w:t>
+              <w:t>Por asignar</w:t>
             </w:r>
           </w:p>
         </w:tc>
@@ -17430,7 +17441,7 @@
                 <w:sz w:val="20"/>
                 <w:szCs w:val="20"/>
               </w:rPr>
-              <w:t xml:space="preserve">Por definir</w:t>
+              <w:t>Por definir</w:t>
             </w:r>
           </w:p>
         </w:tc>
@@ -17458,7 +17469,7 @@
                 <w:sz w:val="20"/>
                 <w:szCs w:val="20"/>
               </w:rPr>
-              <w:t xml:space="preserve">Reportes exportables (Excel, CSV, PDF)</w:t>
+              <w:t>Reportes exportables (Excel, CSV, PDF)</w:t>
             </w:r>
           </w:p>
         </w:tc>
@@ -17484,7 +17495,7 @@
                 <w:sz w:val="20"/>
                 <w:szCs w:val="20"/>
               </w:rPr>
-              <w:t xml:space="preserve">#7</w:t>
+              <w:t>#7</w:t>
             </w:r>
           </w:p>
         </w:tc>
@@ -17510,7 +17521,7 @@
                 <w:sz w:val="20"/>
                 <w:szCs w:val="20"/>
               </w:rPr>
-              <w:t xml:space="preserve">Mariana</w:t>
+              <w:t>Mariana</w:t>
             </w:r>
           </w:p>
         </w:tc>
@@ -17536,7 +17547,7 @@
                 <w:sz w:val="20"/>
                 <w:szCs w:val="20"/>
               </w:rPr>
-              <w:t xml:space="preserve">Cumplido (2026-10-21)</w:t>
+              <w:t>Cumplido (2026-10-21)</w:t>
             </w:r>
           </w:p>
         </w:tc>
@@ -17564,7 +17575,7 @@
                 <w:sz w:val="20"/>
                 <w:szCs w:val="20"/>
               </w:rPr>
-              <w:t xml:space="preserve">Alertas atómicas y configuración segura de la app web</w:t>
+              <w:t>Alertas atómicas y configuración segura de la app web</w:t>
             </w:r>
           </w:p>
         </w:tc>
@@ -17590,7 +17601,7 @@
                 <w:sz w:val="20"/>
                 <w:szCs w:val="20"/>
               </w:rPr>
-              <w:t xml:space="preserve">#49, #50</w:t>
+              <w:t>#49, #50</w:t>
             </w:r>
           </w:p>
         </w:tc>
@@ -17616,7 +17627,7 @@
                 <w:sz w:val="20"/>
                 <w:szCs w:val="20"/>
               </w:rPr>
-              <w:t xml:space="preserve">Francisco</w:t>
+              <w:t>Francisco</w:t>
             </w:r>
           </w:p>
         </w:tc>
@@ -17642,7 +17653,7 @@
                 <w:sz w:val="20"/>
                 <w:szCs w:val="20"/>
               </w:rPr>
-              <w:t xml:space="preserve">2026-10-27</w:t>
+              <w:t>2026-10-27</w:t>
             </w:r>
           </w:p>
         </w:tc>
@@ -17670,7 +17681,8 @@
                 <w:sz w:val="20"/>
                 <w:szCs w:val="20"/>
               </w:rPr>
-              <w:t xml:space="preserve">Bloqueo de cuentas por tiempo (CU00)</w:t>
+              <w:lastRenderedPageBreak/>
+              <w:t>Bloqueo de cuentas por tiempo (CU00)</w:t>
             </w:r>
           </w:p>
         </w:tc>
@@ -17696,7 +17708,7 @@
                 <w:sz w:val="20"/>
                 <w:szCs w:val="20"/>
               </w:rPr>
-              <w:t xml:space="preserve">#51</w:t>
+              <w:t>#51</w:t>
             </w:r>
           </w:p>
         </w:tc>
@@ -17722,7 +17734,7 @@
                 <w:sz w:val="20"/>
                 <w:szCs w:val="20"/>
               </w:rPr>
-              <w:t xml:space="preserve">Francisco</w:t>
+              <w:t>Francisco</w:t>
             </w:r>
           </w:p>
         </w:tc>
@@ -17748,7 +17760,7 @@
                 <w:sz w:val="20"/>
                 <w:szCs w:val="20"/>
               </w:rPr>
-              <w:t xml:space="preserve">2026-10-28</w:t>
+              <w:t>2026-10-28</w:t>
             </w:r>
           </w:p>
         </w:tc>
@@ -17776,7 +17788,7 @@
                 <w:sz w:val="20"/>
                 <w:szCs w:val="20"/>
               </w:rPr>
-              <w:t xml:space="preserve">Foto sin productos y robustez de la app web</w:t>
+              <w:t>Foto sin productos y robustez de la app web</w:t>
             </w:r>
           </w:p>
         </w:tc>
@@ -17802,7 +17814,7 @@
                 <w:sz w:val="20"/>
                 <w:szCs w:val="20"/>
               </w:rPr>
-              <w:t xml:space="preserve">#52, #53</w:t>
+              <w:t>#52, #53</w:t>
             </w:r>
           </w:p>
         </w:tc>
@@ -17828,7 +17840,7 @@
                 <w:sz w:val="20"/>
                 <w:szCs w:val="20"/>
               </w:rPr>
-              <w:t xml:space="preserve">Mariana</w:t>
+              <w:t>Mariana</w:t>
             </w:r>
           </w:p>
         </w:tc>
@@ -17854,7 +17866,7 @@
                 <w:sz w:val="20"/>
                 <w:szCs w:val="20"/>
               </w:rPr>
-              <w:t xml:space="preserve">2026-10-28</w:t>
+              <w:t>2026-10-28</w:t>
             </w:r>
           </w:p>
         </w:tc>
@@ -17882,7 +17894,7 @@
                 <w:sz w:val="20"/>
                 <w:szCs w:val="20"/>
               </w:rPr>
-              <w:t xml:space="preserve">Limpieza de código y fijar acciones de CI</w:t>
+              <w:t>Limpieza de código y fijar acciones de CI</w:t>
             </w:r>
           </w:p>
         </w:tc>
@@ -17908,7 +17920,7 @@
                 <w:sz w:val="20"/>
                 <w:szCs w:val="20"/>
               </w:rPr>
-              <w:t xml:space="preserve">#54</w:t>
+              <w:t>#54</w:t>
             </w:r>
           </w:p>
         </w:tc>
@@ -17934,7 +17946,7 @@
                 <w:sz w:val="20"/>
                 <w:szCs w:val="20"/>
               </w:rPr>
-              <w:t xml:space="preserve">Nicko</w:t>
+              <w:t>Nicko</w:t>
             </w:r>
           </w:p>
         </w:tc>
@@ -17960,7 +17972,7 @@
                 <w:sz w:val="20"/>
                 <w:szCs w:val="20"/>
               </w:rPr>
-              <w:t xml:space="preserve">2026-10-30</w:t>
+              <w:t>2026-10-30</w:t>
             </w:r>
           </w:p>
         </w:tc>
@@ -17988,7 +18000,7 @@
                 <w:sz w:val="20"/>
                 <w:szCs w:val="20"/>
               </w:rPr>
-              <w:t xml:space="preserve">Entrenar y medir el detector con ruido de cámara de sala</w:t>
+              <w:t>Entrenar y medir el detector con ruido de cámara de sala</w:t>
             </w:r>
           </w:p>
         </w:tc>
@@ -18014,7 +18026,7 @@
                 <w:sz w:val="20"/>
                 <w:szCs w:val="20"/>
               </w:rPr>
-              <w:t xml:space="preserve">#55</w:t>
+              <w:t>#55</w:t>
             </w:r>
           </w:p>
         </w:tc>
@@ -18040,7 +18052,7 @@
                 <w:sz w:val="20"/>
                 <w:szCs w:val="20"/>
               </w:rPr>
-              <w:t xml:space="preserve">Francisco</w:t>
+              <w:t>Francisco</w:t>
             </w:r>
           </w:p>
         </w:tc>
@@ -18066,7 +18078,7 @@
                 <w:sz w:val="20"/>
                 <w:szCs w:val="20"/>
               </w:rPr>
-              <w:t xml:space="preserve">2026-11-06</w:t>
+              <w:t>2026-11-06</w:t>
             </w:r>
           </w:p>
         </w:tc>
@@ -18094,7 +18106,7 @@
                 <w:sz w:val="20"/>
                 <w:szCs w:val="20"/>
               </w:rPr>
-              <w:t xml:space="preserve">Primer demo operativo ante Walmart</w:t>
+              <w:t>Primer demo operativo ante Walmart</w:t>
             </w:r>
           </w:p>
         </w:tc>
@@ -18200,7 +18212,7 @@
                 <w:sz w:val="20"/>
                 <w:szCs w:val="20"/>
               </w:rPr>
-              <w:t xml:space="preserve">Dashboard y configuración de umbral y cámaras</w:t>
+              <w:t>Dashboard y configuración de umbral y cámaras</w:t>
             </w:r>
           </w:p>
         </w:tc>
@@ -18252,7 +18264,7 @@
                 <w:sz w:val="20"/>
                 <w:szCs w:val="20"/>
               </w:rPr>
-              <w:t xml:space="preserve">Por asignar</w:t>
+              <w:t>Por asignar</w:t>
             </w:r>
           </w:p>
         </w:tc>
@@ -18278,7 +18290,7 @@
                 <w:sz w:val="20"/>
                 <w:szCs w:val="20"/>
               </w:rPr>
-              <w:t xml:space="preserve">Antes del fin de la Fase 2</w:t>
+              <w:t>Antes del fin de la Fase 2</w:t>
             </w:r>
           </w:p>
         </w:tc>
@@ -18306,7 +18318,7 @@
                 <w:sz w:val="20"/>
                 <w:szCs w:val="20"/>
               </w:rPr>
-              <w:t xml:space="preserve">Plan de mejoras de la Fase 1</w:t>
+              <w:t>Plan de mejoras de la Fase 1</w:t>
             </w:r>
           </w:p>
         </w:tc>
@@ -18384,7 +18396,7 @@
                 <w:sz w:val="20"/>
                 <w:szCs w:val="20"/>
               </w:rPr>
-              <w:t xml:space="preserve">Cumplido (2026-10-20)</w:t>
+              <w:t>Cumplido (2026-10-20)</w:t>
             </w:r>
           </w:p>
         </w:tc>
@@ -18402,7 +18414,7 @@
           <w:sz w:val="18"/>
           <w:szCs w:val="18"/>
         </w:rPr>
-        <w:t xml:space="preserve">Tabla 11. Plan de mejora. Responsables y fechas de #49 a #55: propuesta a confirmar por cada integrante.</w:t>
+        <w:t>Tabla 11. Plan de mejora. Responsables y fechas de #49 a #55: propuesta a confirmar por cada integrante.</w:t>
       </w:r>
     </w:p>
     <w:p>
@@ -18414,10 +18426,34 @@
       <w:pPr>
         <w:pStyle w:val="Ttulo1"/>
       </w:pPr>
-      <w:bookmarkStart w:id="19" w:name="_Toc243351118"/>
+      <w:bookmarkStart w:id="18" w:name="_Toc243351118"/>
       <w:r>
         <w:lastRenderedPageBreak/>
         <w:t>6. Demostración funcional</w:t>
+      </w:r>
+      <w:bookmarkEnd w:id="18"/>
+    </w:p>
+    <w:p>
+      <w:pPr>
+        <w:jc w:val="both"/>
+      </w:pPr>
+      <w:r>
+        <w:rPr>
+          <w:highlight w:val="yellow"/>
+        </w:rPr>
+        <w:t>Video en preparación (ítem #36, a cargo de Nicko, 2026-10-21); enlace por agregar.</w:t>
+      </w:r>
+      <w:r>
+        <w:t xml:space="preserve"> El video (5 a 10 minutos) muestra solo lo que la aplicación hace hoy, con fotos que se pueden mostrar (no SKU-110K): inicio de sesión por perfil, creación de un usuario, análisis de una foto con su vista anotada, % libre y alerta, ciclo de la alerta desde la vista del reponedor, y la evaluación por lotes desde la línea de comandos.</w:t>
+      </w:r>
+    </w:p>
+    <w:p>
+      <w:pPr>
+        <w:pStyle w:val="Ttulo1"/>
+      </w:pPr>
+      <w:bookmarkStart w:id="19" w:name="_Toc243351119"/>
+      <w:r>
+        <w:t>7. Reflexiones individuales</w:t>
       </w:r>
       <w:bookmarkEnd w:id="19"/>
     </w:p>
@@ -18429,19 +18465,16 @@
         <w:rPr>
           <w:highlight w:val="yellow"/>
         </w:rPr>
-        <w:t>Video en preparación (ítem #36, a cargo de Nicko, 2026-10-21); enlace por agregar.</w:t>
-      </w:r>
-      <w:r>
-        <w:t xml:space="preserve"> El video (5 a 10 minutos) muestra solo lo que la aplicación hace hoy, con fotos que se pueden mostrar (no SKU-110K): inicio de sesión por perfil, creación de un usuario, análisis de una foto con su vista anotada, % libre y alerta, ciclo de la alerta desde la vista del reponedor, y la evaluación por lotes desde la línea de comandos.</w:t>
+        <w:t>Cada integrante redacta su propia reflexión.</w:t>
       </w:r>
     </w:p>
     <w:p>
       <w:pPr>
-        <w:pStyle w:val="Ttulo1"/>
+        <w:pStyle w:val="Ttulo2"/>
       </w:pPr>
-      <w:bookmarkStart w:id="20" w:name="_Toc243351119"/>
-      <w:r>
-        <w:t>7. Reflexiones individuales</w:t>
+      <w:bookmarkStart w:id="20" w:name="_Toc243351120"/>
+      <w:r>
+        <w:t>Nicko Cortés</w:t>
       </w:r>
       <w:bookmarkEnd w:id="20"/>
     </w:p>
@@ -18453,16 +18486,16 @@
         <w:rPr>
           <w:highlight w:val="yellow"/>
         </w:rPr>
-        <w:t xml:space="preserve">Cada integrante redacta su propia reflexión.</w:t>
+        <w:t>Pendiente.</w:t>
       </w:r>
     </w:p>
     <w:p>
       <w:pPr>
         <w:pStyle w:val="Ttulo2"/>
       </w:pPr>
-      <w:bookmarkStart w:id="21" w:name="_Toc243351120"/>
-      <w:r>
-        <w:t>Nicko Cortés</w:t>
+      <w:bookmarkStart w:id="21" w:name="_Toc243351121"/>
+      <w:r>
+        <w:t>Mariana Ramírez</w:t>
       </w:r>
       <w:bookmarkEnd w:id="21"/>
     </w:p>
@@ -18471,19 +18504,16 @@
         <w:jc w:val="both"/>
       </w:pPr>
       <w:r>
-        <w:rPr>
-          <w:highlight w:val="yellow"/>
-        </w:rPr>
-        <w:t xml:space="preserve">Pendiente.</w:t>
+        <w:t>Mi trabajo se centró en la calidad y la organización del proyecto: armé la integración continua con GitHub Actions y la protección de la rama main, corregí datos desactualizados en nuestros documentos, evalué la segmentación de repisas con el dataset SHARD, preparé el plan de mejoras de la Fase 1 y las evidencias de avance, y revisé y mergeé pull requests. Lo más difícil para mí fue la evaluación con SHARD. Al principio la segmentación encontraba líneas de repisa que no existían, como diagonales y líneas en medio de cajas apiladas, y yo no sabía cómo probar si realmente funcionaba. Lo resolví comparando nuestras líneas con las anotadas mediante precisión, recall y F1, y luego agregando un filtro que solo conserva las líneas respaldadas por un borde real a lo largo de la mayor parte de la repisa. Aprendí muchas cosas: que un resultado no es bueno hasta que se mide, que las pruebas automáticas y los pull requests evitan muchos problemas cuando tres personas trabajan al mismo tiempo, y que dejar por escrito cada decisión ayuda cuando el cliente cambia el alcance. Si pudiera hacer algo distinto, también habría probado YOLOv8, o combinarlo con YOLO26, porque solo comparamos dos variantes de YOLO26 y quizás otro modelo daría mejores resultados con nuestras propias fotos. Ahora quiero terminar los ítems que faltan, como el dashboard, y ayudar a mejorar la precisión del modelo con fotos fuera de SKU-110K.</w:t>
       </w:r>
     </w:p>
     <w:p>
       <w:pPr>
         <w:pStyle w:val="Ttulo2"/>
       </w:pPr>
-      <w:bookmarkStart w:id="22" w:name="_Toc243351121"/>
-      <w:r>
-        <w:t>Mariana Ramírez</w:t>
+      <w:bookmarkStart w:id="22" w:name="_Toc243351122"/>
+      <w:r>
+        <w:t>Francisco Sandoval</w:t>
       </w:r>
       <w:bookmarkEnd w:id="22"/>
     </w:p>
@@ -18492,16 +18522,37 @@
         <w:jc w:val="both"/>
       </w:pPr>
       <w:r>
-        <w:t xml:space="preserve">Mi trabajo se centró en la calidad y la organización del proyecto: armé la integración continua con GitHub Actions y la protección de la rama main, corregí datos desactualizados en nuestros documentos, evalué la segmentación de repisas con el dataset SHARD, preparé el plan de mejoras de la Fase 1 y las evidencias de avance, y revisé y mergeé pull requests. Lo más difícil para mí fue la evaluación con SHARD. Al principio la segmentación encontraba líneas de repisa que no existían, como diagonales y líneas en medio de cajas apiladas, y yo no sabía cómo probar si realmente funcionaba. Lo resolví comparando nuestras líneas con las anotadas mediante precisión, recall y F1, y luego agregando un filtro que solo conserva las líneas respaldadas por un borde real a lo largo de la mayor parte de la repisa. Aprendí muchas cosas: que un resultado no es bueno hasta que se mide, que las pruebas automáticas y los pull requests evitan muchos problemas cuando tres personas trabajan al mismo tiempo, y que dejar por escrito cada decisión ayuda cuando el cliente cambia el alcance. Si pudiera hacer algo distinto, también habría probado YOLOv8, o combinarlo con YOLO26, porque solo comparamos dos variantes de YOLO26 y quizás otro modelo daría mejores resultados con nuestras propias fotos. Ahora quiero terminar los ítems que faltan, como el dashboard, y ayudar a mejorar la precisión del modelo con fotos fuera de SKU-110K.</w:t>
+        <w:t xml:space="preserve">Trabajé en el </w:t>
+      </w:r>
+      <w:r>
+        <w:t>core</w:t>
+      </w:r>
+      <w:r>
+        <w:t xml:space="preserve"> de </w:t>
+      </w:r>
+      <w:r>
+        <w:t xml:space="preserve">la </w:t>
+      </w:r>
+      <w:r>
+        <w:t xml:space="preserve">visión artificial y su integración: corrección de imagen, segmentación automática de repisas, el entrenamiento de YOLO26 con SKU-110K, el cálculo de disponibilidad, el pipeline de punta a punta y la primera versión de la app web Django. </w:t>
+      </w:r>
+      <w:r>
+        <w:t>Lo que más aprendí fue la importancia que tiene la cantidad de datos con los que se entrena un modelo y la calidad de estos mismos datos también. Al haber limitaciones para encontrar datasets de góndolas o datasets que pudiéramos aplicar para nuestro caso, se nos hace urgente buscar otras formas de entregarle datos mas realistas al modelo para que no trabaje solo en un entorno “aislado” y pueda operar bien en producción. Me entusiasma este proyecto y lo que podemos llegar a lograr con él.</w:t>
+      </w:r>
+    </w:p>
+    <w:p>
+      <w:r>
+        <w:br w:type="page"/>
       </w:r>
     </w:p>
     <w:p>
       <w:pPr>
-        <w:pStyle w:val="Ttulo2"/>
+        <w:pStyle w:val="Ttulo1"/>
       </w:pPr>
-      <w:bookmarkStart w:id="23" w:name="_Toc243351122"/>
-      <w:r>
-        <w:t>Francisco Sandoval</w:t>
+      <w:bookmarkStart w:id="23" w:name="_Toc243351123"/>
+      <w:r>
+        <w:lastRenderedPageBreak/>
+        <w:t>Bibliografía</w:t>
       </w:r>
       <w:bookmarkEnd w:id="23"/>
     </w:p>
@@ -18510,10 +18561,55 @@
         <w:jc w:val="both"/>
       </w:pPr>
       <w:r>
-        <w:rPr>
-          <w:highlight w:val="yellow"/>
-        </w:rPr>
-        <w:t xml:space="preserve">Borrador, para revisión de Francisco. Trabajé en el núcleo de visión artificial y su integración: corrección de imagen, segmentación automática de repisas, el entrenamiento de YOLO26 con SKU-110K, el cálculo de disponibilidad, el pipeline de punta a punta y la primera versión de la app web Django. La lección más valiosa fue que una buena métrica del detector no garantiza un buen sistema: el detector llega a 0,95 de mAP50 en SKU-110K, pero con nuestras propias fotos de Kaggle su recall baja a 0,64 y cada producto no detectado se convierte en una falsa alerta. Medir esto con honestidad, con los 10 mejores y los 10 peores casos, cambió nuestras prioridades: ahora planificamos fine-tuning con fotos fuera de SKU-110K y declaramos fuera del alcance las frutas y verduras sueltas. También aprendí a dejar por escrito cada decisión con su evidencia, porque el cliente cambió el alcance dos veces (alerta por góndola completa, profundidad fija) y el razonamiento escrito hizo baratos esos cambios. Después quiero medir quiebres reales con el dataset de Roboflow y nuestras propias fotos, y ayudar al equipo a instalar la aplicación en el servidor del CITT.</w:t>
+        <w:t>Bradski, G. (2000). The OpenCV Library. Dr. Dobb's Journal of Software Tools.</w:t>
+      </w:r>
+    </w:p>
+    <w:p>
+      <w:pPr>
+        <w:jc w:val="both"/>
+      </w:pPr>
+      <w:r>
+        <w:t>Django Software Foundation. (2026). Django (versión 6.1) [Software]. https://www.djangoproject.com/</w:t>
+      </w:r>
+    </w:p>
+    <w:p>
+      <w:pPr>
+        <w:jc w:val="both"/>
+      </w:pPr>
+      <w:r>
+        <w:t>Goldman, E., Herzig, R., Eisenschtat, A., Goldberger, J. y Hassner, T. (2019). Precise Detection in Densely Packed Scenes. En Proceedings of the IEEE/CVF Conference on Computer Vision and Pattern Recognition (CVPR) (pp. 5227-5236).</w:t>
+      </w:r>
+    </w:p>
+    <w:p>
+      <w:pPr>
+        <w:jc w:val="both"/>
+      </w:pPr>
+      <w:r>
+        <w:t>Humans in the Loop. (s. f.). Supermarket shelves dataset [Dataset, CC0 1.0]. Kaggle. https://www.kaggle.com/datasets/humansintheloop/supermarket-shelves-dataset</w:t>
+      </w:r>
+    </w:p>
+    <w:p>
+      <w:pPr>
+        <w:jc w:val="both"/>
+      </w:pPr>
+      <w:r>
+        <w:t>SHARD: SHelf mAnagement Row Dataset. (2024). Expert Systems with Applications. https://doi.org/10.1016/j.eswa.2024.124635 [Dataset, CC BY 4.0]. https://figshare.com/articles/dataset/SHARD_-_SHelf_mAnagement_Row_Dataset/24100695</w:t>
+      </w:r>
+    </w:p>
+    <w:p>
+      <w:pPr>
+        <w:jc w:val="both"/>
+      </w:pPr>
+      <w:r>
+        <w:t>Ultralytics. (2025). Ultralytics YOLO26 [Software]. https://docs.ultralytics.com/models/yolo26/</w:t>
+      </w:r>
+    </w:p>
+    <w:p>
+      <w:pPr>
+        <w:jc w:val="both"/>
+      </w:pPr>
+      <w:r>
+        <w:t>Zuiderveld, K. (1994). Contrast Limited Adaptive Histogram Equalization. En P. Heckbert (Ed.), Graphics Gems IV (pp. 474-485). Academic Press.</w:t>
       </w:r>
     </w:p>
     <w:p>
@@ -18525,10 +18621,10 @@
       <w:pPr>
         <w:pStyle w:val="Ttulo1"/>
       </w:pPr>
-      <w:bookmarkStart w:id="24" w:name="_Toc243351123"/>
+      <w:bookmarkStart w:id="24" w:name="_Toc243351124"/>
       <w:r>
         <w:lastRenderedPageBreak/>
-        <w:t>Bibliografía</w:t>
+        <w:t>Anexo A. Evidencias: Pull Requests integrados</w:t>
       </w:r>
       <w:bookmarkEnd w:id="24"/>
     </w:p>
@@ -18537,79 +18633,7 @@
         <w:jc w:val="both"/>
       </w:pPr>
       <w:r>
-        <w:t>Bradski, G. (2000). The OpenCV Library. Dr. Dobb's Journal of Software Tools.</w:t>
-      </w:r>
-    </w:p>
-    <w:p>
-      <w:pPr>
-        <w:jc w:val="both"/>
-      </w:pPr>
-      <w:r>
-        <w:t>Django Software Foundation. (2026). Django (versión 6.1) [Software]. https://www.djangoproject.com/</w:t>
-      </w:r>
-    </w:p>
-    <w:p>
-      <w:pPr>
-        <w:jc w:val="both"/>
-      </w:pPr>
-      <w:r>
-        <w:t>Goldman, E., Herzig, R., Eisenschtat, A., Goldberger, J. y Hassner, T. (2019). Precise Detection in Densely Packed Scenes. En Proceedings of the IEEE/CVF Conference on Computer Vision and Pattern Recognition (CVPR) (pp. 5227-5236).</w:t>
-      </w:r>
-    </w:p>
-    <w:p>
-      <w:pPr>
-        <w:jc w:val="both"/>
-      </w:pPr>
-      <w:r>
-        <w:t>Humans in the Loop. (s. f.). Supermarket shelves dataset [Dataset, CC0 1.0]. Kaggle. https://www.kaggle.com/datasets/humansintheloop/supermarket-shelves-dataset</w:t>
-      </w:r>
-    </w:p>
-    <w:p>
-      <w:pPr>
-        <w:jc w:val="both"/>
-      </w:pPr>
-      <w:r>
-        <w:t>SHARD: SHelf mAnagement Row Dataset. (2024). Expert Systems with Applications. https://doi.org/10.1016/j.eswa.2024.124635 [Dataset, CC BY 4.0]. https://figshare.com/articles/dataset/SHARD_-_SHelf_mAnagement_Row_Dataset/24100695</w:t>
-      </w:r>
-    </w:p>
-    <w:p>
-      <w:pPr>
-        <w:jc w:val="both"/>
-      </w:pPr>
-      <w:r>
-        <w:t>Ultralytics. (2025). Ultralytics YOLO26 [Software]. https://docs.ultralytics.com/models/yolo26/</w:t>
-      </w:r>
-    </w:p>
-    <w:p>
-      <w:pPr>
-        <w:jc w:val="both"/>
-      </w:pPr>
-      <w:r>
-        <w:t>Zuiderveld, K. (1994). Contrast Limited Adaptive Histogram Equalization. En P. Heckbert (Ed.), Graphics Gems IV (pp. 474-485). Academic Press.</w:t>
-      </w:r>
-    </w:p>
-    <w:p>
-      <w:r>
-        <w:br w:type="page"/>
-      </w:r>
-    </w:p>
-    <w:p>
-      <w:pPr>
-        <w:pStyle w:val="Ttulo1"/>
-      </w:pPr>
-      <w:bookmarkStart w:id="25" w:name="_Toc243351124"/>
-      <w:r>
-        <w:lastRenderedPageBreak/>
-        <w:t>Anexo A. Evidencias: Pull Requests integrados</w:t>
-      </w:r>
-      <w:bookmarkEnd w:id="25"/>
-    </w:p>
-    <w:p>
-      <w:pPr>
-        <w:jc w:val="both"/>
-      </w:pPr>
-      <w:r>
-        <w:t xml:space="preserve">Repositorio: https://github.com/marianapeachy/capstone. Cada PR describe qué cambia y cómo se verificó. Se listan los PR integrados hasta el #57; el #56 (evidencias de avance, #37) sigue abierto.</w:t>
+        <w:t>Repositorio: https://github.com/marianapeachy/capstone. Cada PR describe qué cambia y cómo se verificó. Se listan los PR integrados hasta el #57; el #56 (evidencias de avance, #37) sigue abierto.</w:t>
       </w:r>
     </w:p>
     <w:tbl>
@@ -21629,7 +21653,7 @@
                 <w:sz w:val="20"/>
                 <w:szCs w:val="20"/>
               </w:rPr>
-              <w:t xml:space="preserve">#39</w:t>
+              <w:t>#39</w:t>
             </w:r>
           </w:p>
         </w:tc>
@@ -21655,7 +21679,7 @@
                 <w:sz w:val="20"/>
                 <w:szCs w:val="20"/>
               </w:rPr>
-              <w:t xml:space="preserve">2026-10-20</w:t>
+              <w:t>2026-10-20</w:t>
             </w:r>
           </w:p>
         </w:tc>
@@ -21681,7 +21705,7 @@
                 <w:sz w:val="20"/>
                 <w:szCs w:val="20"/>
               </w:rPr>
-              <w:t xml:space="preserve">docs: update interim report with README, owners and PR annex (#27)</w:t>
+              <w:t>docs: update interim report with README, owners and PR annex (#27)</w:t>
             </w:r>
           </w:p>
         </w:tc>
@@ -21709,7 +21733,7 @@
                 <w:sz w:val="20"/>
                 <w:szCs w:val="20"/>
               </w:rPr>
-              <w:t xml:space="preserve">#40</w:t>
+              <w:t>#40</w:t>
             </w:r>
           </w:p>
         </w:tc>
@@ -21735,7 +21759,7 @@
                 <w:sz w:val="20"/>
                 <w:szCs w:val="20"/>
               </w:rPr>
-              <w:t xml:space="preserve">2026-10-20</w:t>
+              <w:t>2026-10-20</w:t>
             </w:r>
           </w:p>
         </w:tc>
@@ -21761,7 +21785,7 @@
                 <w:sz w:val="20"/>
                 <w:szCs w:val="20"/>
               </w:rPr>
-              <w:t xml:space="preserve">docs: out-of-domain detector measurements (#33, steps 2 and 3)</w:t>
+              <w:t>docs: out-of-domain detector measurements (#33, steps 2 and 3)</w:t>
             </w:r>
           </w:p>
         </w:tc>
@@ -21789,7 +21813,7 @@
                 <w:sz w:val="20"/>
                 <w:szCs w:val="20"/>
               </w:rPr>
-              <w:t xml:space="preserve">#41</w:t>
+              <w:t>#41</w:t>
             </w:r>
           </w:p>
         </w:tc>
@@ -21815,7 +21839,7 @@
                 <w:sz w:val="20"/>
                 <w:szCs w:val="20"/>
               </w:rPr>
-              <w:t xml:space="preserve">2026-10-20</w:t>
+              <w:t>2026-10-20</w:t>
             </w:r>
           </w:p>
         </w:tc>
@@ -21841,7 +21865,7 @@
                 <w:sz w:val="20"/>
                 <w:szCs w:val="20"/>
               </w:rPr>
-              <w:t xml:space="preserve">docs: #33 step 4 and fine-tuning plan (backlog)</w:t>
+              <w:t>docs: #33 step 4 and fine-tuning plan (backlog)</w:t>
             </w:r>
           </w:p>
         </w:tc>
@@ -21869,7 +21893,7 @@
                 <w:sz w:val="20"/>
                 <w:szCs w:val="20"/>
               </w:rPr>
-              <w:t xml:space="preserve">#42</w:t>
+              <w:t>#42</w:t>
             </w:r>
           </w:p>
         </w:tc>
@@ -21895,7 +21919,7 @@
                 <w:sz w:val="20"/>
                 <w:szCs w:val="20"/>
               </w:rPr>
-              <w:t xml:space="preserve">2026-10-20</w:t>
+              <w:t>2026-10-20</w:t>
             </w:r>
           </w:p>
         </w:tc>
@@ -21921,7 +21945,7 @@
                 <w:sz w:val="20"/>
                 <w:szCs w:val="20"/>
               </w:rPr>
-              <w:t xml:space="preserve">Add files via upload</w:t>
+              <w:t>Add files via upload</w:t>
             </w:r>
           </w:p>
         </w:tc>
@@ -21949,7 +21973,7 @@
                 <w:sz w:val="20"/>
                 <w:szCs w:val="20"/>
               </w:rPr>
-              <w:t xml:space="preserve">#43</w:t>
+              <w:t>#43</w:t>
             </w:r>
           </w:p>
         </w:tc>
@@ -21975,7 +21999,7 @@
                 <w:sz w:val="20"/>
                 <w:szCs w:val="20"/>
               </w:rPr>
-              <w:t xml:space="preserve">2026-10-20</w:t>
+              <w:t>2026-10-20</w:t>
             </w:r>
           </w:p>
         </w:tc>
@@ -22001,7 +22025,7 @@
                 <w:sz w:val="20"/>
                 <w:szCs w:val="20"/>
               </w:rPr>
-              <w:t xml:space="preserve">chore: add .mailmap to unify author identities (#47)</w:t>
+              <w:t>chore: add .mailmap to unify author identities (#47)</w:t>
             </w:r>
           </w:p>
         </w:tc>
@@ -22029,7 +22053,7 @@
                 <w:sz w:val="20"/>
                 <w:szCs w:val="20"/>
               </w:rPr>
-              <w:t xml:space="preserve">#44</w:t>
+              <w:t>#44</w:t>
             </w:r>
           </w:p>
         </w:tc>
@@ -22055,7 +22079,7 @@
                 <w:sz w:val="20"/>
                 <w:szCs w:val="20"/>
               </w:rPr>
-              <w:t xml:space="preserve">2026-10-20</w:t>
+              <w:t>2026-10-20</w:t>
             </w:r>
           </w:p>
         </w:tc>
@@ -22081,7 +22105,7 @@
                 <w:sz w:val="20"/>
                 <w:szCs w:val="20"/>
               </w:rPr>
-              <w:t xml:space="preserve">docs: unassign open backlog items and add DB diagram task (#48)</w:t>
+              <w:t>docs: unassign open backlog items and add DB diagram task (#48)</w:t>
             </w:r>
           </w:p>
         </w:tc>
@@ -22109,7 +22133,7 @@
                 <w:sz w:val="20"/>
                 <w:szCs w:val="20"/>
               </w:rPr>
-              <w:t xml:space="preserve">#45</w:t>
+              <w:t>#45</w:t>
             </w:r>
           </w:p>
         </w:tc>
@@ -22135,7 +22159,7 @@
                 <w:sz w:val="20"/>
                 <w:szCs w:val="20"/>
               </w:rPr>
-              <w:t xml:space="preserve">2026-10-20</w:t>
+              <w:t>2026-10-20</w:t>
             </w:r>
           </w:p>
         </w:tc>
@@ -22161,7 +22185,7 @@
                 <w:sz w:val="20"/>
                 <w:szCs w:val="20"/>
               </w:rPr>
-              <w:t xml:space="preserve">docs: Fase 1 improvement plan (#26)</w:t>
+              <w:t>docs: Fase 1 improvement plan (#26)</w:t>
             </w:r>
           </w:p>
         </w:tc>
@@ -22189,7 +22213,7 @@
                 <w:sz w:val="20"/>
                 <w:szCs w:val="20"/>
               </w:rPr>
-              <w:t xml:space="preserve">#46</w:t>
+              <w:t>#46</w:t>
             </w:r>
           </w:p>
         </w:tc>
@@ -22215,7 +22239,7 @@
                 <w:sz w:val="20"/>
                 <w:szCs w:val="20"/>
               </w:rPr>
-              <w:t xml:space="preserve">2026-10-20</w:t>
+              <w:t>2026-10-20</w:t>
             </w:r>
           </w:p>
         </w:tc>
@@ -22241,7 +22265,7 @@
                 <w:sz w:val="20"/>
                 <w:szCs w:val="20"/>
               </w:rPr>
-              <w:t xml:space="preserve">docs: progress guide 2.4 and draft diary 2.1 (#37)</w:t>
+              <w:t>docs: progress guide 2.4 and draft diary 2.1 (#37)</w:t>
             </w:r>
           </w:p>
         </w:tc>
@@ -22269,7 +22293,7 @@
                 <w:sz w:val="20"/>
                 <w:szCs w:val="20"/>
               </w:rPr>
-              <w:t xml:space="preserve">#47</w:t>
+              <w:t>#47</w:t>
             </w:r>
           </w:p>
         </w:tc>
@@ -22295,7 +22319,7 @@
                 <w:sz w:val="20"/>
                 <w:szCs w:val="20"/>
               </w:rPr>
-              <w:t xml:space="preserve">2026-10-21</w:t>
+              <w:t>2026-10-21</w:t>
             </w:r>
           </w:p>
         </w:tc>
@@ -22321,7 +22345,7 @@
                 <w:sz w:val="20"/>
                 <w:szCs w:val="20"/>
               </w:rPr>
-              <w:t xml:space="preserve">crear carpeta base de datos</w:t>
+              <w:t>crear carpeta base de datos</w:t>
             </w:r>
           </w:p>
         </w:tc>
@@ -22349,7 +22373,7 @@
                 <w:sz w:val="20"/>
                 <w:szCs w:val="20"/>
               </w:rPr>
-              <w:t xml:space="preserve">#48</w:t>
+              <w:t>#48</w:t>
             </w:r>
           </w:p>
         </w:tc>
@@ -22375,7 +22399,7 @@
                 <w:sz w:val="20"/>
                 <w:szCs w:val="20"/>
               </w:rPr>
-              <w:t xml:space="preserve">2026-10-21</w:t>
+              <w:t>2026-10-21</w:t>
             </w:r>
           </w:p>
         </w:tc>
@@ -22401,7 +22425,7 @@
                 <w:sz w:val="20"/>
                 <w:szCs w:val="20"/>
               </w:rPr>
-              <w:t xml:space="preserve">Add files via upload</w:t>
+              <w:t>Add files via upload</w:t>
             </w:r>
           </w:p>
         </w:tc>
@@ -22429,7 +22453,7 @@
                 <w:sz w:val="20"/>
                 <w:szCs w:val="20"/>
               </w:rPr>
-              <w:t xml:space="preserve">#49</w:t>
+              <w:t>#49</w:t>
             </w:r>
           </w:p>
         </w:tc>
@@ -22455,7 +22479,7 @@
                 <w:sz w:val="20"/>
                 <w:szCs w:val="20"/>
               </w:rPr>
-              <w:t xml:space="preserve">2026-10-21</w:t>
+              <w:t>2026-10-21</w:t>
             </w:r>
           </w:p>
         </w:tc>
@@ -22481,7 +22505,7 @@
                 <w:sz w:val="20"/>
                 <w:szCs w:val="20"/>
               </w:rPr>
-              <w:t xml:space="preserve">Delete Anexos/Diseño/Base de datos/a.txt</w:t>
+              <w:t>Delete Anexos/Diseño/Base de datos/a.txt</w:t>
             </w:r>
           </w:p>
         </w:tc>
@@ -22509,7 +22533,7 @@
                 <w:sz w:val="20"/>
                 <w:szCs w:val="20"/>
               </w:rPr>
-              <w:t xml:space="preserve">#50</w:t>
+              <w:t>#50</w:t>
             </w:r>
           </w:p>
         </w:tc>
@@ -22535,7 +22559,7 @@
                 <w:sz w:val="20"/>
                 <w:szCs w:val="20"/>
               </w:rPr>
-              <w:t xml:space="preserve">2026-10-21</w:t>
+              <w:t>2026-10-21</w:t>
             </w:r>
           </w:p>
         </w:tc>
@@ -22561,7 +22585,7 @@
                 <w:sz w:val="20"/>
                 <w:szCs w:val="20"/>
               </w:rPr>
-              <w:t xml:space="preserve">Add files via upload</w:t>
+              <w:t>Add files via upload</w:t>
             </w:r>
           </w:p>
         </w:tc>
@@ -22589,7 +22613,7 @@
                 <w:sz w:val="20"/>
                 <w:szCs w:val="20"/>
               </w:rPr>
-              <w:t xml:space="preserve">#51</w:t>
+              <w:t>#51</w:t>
             </w:r>
           </w:p>
         </w:tc>
@@ -22615,7 +22639,7 @@
                 <w:sz w:val="20"/>
                 <w:szCs w:val="20"/>
               </w:rPr>
-              <w:t xml:space="preserve">2026-10-21</w:t>
+              <w:t>2026-10-21</w:t>
             </w:r>
           </w:p>
         </w:tc>
@@ -22641,7 +22665,7 @@
                 <w:sz w:val="20"/>
                 <w:szCs w:val="20"/>
               </w:rPr>
-              <w:t xml:space="preserve">Add files via upload</w:t>
+              <w:t>Add files via upload</w:t>
             </w:r>
           </w:p>
         </w:tc>
@@ -22669,7 +22693,7 @@
                 <w:sz w:val="20"/>
                 <w:szCs w:val="20"/>
               </w:rPr>
-              <w:t xml:space="preserve">#52</w:t>
+              <w:t>#52</w:t>
             </w:r>
           </w:p>
         </w:tc>
@@ -22695,7 +22719,7 @@
                 <w:sz w:val="20"/>
                 <w:szCs w:val="20"/>
               </w:rPr>
-              <w:t xml:space="preserve">2026-10-21</w:t>
+              <w:t>2026-10-21</w:t>
             </w:r>
           </w:p>
         </w:tc>
@@ -22721,7 +22745,7 @@
                 <w:sz w:val="20"/>
                 <w:szCs w:val="20"/>
               </w:rPr>
-              <w:t xml:space="preserve">docs: add Mariana's reflection and mark improvement plan done in interim report (#27)</w:t>
+              <w:t>docs: add Mariana's reflection and mark improvement plan done in interim report (#27)</w:t>
             </w:r>
           </w:p>
         </w:tc>
@@ -22749,7 +22773,8 @@
                 <w:sz w:val="20"/>
                 <w:szCs w:val="20"/>
               </w:rPr>
-              <w:t xml:space="preserve">#53</w:t>
+              <w:lastRenderedPageBreak/>
+              <w:t>#53</w:t>
             </w:r>
           </w:p>
         </w:tc>
@@ -22775,7 +22800,7 @@
                 <w:sz w:val="20"/>
                 <w:szCs w:val="20"/>
               </w:rPr>
-              <w:t xml:space="preserve">2026-10-21</w:t>
+              <w:t>2026-10-21</w:t>
             </w:r>
           </w:p>
         </w:tc>
@@ -22801,7 +22826,7 @@
                 <w:sz w:val="20"/>
                 <w:szCs w:val="20"/>
               </w:rPr>
-              <w:t xml:space="preserve">docs: redo use case templates and diagrams for the Django web app (#42)</w:t>
+              <w:t>docs: redo use case templates and diagrams for the Django web app (#42)</w:t>
             </w:r>
           </w:p>
         </w:tc>
@@ -22829,7 +22854,7 @@
                 <w:sz w:val="20"/>
                 <w:szCs w:val="20"/>
               </w:rPr>
-              <w:t xml:space="preserve">#54</w:t>
+              <w:t>#54</w:t>
             </w:r>
           </w:p>
         </w:tc>
@@ -22855,7 +22880,7 @@
                 <w:sz w:val="20"/>
                 <w:szCs w:val="20"/>
               </w:rPr>
-              <w:t xml:space="preserve">2026-10-21</w:t>
+              <w:t>2026-10-21</w:t>
             </w:r>
           </w:p>
         </w:tc>
@@ -22881,7 +22906,7 @@
                 <w:sz w:val="20"/>
                 <w:szCs w:val="20"/>
               </w:rPr>
-              <w:t xml:space="preserve">feat: export availability reports in Excel, CSV and PDF (CU04, #7)</w:t>
+              <w:t>feat: export availability reports in Excel, CSV and PDF (CU04, #7)</w:t>
             </w:r>
           </w:p>
         </w:tc>
@@ -22909,7 +22934,7 @@
                 <w:sz w:val="20"/>
                 <w:szCs w:val="20"/>
               </w:rPr>
-              <w:t xml:space="preserve">#55</w:t>
+              <w:t>#55</w:t>
             </w:r>
           </w:p>
         </w:tc>
@@ -22935,7 +22960,7 @@
                 <w:sz w:val="20"/>
                 <w:szCs w:val="20"/>
               </w:rPr>
-              <w:t xml:space="preserve">2026-10-21</w:t>
+              <w:t>2026-10-21</w:t>
             </w:r>
           </w:p>
         </w:tc>
@@ -22961,7 +22986,7 @@
                 <w:sz w:val="20"/>
                 <w:szCs w:val="20"/>
               </w:rPr>
-              <w:t xml:space="preserve">feat: fine-tuning del detector fuera de SKU-110K (#33)</w:t>
+              <w:t>feat: fine-tuning del detector fuera de SKU-110K (#33)</w:t>
             </w:r>
           </w:p>
         </w:tc>
@@ -22989,7 +23014,7 @@
                 <w:sz w:val="20"/>
                 <w:szCs w:val="20"/>
               </w:rPr>
-              <w:t xml:space="preserve">#57</w:t>
+              <w:t>#57</w:t>
             </w:r>
           </w:p>
         </w:tc>
@@ -23015,7 +23040,7 @@
                 <w:sz w:val="20"/>
                 <w:szCs w:val="20"/>
               </w:rPr>
-              <w:t xml:space="preserve">2026-10-21</w:t>
+              <w:t>2026-10-21</w:t>
             </w:r>
           </w:p>
         </w:tc>
@@ -23041,7 +23066,7 @@
                 <w:sz w:val="20"/>
                 <w:szCs w:val="20"/>
               </w:rPr>
-              <w:t xml:space="preserve">docs: la revisión de otro integrante deja de ser obligatoria</w:t>
+              <w:t>docs: la revisión de otro integrante deja de ser obligatoria</w:t>
             </w:r>
           </w:p>
         </w:tc>

--- a/Fase 2/Informe intermedio de avance - ShelfVision AI.docx
+++ b/Fase 2/Informe intermedio de avance - ShelfVision AI.docx
@@ -8720,6 +8720,71 @@
       </w:r>
       <w:r>
         <w:t>).</w:t>
+      </w:r>
+    </w:p>
+    <w:p>
+      <w:pPr>
+        <w:keepNext/>
+        <w:spacing w:before="80" w:after="60"/>
+        <w:jc w:val="center"/>
+      </w:pPr>
+      <w:r>
+        <w:rPr>
+          <w:noProof/>
+        </w:rPr>
+        <w:drawing>
+          <wp:inline distT="0" distB="0" distL="0" distR="0">
+            <wp:extent cx="5715000" cy="5860791"/>
+            <wp:effectExtent l="0" t="0" r="0" b="0"/>
+            <wp:docPr id="21" name="Imagen 21" descr="Diagrama de arquitectura de ShelfVision AI"/>
+            <wp:cNvGraphicFramePr>
+              <a:graphicFrameLocks xmlns:a="http://schemas.openxmlformats.org/drawingml/2006/main" noChangeAspect="1"/>
+            </wp:cNvGraphicFramePr>
+            <a:graphic xmlns:a="http://schemas.openxmlformats.org/drawingml/2006/main">
+              <a:graphicData uri="http://schemas.openxmlformats.org/drawingml/2006/picture">
+                <pic:pic xmlns:pic="http://schemas.openxmlformats.org/drawingml/2006/picture">
+                  <pic:nvPicPr>
+                    <pic:cNvPr id="0" name=""/>
+                    <pic:cNvPicPr>
+                      <a:picLocks noChangeAspect="1" noChangeArrowheads="1"/>
+                    </pic:cNvPicPr>
+                  </pic:nvPicPr>
+                  <pic:blipFill>
+                    <a:blip r:embed="rId30"/>
+                    <a:srcRect/>
+                    <a:stretch>
+                      <a:fillRect/>
+                    </a:stretch>
+                  </pic:blipFill>
+                  <pic:spPr bwMode="auto">
+                    <a:xfrm>
+                      <a:off x="0" y="0"/>
+                      <a:ext cx="5715000" cy="5860791"/>
+                    </a:xfrm>
+                    <a:prstGeom prst="rect">
+                      <a:avLst/>
+                    </a:prstGeom>
+                  </pic:spPr>
+                </pic:pic>
+              </a:graphicData>
+            </a:graphic>
+          </wp:inline>
+        </w:drawing>
+      </w:r>
+    </w:p>
+    <w:p>
+      <w:pPr>
+        <w:spacing w:before="60" w:after="200"/>
+      </w:pPr>
+      <w:r>
+        <w:rPr>
+          <w:i/>
+          <w:iCs/>
+          <w:color w:val="595959"/>
+          <w:sz w:val="18"/>
+          <w:szCs w:val="18"/>
+        </w:rPr>
+        <w:t>Figura 1. Diagrama de arquitectura: ingesta, pipeline de visión (OpenCV y YOLO26), app web Django y evaluación externa. Fuente: Anexos/Diseño/Diagramas fuente (Mermaid)/Diagrama de Arquitectura.mmd.</w:t>
       </w:r>
     </w:p>
     <w:p>
@@ -16579,7 +16644,7 @@
                 <w:sz w:val="20"/>
                 <w:szCs w:val="20"/>
               </w:rPr>
-              <w:t>81</w:t>
+              <w:t>84</w:t>
             </w:r>
           </w:p>
         </w:tc>
@@ -16660,7 +16725,7 @@
                 <w:sz w:val="20"/>
                 <w:szCs w:val="20"/>
               </w:rPr>
-              <w:t>45</w:t>
+              <w:t>46</w:t>
             </w:r>
           </w:p>
         </w:tc>
@@ -16740,7 +16805,7 @@
                 <w:sz w:val="20"/>
                 <w:szCs w:val="20"/>
               </w:rPr>
-              <w:t>41</w:t>
+              <w:t>44</w:t>
             </w:r>
           </w:p>
         </w:tc>
@@ -16784,7 +16849,7 @@
           <w:sz w:val="18"/>
           <w:szCs w:val="18"/>
         </w:rPr>
-        <w:t>Tabla 10. Commits por integrante (git shortlog -sne, sin merges, con .mailmap; los de Nicko figuran con el nombre «Mateo»). Total: 167.</w:t>
+        <w:t>Tabla 10. Commits por integrante (git shortlog -sne, sin merges, con .mailmap; los de Nicko figuran con el nombre «Mateo»). Total: 174.</w:t>
       </w:r>
     </w:p>
     <w:p>

--- a/Fase 2/Informe intermedio de avance - ShelfVision AI.docx
+++ b/Fase 2/Informe intermedio de avance - ShelfVision AI.docx
@@ -1,6 +1,6 @@
 
 <file path=word/document.xml><?xml version="1.0" encoding="utf-8"?>
-<w:document xmlns:wpc="http://schemas.microsoft.com/office/word/2010/wordprocessingCanvas" xmlns:cx="http://schemas.microsoft.com/office/drawing/2014/chartex" xmlns:cx1="http://schemas.microsoft.com/office/drawing/2015/9/8/chartex" xmlns:cx2="http://schemas.microsoft.com/office/drawing/2015/10/21/chartex" xmlns:cx3="http://schemas.microsoft.com/office/drawing/2016/5/9/chartex" xmlns:cx4="http://schemas.microsoft.com/office/drawing/2016/5/10/chartex" xmlns:cx5="http://schemas.microsoft.com/office/drawing/2016/5/11/chartex" xmlns:cx6="http://schemas.microsoft.com/office/drawing/2016/5/12/chartex" xmlns:cx7="http://schemas.microsoft.com/office/drawing/2016/5/13/chartex" xmlns:cx8="http://schemas.microsoft.com/office/drawing/2016/5/14/chartex" xmlns:mc="http://schemas.openxmlformats.org/markup-compatibility/2006" xmlns:aink="http://schemas.microsoft.com/office/drawing/2016/ink" xmlns:am3d="http://schemas.microsoft.com/office/drawing/2017/model3d" xmlns:o="urn:schemas-microsoft-com:office:office" xmlns:oel="http://schemas.microsoft.com/office/2019/extlst" xmlns:r="http://schemas.openxmlformats.org/officeDocument/2006/relationships" xmlns:m="http://schemas.openxmlformats.org/officeDocument/2006/math" xmlns:v="urn:schemas-microsoft-com:vml" xmlns:wp14="http://schemas.microsoft.com/office/word/2010/wordprocessingDrawing" xmlns:wp="http://schemas.openxmlformats.org/drawingml/2006/wordprocessingDrawing" xmlns:w10="urn:schemas-microsoft-com:office:word" xmlns:w="http://schemas.openxmlformats.org/wordprocessingml/2006/main" xmlns:w14="http://schemas.microsoft.com/office/word/2010/wordml" xmlns:w15="http://schemas.microsoft.com/office/word/2012/wordml" xmlns:w16cex="http://schemas.microsoft.com/office/word/2018/wordml/cex" xmlns:w16cid="http://schemas.microsoft.com/office/word/2016/wordml/cid" xmlns:w16="http://schemas.microsoft.com/office/word/2018/wordml" xmlns:w16sdtdh="http://schemas.microsoft.com/office/word/2020/wordml/sdtdatahash" xmlns:w16se="http://schemas.microsoft.com/office/word/2015/wordml/symex" xmlns:wpg="http://schemas.microsoft.com/office/word/2010/wordprocessingGroup" xmlns:wpi="http://schemas.microsoft.com/office/word/2010/wordprocessingInk" xmlns:wne="http://schemas.microsoft.com/office/word/2006/wordml" xmlns:wps="http://schemas.microsoft.com/office/word/2010/wordprocessingShape" mc:Ignorable="w14 w15 w16se w16cid w16 w16cex w16sdtdh wp14">
+<w:document xmlns:wpc="http://schemas.microsoft.com/office/word/2010/wordprocessingCanvas" xmlns:cx="http://schemas.microsoft.com/office/drawing/2014/chartex" xmlns:cx1="http://schemas.microsoft.com/office/drawing/2015/9/8/chartex" xmlns:cx2="http://schemas.microsoft.com/office/drawing/2015/10/21/chartex" xmlns:cx3="http://schemas.microsoft.com/office/drawing/2016/5/9/chartex" xmlns:cx4="http://schemas.microsoft.com/office/drawing/2016/5/10/chartex" xmlns:cx5="http://schemas.microsoft.com/office/drawing/2016/5/11/chartex" xmlns:cx6="http://schemas.microsoft.com/office/drawing/2016/5/12/chartex" xmlns:cx7="http://schemas.microsoft.com/office/drawing/2016/5/13/chartex" xmlns:cx8="http://schemas.microsoft.com/office/drawing/2016/5/14/chartex" xmlns:mc="http://schemas.openxmlformats.org/markup-compatibility/2006" xmlns:m="http://schemas.openxmlformats.org/officeDocument/2006/math" xmlns:aink="http://schemas.microsoft.com/office/drawing/2016/ink" xmlns:am3d="http://schemas.microsoft.com/office/drawing/2017/model3d" xmlns:oel="http://schemas.microsoft.com/office/2019/extlst" xmlns:r="http://schemas.openxmlformats.org/officeDocument/2006/relationships" xmlns:wp14="http://schemas.microsoft.com/office/word/2010/wordprocessingDrawing" xmlns:wp="http://schemas.openxmlformats.org/drawingml/2006/wordprocessingDrawing" xmlns:wpg="http://schemas.microsoft.com/office/word/2010/wordprocessingGroup" xmlns:wpi="http://schemas.microsoft.com/office/word/2010/wordprocessingInk" xmlns:wps="http://schemas.microsoft.com/office/word/2010/wordprocessingShape" xmlns:o="urn:schemas-microsoft-com:office:office" xmlns:v="urn:schemas-microsoft-com:vml" xmlns:w10="urn:schemas-microsoft-com:office:word" xmlns:w="http://schemas.openxmlformats.org/wordprocessingml/2006/main" xmlns:w14="http://schemas.microsoft.com/office/word/2010/wordml" xmlns:w15="http://schemas.microsoft.com/office/word/2012/wordml" xmlns:w16cex="http://schemas.microsoft.com/office/word/2018/wordml/cex" xmlns:w16cid="http://schemas.microsoft.com/office/word/2016/wordml/cid" xmlns:w16="http://schemas.microsoft.com/office/word/2018/wordml" xmlns:w16sdtdh="http://schemas.microsoft.com/office/word/2020/wordml/sdtdatahash" xmlns:w16sdtfl="http://schemas.microsoft.com/office/word/2024/wordml/sdtformatlock" xmlns:w16se="http://schemas.microsoft.com/office/word/2015/wordml/symex" xmlns:w16du="http://schemas.microsoft.com/office/word/2023/wordml/word16du" xmlns:wne="http://schemas.microsoft.com/office/word/2006/wordml" mc:Ignorable="w14 w15 w16se w16cid w16 w16cex w16sdtdh w16sdtfl w16du wp14">
   <w:body>
     <w:p>
       <w:pPr>
@@ -168,11 +168,7 @@
           </w:pPr>
           <w:r>
             <w:fldChar w:fldCharType="begin"/>
-          </w:r>
-          <w:r>
             <w:instrText>TOC \h \o "1-2"</w:instrText>
-          </w:r>
-          <w:r>
             <w:fldChar w:fldCharType="separate"/>
           </w:r>
           <w:hyperlink w:anchor="_Toc243351099" w:history="1">
@@ -188,40 +184,10 @@
                 <w:noProof/>
               </w:rPr>
               <w:tab/>
-            </w:r>
-            <w:r>
-              <w:rPr>
-                <w:noProof/>
-              </w:rPr>
               <w:fldChar w:fldCharType="begin"/>
-            </w:r>
-            <w:r>
-              <w:rPr>
-                <w:noProof/>
-              </w:rPr>
               <w:instrText xml:space="preserve"> PAGEREF _Toc243351099 \h </w:instrText>
-            </w:r>
-            <w:r>
-              <w:rPr>
-                <w:noProof/>
-              </w:rPr>
-            </w:r>
-            <w:r>
-              <w:rPr>
-                <w:noProof/>
-              </w:rPr>
               <w:fldChar w:fldCharType="separate"/>
-            </w:r>
-            <w:r>
-              <w:rPr>
-                <w:noProof/>
-              </w:rPr>
               <w:t>3</w:t>
-            </w:r>
-            <w:r>
-              <w:rPr>
-                <w:noProof/>
-              </w:rPr>
               <w:fldChar w:fldCharType="end"/>
             </w:r>
           </w:hyperlink>
@@ -249,40 +215,10 @@
                 <w:noProof/>
               </w:rPr>
               <w:tab/>
-            </w:r>
-            <w:r>
-              <w:rPr>
-                <w:noProof/>
-              </w:rPr>
               <w:fldChar w:fldCharType="begin"/>
-            </w:r>
-            <w:r>
-              <w:rPr>
-                <w:noProof/>
-              </w:rPr>
               <w:instrText xml:space="preserve"> PAGEREF _Toc243351101 \h </w:instrText>
-            </w:r>
-            <w:r>
-              <w:rPr>
-                <w:noProof/>
-              </w:rPr>
-            </w:r>
-            <w:r>
-              <w:rPr>
-                <w:noProof/>
-              </w:rPr>
               <w:fldChar w:fldCharType="separate"/>
-            </w:r>
-            <w:r>
-              <w:rPr>
-                <w:noProof/>
-              </w:rPr>
               <w:t>4</w:t>
-            </w:r>
-            <w:r>
-              <w:rPr>
-                <w:noProof/>
-              </w:rPr>
               <w:fldChar w:fldCharType="end"/>
             </w:r>
           </w:hyperlink>
@@ -310,40 +246,10 @@
                 <w:noProof/>
               </w:rPr>
               <w:tab/>
-            </w:r>
-            <w:r>
-              <w:rPr>
-                <w:noProof/>
-              </w:rPr>
               <w:fldChar w:fldCharType="begin"/>
-            </w:r>
-            <w:r>
-              <w:rPr>
-                <w:noProof/>
-              </w:rPr>
               <w:instrText xml:space="preserve"> PAGEREF _Toc243351102 \h </w:instrText>
-            </w:r>
-            <w:r>
-              <w:rPr>
-                <w:noProof/>
-              </w:rPr>
-            </w:r>
-            <w:r>
-              <w:rPr>
-                <w:noProof/>
-              </w:rPr>
               <w:fldChar w:fldCharType="separate"/>
-            </w:r>
-            <w:r>
-              <w:rPr>
-                <w:noProof/>
-              </w:rPr>
               <w:t>4</w:t>
-            </w:r>
-            <w:r>
-              <w:rPr>
-                <w:noProof/>
-              </w:rPr>
               <w:fldChar w:fldCharType="end"/>
             </w:r>
           </w:hyperlink>
@@ -371,40 +277,10 @@
                 <w:noProof/>
               </w:rPr>
               <w:tab/>
-            </w:r>
-            <w:r>
-              <w:rPr>
-                <w:noProof/>
-              </w:rPr>
               <w:fldChar w:fldCharType="begin"/>
-            </w:r>
-            <w:r>
-              <w:rPr>
-                <w:noProof/>
-              </w:rPr>
               <w:instrText xml:space="preserve"> PAGEREF _Toc243351103 \h </w:instrText>
-            </w:r>
-            <w:r>
-              <w:rPr>
-                <w:noProof/>
-              </w:rPr>
-            </w:r>
-            <w:r>
-              <w:rPr>
-                <w:noProof/>
-              </w:rPr>
               <w:fldChar w:fldCharType="separate"/>
-            </w:r>
-            <w:r>
-              <w:rPr>
-                <w:noProof/>
-              </w:rPr>
               <w:t>4</w:t>
-            </w:r>
-            <w:r>
-              <w:rPr>
-                <w:noProof/>
-              </w:rPr>
               <w:fldChar w:fldCharType="end"/>
             </w:r>
           </w:hyperlink>
@@ -432,40 +308,10 @@
                 <w:noProof/>
               </w:rPr>
               <w:tab/>
-            </w:r>
-            <w:r>
-              <w:rPr>
-                <w:noProof/>
-              </w:rPr>
               <w:fldChar w:fldCharType="begin"/>
-            </w:r>
-            <w:r>
-              <w:rPr>
-                <w:noProof/>
-              </w:rPr>
               <w:instrText xml:space="preserve"> PAGEREF _Toc243351104 \h </w:instrText>
-            </w:r>
-            <w:r>
-              <w:rPr>
-                <w:noProof/>
-              </w:rPr>
-            </w:r>
-            <w:r>
-              <w:rPr>
-                <w:noProof/>
-              </w:rPr>
               <w:fldChar w:fldCharType="separate"/>
-            </w:r>
-            <w:r>
-              <w:rPr>
-                <w:noProof/>
-              </w:rPr>
               <w:t>5</w:t>
-            </w:r>
-            <w:r>
-              <w:rPr>
-                <w:noProof/>
-              </w:rPr>
               <w:fldChar w:fldCharType="end"/>
             </w:r>
           </w:hyperlink>
@@ -493,40 +339,10 @@
                 <w:noProof/>
               </w:rPr>
               <w:tab/>
-            </w:r>
-            <w:r>
-              <w:rPr>
-                <w:noProof/>
-              </w:rPr>
               <w:fldChar w:fldCharType="begin"/>
-            </w:r>
-            <w:r>
-              <w:rPr>
-                <w:noProof/>
-              </w:rPr>
               <w:instrText xml:space="preserve"> PAGEREF _Toc243351105 \h </w:instrText>
-            </w:r>
-            <w:r>
-              <w:rPr>
-                <w:noProof/>
-              </w:rPr>
-            </w:r>
-            <w:r>
-              <w:rPr>
-                <w:noProof/>
-              </w:rPr>
               <w:fldChar w:fldCharType="separate"/>
-            </w:r>
-            <w:r>
-              <w:rPr>
-                <w:noProof/>
-              </w:rPr>
-              <w:t>5</w:t>
-            </w:r>
-            <w:r>
-              <w:rPr>
-                <w:noProof/>
-              </w:rPr>
+              <w:t>6</w:t>
               <w:fldChar w:fldCharType="end"/>
             </w:r>
           </w:hyperlink>
@@ -554,40 +370,10 @@
                 <w:noProof/>
               </w:rPr>
               <w:tab/>
-            </w:r>
-            <w:r>
-              <w:rPr>
-                <w:noProof/>
-              </w:rPr>
               <w:fldChar w:fldCharType="begin"/>
-            </w:r>
-            <w:r>
-              <w:rPr>
-                <w:noProof/>
-              </w:rPr>
               <w:instrText xml:space="preserve"> PAGEREF _Toc243351106 \h </w:instrText>
-            </w:r>
-            <w:r>
-              <w:rPr>
-                <w:noProof/>
-              </w:rPr>
-            </w:r>
-            <w:r>
-              <w:rPr>
-                <w:noProof/>
-              </w:rPr>
               <w:fldChar w:fldCharType="separate"/>
-            </w:r>
-            <w:r>
-              <w:rPr>
-                <w:noProof/>
-              </w:rPr>
               <w:t>6</w:t>
-            </w:r>
-            <w:r>
-              <w:rPr>
-                <w:noProof/>
-              </w:rPr>
               <w:fldChar w:fldCharType="end"/>
             </w:r>
           </w:hyperlink>
@@ -615,40 +401,10 @@
                 <w:noProof/>
               </w:rPr>
               <w:tab/>
-            </w:r>
-            <w:r>
-              <w:rPr>
-                <w:noProof/>
-              </w:rPr>
               <w:fldChar w:fldCharType="begin"/>
-            </w:r>
-            <w:r>
-              <w:rPr>
-                <w:noProof/>
-              </w:rPr>
               <w:instrText xml:space="preserve"> PAGEREF _Toc243351107 \h </w:instrText>
-            </w:r>
-            <w:r>
-              <w:rPr>
-                <w:noProof/>
-              </w:rPr>
-            </w:r>
-            <w:r>
-              <w:rPr>
-                <w:noProof/>
-              </w:rPr>
               <w:fldChar w:fldCharType="separate"/>
-            </w:r>
-            <w:r>
-              <w:rPr>
-                <w:noProof/>
-              </w:rPr>
-              <w:t>6</w:t>
-            </w:r>
-            <w:r>
-              <w:rPr>
-                <w:noProof/>
-              </w:rPr>
+              <w:t>8</w:t>
               <w:fldChar w:fldCharType="end"/>
             </w:r>
           </w:hyperlink>
@@ -676,40 +432,10 @@
                 <w:noProof/>
               </w:rPr>
               <w:tab/>
-            </w:r>
-            <w:r>
-              <w:rPr>
-                <w:noProof/>
-              </w:rPr>
               <w:fldChar w:fldCharType="begin"/>
-            </w:r>
-            <w:r>
-              <w:rPr>
-                <w:noProof/>
-              </w:rPr>
               <w:instrText xml:space="preserve"> PAGEREF _Toc243351108 \h </w:instrText>
-            </w:r>
-            <w:r>
-              <w:rPr>
-                <w:noProof/>
-              </w:rPr>
-            </w:r>
-            <w:r>
-              <w:rPr>
-                <w:noProof/>
-              </w:rPr>
               <w:fldChar w:fldCharType="separate"/>
-            </w:r>
-            <w:r>
-              <w:rPr>
-                <w:noProof/>
-              </w:rPr>
-              <w:t>8</w:t>
-            </w:r>
-            <w:r>
-              <w:rPr>
-                <w:noProof/>
-              </w:rPr>
+              <w:t>10</w:t>
               <w:fldChar w:fldCharType="end"/>
             </w:r>
           </w:hyperlink>
@@ -737,40 +463,10 @@
                 <w:noProof/>
               </w:rPr>
               <w:tab/>
-            </w:r>
-            <w:r>
-              <w:rPr>
-                <w:noProof/>
-              </w:rPr>
               <w:fldChar w:fldCharType="begin"/>
-            </w:r>
-            <w:r>
-              <w:rPr>
-                <w:noProof/>
-              </w:rPr>
               <w:instrText xml:space="preserve"> PAGEREF _Toc243351109 \h </w:instrText>
-            </w:r>
-            <w:r>
-              <w:rPr>
-                <w:noProof/>
-              </w:rPr>
-            </w:r>
-            <w:r>
-              <w:rPr>
-                <w:noProof/>
-              </w:rPr>
               <w:fldChar w:fldCharType="separate"/>
-            </w:r>
-            <w:r>
-              <w:rPr>
-                <w:noProof/>
-              </w:rPr>
-              <w:t>8</w:t>
-            </w:r>
-            <w:r>
-              <w:rPr>
-                <w:noProof/>
-              </w:rPr>
+              <w:t>10</w:t>
               <w:fldChar w:fldCharType="end"/>
             </w:r>
           </w:hyperlink>
@@ -798,40 +494,10 @@
                 <w:noProof/>
               </w:rPr>
               <w:tab/>
-            </w:r>
-            <w:r>
-              <w:rPr>
-                <w:noProof/>
-              </w:rPr>
               <w:fldChar w:fldCharType="begin"/>
-            </w:r>
-            <w:r>
-              <w:rPr>
-                <w:noProof/>
-              </w:rPr>
               <w:instrText xml:space="preserve"> PAGEREF _Toc243351110 \h </w:instrText>
-            </w:r>
-            <w:r>
-              <w:rPr>
-                <w:noProof/>
-              </w:rPr>
-            </w:r>
-            <w:r>
-              <w:rPr>
-                <w:noProof/>
-              </w:rPr>
               <w:fldChar w:fldCharType="separate"/>
-            </w:r>
-            <w:r>
-              <w:rPr>
-                <w:noProof/>
-              </w:rPr>
-              <w:t>10</w:t>
-            </w:r>
-            <w:r>
-              <w:rPr>
-                <w:noProof/>
-              </w:rPr>
+              <w:t>12</w:t>
               <w:fldChar w:fldCharType="end"/>
             </w:r>
           </w:hyperlink>
@@ -859,40 +525,10 @@
                 <w:noProof/>
               </w:rPr>
               <w:tab/>
-            </w:r>
-            <w:r>
-              <w:rPr>
-                <w:noProof/>
-              </w:rPr>
               <w:fldChar w:fldCharType="begin"/>
-            </w:r>
-            <w:r>
-              <w:rPr>
-                <w:noProof/>
-              </w:rPr>
               <w:instrText xml:space="preserve"> PAGEREF _Toc243351111 \h </w:instrText>
-            </w:r>
-            <w:r>
-              <w:rPr>
-                <w:noProof/>
-              </w:rPr>
-            </w:r>
-            <w:r>
-              <w:rPr>
-                <w:noProof/>
-              </w:rPr>
               <w:fldChar w:fldCharType="separate"/>
-            </w:r>
-            <w:r>
-              <w:rPr>
-                <w:noProof/>
-              </w:rPr>
-              <w:t>10</w:t>
-            </w:r>
-            <w:r>
-              <w:rPr>
-                <w:noProof/>
-              </w:rPr>
+              <w:t>12</w:t>
               <w:fldChar w:fldCharType="end"/>
             </w:r>
           </w:hyperlink>
@@ -920,40 +556,10 @@
                 <w:noProof/>
               </w:rPr>
               <w:tab/>
-            </w:r>
-            <w:r>
-              <w:rPr>
-                <w:noProof/>
-              </w:rPr>
               <w:fldChar w:fldCharType="begin"/>
-            </w:r>
-            <w:r>
-              <w:rPr>
-                <w:noProof/>
-              </w:rPr>
               <w:instrText xml:space="preserve"> PAGEREF _Toc243351112 \h </w:instrText>
-            </w:r>
-            <w:r>
-              <w:rPr>
-                <w:noProof/>
-              </w:rPr>
-            </w:r>
-            <w:r>
-              <w:rPr>
-                <w:noProof/>
-              </w:rPr>
               <w:fldChar w:fldCharType="separate"/>
-            </w:r>
-            <w:r>
-              <w:rPr>
-                <w:noProof/>
-              </w:rPr>
-              <w:t>10</w:t>
-            </w:r>
-            <w:r>
-              <w:rPr>
-                <w:noProof/>
-              </w:rPr>
+              <w:t>12</w:t>
               <w:fldChar w:fldCharType="end"/>
             </w:r>
           </w:hyperlink>
@@ -981,40 +587,10 @@
                 <w:noProof/>
               </w:rPr>
               <w:tab/>
-            </w:r>
-            <w:r>
-              <w:rPr>
-                <w:noProof/>
-              </w:rPr>
               <w:fldChar w:fldCharType="begin"/>
-            </w:r>
-            <w:r>
-              <w:rPr>
-                <w:noProof/>
-              </w:rPr>
               <w:instrText xml:space="preserve"> PAGEREF _Toc243351113 \h </w:instrText>
-            </w:r>
-            <w:r>
-              <w:rPr>
-                <w:noProof/>
-              </w:rPr>
-            </w:r>
-            <w:r>
-              <w:rPr>
-                <w:noProof/>
-              </w:rPr>
               <w:fldChar w:fldCharType="separate"/>
-            </w:r>
-            <w:r>
-              <w:rPr>
-                <w:noProof/>
-              </w:rPr>
-              <w:t>10</w:t>
-            </w:r>
-            <w:r>
-              <w:rPr>
-                <w:noProof/>
-              </w:rPr>
+              <w:t>13</w:t>
               <w:fldChar w:fldCharType="end"/>
             </w:r>
           </w:hyperlink>
@@ -1042,40 +618,10 @@
                 <w:noProof/>
               </w:rPr>
               <w:tab/>
-            </w:r>
-            <w:r>
-              <w:rPr>
-                <w:noProof/>
-              </w:rPr>
               <w:fldChar w:fldCharType="begin"/>
-            </w:r>
-            <w:r>
-              <w:rPr>
-                <w:noProof/>
-              </w:rPr>
               <w:instrText xml:space="preserve"> PAGEREF _Toc243351114 \h </w:instrText>
-            </w:r>
-            <w:r>
-              <w:rPr>
-                <w:noProof/>
-              </w:rPr>
-            </w:r>
-            <w:r>
-              <w:rPr>
-                <w:noProof/>
-              </w:rPr>
               <w:fldChar w:fldCharType="separate"/>
-            </w:r>
-            <w:r>
-              <w:rPr>
-                <w:noProof/>
-              </w:rPr>
-              <w:t>14</w:t>
-            </w:r>
-            <w:r>
-              <w:rPr>
-                <w:noProof/>
-              </w:rPr>
+              <w:t>17</w:t>
               <w:fldChar w:fldCharType="end"/>
             </w:r>
           </w:hyperlink>
@@ -1103,40 +649,10 @@
                 <w:noProof/>
               </w:rPr>
               <w:tab/>
-            </w:r>
-            <w:r>
-              <w:rPr>
-                <w:noProof/>
-              </w:rPr>
               <w:fldChar w:fldCharType="begin"/>
-            </w:r>
-            <w:r>
-              <w:rPr>
-                <w:noProof/>
-              </w:rPr>
               <w:instrText xml:space="preserve"> PAGEREF _Toc243351115 \h </w:instrText>
-            </w:r>
-            <w:r>
-              <w:rPr>
-                <w:noProof/>
-              </w:rPr>
-            </w:r>
-            <w:r>
-              <w:rPr>
-                <w:noProof/>
-              </w:rPr>
               <w:fldChar w:fldCharType="separate"/>
-            </w:r>
-            <w:r>
-              <w:rPr>
-                <w:noProof/>
-              </w:rPr>
-              <w:t>18</w:t>
-            </w:r>
-            <w:r>
-              <w:rPr>
-                <w:noProof/>
-              </w:rPr>
+              <w:t>21</w:t>
               <w:fldChar w:fldCharType="end"/>
             </w:r>
           </w:hyperlink>
@@ -1164,40 +680,10 @@
                 <w:noProof/>
               </w:rPr>
               <w:tab/>
-            </w:r>
-            <w:r>
-              <w:rPr>
-                <w:noProof/>
-              </w:rPr>
               <w:fldChar w:fldCharType="begin"/>
-            </w:r>
-            <w:r>
-              <w:rPr>
-                <w:noProof/>
-              </w:rPr>
               <w:instrText xml:space="preserve"> PAGEREF _Toc243351116 \h </w:instrText>
-            </w:r>
-            <w:r>
-              <w:rPr>
-                <w:noProof/>
-              </w:rPr>
-            </w:r>
-            <w:r>
-              <w:rPr>
-                <w:noProof/>
-              </w:rPr>
               <w:fldChar w:fldCharType="separate"/>
-            </w:r>
-            <w:r>
-              <w:rPr>
-                <w:noProof/>
-              </w:rPr>
-              <w:t>20</w:t>
-            </w:r>
-            <w:r>
-              <w:rPr>
-                <w:noProof/>
-              </w:rPr>
+              <w:t>23</w:t>
               <w:fldChar w:fldCharType="end"/>
             </w:r>
           </w:hyperlink>
@@ -1225,40 +711,10 @@
                 <w:noProof/>
               </w:rPr>
               <w:tab/>
-            </w:r>
-            <w:r>
-              <w:rPr>
-                <w:noProof/>
-              </w:rPr>
               <w:fldChar w:fldCharType="begin"/>
-            </w:r>
-            <w:r>
-              <w:rPr>
-                <w:noProof/>
-              </w:rPr>
               <w:instrText xml:space="preserve"> PAGEREF _Toc243351117 \h </w:instrText>
-            </w:r>
-            <w:r>
-              <w:rPr>
-                <w:noProof/>
-              </w:rPr>
-            </w:r>
-            <w:r>
-              <w:rPr>
-                <w:noProof/>
-              </w:rPr>
               <w:fldChar w:fldCharType="separate"/>
-            </w:r>
-            <w:r>
-              <w:rPr>
-                <w:noProof/>
-              </w:rPr>
-              <w:t>22</w:t>
-            </w:r>
-            <w:r>
-              <w:rPr>
-                <w:noProof/>
-              </w:rPr>
+              <w:t>25</w:t>
               <w:fldChar w:fldCharType="end"/>
             </w:r>
           </w:hyperlink>
@@ -1286,40 +742,10 @@
                 <w:noProof/>
               </w:rPr>
               <w:tab/>
-            </w:r>
-            <w:r>
-              <w:rPr>
-                <w:noProof/>
-              </w:rPr>
               <w:fldChar w:fldCharType="begin"/>
-            </w:r>
-            <w:r>
-              <w:rPr>
-                <w:noProof/>
-              </w:rPr>
               <w:instrText xml:space="preserve"> PAGEREF _Toc243351118 \h </w:instrText>
-            </w:r>
-            <w:r>
-              <w:rPr>
-                <w:noProof/>
-              </w:rPr>
-            </w:r>
-            <w:r>
-              <w:rPr>
-                <w:noProof/>
-              </w:rPr>
               <w:fldChar w:fldCharType="separate"/>
-            </w:r>
-            <w:r>
-              <w:rPr>
-                <w:noProof/>
-              </w:rPr>
-              <w:t>23</w:t>
-            </w:r>
-            <w:r>
-              <w:rPr>
-                <w:noProof/>
-              </w:rPr>
+              <w:t>27</w:t>
               <w:fldChar w:fldCharType="end"/>
             </w:r>
           </w:hyperlink>
@@ -1347,40 +773,10 @@
                 <w:noProof/>
               </w:rPr>
               <w:tab/>
-            </w:r>
-            <w:r>
-              <w:rPr>
-                <w:noProof/>
-              </w:rPr>
               <w:fldChar w:fldCharType="begin"/>
-            </w:r>
-            <w:r>
-              <w:rPr>
-                <w:noProof/>
-              </w:rPr>
               <w:instrText xml:space="preserve"> PAGEREF _Toc243351119 \h </w:instrText>
-            </w:r>
-            <w:r>
-              <w:rPr>
-                <w:noProof/>
-              </w:rPr>
-            </w:r>
-            <w:r>
-              <w:rPr>
-                <w:noProof/>
-              </w:rPr>
               <w:fldChar w:fldCharType="separate"/>
-            </w:r>
-            <w:r>
-              <w:rPr>
-                <w:noProof/>
-              </w:rPr>
-              <w:t>23</w:t>
-            </w:r>
-            <w:r>
-              <w:rPr>
-                <w:noProof/>
-              </w:rPr>
+              <w:t>27</w:t>
               <w:fldChar w:fldCharType="end"/>
             </w:r>
           </w:hyperlink>
@@ -1408,40 +804,10 @@
                 <w:noProof/>
               </w:rPr>
               <w:tab/>
-            </w:r>
-            <w:r>
-              <w:rPr>
-                <w:noProof/>
-              </w:rPr>
               <w:fldChar w:fldCharType="begin"/>
-            </w:r>
-            <w:r>
-              <w:rPr>
-                <w:noProof/>
-              </w:rPr>
               <w:instrText xml:space="preserve"> PAGEREF _Toc243351120 \h </w:instrText>
-            </w:r>
-            <w:r>
-              <w:rPr>
-                <w:noProof/>
-              </w:rPr>
-            </w:r>
-            <w:r>
-              <w:rPr>
-                <w:noProof/>
-              </w:rPr>
               <w:fldChar w:fldCharType="separate"/>
-            </w:r>
-            <w:r>
-              <w:rPr>
-                <w:noProof/>
-              </w:rPr>
-              <w:t>23</w:t>
-            </w:r>
-            <w:r>
-              <w:rPr>
-                <w:noProof/>
-              </w:rPr>
+              <w:t>27</w:t>
               <w:fldChar w:fldCharType="end"/>
             </w:r>
           </w:hyperlink>
@@ -1469,40 +835,10 @@
                 <w:noProof/>
               </w:rPr>
               <w:tab/>
-            </w:r>
-            <w:r>
-              <w:rPr>
-                <w:noProof/>
-              </w:rPr>
               <w:fldChar w:fldCharType="begin"/>
-            </w:r>
-            <w:r>
-              <w:rPr>
-                <w:noProof/>
-              </w:rPr>
               <w:instrText xml:space="preserve"> PAGEREF _Toc243351121 \h </w:instrText>
-            </w:r>
-            <w:r>
-              <w:rPr>
-                <w:noProof/>
-              </w:rPr>
-            </w:r>
-            <w:r>
-              <w:rPr>
-                <w:noProof/>
-              </w:rPr>
               <w:fldChar w:fldCharType="separate"/>
-            </w:r>
-            <w:r>
-              <w:rPr>
-                <w:noProof/>
-              </w:rPr>
-              <w:t>23</w:t>
-            </w:r>
-            <w:r>
-              <w:rPr>
-                <w:noProof/>
-              </w:rPr>
+              <w:t>27</w:t>
               <w:fldChar w:fldCharType="end"/>
             </w:r>
           </w:hyperlink>
@@ -1530,40 +866,10 @@
                 <w:noProof/>
               </w:rPr>
               <w:tab/>
-            </w:r>
-            <w:r>
-              <w:rPr>
-                <w:noProof/>
-              </w:rPr>
               <w:fldChar w:fldCharType="begin"/>
-            </w:r>
-            <w:r>
-              <w:rPr>
-                <w:noProof/>
-              </w:rPr>
               <w:instrText xml:space="preserve"> PAGEREF _Toc243351122 \h </w:instrText>
-            </w:r>
-            <w:r>
-              <w:rPr>
-                <w:noProof/>
-              </w:rPr>
-            </w:r>
-            <w:r>
-              <w:rPr>
-                <w:noProof/>
-              </w:rPr>
               <w:fldChar w:fldCharType="separate"/>
-            </w:r>
-            <w:r>
-              <w:rPr>
-                <w:noProof/>
-              </w:rPr>
-              <w:t>23</w:t>
-            </w:r>
-            <w:r>
-              <w:rPr>
-                <w:noProof/>
-              </w:rPr>
+              <w:t>27</w:t>
               <w:fldChar w:fldCharType="end"/>
             </w:r>
           </w:hyperlink>
@@ -1591,40 +897,10 @@
                 <w:noProof/>
               </w:rPr>
               <w:tab/>
-            </w:r>
-            <w:r>
-              <w:rPr>
-                <w:noProof/>
-              </w:rPr>
               <w:fldChar w:fldCharType="begin"/>
-            </w:r>
-            <w:r>
-              <w:rPr>
-                <w:noProof/>
-              </w:rPr>
               <w:instrText xml:space="preserve"> PAGEREF _Toc243351123 \h </w:instrText>
-            </w:r>
-            <w:r>
-              <w:rPr>
-                <w:noProof/>
-              </w:rPr>
-            </w:r>
-            <w:r>
-              <w:rPr>
-                <w:noProof/>
-              </w:rPr>
               <w:fldChar w:fldCharType="separate"/>
-            </w:r>
-            <w:r>
-              <w:rPr>
-                <w:noProof/>
-              </w:rPr>
-              <w:t>24</w:t>
-            </w:r>
-            <w:r>
-              <w:rPr>
-                <w:noProof/>
-              </w:rPr>
+              <w:t>28</w:t>
               <w:fldChar w:fldCharType="end"/>
             </w:r>
           </w:hyperlink>
@@ -1652,40 +928,10 @@
                 <w:noProof/>
               </w:rPr>
               <w:tab/>
-            </w:r>
-            <w:r>
-              <w:rPr>
-                <w:noProof/>
-              </w:rPr>
               <w:fldChar w:fldCharType="begin"/>
-            </w:r>
-            <w:r>
-              <w:rPr>
-                <w:noProof/>
-              </w:rPr>
               <w:instrText xml:space="preserve"> PAGEREF _Toc243351124 \h </w:instrText>
-            </w:r>
-            <w:r>
-              <w:rPr>
-                <w:noProof/>
-              </w:rPr>
-            </w:r>
-            <w:r>
-              <w:rPr>
-                <w:noProof/>
-              </w:rPr>
               <w:fldChar w:fldCharType="separate"/>
-            </w:r>
-            <w:r>
-              <w:rPr>
-                <w:noProof/>
-              </w:rPr>
-              <w:t>25</w:t>
-            </w:r>
-            <w:r>
-              <w:rPr>
-                <w:noProof/>
-              </w:rPr>
+              <w:t>29</w:t>
               <w:fldChar w:fldCharType="end"/>
             </w:r>
           </w:hyperlink>
@@ -1752,7 +998,14 @@
         <w:jc w:val="both"/>
       </w:pPr>
       <w:r>
-        <w:t>El trabajo se organiza en un backlog con ítems numerados (PROGRESS.md), una rama y un Pull Request por ítem, y CI en verde antes de integrar a main (la revisión de otro integrante es opcional desde el 2026-10-21). Entre el 2026-09-27 y el 2026-10-21 se integraron 54 Pull Requests (anexo A). Lo realizado, por área:</w:t>
+        <w:t xml:space="preserve">El trabajo se organiza en un backlog con ítems numerados (PROGRESS.md), una rama y un Pull Request por ítem, y CI en verde antes de integrar a main (la revisión de otro integrante es opcional desde el 2026-10-21). Entre el 2026-09-27 y el 2026-10-21 </w:t>
+      </w:r>
+      <w:r>
+        <w:rPr/>
+        <w:t>se integraron 55 Pull Requests</w:t>
+      </w:r>
+      <w:r>
+        <w:t xml:space="preserve"> (anexo A). Lo realizado, por área:</w:t>
       </w:r>
     </w:p>
     <w:p>
@@ -1809,7 +1062,21 @@
           <w:b/>
           <w:bCs/>
         </w:rPr>
-        <w:t>Visión artificial: corrección de imagen (dewarping y CLAHE), segmentación automática de góndola y repisas, recorte de la región de interés, detector YOLO26 entrenado en GPU (50 épocas, dos variantes comparadas) y afinado con fotos fuera de SKU-110K (#33: dos corridas, se aceptó la primera), cálculo de disponibilidad con niveles de repisa híbridos que siguen repisas inclinadas, y alerta por góndola completa.</w:t>
+        <w:t xml:space="preserve">Visión artificial: corrección de imagen (dewarping y CLAHE), segmentación automática de góndola y repisas, recorte de la región de interés, detector YOLO26 entrenado en GPU (50 épocas, dos variantes comparadas) y afinado con fotos fuera de SKU-110K (#33: dos corridas, </w:t>
+      </w:r>
+      <w:r>
+        <w:rPr>
+          <w:b/>
+          <w:bCs/>
+        </w:rPr>
+        <w:t>se aceptó la primera</w:t>
+      </w:r>
+      <w:r>
+        <w:rPr>
+          <w:b/>
+          <w:bCs/>
+        </w:rPr>
+        <w:t>), cálculo de disponibilidad con niveles de repisa híbridos que siguen repisas inclinadas, y alerta por góndola completa.</w:t>
       </w:r>
     </w:p>
     <w:p>
@@ -1871,18 +1138,18 @@
           <w:b/>
           <w:bCs/>
         </w:rPr>
-        <w:t>Documentación: casos de uso y diagramas alineados con los acuerdos con Walmart y rehechos para la app Django, sin API REST ni React (#42, PR #53), registro de requisitos y plazos del curso, auditoría de la aplicación web contra requisitos y mockups, y Carta Gantt de la Fase 2.</w:t>
+        <w:t xml:space="preserve">Documentación: casos de uso y diagramas alineados con los acuerdos con Walmart y rehechos para la app Django (plantillas de CU00, CU01, CU02 y CU06, diagramas de secuencia de CU00 a CU06 y diagrama de arquitectura, con sesiones, formularios y plantillas HTML, sin API REST, JWT ni React; #42, PR #53), plan de mejoras de la Fase 1 (#26, PR #45), evidencias de avance (guía 2.4 en su plantilla oficial y borrador del diario 2.1, #37, PR #46 y #56), registro de requisitos y plazos del curso, auditoría de la aplicación web contra requisitos y mockups, y Carta Gantt de la Fase 2.</w:t>
       </w:r>
     </w:p>
     <w:p>
       <w:pPr>
         <w:pStyle w:val="Ttulo2"/>
       </w:pPr>
-      <w:bookmarkStart w:id="3" w:name="_Toc243351103"/>
+      <w:bookmarkStart w:id="5" w:name="_Toc243351103"/>
       <w:r>
         <w:t>1.2 Estado por módulo</w:t>
       </w:r>
-      <w:bookmarkEnd w:id="3"/>
+      <w:bookmarkEnd w:id="5"/>
     </w:p>
     <w:p>
       <w:pPr>
@@ -2422,6 +1689,7 @@
                 <w:sz w:val="20"/>
                 <w:szCs w:val="20"/>
               </w:rPr>
+              <w:lastRenderedPageBreak/>
               <w:t>Pipeline y evaluación por lotes</w:t>
             </w:r>
           </w:p>
@@ -2528,7 +1796,6 @@
                 <w:sz w:val="20"/>
                 <w:szCs w:val="20"/>
               </w:rPr>
-              <w:lastRenderedPageBreak/>
               <w:t>Reportes (</w:t>
             </w:r>
             <w:r>
@@ -2622,7 +1889,7 @@
                 <w:sz w:val="20"/>
                 <w:szCs w:val="20"/>
               </w:rPr>
-              <w:t>Vista anotada (#8) y reportes en Excel, CSV y PDF (#7, PR #54), una fila por análisis. Sin probar con datos de cámaras reales.</w:t>
+              <w:t xml:space="preserve">Vista anotada (#8) y reportes en Excel, CSV y PDF (#7, PR #54), una fila por análisis (fecha, ubicación, % libre de la góndola completa, alerta, estado y quién subió la foto), con protección contra fórmulas maliciosas en Excel y CSV y 13 pruebas. Sin probar con datos de cámaras reales.</w:t>
             </w:r>
           </w:p>
         </w:tc>
@@ -3061,7 +2328,7 @@
                 <w:sz w:val="20"/>
                 <w:szCs w:val="20"/>
               </w:rPr>
-              <w:t>README completo (#35), plan de pruebas (con DET-07), guía de entrenamiento y datasets; plantillas de C.U y diagramas rehechos para Django (#42). Faltan el diagrama de base de datos (#48) y las evidencias de avance (#37).</w:t>
+              <w:t xml:space="preserve">README completo (#35), plan de pruebas (con DET-07), guía de entrenamiento y datasets; plantillas de C.U y diagramas rehechos para Django (#42). Faltan el diagrama de base de datos (#48) y cerrar las evidencias de avance (#37: guía 2.4 al corte del 2026-10-21 y diario 2.1 en borrador).</w:t>
             </w:r>
           </w:p>
         </w:tc>
@@ -3086,11 +2353,11 @@
       <w:pPr>
         <w:pStyle w:val="Ttulo2"/>
       </w:pPr>
-      <w:bookmarkStart w:id="4" w:name="_Toc243351104"/>
+      <w:bookmarkStart w:id="6" w:name="_Toc243351104"/>
       <w:r>
         <w:t>1.3 Casos de uso</w:t>
       </w:r>
-      <w:bookmarkEnd w:id="4"/>
+      <w:bookmarkEnd w:id="6"/>
     </w:p>
     <w:tbl>
       <w:tblPr>
@@ -3106,10 +2373,10 @@
         <w:tblLook w:val="04A0" w:firstRow="1" w:lastRow="0" w:firstColumn="1" w:lastColumn="0" w:noHBand="0" w:noVBand="1"/>
       </w:tblPr>
       <w:tblGrid>
-        <w:gridCol w:w="810"/>
-        <w:gridCol w:w="2514"/>
-        <w:gridCol w:w="1399"/>
-        <w:gridCol w:w="4303"/>
+        <w:gridCol w:w="804"/>
+        <w:gridCol w:w="2476"/>
+        <w:gridCol w:w="1538"/>
+        <w:gridCol w:w="4208"/>
       </w:tblGrid>
       <w:tr>
         <w:trPr>
@@ -3533,6 +2800,9 @@
             </w:tcMar>
           </w:tcPr>
           <w:p>
+            <w:pPr>
+              <w:rPr/>
+            </w:pPr>
             <w:r>
               <w:rPr>
                 <w:sz w:val="20"/>
@@ -3776,7 +3046,10 @@
                 <w:sz w:val="20"/>
                 <w:szCs w:val="20"/>
               </w:rPr>
-              <w:t>Web: página Reportes (período, pasillo o góndola, y formato Excel, CSV o PDF)</w:t>
+              <w:t xml:space="preserve">Web: página Reportes para el Jefe de Salón y el Administrador (período, pasillo o góndola, y formato Excel, CSV o PDF)</w:t>
+            </w:r>
+            <w:r>
+              <w:t>; sin datos en el período avisa y no genera archivo</w:t>
             </w:r>
           </w:p>
         </w:tc>
@@ -3910,6 +3183,7 @@
                 <w:sz w:val="20"/>
                 <w:szCs w:val="20"/>
               </w:rPr>
+              <w:lastRenderedPageBreak/>
               <w:t>CU06</w:t>
             </w:r>
           </w:p>
@@ -4134,19 +3408,25 @@
       <w:pPr>
         <w:pStyle w:val="Ttulo2"/>
       </w:pPr>
-      <w:bookmarkStart w:id="5" w:name="_Toc243351105"/>
+      <w:bookmarkStart w:id="8" w:name="_Toc243351105"/>
       <w:r>
         <w:t>1.4 Carta Gantt</w:t>
       </w:r>
-      <w:bookmarkEnd w:id="5"/>
+      <w:bookmarkEnd w:id="8"/>
     </w:p>
     <w:p>
       <w:pPr>
         <w:jc w:val="both"/>
       </w:pPr>
       <w:r>
-        <w:lastRenderedPageBreak/>
-        <w:t>La Carta Gantt de la Fase 2 (Anexos/Gestion/Carta Gantt Fase 2.xlsx, actualizada al 2026-10-21) tiene 49 actividades: 36 cumplidas, 3 en curso, 9 pendientes y 1 bloqueada.</w:t>
+        <w:t xml:space="preserve">La Carta Gantt de la Fase 2 (Anexos/Gestion/Carta Gantt Fase 2.xlsx, actualizada al 2026-10-21) tiene </w:t>
+      </w:r>
+      <w:r>
+        <w:rPr/>
+        <w:t>49 actividades: 36 cumplidas, 3 en curso, 9 pendientes y 1 bloqueada</w:t>
+      </w:r>
+      <w:r>
+        <w:t>.</w:t>
       </w:r>
     </w:p>
     <w:p>
@@ -4194,18 +3474,18 @@
           <w:b/>
           <w:bCs/>
         </w:rPr>
-        <w:t>Pendientes con fecha: video (2026-10-21), evidencias de avance (2026-10-26), correcciones de la auditoría de la app web (2026-10-28 al 2026-10-30), primer demo ante Walmart (2026-10-31) y detector con ruido de cámara de sala (2026-11-06).</w:t>
+        <w:t>Pendientes con fecha: evidencias de avance (2026-10-26), correcciones de la auditoría de la app web (2026-10-28 al 2026-10-30), primer demo ante Walmart (2026-10-31) y detector con ruido de cámara de sala (2026-11-06).</w:t>
       </w:r>
     </w:p>
     <w:p>
       <w:pPr>
         <w:pStyle w:val="Ttulo2"/>
       </w:pPr>
-      <w:bookmarkStart w:id="6" w:name="_Toc243351106"/>
+      <w:bookmarkStart w:id="10" w:name="_Toc243351106"/>
       <w:r>
         <w:t>1.5 Dificultades y riesgos técnicos</w:t>
       </w:r>
-      <w:bookmarkEnd w:id="6"/>
+      <w:bookmarkEnd w:id="10"/>
     </w:p>
     <w:p>
       <w:pPr>
@@ -4540,7 +3820,21 @@
                 <w:sz w:val="20"/>
                 <w:szCs w:val="20"/>
               </w:rPr>
-              <w:t>Fine-tuning con Kaggle CC0 y vistas giradas (#33): el mAP50 sube de 4 a 12 puntos en 12 fotos de prueba, pero el mAP50-95 en SKU-110K baja de 0,610 a 0,533 (se aceptó). Falta medirlo con fotos propias (#32)</w:t>
+              <w:t xml:space="preserve">Fine-tuning con Kaggle CC0 y vistas giradas (#33): el mAP50 sube de 4 a 12 puntos en 12 fotos de prueba, pero el mAP50-95 en SKU-110K baja de 0,610 a 0,533 </w:t>
+            </w:r>
+            <w:r>
+              <w:rPr>
+                <w:sz w:val="20"/>
+                <w:szCs w:val="20"/>
+              </w:rPr>
+              <w:t>(se aceptó)</w:t>
+            </w:r>
+            <w:r>
+              <w:rPr>
+                <w:sz w:val="20"/>
+                <w:szCs w:val="20"/>
+              </w:rPr>
+              <w:t>. Falta medirlo con fotos propias (#32)</w:t>
             </w:r>
           </w:p>
         </w:tc>
@@ -4594,6 +3888,7 @@
                 <w:sz w:val="20"/>
                 <w:szCs w:val="20"/>
               </w:rPr>
+              <w:lastRenderedPageBreak/>
               <w:t>Alertas no atómicas en la app web (#49)</w:t>
             </w:r>
           </w:p>
@@ -4726,15 +4021,7 @@
                 <w:sz w:val="20"/>
                 <w:szCs w:val="20"/>
               </w:rPr>
-              <w:t xml:space="preserve">DJANGO_DEBUG vale 1 si no se define (con la clave pública de desarrollo), faltan cookies seguras y </w:t>
-            </w:r>
-            <w:r>
-              <w:rPr>
-                <w:sz w:val="20"/>
-                <w:szCs w:val="20"/>
-              </w:rPr>
-              <w:lastRenderedPageBreak/>
-              <w:t>redirección a HTTPS, y el contenedor corre como root</w:t>
+              <w:t>DJANGO_DEBUG vale 1 si no se define (con la clave pública de desarrollo), faltan cookies seguras y redirección a HTTPS, y el contenedor corre como root</w:t>
             </w:r>
           </w:p>
         </w:tc>
@@ -4760,7 +4047,6 @@
                 <w:sz w:val="20"/>
                 <w:szCs w:val="20"/>
               </w:rPr>
-              <w:lastRenderedPageBreak/>
               <w:t>Debug apagado por defecto, cookies seguras y HTTPS cuando DEBUG es falso, y usuario sin privilegios en el Dockerfile</w:t>
             </w:r>
           </w:p>
@@ -5345,6 +4631,7 @@
                 <w:sz w:val="20"/>
                 <w:szCs w:val="20"/>
               </w:rPr>
+              <w:lastRenderedPageBreak/>
               <w:t>Falsas alertas en refrigeradores</w:t>
             </w:r>
           </w:p>
@@ -5663,7 +4950,6 @@
                 <w:sz w:val="20"/>
                 <w:szCs w:val="20"/>
               </w:rPr>
-              <w:lastRenderedPageBreak/>
               <w:t>Memoria de video de 8 GB al entrenar</w:t>
             </w:r>
           </w:p>
@@ -6008,7 +5294,7 @@
                 <w:sz w:val="20"/>
                 <w:szCs w:val="20"/>
               </w:rPr>
-              <w:t>El acta dice «menos del 30% disponible»; el sistema usa «libre &gt;= 30%»</w:t>
+              <w:t xml:space="preserve">El acta dice «menos del 30% disponible»; el sistema usa «espacio libre ≥ 30%»</w:t>
             </w:r>
           </w:p>
         </w:tc>
@@ -6297,11 +5583,11 @@
       <w:pPr>
         <w:pStyle w:val="Ttulo2"/>
       </w:pPr>
-      <w:bookmarkStart w:id="7" w:name="_Toc243351107"/>
+      <w:bookmarkStart w:id="12" w:name="_Toc243351107"/>
       <w:r>
         <w:t>1.6 Próximos pasos</w:t>
       </w:r>
-      <w:bookmarkEnd w:id="7"/>
+      <w:bookmarkEnd w:id="12"/>
     </w:p>
     <w:tbl>
       <w:tblPr>
@@ -6682,7 +5968,7 @@
                 <w:sz w:val="20"/>
                 <w:szCs w:val="20"/>
               </w:rPr>
-              <w:t>Video de demostración</w:t>
+              <w:t>Video de demostración (cumplido)</w:t>
             </w:r>
           </w:p>
         </w:tc>
@@ -7000,6 +6286,7 @@
                 <w:sz w:val="20"/>
                 <w:szCs w:val="20"/>
               </w:rPr>
+              <w:lastRenderedPageBreak/>
               <w:t>Reportes Excel, CSV y PDF (cumplido)</w:t>
             </w:r>
           </w:p>
@@ -7636,7 +6923,6 @@
                 <w:sz w:val="20"/>
                 <w:szCs w:val="20"/>
               </w:rPr>
-              <w:lastRenderedPageBreak/>
               <w:t>Limpieza de código y fijar acciones de CI</w:t>
             </w:r>
           </w:p>
@@ -8063,12 +7349,12 @@
       <w:pPr>
         <w:pStyle w:val="Ttulo1"/>
       </w:pPr>
-      <w:bookmarkStart w:id="8" w:name="_Toc243351108"/>
+      <w:bookmarkStart w:id="13" w:name="_Toc243351108"/>
       <w:r>
         <w:lastRenderedPageBreak/>
         <w:t>2. Documentación técnica (README)</w:t>
       </w:r>
-      <w:bookmarkEnd w:id="8"/>
+      <w:bookmarkEnd w:id="13"/>
     </w:p>
     <w:p>
       <w:pPr>
@@ -8487,7 +7773,7 @@
                 <w:sz w:val="20"/>
                 <w:szCs w:val="20"/>
               </w:rPr>
-              <w:t>Alerta con espacio libre &gt;= 30% de la góndola completa</w:t>
+              <w:t xml:space="preserve">Alerta con espacio libre ≥ 30% de la góndola completa</w:t>
             </w:r>
           </w:p>
         </w:tc>
@@ -8736,7 +8022,7 @@
           <wp:inline distT="0" distB="0" distL="0" distR="0">
             <wp:extent cx="5715000" cy="5860791"/>
             <wp:effectExtent l="0" t="0" r="0" b="0"/>
-            <wp:docPr id="21" name="Imagen 21" descr="Diagrama de arquitectura de ShelfVision AI"/>
+            <wp:docPr id="121" name="Imagen 121" descr="Diagrama de arquitectura de ShelfVision AI"/>
             <wp:cNvGraphicFramePr>
               <a:graphicFrameLocks xmlns:a="http://schemas.openxmlformats.org/drawingml/2006/main" noChangeAspect="1"/>
             </wp:cNvGraphicFramePr>
@@ -8750,7 +8036,7 @@
                     </pic:cNvPicPr>
                   </pic:nvPicPr>
                   <pic:blipFill>
-                    <a:blip r:embed="rId30"/>
+                    <a:blip r:embed="rId40"/>
                     <a:srcRect/>
                     <a:stretch>
                       <a:fillRect/>
@@ -8791,11 +8077,11 @@
       <w:pPr>
         <w:pStyle w:val="Ttulo2"/>
       </w:pPr>
-      <w:bookmarkStart w:id="9" w:name="_Toc243351109"/>
+      <w:bookmarkStart w:id="14" w:name="_Toc243351109"/>
       <w:r>
         <w:t>2.1 Datasets</w:t>
       </w:r>
-      <w:bookmarkEnd w:id="9"/>
+      <w:bookmarkEnd w:id="14"/>
     </w:p>
     <w:tbl>
       <w:tblPr>
@@ -9198,10 +8484,16 @@
             </w:tcMar>
           </w:tcPr>
           <w:p>
-            <w:r>
-              <w:rPr>
-                <w:sz w:val="20"/>
-                <w:szCs w:val="20"/>
+            <w:pPr>
+              <w:rPr>
+                <w:lang w:val="en-US"/>
+              </w:rPr>
+            </w:pPr>
+            <w:r>
+              <w:rPr>
+                <w:sz w:val="20"/>
+                <w:szCs w:val="20"/>
+                <w:lang w:val="en-US"/>
               </w:rPr>
               <w:t>Kaggle (Humans in the Loop); CC0</w:t>
             </w:r>
@@ -9516,10 +8808,16 @@
             </w:tcMar>
           </w:tcPr>
           <w:p>
-            <w:r>
-              <w:rPr>
-                <w:sz w:val="20"/>
-                <w:szCs w:val="20"/>
+            <w:pPr>
+              <w:rPr>
+                <w:lang w:val="en-US"/>
+              </w:rPr>
+            </w:pPr>
+            <w:r>
+              <w:rPr>
+                <w:sz w:val="20"/>
+                <w:szCs w:val="20"/>
+                <w:lang w:val="en-US"/>
               </w:rPr>
               <w:t>Hugging Face (UniDataPro); CC BY-NC-ND</w:t>
             </w:r>
@@ -9651,12 +8949,12 @@
       <w:pPr>
         <w:pStyle w:val="Ttulo1"/>
       </w:pPr>
-      <w:bookmarkStart w:id="10" w:name="_Toc243351110"/>
+      <w:bookmarkStart w:id="15" w:name="_Toc243351110"/>
       <w:r>
         <w:lastRenderedPageBreak/>
         <w:t>3. Análisis de resultados preliminares</w:t>
       </w:r>
-      <w:bookmarkEnd w:id="10"/>
+      <w:bookmarkEnd w:id="15"/>
     </w:p>
     <w:p>
       <w:pPr>
@@ -9681,11 +8979,11 @@
       <w:pPr>
         <w:pStyle w:val="Ttulo2"/>
       </w:pPr>
-      <w:bookmarkStart w:id="11" w:name="_Toc243351111"/>
+      <w:bookmarkStart w:id="16" w:name="_Toc243351111"/>
       <w:r>
         <w:t>3.1 Método</w:t>
       </w:r>
-      <w:bookmarkEnd w:id="11"/>
+      <w:bookmarkEnd w:id="16"/>
     </w:p>
     <w:p>
       <w:pPr>
@@ -9801,7 +9099,7 @@
         <w:t>Métricas por foto:</w:t>
       </w:r>
       <w:r>
-        <w:t xml:space="preserve"> P, R y F1 de detección con IoU &gt;= 0,5, IoU medio, % libre de la góndola completa y alerta (libre &gt;= 30%) del sistema y de la anotación. mAP con Ultralytics </w:t>
+        <w:t xml:space="preserve"> P, R y F1 de detección con IoU &gt;= 0,5, IoU medio, % libre de la góndola completa y alerta (espacio libre ≥ 30%) del sistema y de la anotación. mAP con Ultralytics </w:t>
       </w:r>
       <w:r>
         <w:rPr>
@@ -9838,11 +9136,11 @@
       <w:pPr>
         <w:pStyle w:val="Ttulo2"/>
       </w:pPr>
-      <w:bookmarkStart w:id="12" w:name="_Toc243351112"/>
+      <w:bookmarkStart w:id="17" w:name="_Toc243351112"/>
       <w:r>
         <w:t>3.2 Métricas</w:t>
       </w:r>
-      <w:bookmarkEnd w:id="12"/>
+      <w:bookmarkEnd w:id="17"/>
     </w:p>
     <w:tbl>
       <w:tblPr>
@@ -12296,7 +11594,7 @@
         <w:t xml:space="preserve">Fine-tuning (#33, DET-07 de docs/test-plan.md): </w:t>
       </w:r>
       <w:r>
-        <w:t>el yolo26s se afinó 30 épocas con 24 fotos de Kaggle (CC0) y sus vistas giradas a 20° y 35°, más 300 fotos de SKU-110K para no olvidar (lr0 0,002). Se midió con 12 fotos de Kaggle que no se usaron para entrenar: el mAP50 sube de 0,809 a 0,854 de frente, de 0,778 a 0,837 a 20° y de 0,701 a 0,818 a 35° (este último estaba bajo el criterio de 0,70). En el test de SKU-110K el mAP50 baja de 0,950 a 0,940 y el mAP50-95 de 0,610 a 0,533. Decisión del 2026-10-21: se acepta y se relaja el criterio de no bajar el mAP50-95 de 0,610, porque SKU-110K no es el dominio de Walmart y lo que se pierde es sobre todo localización. La segunda corrida (1500 fotos de SKU-110K, lr0 0,0005) subió el mAP50-95 a 0,548 pero rindió menos fuera de dominio (mAP50 0,834 / 0,823 / 0,805), y se descartó. Cautelas: son solo 12 fotos de prueba, ellas eligieron además el mejor punto del entrenamiento, y las vistas giradas usan la misma transformación que las de entrenamiento, así que la mejora a 20° y 35° es optimista. Se revisa con el set propio (#32) y con el ruido de cámara de sala (#55).</w:t>
+        <w:t xml:space="preserve">el yolo26s se afinó 30 épocas con 24 fotos de Kaggle (CC0) y sus vistas giradas a 20° y 35°, más 300 fotos de SKU-110K para no olvidar (lr0 0,002). Se midió con 12 fotos de Kaggle que no se usaron para entrenar: el mAP50 sube de 0,809 a 0,854 de frente, de 0,778 a 0,837 a 20° y de 0,701 a 0,818 a 35° (este último estaba bajo el criterio de 0,70). En el test de SKU-110K el mAP50 baja de 0,950 a 0,940 y el mAP50-95 de 0,610 a 0,533. Decisión del 2026-10-21: se acepta y se relaja el criterio de no bajar el mAP50-95 de 0,610, porque SKU-110K no es el dominio de Walmart y lo que se pierde es sobre todo localización. La segunda corrida (1500 fotos de SKU-110K, lr0 0,0005) subió el mAP50-95 a 0,548 pero rindió menos fuera de dominio (mAP50 0,834 / 0,823 / 0,805), y se descartó. Cautelas: son solo 12 fotos de prueba, ellas eligieron además el mejor punto del entrenamiento, y las vistas giradas usan la misma transformación que las de entrenamiento, así que la mejora a 20° y 35° es optimista. Se revisa con el set propio (#32) y con el ruido de cámara de sala (#55).</w:t>
       </w:r>
     </w:p>
     <w:p>
@@ -12336,11 +11634,11 @@
       <w:pPr>
         <w:pStyle w:val="Ttulo2"/>
       </w:pPr>
-      <w:bookmarkStart w:id="13" w:name="_Toc243351113"/>
+      <w:bookmarkStart w:id="18" w:name="_Toc243351113"/>
       <w:r>
         <w:t>3.3 Diez mejores casos</w:t>
       </w:r>
-      <w:bookmarkEnd w:id="13"/>
+      <w:bookmarkEnd w:id="18"/>
     </w:p>
     <w:p>
       <w:pPr>
@@ -12388,455 +11686,6 @@
             <wp:extent cx="5715000" cy="2724150"/>
             <wp:effectExtent l="0" t="0" r="0" b="0"/>
             <wp:docPr id="1" name="Imagen 1"/>
-            <wp:cNvGraphicFramePr>
-              <a:graphicFrameLocks xmlns:a="http://schemas.openxmlformats.org/drawingml/2006/main" noChangeAspect="1"/>
-            </wp:cNvGraphicFramePr>
-            <a:graphic xmlns:a="http://schemas.openxmlformats.org/drawingml/2006/main">
-              <a:graphicData uri="http://schemas.openxmlformats.org/drawingml/2006/picture">
-                <pic:pic xmlns:pic="http://schemas.openxmlformats.org/drawingml/2006/picture">
-                  <pic:nvPicPr>
-                    <pic:cNvPr id="0" name=""/>
-                    <pic:cNvPicPr>
-                      <a:picLocks noChangeAspect="1" noChangeArrowheads="1"/>
-                    </pic:cNvPicPr>
-                  </pic:nvPicPr>
-                  <pic:blipFill>
-                    <a:blip r:embed="rId7"/>
-                    <a:srcRect/>
-                    <a:stretch>
-                      <a:fillRect/>
-                    </a:stretch>
-                  </pic:blipFill>
-                  <pic:spPr bwMode="auto">
-                    <a:xfrm>
-                      <a:off x="0" y="0"/>
-                      <a:ext cx="5715000" cy="2724150"/>
-                    </a:xfrm>
-                    <a:prstGeom prst="rect">
-                      <a:avLst/>
-                    </a:prstGeom>
-                  </pic:spPr>
-                </pic:pic>
-              </a:graphicData>
-            </a:graphic>
-          </wp:inline>
-        </w:drawing>
-      </w:r>
-    </w:p>
-    <w:p>
-      <w:pPr>
-        <w:spacing w:after="40"/>
-        <w:jc w:val="both"/>
-      </w:pPr>
-      <w:r>
-        <w:rPr>
-          <w:b/>
-          <w:bCs/>
-        </w:rPr>
-        <w:t>Resultado / esperado:</w:t>
-      </w:r>
-      <w:r>
-        <w:t xml:space="preserve"> 2% libre, sin alerta / 2%, sin alerta</w:t>
-      </w:r>
-    </w:p>
-    <w:p>
-      <w:pPr>
-        <w:spacing w:after="40"/>
-        <w:jc w:val="both"/>
-      </w:pPr>
-      <w:r>
-        <w:rPr>
-          <w:b/>
-          <w:bCs/>
-        </w:rPr>
-        <w:t>Detección (detectados de anotados):</w:t>
-      </w:r>
-      <w:r>
-        <w:t xml:space="preserve"> 92 de 91; P 0,99, R 1,00, IoU 0,88</w:t>
-      </w:r>
-    </w:p>
-    <w:p>
-      <w:pPr>
-        <w:spacing w:after="40"/>
-        <w:jc w:val="both"/>
-      </w:pPr>
-      <w:r>
-        <w:rPr>
-          <w:b/>
-          <w:bCs/>
-        </w:rPr>
-        <w:t>Por qué es exitoso:</w:t>
-      </w:r>
-      <w:r>
-        <w:t xml:space="preserve"> Productos separados y de igual tamaño, con contraste alto contra el fondo.</w:t>
-      </w:r>
-    </w:p>
-    <w:p>
-      <w:pPr>
-        <w:keepNext/>
-        <w:spacing w:before="200" w:after="40"/>
-      </w:pPr>
-      <w:r>
-        <w:rPr>
-          <w:b/>
-          <w:bCs/>
-          <w:color w:val="1F4E79"/>
-        </w:rPr>
-        <w:t>Mejor caso 2: foto 001. Potes de snacks apilados en 5 repisas</w:t>
-      </w:r>
-    </w:p>
-    <w:p>
-      <w:pPr>
-        <w:keepNext/>
-        <w:spacing w:before="80" w:after="60"/>
-        <w:jc w:val="center"/>
-      </w:pPr>
-      <w:r>
-        <w:rPr>
-          <w:noProof/>
-        </w:rPr>
-        <w:drawing>
-          <wp:inline distT="0" distB="0" distL="0" distR="0" wp14:anchorId="39D84955" wp14:editId="39821965">
-            <wp:extent cx="5715000" cy="1371600"/>
-            <wp:effectExtent l="0" t="0" r="0" b="0"/>
-            <wp:docPr id="2" name="Imagen 2"/>
-            <wp:cNvGraphicFramePr>
-              <a:graphicFrameLocks xmlns:a="http://schemas.openxmlformats.org/drawingml/2006/main" noChangeAspect="1"/>
-            </wp:cNvGraphicFramePr>
-            <a:graphic xmlns:a="http://schemas.openxmlformats.org/drawingml/2006/main">
-              <a:graphicData uri="http://schemas.openxmlformats.org/drawingml/2006/picture">
-                <pic:pic xmlns:pic="http://schemas.openxmlformats.org/drawingml/2006/picture">
-                  <pic:nvPicPr>
-                    <pic:cNvPr id="0" name=""/>
-                    <pic:cNvPicPr>
-                      <a:picLocks noChangeAspect="1" noChangeArrowheads="1"/>
-                    </pic:cNvPicPr>
-                  </pic:nvPicPr>
-                  <pic:blipFill>
-                    <a:blip r:embed="rId8"/>
-                    <a:srcRect/>
-                    <a:stretch>
-                      <a:fillRect/>
-                    </a:stretch>
-                  </pic:blipFill>
-                  <pic:spPr bwMode="auto">
-                    <a:xfrm>
-                      <a:off x="0" y="0"/>
-                      <a:ext cx="5715000" cy="1371600"/>
-                    </a:xfrm>
-                    <a:prstGeom prst="rect">
-                      <a:avLst/>
-                    </a:prstGeom>
-                  </pic:spPr>
-                </pic:pic>
-              </a:graphicData>
-            </a:graphic>
-          </wp:inline>
-        </w:drawing>
-      </w:r>
-    </w:p>
-    <w:p>
-      <w:pPr>
-        <w:spacing w:after="40"/>
-        <w:jc w:val="both"/>
-      </w:pPr>
-      <w:r>
-        <w:rPr>
-          <w:b/>
-          <w:bCs/>
-        </w:rPr>
-        <w:t>Resultado / esperado:</w:t>
-      </w:r>
-      <w:r>
-        <w:t xml:space="preserve"> 0%, sin alerta / 0%, sin alerta</w:t>
-      </w:r>
-    </w:p>
-    <w:p>
-      <w:pPr>
-        <w:spacing w:after="40"/>
-        <w:jc w:val="both"/>
-      </w:pPr>
-      <w:r>
-        <w:rPr>
-          <w:b/>
-          <w:bCs/>
-        </w:rPr>
-        <w:t>Detección (detectados de anotados):</w:t>
-      </w:r>
-      <w:r>
-        <w:t xml:space="preserve"> 255 de 264; F1 0,96, IoU 0,72</w:t>
-      </w:r>
-    </w:p>
-    <w:p>
-      <w:pPr>
-        <w:spacing w:after="40"/>
-        <w:jc w:val="both"/>
-      </w:pPr>
-      <w:r>
-        <w:rPr>
-          <w:b/>
-          <w:bCs/>
-        </w:rPr>
-        <w:t>Por qué es exitoso:</w:t>
-      </w:r>
-      <w:r>
-        <w:t xml:space="preserve"> Encuentra casi todos los potes aunque estén apilados. El IoU más bajo se debe a que la anotación y el detector cortan distinto los potes de una pila.</w:t>
-      </w:r>
-    </w:p>
-    <w:p>
-      <w:pPr>
-        <w:keepNext/>
-        <w:spacing w:before="200" w:after="40"/>
-      </w:pPr>
-      <w:r>
-        <w:rPr>
-          <w:b/>
-          <w:bCs/>
-          <w:color w:val="1F4E79"/>
-        </w:rPr>
-        <w:t>Mejor caso 3: foto 027. Latas en 2 repisas, poca luz</w:t>
-      </w:r>
-    </w:p>
-    <w:p>
-      <w:pPr>
-        <w:keepNext/>
-        <w:spacing w:before="80" w:after="60"/>
-        <w:jc w:val="center"/>
-      </w:pPr>
-      <w:r>
-        <w:rPr>
-          <w:noProof/>
-        </w:rPr>
-        <w:drawing>
-          <wp:inline distT="0" distB="0" distL="0" distR="0" wp14:anchorId="4F151786" wp14:editId="773455BB">
-            <wp:extent cx="5715000" cy="1371600"/>
-            <wp:effectExtent l="0" t="0" r="0" b="0"/>
-            <wp:docPr id="3" name="Imagen 3"/>
-            <wp:cNvGraphicFramePr>
-              <a:graphicFrameLocks xmlns:a="http://schemas.openxmlformats.org/drawingml/2006/main" noChangeAspect="1"/>
-            </wp:cNvGraphicFramePr>
-            <a:graphic xmlns:a="http://schemas.openxmlformats.org/drawingml/2006/main">
-              <a:graphicData uri="http://schemas.openxmlformats.org/drawingml/2006/picture">
-                <pic:pic xmlns:pic="http://schemas.openxmlformats.org/drawingml/2006/picture">
-                  <pic:nvPicPr>
-                    <pic:cNvPr id="0" name=""/>
-                    <pic:cNvPicPr>
-                      <a:picLocks noChangeAspect="1" noChangeArrowheads="1"/>
-                    </pic:cNvPicPr>
-                  </pic:nvPicPr>
-                  <pic:blipFill>
-                    <a:blip r:embed="rId9"/>
-                    <a:srcRect/>
-                    <a:stretch>
-                      <a:fillRect/>
-                    </a:stretch>
-                  </pic:blipFill>
-                  <pic:spPr bwMode="auto">
-                    <a:xfrm>
-                      <a:off x="0" y="0"/>
-                      <a:ext cx="5715000" cy="1371600"/>
-                    </a:xfrm>
-                    <a:prstGeom prst="rect">
-                      <a:avLst/>
-                    </a:prstGeom>
-                  </pic:spPr>
-                </pic:pic>
-              </a:graphicData>
-            </a:graphic>
-          </wp:inline>
-        </w:drawing>
-      </w:r>
-    </w:p>
-    <w:p>
-      <w:pPr>
-        <w:spacing w:after="40"/>
-        <w:jc w:val="both"/>
-      </w:pPr>
-      <w:r>
-        <w:rPr>
-          <w:b/>
-          <w:bCs/>
-        </w:rPr>
-        <w:t>Resultado / esperado:</w:t>
-      </w:r>
-      <w:r>
-        <w:t xml:space="preserve"> 0%, sin alerta / 0%, sin alerta</w:t>
-      </w:r>
-    </w:p>
-    <w:p>
-      <w:pPr>
-        <w:spacing w:after="40"/>
-        <w:jc w:val="both"/>
-      </w:pPr>
-      <w:r>
-        <w:rPr>
-          <w:b/>
-          <w:bCs/>
-        </w:rPr>
-        <w:t>Detección (detectados de anotados):</w:t>
-      </w:r>
-      <w:r>
-        <w:t xml:space="preserve"> 65 de 61; F1 0,95, IoU 0,89</w:t>
-      </w:r>
-    </w:p>
-    <w:p>
-      <w:pPr>
-        <w:spacing w:after="40"/>
-        <w:jc w:val="both"/>
-      </w:pPr>
-      <w:r>
-        <w:rPr>
-          <w:b/>
-          <w:bCs/>
-        </w:rPr>
-        <w:t>Por qué es exitoso:</w:t>
-      </w:r>
-      <w:r>
-        <w:t xml:space="preserve"> Las latas llenan el frente; la poca luz no afecta porque el contraste es alto.</w:t>
-      </w:r>
-    </w:p>
-    <w:p>
-      <w:pPr>
-        <w:keepNext/>
-        <w:spacing w:before="200" w:after="40"/>
-      </w:pPr>
-      <w:r>
-        <w:rPr>
-          <w:b/>
-          <w:bCs/>
-          <w:color w:val="1F4E79"/>
-        </w:rPr>
-        <w:lastRenderedPageBreak/>
-        <w:t>Mejor caso 4: foto 008. Pasillo completo de abarrotes: 8 repisas, productos chicos</w:t>
-      </w:r>
-    </w:p>
-    <w:p>
-      <w:pPr>
-        <w:keepNext/>
-        <w:spacing w:before="80" w:after="60"/>
-        <w:jc w:val="center"/>
-      </w:pPr>
-      <w:r>
-        <w:rPr>
-          <w:noProof/>
-        </w:rPr>
-        <w:drawing>
-          <wp:inline distT="0" distB="0" distL="0" distR="0" wp14:anchorId="2DC9CFE9" wp14:editId="3239E38E">
-            <wp:extent cx="5715000" cy="942975"/>
-            <wp:effectExtent l="0" t="0" r="0" b="0"/>
-            <wp:docPr id="4" name="Imagen 4"/>
-            <wp:cNvGraphicFramePr>
-              <a:graphicFrameLocks xmlns:a="http://schemas.openxmlformats.org/drawingml/2006/main" noChangeAspect="1"/>
-            </wp:cNvGraphicFramePr>
-            <a:graphic xmlns:a="http://schemas.openxmlformats.org/drawingml/2006/main">
-              <a:graphicData uri="http://schemas.openxmlformats.org/drawingml/2006/picture">
-                <pic:pic xmlns:pic="http://schemas.openxmlformats.org/drawingml/2006/picture">
-                  <pic:nvPicPr>
-                    <pic:cNvPr id="0" name=""/>
-                    <pic:cNvPicPr>
-                      <a:picLocks noChangeAspect="1" noChangeArrowheads="1"/>
-                    </pic:cNvPicPr>
-                  </pic:nvPicPr>
-                  <pic:blipFill>
-                    <a:blip r:embed="rId10"/>
-                    <a:srcRect/>
-                    <a:stretch>
-                      <a:fillRect/>
-                    </a:stretch>
-                  </pic:blipFill>
-                  <pic:spPr bwMode="auto">
-                    <a:xfrm>
-                      <a:off x="0" y="0"/>
-                      <a:ext cx="5715000" cy="942975"/>
-                    </a:xfrm>
-                    <a:prstGeom prst="rect">
-                      <a:avLst/>
-                    </a:prstGeom>
-                  </pic:spPr>
-                </pic:pic>
-              </a:graphicData>
-            </a:graphic>
-          </wp:inline>
-        </w:drawing>
-      </w:r>
-    </w:p>
-    <w:p>
-      <w:pPr>
-        <w:spacing w:after="40"/>
-        <w:jc w:val="both"/>
-      </w:pPr>
-      <w:r>
-        <w:rPr>
-          <w:b/>
-          <w:bCs/>
-        </w:rPr>
-        <w:t>Resultado / esperado:</w:t>
-      </w:r>
-      <w:r>
-        <w:t xml:space="preserve"> 4%, sin alerta / 4%, sin alerta</w:t>
-      </w:r>
-    </w:p>
-    <w:p>
-      <w:pPr>
-        <w:spacing w:after="40"/>
-        <w:jc w:val="both"/>
-      </w:pPr>
-      <w:r>
-        <w:rPr>
-          <w:b/>
-          <w:bCs/>
-        </w:rPr>
-        <w:t>Detección (detectados de anotados):</w:t>
-      </w:r>
-      <w:r>
-        <w:t xml:space="preserve"> 295 de 281; F1 0,95, IoU 0,88</w:t>
-      </w:r>
-    </w:p>
-    <w:p>
-      <w:pPr>
-        <w:spacing w:after="40"/>
-        <w:jc w:val="both"/>
-      </w:pPr>
-      <w:r>
-        <w:rPr>
-          <w:b/>
-          <w:bCs/>
-        </w:rPr>
-        <w:t>Por qué es exitoso:</w:t>
-      </w:r>
-      <w:r>
-        <w:t xml:space="preserve"> Góndola entera en la foto, como la vería una cámara de sala; ubica los mismos huecos chicos que la anotación.</w:t>
-      </w:r>
-    </w:p>
-    <w:p>
-      <w:pPr>
-        <w:keepNext/>
-        <w:spacing w:before="200" w:after="40"/>
-      </w:pPr>
-      <w:r>
-        <w:rPr>
-          <w:b/>
-          <w:bCs/>
-          <w:color w:val="1F4E79"/>
-        </w:rPr>
-        <w:t>Mejor caso 5: foto 017. Cajas de cereal, de frente</w:t>
-      </w:r>
-    </w:p>
-    <w:p>
-      <w:pPr>
-        <w:keepNext/>
-        <w:spacing w:before="80" w:after="60"/>
-        <w:jc w:val="center"/>
-      </w:pPr>
-      <w:r>
-        <w:rPr>
-          <w:noProof/>
-        </w:rPr>
-        <w:drawing>
-          <wp:inline distT="0" distB="0" distL="0" distR="0" wp14:anchorId="71DB841E" wp14:editId="0D686252">
-            <wp:extent cx="5715000" cy="2724150"/>
-            <wp:effectExtent l="0" t="0" r="0" b="0"/>
-            <wp:docPr id="5" name="Imagen 5"/>
             <wp:cNvGraphicFramePr>
               <a:graphicFrameLocks xmlns:a="http://schemas.openxmlformats.org/drawingml/2006/main" noChangeAspect="1"/>
             </wp:cNvGraphicFramePr>
@@ -12885,7 +11734,7 @@
         <w:t>Resultado / esperado:</w:t>
       </w:r>
       <w:r>
-        <w:t xml:space="preserve"> 0%, sin alerta / 0%, sin alerta</w:t>
+        <w:t xml:space="preserve"> 2% libre, sin alerta / 2%, sin alerta</w:t>
       </w:r>
     </w:p>
     <w:p>
@@ -12901,7 +11750,7 @@
         <w:t>Detección (detectados de anotados):</w:t>
       </w:r>
       <w:r>
-        <w:t xml:space="preserve"> 50 de 50; F1 0,94, IoU 0,89</w:t>
+        <w:t xml:space="preserve"> 92 de 91; P 0,99, R 1,00, IoU 0,88</w:t>
       </w:r>
     </w:p>
     <w:p>
@@ -12917,7 +11766,7 @@
         <w:t>Por qué es exitoso:</w:t>
       </w:r>
       <w:r>
-        <w:t xml:space="preserve"> Cajas grandes y rectangulares, el caso típico de SKU-110K.</w:t>
+        <w:t xml:space="preserve"> Productos separados y de igual tamaño, con contraste alto contra el fondo.</w:t>
       </w:r>
     </w:p>
     <w:p>
@@ -12931,7 +11780,7 @@
           <w:bCs/>
           <w:color w:val="1F4E79"/>
         </w:rPr>
-        <w:t>Mejor caso 6: foto 002. Conservas muy densas (690 latas)</w:t>
+        <w:t>Mejor caso 2: foto 001. Potes de snacks apilados en 5 repisas</w:t>
       </w:r>
     </w:p>
     <w:p>
@@ -12945,10 +11794,10 @@
           <w:noProof/>
         </w:rPr>
         <w:drawing>
-          <wp:inline distT="0" distB="0" distL="0" distR="0" wp14:anchorId="78909B28" wp14:editId="5E9D56A6">
+          <wp:inline distT="0" distB="0" distL="0" distR="0" wp14:anchorId="39D84955" wp14:editId="39821965">
             <wp:extent cx="5715000" cy="1371600"/>
             <wp:effectExtent l="0" t="0" r="0" b="0"/>
-            <wp:docPr id="6" name="Imagen 6"/>
+            <wp:docPr id="2" name="Imagen 2"/>
             <wp:cNvGraphicFramePr>
               <a:graphicFrameLocks xmlns:a="http://schemas.openxmlformats.org/drawingml/2006/main" noChangeAspect="1"/>
             </wp:cNvGraphicFramePr>
@@ -13013,7 +11862,7 @@
         <w:t>Detección (detectados de anotados):</w:t>
       </w:r>
       <w:r>
-        <w:t xml:space="preserve"> 714 de 690; F1 0,94, IoU 0,77</w:t>
+        <w:t xml:space="preserve"> 255 de 264; F1 0,96, IoU 0,72</w:t>
       </w:r>
     </w:p>
     <w:p>
@@ -13029,7 +11878,7 @@
         <w:t>Por qué es exitoso:</w:t>
       </w:r>
       <w:r>
-        <w:t xml:space="preserve"> Alta densidad: la cabeza sin NMS y max_det=1000 evitan perder latas vecinas o cortar en 300 detecciones.</w:t>
+        <w:t xml:space="preserve"> Encuentra casi todos los potes aunque estén apilados. El IoU más bajo se debe a que la anotación y el detector cortan distinto los potes de una pila.</w:t>
       </w:r>
     </w:p>
     <w:p>
@@ -13043,8 +11892,7 @@
           <w:bCs/>
           <w:color w:val="1F4E79"/>
         </w:rPr>
-        <w:lastRenderedPageBreak/>
-        <w:t>Mejor caso 7: foto 012. Latas apiladas de colores repetidos</w:t>
+        <w:t>Mejor caso 3: foto 027. Latas en 2 repisas, poca luz</w:t>
       </w:r>
     </w:p>
     <w:p>
@@ -13058,10 +11906,10 @@
           <w:noProof/>
         </w:rPr>
         <w:drawing>
-          <wp:inline distT="0" distB="0" distL="0" distR="0" wp14:anchorId="551207BA" wp14:editId="2FBF5A37">
-            <wp:extent cx="5715000" cy="2828925"/>
+          <wp:inline distT="0" distB="0" distL="0" distR="0" wp14:anchorId="4F151786" wp14:editId="773455BB">
+            <wp:extent cx="5715000" cy="1371600"/>
             <wp:effectExtent l="0" t="0" r="0" b="0"/>
-            <wp:docPr id="7" name="Imagen 7"/>
+            <wp:docPr id="3" name="Imagen 3"/>
             <wp:cNvGraphicFramePr>
               <a:graphicFrameLocks xmlns:a="http://schemas.openxmlformats.org/drawingml/2006/main" noChangeAspect="1"/>
             </wp:cNvGraphicFramePr>
@@ -13084,7 +11932,7 @@
                   <pic:spPr bwMode="auto">
                     <a:xfrm>
                       <a:off x="0" y="0"/>
-                      <a:ext cx="5715000" cy="2828925"/>
+                      <a:ext cx="5715000" cy="1371600"/>
                     </a:xfrm>
                     <a:prstGeom prst="rect">
                       <a:avLst/>
@@ -13126,7 +11974,7 @@
         <w:t>Detección (detectados de anotados):</w:t>
       </w:r>
       <w:r>
-        <w:t xml:space="preserve"> 313 de 317; F1 0,94, IoU 0,76</w:t>
+        <w:t xml:space="preserve"> 65 de 61; F1 0,95, IoU 0,89</w:t>
       </w:r>
     </w:p>
     <w:p>
@@ -13142,7 +11990,7 @@
         <w:t>Por qué es exitoso:</w:t>
       </w:r>
       <w:r>
-        <w:t xml:space="preserve"> Separa productos iguales que se tocan.</w:t>
+        <w:t xml:space="preserve"> Las latas llenan el frente; la poca luz no afecta porque el contraste es alto.</w:t>
       </w:r>
     </w:p>
     <w:p>
@@ -13156,7 +12004,8 @@
           <w:bCs/>
           <w:color w:val="1F4E79"/>
         </w:rPr>
-        <w:t>Mejor caso 8: foto 006. Fruta picada en envases transparentes, con huecos reales</w:t>
+        <w:lastRenderedPageBreak/>
+        <w:t>Mejor caso 4: foto 008. Pasillo completo de abarrotes: 8 repisas, productos chicos</w:t>
       </w:r>
     </w:p>
     <w:p>
@@ -13170,10 +12019,10 @@
           <w:noProof/>
         </w:rPr>
         <w:drawing>
-          <wp:inline distT="0" distB="0" distL="0" distR="0" wp14:anchorId="5AF4BC2E" wp14:editId="79E4267F">
-            <wp:extent cx="5715000" cy="1371600"/>
+          <wp:inline distT="0" distB="0" distL="0" distR="0" wp14:anchorId="2DC9CFE9" wp14:editId="3239E38E">
+            <wp:extent cx="5715000" cy="942975"/>
             <wp:effectExtent l="0" t="0" r="0" b="0"/>
-            <wp:docPr id="8" name="Imagen 8"/>
+            <wp:docPr id="4" name="Imagen 4"/>
             <wp:cNvGraphicFramePr>
               <a:graphicFrameLocks xmlns:a="http://schemas.openxmlformats.org/drawingml/2006/main" noChangeAspect="1"/>
             </wp:cNvGraphicFramePr>
@@ -13196,7 +12045,7 @@
                   <pic:spPr bwMode="auto">
                     <a:xfrm>
                       <a:off x="0" y="0"/>
-                      <a:ext cx="5715000" cy="1371600"/>
+                      <a:ext cx="5715000" cy="942975"/>
                     </a:xfrm>
                     <a:prstGeom prst="rect">
                       <a:avLst/>
@@ -13222,7 +12071,7 @@
         <w:t>Resultado / esperado:</w:t>
       </w:r>
       <w:r>
-        <w:t xml:space="preserve"> 16%, sin alerta / 15%, sin alerta</w:t>
+        <w:t xml:space="preserve"> 4%, sin alerta / 4%, sin alerta</w:t>
       </w:r>
     </w:p>
     <w:p>
@@ -13238,7 +12087,7 @@
         <w:t>Detección (detectados de anotados):</w:t>
       </w:r>
       <w:r>
-        <w:t xml:space="preserve"> 52 de 59; P 1,00, R 0,88, IoU 0,79</w:t>
+        <w:t xml:space="preserve"> 295 de 281; F1 0,95, IoU 0,88</w:t>
       </w:r>
     </w:p>
     <w:p>
@@ -13254,7 +12103,7 @@
         <w:t>Por qué es exitoso:</w:t>
       </w:r>
       <w:r>
-        <w:t xml:space="preserve"> Mide un espacio libre parcial casi igual al esperado, con los huecos en la misma posición.</w:t>
+        <w:t xml:space="preserve"> Góndola entera en la foto, como la vería una cámara de sala; ubica los mismos huecos chicos que la anotación.</w:t>
       </w:r>
     </w:p>
     <w:p>
@@ -13268,7 +12117,7 @@
           <w:bCs/>
           <w:color w:val="1F4E79"/>
         </w:rPr>
-        <w:t>Mejor caso 9: foto 024. Bolsas de snacks, poca luz y algo de ángulo</w:t>
+        <w:t>Mejor caso 5: foto 017. Cajas de cereal, de frente</w:t>
       </w:r>
     </w:p>
     <w:p>
@@ -13282,10 +12131,10 @@
           <w:noProof/>
         </w:rPr>
         <w:drawing>
-          <wp:inline distT="0" distB="0" distL="0" distR="0" wp14:anchorId="40A5C4A8" wp14:editId="327637E0">
-            <wp:extent cx="5715000" cy="1543050"/>
+          <wp:inline distT="0" distB="0" distL="0" distR="0" wp14:anchorId="71DB841E" wp14:editId="0D686252">
+            <wp:extent cx="5715000" cy="2724150"/>
             <wp:effectExtent l="0" t="0" r="0" b="0"/>
-            <wp:docPr id="9" name="Imagen 9"/>
+            <wp:docPr id="5" name="Imagen 5"/>
             <wp:cNvGraphicFramePr>
               <a:graphicFrameLocks xmlns:a="http://schemas.openxmlformats.org/drawingml/2006/main" noChangeAspect="1"/>
             </wp:cNvGraphicFramePr>
@@ -13308,7 +12157,7 @@
                   <pic:spPr bwMode="auto">
                     <a:xfrm>
                       <a:off x="0" y="0"/>
-                      <a:ext cx="5715000" cy="1543050"/>
+                      <a:ext cx="5715000" cy="2724150"/>
                     </a:xfrm>
                     <a:prstGeom prst="rect">
                       <a:avLst/>
@@ -13350,7 +12199,7 @@
         <w:t>Detección (detectados de anotados):</w:t>
       </w:r>
       <w:r>
-        <w:t xml:space="preserve"> 46 de 53; P 0,98, R 0,85, IoU 0,78</w:t>
+        <w:t xml:space="preserve"> 50 de 50; F1 0,94, IoU 0,89</w:t>
       </w:r>
     </w:p>
     <w:p>
@@ -13366,7 +12215,7 @@
         <w:t>Por qué es exitoso:</w:t>
       </w:r>
       <w:r>
-        <w:t xml:space="preserve"> Las bolsas que no detecta están entre otras detectadas, así que no dejan un hueco de un producto de ancho.</w:t>
+        <w:t xml:space="preserve"> Cajas grandes y rectangulares, el caso típico de SKU-110K.</w:t>
       </w:r>
     </w:p>
     <w:p>
@@ -13380,8 +12229,7 @@
           <w:bCs/>
           <w:color w:val="1F4E79"/>
         </w:rPr>
-        <w:lastRenderedPageBreak/>
-        <w:t>Mejor caso 10: foto 021. Cereales con huecos reales en las 2 repisas de abajo</w:t>
+        <w:t>Mejor caso 6: foto 002. Conservas muy densas (690 latas)</w:t>
       </w:r>
     </w:p>
     <w:p>
@@ -13395,10 +12243,10 @@
           <w:noProof/>
         </w:rPr>
         <w:drawing>
-          <wp:inline distT="0" distB="0" distL="0" distR="0" wp14:anchorId="7C4A53DA" wp14:editId="4A7FDD56">
-            <wp:extent cx="5715000" cy="1543050"/>
+          <wp:inline distT="0" distB="0" distL="0" distR="0" wp14:anchorId="78909B28" wp14:editId="5E9D56A6">
+            <wp:extent cx="5715000" cy="1371600"/>
             <wp:effectExtent l="0" t="0" r="0" b="0"/>
-            <wp:docPr id="10" name="Imagen 10"/>
+            <wp:docPr id="6" name="Imagen 6"/>
             <wp:cNvGraphicFramePr>
               <a:graphicFrameLocks xmlns:a="http://schemas.openxmlformats.org/drawingml/2006/main" noChangeAspect="1"/>
             </wp:cNvGraphicFramePr>
@@ -13421,7 +12269,7 @@
                   <pic:spPr bwMode="auto">
                     <a:xfrm>
                       <a:off x="0" y="0"/>
-                      <a:ext cx="5715000" cy="1543050"/>
+                      <a:ext cx="5715000" cy="1371600"/>
                     </a:xfrm>
                     <a:prstGeom prst="rect">
                       <a:avLst/>
@@ -13447,7 +12295,7 @@
         <w:t>Resultado / esperado:</w:t>
       </w:r>
       <w:r>
-        <w:t xml:space="preserve"> 11%, sin alerta / 9%, sin alerta</w:t>
+        <w:t xml:space="preserve"> 0%, sin alerta / 0%, sin alerta</w:t>
       </w:r>
     </w:p>
     <w:p>
@@ -13463,7 +12311,7 @@
         <w:t>Detección (detectados de anotados):</w:t>
       </w:r>
       <w:r>
-        <w:t xml:space="preserve"> 63 de 72; P 0,98, R 0,86, IoU 0,89</w:t>
+        <w:t xml:space="preserve"> 714 de 690; F1 0,94, IoU 0,77</w:t>
       </w:r>
     </w:p>
     <w:p>
@@ -13479,25 +12327,7 @@
         <w:t>Por qué es exitoso:</w:t>
       </w:r>
       <w:r>
-        <w:t xml:space="preserve"> Encuentra los dos huecos reales y no inventa otros.</w:t>
-      </w:r>
-    </w:p>
-    <w:p>
-      <w:pPr>
-        <w:pStyle w:val="Ttulo2"/>
-      </w:pPr>
-      <w:bookmarkStart w:id="14" w:name="_Toc243351114"/>
-      <w:r>
-        <w:t>3.4 Diez peores casos</w:t>
-      </w:r>
-      <w:bookmarkEnd w:id="14"/>
-    </w:p>
-    <w:p>
-      <w:pPr>
-        <w:jc w:val="both"/>
-      </w:pPr>
-      <w:r>
-        <w:t>Igual que en 3.3, los 10 casos se midieron con el yolo26s original, antes del fine-tuning (#33). Con el modelo afinado no se repitió el recorrido de las 44 fotos: solo se midieron las 12 fotos de prueba.</w:t>
+        <w:t xml:space="preserve"> Alta densidad: la cabeza sin NMS y max_det=1000 evitan perder latas vecinas o cortar en 300 detecciones.</w:t>
       </w:r>
     </w:p>
     <w:p>
@@ -13509,9 +12339,10 @@
         <w:rPr>
           <w:b/>
           <w:bCs/>
-          <w:color w:val="C00000"/>
+          <w:color w:val="1F4E79"/>
         </w:rPr>
-        <w:t>Peor caso 1: foto 007. Fruta suelta a granel en un exhibidor refrigerado, en ángulo</w:t>
+        <w:lastRenderedPageBreak/>
+        <w:t>Mejor caso 7: foto 012. Latas apiladas de colores repetidos</w:t>
       </w:r>
     </w:p>
     <w:p>
@@ -13525,10 +12356,10 @@
           <w:noProof/>
         </w:rPr>
         <w:drawing>
-          <wp:inline distT="0" distB="0" distL="0" distR="0" wp14:anchorId="265B11EC" wp14:editId="0ECB50DF">
-            <wp:extent cx="5715000" cy="1543050"/>
+          <wp:inline distT="0" distB="0" distL="0" distR="0" wp14:anchorId="551207BA" wp14:editId="2FBF5A37">
+            <wp:extent cx="5715000" cy="2828925"/>
             <wp:effectExtent l="0" t="0" r="0" b="0"/>
-            <wp:docPr id="11" name="Imagen 11"/>
+            <wp:docPr id="7" name="Imagen 7"/>
             <wp:cNvGraphicFramePr>
               <a:graphicFrameLocks xmlns:a="http://schemas.openxmlformats.org/drawingml/2006/main" noChangeAspect="1"/>
             </wp:cNvGraphicFramePr>
@@ -13551,7 +12382,7 @@
                   <pic:spPr bwMode="auto">
                     <a:xfrm>
                       <a:off x="0" y="0"/>
-                      <a:ext cx="5715000" cy="1543050"/>
+                      <a:ext cx="5715000" cy="2828925"/>
                     </a:xfrm>
                     <a:prstGeom prst="rect">
                       <a:avLst/>
@@ -13577,7 +12408,7 @@
         <w:t>Resultado / esperado:</w:t>
       </w:r>
       <w:r>
-        <w:t xml:space="preserve"> 51%, ALERTA / 0%, sin alerta</w:t>
+        <w:t xml:space="preserve"> 0%, sin alerta / 0%, sin alerta</w:t>
       </w:r>
     </w:p>
     <w:p>
@@ -13590,10 +12421,10 @@
           <w:b/>
           <w:bCs/>
         </w:rPr>
-        <w:t>Error detectado:</w:t>
-      </w:r>
-      <w:r>
-        <w:t xml:space="preserve"> Falsa alerta; R 0,15 (60 de 378)</w:t>
+        <w:t>Detección (detectados de anotados):</w:t>
+      </w:r>
+      <w:r>
+        <w:t xml:space="preserve"> 313 de 317; F1 0,94, IoU 0,76</w:t>
       </w:r>
     </w:p>
     <w:p>
@@ -13606,26 +12437,10 @@
           <w:b/>
           <w:bCs/>
         </w:rPr>
-        <w:t>Posibles causas:</w:t>
-      </w:r>
-      <w:r>
-        <w:t xml:space="preserve"> Detección: el detector aprendió productos envasados (SKU-110K) y no separa frutas sueltas; perspectiva.</w:t>
-      </w:r>
-    </w:p>
-    <w:p>
-      <w:pPr>
-        <w:spacing w:after="40"/>
-        <w:jc w:val="both"/>
-      </w:pPr>
-      <w:r>
-        <w:rPr>
-          <w:b/>
-          <w:bCs/>
-        </w:rPr>
-        <w:t>Propuesta de mejora:</w:t>
-      </w:r>
-      <w:r>
-        <w:t xml:space="preserve"> Fuera del alcance (no perecibles): declararlo ante Walmart. Si se pide, otra clase «a granel» u ocupación por color y textura.</w:t>
+        <w:t>Por qué es exitoso:</w:t>
+      </w:r>
+      <w:r>
+        <w:t xml:space="preserve"> Separa productos iguales que se tocan.</w:t>
       </w:r>
     </w:p>
     <w:p>
@@ -13637,9 +12452,9 @@
         <w:rPr>
           <w:b/>
           <w:bCs/>
-          <w:color w:val="C00000"/>
+          <w:color w:val="1F4E79"/>
         </w:rPr>
-        <w:t>Peor caso 2: foto 023. Frutas en mallas y pirámides</w:t>
+        <w:t>Mejor caso 8: foto 006. Fruta picada en envases transparentes, con huecos reales</w:t>
       </w:r>
     </w:p>
     <w:p>
@@ -13653,10 +12468,10 @@
           <w:noProof/>
         </w:rPr>
         <w:drawing>
-          <wp:inline distT="0" distB="0" distL="0" distR="0" wp14:anchorId="28EA2F17" wp14:editId="3B1D420C">
-            <wp:extent cx="5715000" cy="1543050"/>
+          <wp:inline distT="0" distB="0" distL="0" distR="0" wp14:anchorId="5AF4BC2E" wp14:editId="79E4267F">
+            <wp:extent cx="5715000" cy="1371600"/>
             <wp:effectExtent l="0" t="0" r="0" b="0"/>
-            <wp:docPr id="12" name="Imagen 12"/>
+            <wp:docPr id="8" name="Imagen 8"/>
             <wp:cNvGraphicFramePr>
               <a:graphicFrameLocks xmlns:a="http://schemas.openxmlformats.org/drawingml/2006/main" noChangeAspect="1"/>
             </wp:cNvGraphicFramePr>
@@ -13679,7 +12494,7 @@
                   <pic:spPr bwMode="auto">
                     <a:xfrm>
                       <a:off x="0" y="0"/>
-                      <a:ext cx="5715000" cy="1543050"/>
+                      <a:ext cx="5715000" cy="1371600"/>
                     </a:xfrm>
                     <a:prstGeom prst="rect">
                       <a:avLst/>
@@ -13705,7 +12520,7 @@
         <w:t>Resultado / esperado:</w:t>
       </w:r>
       <w:r>
-        <w:t xml:space="preserve"> 44%, ALERTA / 0%, sin alerta</w:t>
+        <w:t xml:space="preserve"> 16%, sin alerta / 15%, sin alerta</w:t>
       </w:r>
     </w:p>
     <w:p>
@@ -13718,10 +12533,10 @@
           <w:b/>
           <w:bCs/>
         </w:rPr>
-        <w:t>Error detectado:</w:t>
-      </w:r>
-      <w:r>
-        <w:t xml:space="preserve"> Falsa alerta; R 0,30</w:t>
+        <w:t>Detección (detectados de anotados):</w:t>
+      </w:r>
+      <w:r>
+        <w:t xml:space="preserve"> 52 de 59; P 1,00, R 0,88, IoU 0,79</w:t>
       </w:r>
     </w:p>
     <w:p>
@@ -13734,26 +12549,10 @@
           <w:b/>
           <w:bCs/>
         </w:rPr>
-        <w:t>Posibles causas:</w:t>
-      </w:r>
-      <w:r>
-        <w:t xml:space="preserve"> Igual que 007; las pirámides no tienen una repisa por fila.</w:t>
-      </w:r>
-    </w:p>
-    <w:p>
-      <w:pPr>
-        <w:spacing w:after="40"/>
-        <w:jc w:val="both"/>
-      </w:pPr>
-      <w:r>
-        <w:rPr>
-          <w:b/>
-          <w:bCs/>
-        </w:rPr>
-        <w:t>Propuesta de mejora:</w:t>
-      </w:r>
-      <w:r>
-        <w:t xml:space="preserve"> Igual que 007.</w:t>
+        <w:t>Por qué es exitoso:</w:t>
+      </w:r>
+      <w:r>
+        <w:t xml:space="preserve"> Mide un espacio libre parcial casi igual al esperado, con los huecos en la misma posición.</w:t>
       </w:r>
     </w:p>
     <w:p>
@@ -13765,10 +12564,9 @@
         <w:rPr>
           <w:b/>
           <w:bCs/>
-          <w:color w:val="C00000"/>
+          <w:color w:val="1F4E79"/>
         </w:rPr>
-        <w:lastRenderedPageBreak/>
-        <w:t>Peor caso 3: foto 003. Refrigerador abierto de bebidas y jugos (envasados, dentro del alcance)</w:t>
+        <w:t>Mejor caso 9: foto 024. Bolsas de snacks, poca luz y algo de ángulo</w:t>
       </w:r>
     </w:p>
     <w:p>
@@ -13782,10 +12580,10 @@
           <w:noProof/>
         </w:rPr>
         <w:drawing>
-          <wp:inline distT="0" distB="0" distL="0" distR="0" wp14:anchorId="6C7BA524" wp14:editId="5E7B4DAA">
-            <wp:extent cx="5715000" cy="1381125"/>
+          <wp:inline distT="0" distB="0" distL="0" distR="0" wp14:anchorId="40A5C4A8" wp14:editId="327637E0">
+            <wp:extent cx="5715000" cy="1543050"/>
             <wp:effectExtent l="0" t="0" r="0" b="0"/>
-            <wp:docPr id="13" name="Imagen 13"/>
+            <wp:docPr id="9" name="Imagen 9"/>
             <wp:cNvGraphicFramePr>
               <a:graphicFrameLocks xmlns:a="http://schemas.openxmlformats.org/drawingml/2006/main" noChangeAspect="1"/>
             </wp:cNvGraphicFramePr>
@@ -13808,7 +12606,7 @@
                   <pic:spPr bwMode="auto">
                     <a:xfrm>
                       <a:off x="0" y="0"/>
-                      <a:ext cx="5715000" cy="1381125"/>
+                      <a:ext cx="5715000" cy="1543050"/>
                     </a:xfrm>
                     <a:prstGeom prst="rect">
                       <a:avLst/>
@@ -13834,7 +12632,7 @@
         <w:t>Resultado / esperado:</w:t>
       </w:r>
       <w:r>
-        <w:t xml:space="preserve"> 41%, ALERTA / 1%, sin alerta</w:t>
+        <w:t xml:space="preserve"> 0%, sin alerta / 0%, sin alerta</w:t>
       </w:r>
     </w:p>
     <w:p>
@@ -13847,10 +12645,10 @@
           <w:b/>
           <w:bCs/>
         </w:rPr>
-        <w:t>Error detectado:</w:t>
-      </w:r>
-      <w:r>
-        <w:t xml:space="preserve"> Falsa alerta; R 0,51</w:t>
+        <w:t>Detección (detectados de anotados):</w:t>
+      </w:r>
+      <w:r>
+        <w:t xml:space="preserve"> 46 de 53; P 0,98, R 0,85, IoU 0,78</w:t>
       </w:r>
     </w:p>
     <w:p>
@@ -13863,26 +12661,10 @@
           <w:b/>
           <w:bCs/>
         </w:rPr>
-        <w:t>Posibles causas:</w:t>
-      </w:r>
-      <w:r>
-        <w:t xml:space="preserve"> Iluminación: la repisa de abajo queda en sombra y se ve desde arriba; reflejos en envases claros arriba a la derecha.</w:t>
-      </w:r>
-    </w:p>
-    <w:p>
-      <w:pPr>
-        <w:spacing w:after="40"/>
-        <w:jc w:val="both"/>
-      </w:pPr>
-      <w:r>
-        <w:rPr>
-          <w:b/>
-          <w:bCs/>
-        </w:rPr>
-        <w:t>Propuesta de mejora:</w:t>
-      </w:r>
-      <w:r>
-        <w:t xml:space="preserve"> Fine-tuning con fotos de refrigeradores; revisar la confianza mínima en zonas oscuras.</w:t>
+        <w:t>Por qué es exitoso:</w:t>
+      </w:r>
+      <w:r>
+        <w:t xml:space="preserve"> Las bolsas que no detecta están entre otras detectadas, así que no dejan un hueco de un producto de ancho.</w:t>
       </w:r>
     </w:p>
     <w:p>
@@ -13894,9 +12676,10 @@
         <w:rPr>
           <w:b/>
           <w:bCs/>
-          <w:color w:val="C00000"/>
+          <w:color w:val="1F4E79"/>
         </w:rPr>
-        <w:t>Peor caso 4: foto 014. Verduras en bandejas plásticas y sueltas, refrigerado</w:t>
+        <w:lastRenderedPageBreak/>
+        <w:t>Mejor caso 10: foto 021. Cereales con huecos reales en las 2 repisas de abajo</w:t>
       </w:r>
     </w:p>
     <w:p>
@@ -13910,10 +12693,10 @@
           <w:noProof/>
         </w:rPr>
         <w:drawing>
-          <wp:inline distT="0" distB="0" distL="0" distR="0" wp14:anchorId="3B5F48B4" wp14:editId="5174E1FA">
-            <wp:extent cx="5715000" cy="2438400"/>
+          <wp:inline distT="0" distB="0" distL="0" distR="0" wp14:anchorId="7C4A53DA" wp14:editId="4A7FDD56">
+            <wp:extent cx="5715000" cy="1543050"/>
             <wp:effectExtent l="0" t="0" r="0" b="0"/>
-            <wp:docPr id="14" name="Imagen 14"/>
+            <wp:docPr id="10" name="Imagen 10"/>
             <wp:cNvGraphicFramePr>
               <a:graphicFrameLocks xmlns:a="http://schemas.openxmlformats.org/drawingml/2006/main" noChangeAspect="1"/>
             </wp:cNvGraphicFramePr>
@@ -13936,7 +12719,7 @@
                   <pic:spPr bwMode="auto">
                     <a:xfrm>
                       <a:off x="0" y="0"/>
-                      <a:ext cx="5715000" cy="2438400"/>
+                      <a:ext cx="5715000" cy="1543050"/>
                     </a:xfrm>
                     <a:prstGeom prst="rect">
                       <a:avLst/>
@@ -13962,7 +12745,7 @@
         <w:t>Resultado / esperado:</w:t>
       </w:r>
       <w:r>
-        <w:t xml:space="preserve"> 35%, ALERTA / 10%, sin alerta</w:t>
+        <w:t xml:space="preserve"> 11%, sin alerta / 9%, sin alerta</w:t>
       </w:r>
     </w:p>
     <w:p>
@@ -13975,10 +12758,10 @@
           <w:b/>
           <w:bCs/>
         </w:rPr>
-        <w:t>Error detectado:</w:t>
-      </w:r>
-      <w:r>
-        <w:t xml:space="preserve"> Falsa alerta; R 0,26</w:t>
+        <w:t>Detección (detectados de anotados):</w:t>
+      </w:r>
+      <w:r>
+        <w:t xml:space="preserve"> 63 de 72; P 0,98, R 0,86, IoU 0,89</w:t>
       </w:r>
     </w:p>
     <w:p>
@@ -13991,26 +12774,28 @@
           <w:b/>
           <w:bCs/>
         </w:rPr>
-        <w:t>Posibles causas:</w:t>
-      </w:r>
-      <w:r>
-        <w:t xml:space="preserve"> Productos sin forma de caja; reflejos del plástico.</w:t>
+        <w:t>Por qué es exitoso:</w:t>
+      </w:r>
+      <w:r>
+        <w:t xml:space="preserve"> Encuentra los dos huecos reales y no inventa otros.</w:t>
       </w:r>
     </w:p>
     <w:p>
       <w:pPr>
-        <w:spacing w:after="40"/>
+        <w:pStyle w:val="Ttulo2"/>
+      </w:pPr>
+      <w:bookmarkStart w:id="19" w:name="_Toc243351114"/>
+      <w:r>
+        <w:t>3.4 Diez peores casos</w:t>
+      </w:r>
+      <w:bookmarkEnd w:id="19"/>
+    </w:p>
+    <w:p>
+      <w:pPr>
         <w:jc w:val="both"/>
       </w:pPr>
       <w:r>
-        <w:rPr>
-          <w:b/>
-          <w:bCs/>
-        </w:rPr>
-        <w:t>Propuesta de mejora:</w:t>
-      </w:r>
-      <w:r>
-        <w:t xml:space="preserve"> Fuera del alcance; igual que 007.</w:t>
+        <w:t>Igual que en 3.3, los 10 casos se midieron con el yolo26s original, antes del fine-tuning (#33). Con el modelo afinado no se repitió el recorrido de las 44 fotos: solo se midieron las 12 fotos de prueba.</w:t>
       </w:r>
     </w:p>
     <w:p>
@@ -14024,7 +12809,7 @@
           <w:bCs/>
           <w:color w:val="C00000"/>
         </w:rPr>
-        <w:t>Peor caso 5: foto 033. Pimientos sueltos en cajones</w:t>
+        <w:t>Peor caso 1: foto 007. Fruta suelta a granel en un exhibidor refrigerado, en ángulo</w:t>
       </w:r>
     </w:p>
     <w:p>
@@ -14038,10 +12823,10 @@
           <w:noProof/>
         </w:rPr>
         <w:drawing>
-          <wp:inline distT="0" distB="0" distL="0" distR="0" wp14:anchorId="0C0E23B1" wp14:editId="157BF80C">
-            <wp:extent cx="5715000" cy="1724025"/>
+          <wp:inline distT="0" distB="0" distL="0" distR="0" wp14:anchorId="265B11EC" wp14:editId="0ECB50DF">
+            <wp:extent cx="5715000" cy="1543050"/>
             <wp:effectExtent l="0" t="0" r="0" b="0"/>
-            <wp:docPr id="15" name="Imagen 15"/>
+            <wp:docPr id="11" name="Imagen 11"/>
             <wp:cNvGraphicFramePr>
               <a:graphicFrameLocks xmlns:a="http://schemas.openxmlformats.org/drawingml/2006/main" noChangeAspect="1"/>
             </wp:cNvGraphicFramePr>
@@ -14064,7 +12849,7 @@
                   <pic:spPr bwMode="auto">
                     <a:xfrm>
                       <a:off x="0" y="0"/>
-                      <a:ext cx="5715000" cy="1724025"/>
+                      <a:ext cx="5715000" cy="1543050"/>
                     </a:xfrm>
                     <a:prstGeom prst="rect">
                       <a:avLst/>
@@ -14090,7 +12875,7 @@
         <w:t>Resultado / esperado:</w:t>
       </w:r>
       <w:r>
-        <w:t xml:space="preserve"> 33%, ALERTA / 10%, sin alerta</w:t>
+        <w:t xml:space="preserve"> 51%, ALERTA / 0%, sin alerta</w:t>
       </w:r>
     </w:p>
     <w:p>
@@ -14106,7 +12891,7 @@
         <w:t>Error detectado:</w:t>
       </w:r>
       <w:r>
-        <w:t xml:space="preserve"> Falsa alerta; R 0,33</w:t>
+        <w:t xml:space="preserve"> Falsa alerta; R 0,15 (60 de 378)</w:t>
       </w:r>
     </w:p>
     <w:p>
@@ -14119,11 +12904,10 @@
           <w:b/>
           <w:bCs/>
         </w:rPr>
-        <w:lastRenderedPageBreak/>
         <w:t>Posibles causas:</w:t>
       </w:r>
       <w:r>
-        <w:t xml:space="preserve"> Igual que 007; repisas en ángulo.</w:t>
+        <w:t xml:space="preserve"> Detección: el detector aprendió productos envasados (SKU-110K) y no separa frutas sueltas; perspectiva.</w:t>
       </w:r>
     </w:p>
     <w:p>
@@ -14139,7 +12923,7 @@
         <w:t>Propuesta de mejora:</w:t>
       </w:r>
       <w:r>
-        <w:t xml:space="preserve"> Fuera del alcance; igual que 007.</w:t>
+        <w:t xml:space="preserve"> Fuera del alcance (no perecibles): declararlo ante Walmart. Si se pide, otra clase «a granel» u ocupación por color y textura.</w:t>
       </w:r>
     </w:p>
     <w:p>
@@ -14153,7 +12937,7 @@
           <w:bCs/>
           <w:color w:val="C00000"/>
         </w:rPr>
-        <w:t>Peor caso 6: foto 020. Refrigeradores con puerta de vidrio, vista oblicua desde el pasillo</w:t>
+        <w:t>Peor caso 2: foto 023. Frutas en mallas y pirámides</w:t>
       </w:r>
     </w:p>
     <w:p>
@@ -14167,10 +12951,10 @@
           <w:noProof/>
         </w:rPr>
         <w:drawing>
-          <wp:inline distT="0" distB="0" distL="0" distR="0" wp14:anchorId="4FE7A76B" wp14:editId="050EA385">
-            <wp:extent cx="5715000" cy="2562225"/>
+          <wp:inline distT="0" distB="0" distL="0" distR="0" wp14:anchorId="28EA2F17" wp14:editId="3B1D420C">
+            <wp:extent cx="5715000" cy="1543050"/>
             <wp:effectExtent l="0" t="0" r="0" b="0"/>
-            <wp:docPr id="16" name="Imagen 16"/>
+            <wp:docPr id="12" name="Imagen 12"/>
             <wp:cNvGraphicFramePr>
               <a:graphicFrameLocks xmlns:a="http://schemas.openxmlformats.org/drawingml/2006/main" noChangeAspect="1"/>
             </wp:cNvGraphicFramePr>
@@ -14193,7 +12977,7 @@
                   <pic:spPr bwMode="auto">
                     <a:xfrm>
                       <a:off x="0" y="0"/>
-                      <a:ext cx="5715000" cy="2562225"/>
+                      <a:ext cx="5715000" cy="1543050"/>
                     </a:xfrm>
                     <a:prstGeom prst="rect">
                       <a:avLst/>
@@ -14219,7 +13003,7 @@
         <w:t>Resultado / esperado:</w:t>
       </w:r>
       <w:r>
-        <w:t xml:space="preserve"> 34%, ALERTA / 11%, sin alerta</w:t>
+        <w:t xml:space="preserve"> 44%, ALERTA / 0%, sin alerta</w:t>
       </w:r>
     </w:p>
     <w:p>
@@ -14235,7 +13019,7 @@
         <w:t>Error detectado:</w:t>
       </w:r>
       <w:r>
-        <w:t xml:space="preserve"> Falsa alerta; P 0,60, R 0,48</w:t>
+        <w:t xml:space="preserve"> Falsa alerta; R 0,30</w:t>
       </w:r>
     </w:p>
     <w:p>
@@ -14251,7 +13035,7 @@
         <w:t>Posibles causas:</w:t>
       </w:r>
       <w:r>
-        <w:t xml:space="preserve"> Reflejos y desenfoque de la puerta en primer plano, que cuentan como huecos; perspectiva fuerte; marcos entre puertas.</w:t>
+        <w:t xml:space="preserve"> Igual que 007; las pirámides no tienen una repisa por fila.</w:t>
       </w:r>
     </w:p>
     <w:p>
@@ -14267,7 +13051,7 @@
         <w:t>Propuesta de mejora:</w:t>
       </w:r>
       <w:r>
-        <w:t xml:space="preserve"> Excluir zonas desenfocadas (nitidez local) y acotar la góndola a la parte enfocada; tratar los marcos de puerta.</w:t>
+        <w:t xml:space="preserve"> Igual que 007.</w:t>
       </w:r>
     </w:p>
     <w:p>
@@ -14281,7 +13065,8 @@
           <w:bCs/>
           <w:color w:val="C00000"/>
         </w:rPr>
-        <w:t>Peor caso 7: foto 011. Estante de tienda con pocos productos (único quiebre real del set)</w:t>
+        <w:lastRenderedPageBreak/>
+        <w:t>Peor caso 3: foto 003. Refrigerador abierto de bebidas y jugos (envasados, dentro del alcance)</w:t>
       </w:r>
     </w:p>
     <w:p>
@@ -14295,10 +13080,10 @@
           <w:noProof/>
         </w:rPr>
         <w:drawing>
-          <wp:inline distT="0" distB="0" distL="0" distR="0" wp14:anchorId="1DA3CB28" wp14:editId="2FB58CF5">
-            <wp:extent cx="5715000" cy="2533650"/>
+          <wp:inline distT="0" distB="0" distL="0" distR="0" wp14:anchorId="6C7BA524" wp14:editId="5E7B4DAA">
+            <wp:extent cx="5715000" cy="1381125"/>
             <wp:effectExtent l="0" t="0" r="0" b="0"/>
-            <wp:docPr id="17" name="Imagen 17"/>
+            <wp:docPr id="13" name="Imagen 13"/>
             <wp:cNvGraphicFramePr>
               <a:graphicFrameLocks xmlns:a="http://schemas.openxmlformats.org/drawingml/2006/main" noChangeAspect="1"/>
             </wp:cNvGraphicFramePr>
@@ -14321,7 +13106,7 @@
                   <pic:spPr bwMode="auto">
                     <a:xfrm>
                       <a:off x="0" y="0"/>
-                      <a:ext cx="5715000" cy="2533650"/>
+                      <a:ext cx="5715000" cy="1381125"/>
                     </a:xfrm>
                     <a:prstGeom prst="rect">
                       <a:avLst/>
@@ -14347,7 +13132,7 @@
         <w:t>Resultado / esperado:</w:t>
       </w:r>
       <w:r>
-        <w:t xml:space="preserve"> 27%, sin alerta / 39%, ALERTA</w:t>
+        <w:t xml:space="preserve"> 41%, ALERTA / 1%, sin alerta</w:t>
       </w:r>
     </w:p>
     <w:p>
@@ -14363,7 +13148,7 @@
         <w:t>Error detectado:</w:t>
       </w:r>
       <w:r>
-        <w:t xml:space="preserve"> Alerta perdida; P 0,82, R 0,96</w:t>
+        <w:t xml:space="preserve"> Falsa alerta; R 0,51</w:t>
       </w:r>
     </w:p>
     <w:p>
@@ -14379,7 +13164,7 @@
         <w:t>Posibles causas:</w:t>
       </w:r>
       <w:r>
-        <w:t xml:space="preserve"> Segmentación: con pocos productos por repisa los niveles salen distintos a los de la anotación (una fila necesita al menos 3 productos) y la góndola, acotada a los productos, cambia con 2 o 3 cajas; queda 3 puntos bajo el umbral.</w:t>
+        <w:t xml:space="preserve"> Iluminación: la repisa de abajo queda en sombra y se ve desde arriba; reflejos en envases claros arriba a la derecha.</w:t>
       </w:r>
     </w:p>
     <w:p>
@@ -14395,7 +13180,7 @@
         <w:t>Propuesta de mejora:</w:t>
       </w:r>
       <w:r>
-        <w:t xml:space="preserve"> Con pocos productos, usar como niveles las repisas de la segmentación; revisar el acotado de la góndola.</w:t>
+        <w:t xml:space="preserve"> Fine-tuning con fotos de refrigeradores; revisar la confianza mínima en zonas oscuras.</w:t>
       </w:r>
     </w:p>
     <w:p>
@@ -14409,8 +13194,7 @@
           <w:bCs/>
           <w:color w:val="C00000"/>
         </w:rPr>
-        <w:lastRenderedPageBreak/>
-        <w:t>Peor caso 8: foto 005. Tomates a granel en cajones</w:t>
+        <w:t>Peor caso 4: foto 014. Verduras en bandejas plásticas y sueltas, refrigerado</w:t>
       </w:r>
     </w:p>
     <w:p>
@@ -14424,10 +13208,10 @@
           <w:noProof/>
         </w:rPr>
         <w:drawing>
-          <wp:inline distT="0" distB="0" distL="0" distR="0" wp14:anchorId="62ED5B28" wp14:editId="46CF0AA9">
-            <wp:extent cx="5715000" cy="1162050"/>
+          <wp:inline distT="0" distB="0" distL="0" distR="0" wp14:anchorId="3B5F48B4" wp14:editId="5174E1FA">
+            <wp:extent cx="5715000" cy="2438400"/>
             <wp:effectExtent l="0" t="0" r="0" b="0"/>
-            <wp:docPr id="18" name="Imagen 18"/>
+            <wp:docPr id="14" name="Imagen 14"/>
             <wp:cNvGraphicFramePr>
               <a:graphicFrameLocks xmlns:a="http://schemas.openxmlformats.org/drawingml/2006/main" noChangeAspect="1"/>
             </wp:cNvGraphicFramePr>
@@ -14450,7 +13234,7 @@
                   <pic:spPr bwMode="auto">
                     <a:xfrm>
                       <a:off x="0" y="0"/>
-                      <a:ext cx="5715000" cy="1162050"/>
+                      <a:ext cx="5715000" cy="2438400"/>
                     </a:xfrm>
                     <a:prstGeom prst="rect">
                       <a:avLst/>
@@ -14476,7 +13260,7 @@
         <w:t>Resultado / esperado:</w:t>
       </w:r>
       <w:r>
-        <w:t xml:space="preserve"> 24%, sin alerta / 0%, sin alerta</w:t>
+        <w:t xml:space="preserve"> 35%, ALERTA / 10%, sin alerta</w:t>
       </w:r>
     </w:p>
     <w:p>
@@ -14492,7 +13276,7 @@
         <w:t>Error detectado:</w:t>
       </w:r>
       <w:r>
-        <w:t xml:space="preserve"> 24 pts de error; R 0,01 (10 de 251)</w:t>
+        <w:t xml:space="preserve"> Falsa alerta; R 0,26</w:t>
       </w:r>
     </w:p>
     <w:p>
@@ -14508,7 +13292,7 @@
         <w:t>Posibles causas:</w:t>
       </w:r>
       <w:r>
-        <w:t xml:space="preserve"> Detección (fuera del alcance); la alerta coincide por azar.</w:t>
+        <w:t xml:space="preserve"> Productos sin forma de caja; reflejos del plástico.</w:t>
       </w:r>
     </w:p>
     <w:p>
@@ -14524,7 +13308,7 @@
         <w:t>Propuesta de mejora:</w:t>
       </w:r>
       <w:r>
-        <w:t xml:space="preserve"> Fuera del alcance.</w:t>
+        <w:t xml:space="preserve"> Fuera del alcance; igual que 007.</w:t>
       </w:r>
     </w:p>
     <w:p>
@@ -14538,7 +13322,7 @@
           <w:bCs/>
           <w:color w:val="C00000"/>
         </w:rPr>
-        <w:t>Peor caso 9: foto 030. Verdulería en canastos</w:t>
+        <w:t>Peor caso 5: foto 033. Pimientos sueltos en cajones</w:t>
       </w:r>
     </w:p>
     <w:p>
@@ -14552,10 +13336,10 @@
           <w:noProof/>
         </w:rPr>
         <w:drawing>
-          <wp:inline distT="0" distB="0" distL="0" distR="0" wp14:anchorId="0FD8DC46" wp14:editId="0D872BF8">
-            <wp:extent cx="5715000" cy="1543050"/>
+          <wp:inline distT="0" distB="0" distL="0" distR="0" wp14:anchorId="0C0E23B1" wp14:editId="157BF80C">
+            <wp:extent cx="5715000" cy="1724025"/>
             <wp:effectExtent l="0" t="0" r="0" b="0"/>
-            <wp:docPr id="19" name="Imagen 19"/>
+            <wp:docPr id="15" name="Imagen 15"/>
             <wp:cNvGraphicFramePr>
               <a:graphicFrameLocks xmlns:a="http://schemas.openxmlformats.org/drawingml/2006/main" noChangeAspect="1"/>
             </wp:cNvGraphicFramePr>
@@ -14578,7 +13362,7 @@
                   <pic:spPr bwMode="auto">
                     <a:xfrm>
                       <a:off x="0" y="0"/>
-                      <a:ext cx="5715000" cy="1543050"/>
+                      <a:ext cx="5715000" cy="1724025"/>
                     </a:xfrm>
                     <a:prstGeom prst="rect">
                       <a:avLst/>
@@ -14604,7 +13388,7 @@
         <w:t>Resultado / esperado:</w:t>
       </w:r>
       <w:r>
-        <w:t xml:space="preserve"> 21%, sin alerta / 2%, sin alerta</w:t>
+        <w:t xml:space="preserve"> 33%, ALERTA / 10%, sin alerta</w:t>
       </w:r>
     </w:p>
     <w:p>
@@ -14620,7 +13404,7 @@
         <w:t>Error detectado:</w:t>
       </w:r>
       <w:r>
-        <w:t xml:space="preserve"> 19 pts de error; R 0,01 (21 de 546)</w:t>
+        <w:t xml:space="preserve"> Falsa alerta; R 0,33</w:t>
       </w:r>
     </w:p>
     <w:p>
@@ -14633,10 +13417,11 @@
           <w:b/>
           <w:bCs/>
         </w:rPr>
+        <w:lastRenderedPageBreak/>
         <w:t>Posibles causas:</w:t>
       </w:r>
       <w:r>
-        <w:t xml:space="preserve"> Detección (fuera del alcance).</w:t>
+        <w:t xml:space="preserve"> Igual que 007; repisas en ángulo.</w:t>
       </w:r>
     </w:p>
     <w:p>
@@ -14652,7 +13437,7 @@
         <w:t>Propuesta de mejora:</w:t>
       </w:r>
       <w:r>
-        <w:t xml:space="preserve"> Fuera del alcance.</w:t>
+        <w:t xml:space="preserve"> Fuera del alcance; igual que 007.</w:t>
       </w:r>
     </w:p>
     <w:p>
@@ -14666,7 +13451,7 @@
           <w:bCs/>
           <w:color w:val="C00000"/>
         </w:rPr>
-        <w:t>Peor caso 10: foto 028. Botellas de bebida muy densas; abajo solo se ven las tapas</w:t>
+        <w:t>Peor caso 6: foto 020. Refrigeradores con puerta de vidrio, vista oblicua desde el pasillo</w:t>
       </w:r>
     </w:p>
     <w:p>
@@ -14680,10 +13465,10 @@
           <w:noProof/>
         </w:rPr>
         <w:drawing>
-          <wp:inline distT="0" distB="0" distL="0" distR="0" wp14:anchorId="15AE87F6" wp14:editId="63A2AB0D">
-            <wp:extent cx="5715000" cy="2600325"/>
+          <wp:inline distT="0" distB="0" distL="0" distR="0" wp14:anchorId="4FE7A76B" wp14:editId="050EA385">
+            <wp:extent cx="5715000" cy="2562225"/>
             <wp:effectExtent l="0" t="0" r="0" b="0"/>
-            <wp:docPr id="20" name="Imagen 20"/>
+            <wp:docPr id="16" name="Imagen 16"/>
             <wp:cNvGraphicFramePr>
               <a:graphicFrameLocks xmlns:a="http://schemas.openxmlformats.org/drawingml/2006/main" noChangeAspect="1"/>
             </wp:cNvGraphicFramePr>
@@ -14706,6 +13491,519 @@
                   <pic:spPr bwMode="auto">
                     <a:xfrm>
                       <a:off x="0" y="0"/>
+                      <a:ext cx="5715000" cy="2562225"/>
+                    </a:xfrm>
+                    <a:prstGeom prst="rect">
+                      <a:avLst/>
+                    </a:prstGeom>
+                  </pic:spPr>
+                </pic:pic>
+              </a:graphicData>
+            </a:graphic>
+          </wp:inline>
+        </w:drawing>
+      </w:r>
+    </w:p>
+    <w:p>
+      <w:pPr>
+        <w:spacing w:after="40"/>
+        <w:jc w:val="both"/>
+      </w:pPr>
+      <w:r>
+        <w:rPr>
+          <w:b/>
+          <w:bCs/>
+        </w:rPr>
+        <w:t>Resultado / esperado:</w:t>
+      </w:r>
+      <w:r>
+        <w:t xml:space="preserve"> 34%, ALERTA / 11%, sin alerta</w:t>
+      </w:r>
+    </w:p>
+    <w:p>
+      <w:pPr>
+        <w:spacing w:after="40"/>
+        <w:jc w:val="both"/>
+      </w:pPr>
+      <w:r>
+        <w:rPr>
+          <w:b/>
+          <w:bCs/>
+        </w:rPr>
+        <w:t>Error detectado:</w:t>
+      </w:r>
+      <w:r>
+        <w:t xml:space="preserve"> Falsa alerta; P 0,60, R 0,48</w:t>
+      </w:r>
+    </w:p>
+    <w:p>
+      <w:pPr>
+        <w:spacing w:after="40"/>
+        <w:jc w:val="both"/>
+      </w:pPr>
+      <w:r>
+        <w:rPr>
+          <w:b/>
+          <w:bCs/>
+        </w:rPr>
+        <w:t>Posibles causas:</w:t>
+      </w:r>
+      <w:r>
+        <w:t xml:space="preserve"> Reflejos y desenfoque de la puerta en primer plano, que cuentan como huecos; perspectiva fuerte; marcos entre puertas.</w:t>
+      </w:r>
+    </w:p>
+    <w:p>
+      <w:pPr>
+        <w:spacing w:after="40"/>
+        <w:jc w:val="both"/>
+      </w:pPr>
+      <w:r>
+        <w:rPr>
+          <w:b/>
+          <w:bCs/>
+        </w:rPr>
+        <w:t>Propuesta de mejora:</w:t>
+      </w:r>
+      <w:r>
+        <w:t xml:space="preserve"> Excluir zonas desenfocadas (nitidez local) y acotar la góndola a la parte enfocada; tratar los marcos de puerta.</w:t>
+      </w:r>
+    </w:p>
+    <w:p>
+      <w:pPr>
+        <w:keepNext/>
+        <w:spacing w:before="200" w:after="40"/>
+      </w:pPr>
+      <w:r>
+        <w:rPr>
+          <w:b/>
+          <w:bCs/>
+          <w:color w:val="C00000"/>
+        </w:rPr>
+        <w:t>Peor caso 7: foto 011. Estante de tienda con pocos productos (único quiebre real del set)</w:t>
+      </w:r>
+    </w:p>
+    <w:p>
+      <w:pPr>
+        <w:keepNext/>
+        <w:spacing w:before="80" w:after="60"/>
+        <w:jc w:val="center"/>
+      </w:pPr>
+      <w:r>
+        <w:rPr>
+          <w:noProof/>
+        </w:rPr>
+        <w:drawing>
+          <wp:inline distT="0" distB="0" distL="0" distR="0" wp14:anchorId="1DA3CB28" wp14:editId="2FB58CF5">
+            <wp:extent cx="5715000" cy="2533650"/>
+            <wp:effectExtent l="0" t="0" r="0" b="0"/>
+            <wp:docPr id="17" name="Imagen 17"/>
+            <wp:cNvGraphicFramePr>
+              <a:graphicFrameLocks xmlns:a="http://schemas.openxmlformats.org/drawingml/2006/main" noChangeAspect="1"/>
+            </wp:cNvGraphicFramePr>
+            <a:graphic xmlns:a="http://schemas.openxmlformats.org/drawingml/2006/main">
+              <a:graphicData uri="http://schemas.openxmlformats.org/drawingml/2006/picture">
+                <pic:pic xmlns:pic="http://schemas.openxmlformats.org/drawingml/2006/picture">
+                  <pic:nvPicPr>
+                    <pic:cNvPr id="0" name=""/>
+                    <pic:cNvPicPr>
+                      <a:picLocks noChangeAspect="1" noChangeArrowheads="1"/>
+                    </pic:cNvPicPr>
+                  </pic:nvPicPr>
+                  <pic:blipFill>
+                    <a:blip r:embed="rId27"/>
+                    <a:srcRect/>
+                    <a:stretch>
+                      <a:fillRect/>
+                    </a:stretch>
+                  </pic:blipFill>
+                  <pic:spPr bwMode="auto">
+                    <a:xfrm>
+                      <a:off x="0" y="0"/>
+                      <a:ext cx="5715000" cy="2533650"/>
+                    </a:xfrm>
+                    <a:prstGeom prst="rect">
+                      <a:avLst/>
+                    </a:prstGeom>
+                  </pic:spPr>
+                </pic:pic>
+              </a:graphicData>
+            </a:graphic>
+          </wp:inline>
+        </w:drawing>
+      </w:r>
+    </w:p>
+    <w:p>
+      <w:pPr>
+        <w:spacing w:after="40"/>
+        <w:jc w:val="both"/>
+      </w:pPr>
+      <w:r>
+        <w:rPr>
+          <w:b/>
+          <w:bCs/>
+        </w:rPr>
+        <w:t>Resultado / esperado:</w:t>
+      </w:r>
+      <w:r>
+        <w:t xml:space="preserve"> 27%, sin alerta / 39%, ALERTA</w:t>
+      </w:r>
+    </w:p>
+    <w:p>
+      <w:pPr>
+        <w:spacing w:after="40"/>
+        <w:jc w:val="both"/>
+      </w:pPr>
+      <w:r>
+        <w:rPr>
+          <w:b/>
+          <w:bCs/>
+        </w:rPr>
+        <w:t>Error detectado:</w:t>
+      </w:r>
+      <w:r>
+        <w:t xml:space="preserve"> Alerta perdida; P 0,82, R 0,96</w:t>
+      </w:r>
+    </w:p>
+    <w:p>
+      <w:pPr>
+        <w:spacing w:after="40"/>
+        <w:jc w:val="both"/>
+      </w:pPr>
+      <w:r>
+        <w:rPr>
+          <w:b/>
+          <w:bCs/>
+        </w:rPr>
+        <w:t>Posibles causas:</w:t>
+      </w:r>
+      <w:r>
+        <w:t xml:space="preserve"> Segmentación: con pocos productos por repisa los niveles salen distintos a los de la anotación (una fila necesita al menos 3 productos) y la góndola, acotada a los productos, cambia con 2 o 3 cajas; queda 3 puntos bajo el umbral.</w:t>
+      </w:r>
+    </w:p>
+    <w:p>
+      <w:pPr>
+        <w:spacing w:after="40"/>
+        <w:jc w:val="both"/>
+      </w:pPr>
+      <w:r>
+        <w:rPr>
+          <w:b/>
+          <w:bCs/>
+        </w:rPr>
+        <w:t>Propuesta de mejora:</w:t>
+      </w:r>
+      <w:r>
+        <w:t xml:space="preserve"> Con pocos productos, usar como niveles las repisas de la segmentación; revisar el acotado de la góndola.</w:t>
+      </w:r>
+    </w:p>
+    <w:p>
+      <w:pPr>
+        <w:keepNext/>
+        <w:spacing w:before="200" w:after="40"/>
+      </w:pPr>
+      <w:r>
+        <w:rPr>
+          <w:b/>
+          <w:bCs/>
+          <w:color w:val="C00000"/>
+        </w:rPr>
+        <w:lastRenderedPageBreak/>
+        <w:t>Peor caso 8: foto 005. Tomates a granel en cajones</w:t>
+      </w:r>
+    </w:p>
+    <w:p>
+      <w:pPr>
+        <w:keepNext/>
+        <w:spacing w:before="80" w:after="60"/>
+        <w:jc w:val="center"/>
+      </w:pPr>
+      <w:r>
+        <w:rPr>
+          <w:noProof/>
+        </w:rPr>
+        <w:drawing>
+          <wp:inline distT="0" distB="0" distL="0" distR="0" wp14:anchorId="62ED5B28" wp14:editId="46CF0AA9">
+            <wp:extent cx="5715000" cy="1162050"/>
+            <wp:effectExtent l="0" t="0" r="0" b="0"/>
+            <wp:docPr id="18" name="Imagen 18"/>
+            <wp:cNvGraphicFramePr>
+              <a:graphicFrameLocks xmlns:a="http://schemas.openxmlformats.org/drawingml/2006/main" noChangeAspect="1"/>
+            </wp:cNvGraphicFramePr>
+            <a:graphic xmlns:a="http://schemas.openxmlformats.org/drawingml/2006/main">
+              <a:graphicData uri="http://schemas.openxmlformats.org/drawingml/2006/picture">
+                <pic:pic xmlns:pic="http://schemas.openxmlformats.org/drawingml/2006/picture">
+                  <pic:nvPicPr>
+                    <pic:cNvPr id="0" name=""/>
+                    <pic:cNvPicPr>
+                      <a:picLocks noChangeAspect="1" noChangeArrowheads="1"/>
+                    </pic:cNvPicPr>
+                  </pic:nvPicPr>
+                  <pic:blipFill>
+                    <a:blip r:embed="rId28"/>
+                    <a:srcRect/>
+                    <a:stretch>
+                      <a:fillRect/>
+                    </a:stretch>
+                  </pic:blipFill>
+                  <pic:spPr bwMode="auto">
+                    <a:xfrm>
+                      <a:off x="0" y="0"/>
+                      <a:ext cx="5715000" cy="1162050"/>
+                    </a:xfrm>
+                    <a:prstGeom prst="rect">
+                      <a:avLst/>
+                    </a:prstGeom>
+                  </pic:spPr>
+                </pic:pic>
+              </a:graphicData>
+            </a:graphic>
+          </wp:inline>
+        </w:drawing>
+      </w:r>
+    </w:p>
+    <w:p>
+      <w:pPr>
+        <w:spacing w:after="40"/>
+        <w:jc w:val="both"/>
+      </w:pPr>
+      <w:r>
+        <w:rPr>
+          <w:b/>
+          <w:bCs/>
+        </w:rPr>
+        <w:t>Resultado / esperado:</w:t>
+      </w:r>
+      <w:r>
+        <w:t xml:space="preserve"> 24%, sin alerta / 0%, sin alerta</w:t>
+      </w:r>
+    </w:p>
+    <w:p>
+      <w:pPr>
+        <w:spacing w:after="40"/>
+        <w:jc w:val="both"/>
+      </w:pPr>
+      <w:r>
+        <w:rPr>
+          <w:b/>
+          <w:bCs/>
+        </w:rPr>
+        <w:t>Error detectado:</w:t>
+      </w:r>
+      <w:r>
+        <w:t xml:space="preserve"> 24 pts de error; R 0,01 (10 de 251)</w:t>
+      </w:r>
+    </w:p>
+    <w:p>
+      <w:pPr>
+        <w:spacing w:after="40"/>
+        <w:jc w:val="both"/>
+      </w:pPr>
+      <w:r>
+        <w:rPr>
+          <w:b/>
+          <w:bCs/>
+        </w:rPr>
+        <w:t>Posibles causas:</w:t>
+      </w:r>
+      <w:r>
+        <w:t xml:space="preserve"> Detección (fuera del alcance); la alerta coincide por azar.</w:t>
+      </w:r>
+    </w:p>
+    <w:p>
+      <w:pPr>
+        <w:spacing w:after="40"/>
+        <w:jc w:val="both"/>
+      </w:pPr>
+      <w:r>
+        <w:rPr>
+          <w:b/>
+          <w:bCs/>
+        </w:rPr>
+        <w:t>Propuesta de mejora:</w:t>
+      </w:r>
+      <w:r>
+        <w:t xml:space="preserve"> Fuera del alcance.</w:t>
+      </w:r>
+    </w:p>
+    <w:p>
+      <w:pPr>
+        <w:keepNext/>
+        <w:spacing w:before="200" w:after="40"/>
+      </w:pPr>
+      <w:r>
+        <w:rPr>
+          <w:b/>
+          <w:bCs/>
+          <w:color w:val="C00000"/>
+        </w:rPr>
+        <w:t>Peor caso 9: foto 030. Verdulería en canastos</w:t>
+      </w:r>
+    </w:p>
+    <w:p>
+      <w:pPr>
+        <w:keepNext/>
+        <w:spacing w:before="80" w:after="60"/>
+        <w:jc w:val="center"/>
+      </w:pPr>
+      <w:r>
+        <w:rPr>
+          <w:noProof/>
+        </w:rPr>
+        <w:drawing>
+          <wp:inline distT="0" distB="0" distL="0" distR="0" wp14:anchorId="0FD8DC46" wp14:editId="0D872BF8">
+            <wp:extent cx="5715000" cy="1543050"/>
+            <wp:effectExtent l="0" t="0" r="0" b="0"/>
+            <wp:docPr id="19" name="Imagen 19"/>
+            <wp:cNvGraphicFramePr>
+              <a:graphicFrameLocks xmlns:a="http://schemas.openxmlformats.org/drawingml/2006/main" noChangeAspect="1"/>
+            </wp:cNvGraphicFramePr>
+            <a:graphic xmlns:a="http://schemas.openxmlformats.org/drawingml/2006/main">
+              <a:graphicData uri="http://schemas.openxmlformats.org/drawingml/2006/picture">
+                <pic:pic xmlns:pic="http://schemas.openxmlformats.org/drawingml/2006/picture">
+                  <pic:nvPicPr>
+                    <pic:cNvPr id="0" name=""/>
+                    <pic:cNvPicPr>
+                      <a:picLocks noChangeAspect="1" noChangeArrowheads="1"/>
+                    </pic:cNvPicPr>
+                  </pic:nvPicPr>
+                  <pic:blipFill>
+                    <a:blip r:embed="rId29"/>
+                    <a:srcRect/>
+                    <a:stretch>
+                      <a:fillRect/>
+                    </a:stretch>
+                  </pic:blipFill>
+                  <pic:spPr bwMode="auto">
+                    <a:xfrm>
+                      <a:off x="0" y="0"/>
+                      <a:ext cx="5715000" cy="1543050"/>
+                    </a:xfrm>
+                    <a:prstGeom prst="rect">
+                      <a:avLst/>
+                    </a:prstGeom>
+                  </pic:spPr>
+                </pic:pic>
+              </a:graphicData>
+            </a:graphic>
+          </wp:inline>
+        </w:drawing>
+      </w:r>
+    </w:p>
+    <w:p>
+      <w:pPr>
+        <w:spacing w:after="40"/>
+        <w:jc w:val="both"/>
+      </w:pPr>
+      <w:r>
+        <w:rPr>
+          <w:b/>
+          <w:bCs/>
+        </w:rPr>
+        <w:t>Resultado / esperado:</w:t>
+      </w:r>
+      <w:r>
+        <w:t xml:space="preserve"> 21%, sin alerta / 2%, sin alerta</w:t>
+      </w:r>
+    </w:p>
+    <w:p>
+      <w:pPr>
+        <w:spacing w:after="40"/>
+        <w:jc w:val="both"/>
+      </w:pPr>
+      <w:r>
+        <w:rPr>
+          <w:b/>
+          <w:bCs/>
+        </w:rPr>
+        <w:t>Error detectado:</w:t>
+      </w:r>
+      <w:r>
+        <w:t xml:space="preserve"> 19 pts de error; R 0,01 (21 de 546)</w:t>
+      </w:r>
+    </w:p>
+    <w:p>
+      <w:pPr>
+        <w:spacing w:after="40"/>
+        <w:jc w:val="both"/>
+      </w:pPr>
+      <w:r>
+        <w:rPr>
+          <w:b/>
+          <w:bCs/>
+        </w:rPr>
+        <w:t>Posibles causas:</w:t>
+      </w:r>
+      <w:r>
+        <w:t xml:space="preserve"> Detección (fuera del alcance).</w:t>
+      </w:r>
+    </w:p>
+    <w:p>
+      <w:pPr>
+        <w:spacing w:after="40"/>
+        <w:jc w:val="both"/>
+      </w:pPr>
+      <w:r>
+        <w:rPr>
+          <w:b/>
+          <w:bCs/>
+        </w:rPr>
+        <w:t>Propuesta de mejora:</w:t>
+      </w:r>
+      <w:r>
+        <w:t xml:space="preserve"> Fuera del alcance.</w:t>
+      </w:r>
+    </w:p>
+    <w:p>
+      <w:pPr>
+        <w:keepNext/>
+        <w:spacing w:before="200" w:after="40"/>
+      </w:pPr>
+      <w:r>
+        <w:rPr>
+          <w:b/>
+          <w:bCs/>
+          <w:color w:val="C00000"/>
+        </w:rPr>
+        <w:t>Peor caso 10: foto 028. Botellas de bebida muy densas; abajo solo se ven las tapas</w:t>
+      </w:r>
+    </w:p>
+    <w:p>
+      <w:pPr>
+        <w:keepNext/>
+        <w:spacing w:before="80" w:after="60"/>
+        <w:jc w:val="center"/>
+      </w:pPr>
+      <w:r>
+        <w:rPr>
+          <w:noProof/>
+        </w:rPr>
+        <w:drawing>
+          <wp:inline distT="0" distB="0" distL="0" distR="0" wp14:anchorId="15AE87F6" wp14:editId="63A2AB0D">
+            <wp:extent cx="5715000" cy="2600325"/>
+            <wp:effectExtent l="0" t="0" r="0" b="0"/>
+            <wp:docPr id="20" name="Imagen 20"/>
+            <wp:cNvGraphicFramePr>
+              <a:graphicFrameLocks xmlns:a="http://schemas.openxmlformats.org/drawingml/2006/main" noChangeAspect="1"/>
+            </wp:cNvGraphicFramePr>
+            <a:graphic xmlns:a="http://schemas.openxmlformats.org/drawingml/2006/main">
+              <a:graphicData uri="http://schemas.openxmlformats.org/drawingml/2006/picture">
+                <pic:pic xmlns:pic="http://schemas.openxmlformats.org/drawingml/2006/picture">
+                  <pic:nvPicPr>
+                    <pic:cNvPr id="0" name=""/>
+                    <pic:cNvPicPr>
+                      <a:picLocks noChangeAspect="1" noChangeArrowheads="1"/>
+                    </pic:cNvPicPr>
+                  </pic:nvPicPr>
+                  <pic:blipFill>
+                    <a:blip r:embed="rId30"/>
+                    <a:srcRect/>
+                    <a:stretch>
+                      <a:fillRect/>
+                    </a:stretch>
+                  </pic:blipFill>
+                  <pic:spPr bwMode="auto">
+                    <a:xfrm>
+                      <a:off x="0" y="0"/>
                       <a:ext cx="5715000" cy="2600325"/>
                     </a:xfrm>
                     <a:prstGeom prst="rect">
@@ -14788,11 +14086,11 @@
       <w:pPr>
         <w:pStyle w:val="Ttulo2"/>
       </w:pPr>
-      <w:bookmarkStart w:id="15" w:name="_Toc243351115"/>
+      <w:bookmarkStart w:id="20" w:name="_Toc243351115"/>
       <w:r>
         <w:t>3.5 Análisis comparativo</w:t>
       </w:r>
-      <w:bookmarkEnd w:id="15"/>
+      <w:bookmarkEnd w:id="20"/>
     </w:p>
     <w:p>
       <w:pPr>
@@ -15474,8 +14772,6 @@
       </w:r>
       <w:r>
         <w:t xml:space="preserve">sube el mAP50 fuera de dominio entre 4 y 12 puntos en las 12 fotos de prueba, más en ángulo (35°: de 0,701 a 0,818), pero no se midió su efecto sobre las </w:t>
-      </w:r>
-      <w:r>
         <w:lastRenderedPageBreak/>
         <w:t>falsas alertas de las 44 fotos. En SKU-110K casi no cambia el mAP50 (0,950 a 0,940) y baja la localización (mAP50-95 de 0,610 a 0,533).</w:t>
       </w:r>
@@ -15593,12 +14889,12 @@
       <w:pPr>
         <w:pStyle w:val="Ttulo1"/>
       </w:pPr>
-      <w:bookmarkStart w:id="16" w:name="_Toc243351116"/>
+      <w:bookmarkStart w:id="21" w:name="_Toc243351116"/>
       <w:r>
         <w:lastRenderedPageBreak/>
         <w:t>4. Repositorio y reproducibilidad</w:t>
       </w:r>
-      <w:bookmarkEnd w:id="16"/>
+      <w:bookmarkEnd w:id="21"/>
     </w:p>
     <w:tbl>
       <w:tblPr>
@@ -16202,7 +15498,7 @@
                 <w:sz w:val="20"/>
                 <w:szCs w:val="20"/>
               </w:rPr>
-              <w:t>233 pruebas unitarias e integración (pytest)</w:t>
+              <w:t xml:space="preserve">233 pruebas unitarias e integración en 21 archivos (pytest)</w:t>
             </w:r>
           </w:p>
         </w:tc>
@@ -16725,7 +16021,7 @@
                 <w:sz w:val="20"/>
                 <w:szCs w:val="20"/>
               </w:rPr>
-              <w:t>46</w:t>
+              <w:t>48</w:t>
             </w:r>
           </w:p>
         </w:tc>
@@ -16831,7 +16127,7 @@
                 <w:sz w:val="20"/>
                 <w:szCs w:val="20"/>
               </w:rPr>
-              <w:t>CI y protección de main, datasets, segmentación (SHARD), reportes Excel, CSV y PDF, plantillas de C.U y diagramas, revisión y merge de PR</w:t>
+              <w:t xml:space="preserve">CI y protección de main, datasets, segmentación (SHARD), reportes Excel, CSV y PDF, plantillas de C.U y diagramas, plan de mejoras de la Fase 1, evidencias de avance, revisión y merge de PR</w:t>
             </w:r>
           </w:p>
         </w:tc>
@@ -16849,7 +16145,7 @@
           <w:sz w:val="18"/>
           <w:szCs w:val="18"/>
         </w:rPr>
-        <w:t>Tabla 10. Commits por integrante (git shortlog -sne, sin merges, con .mailmap; los de Nicko figuran con el nombre «Mateo»). Total: 174.</w:t>
+        <w:t xml:space="preserve">Tabla 10. Commits por integrante (git shortlog -sne, sin merges, con .mailmap; los de Nicko figuran con el nombre «Mateo»). Total: 176.</w:t>
       </w:r>
     </w:p>
     <w:p>
@@ -16861,12 +16157,12 @@
       <w:pPr>
         <w:pStyle w:val="Ttulo1"/>
       </w:pPr>
-      <w:bookmarkStart w:id="17" w:name="_Toc243351117"/>
+      <w:bookmarkStart w:id="22" w:name="_Toc243351117"/>
       <w:r>
         <w:lastRenderedPageBreak/>
         <w:t>5. Conclusiones y plan de mejora</w:t>
       </w:r>
-      <w:bookmarkEnd w:id="17"/>
+      <w:bookmarkEnd w:id="22"/>
     </w:p>
     <w:p>
       <w:pPr>
@@ -16895,7 +16191,7 @@
         <w:t>Qué funciona hoy.</w:t>
       </w:r>
       <w:r>
-        <w:t xml:space="preserve"> CU00, CU01, CU04, CU06 y CU07 están implementados y CU02 es parcial: cinco de ocho casos de uso, sobre el 50% que pide la Evaluación 2. El fine-tuning mejoró el detector fuera de SKU-110K (mAP50 de 0,809 a 0,854 de frente y de 0,701 a 0,818 a 35° en 12 fotos de prueba), a costa del mAP50-95 en SKU-110K (de 0,610 a 0,533), que aceptamos porque SKU-110K no es el dominio de Walmart.</w:t>
+        <w:t xml:space="preserve"> CU00, CU01, CU04, CU06 y CU07 están implementados y CU02 es parcial: cinco de ocho casos de uso, sobre el 50% que pide la Evaluación 2. Las plantillas de casos de uso, los diagramas de secuencia de CU00 a CU06 y el diagrama de arquitectura ya reflejan la aplicación web Django (#42). El fine-tuning mejoró el detector fuera de SKU-110K (mAP50 de 0,809 a 0,854 de frente y de 0,701 a 0,818 a 35° en 12 fotos de prueba), a costa del mAP50-95 en SKU-110K (de 0,610 a 0,533), que aceptamos porque SKU-110K no es el dominio de Walmart.</w:t>
       </w:r>
     </w:p>
     <w:p>
@@ -18491,133 +17787,10 @@
       <w:pPr>
         <w:pStyle w:val="Ttulo1"/>
       </w:pPr>
-      <w:bookmarkStart w:id="18" w:name="_Toc243351118"/>
+      <w:bookmarkStart w:id="23" w:name="_Toc243351118"/>
       <w:r>
         <w:lastRenderedPageBreak/>
         <w:t>6. Demostración funcional</w:t>
-      </w:r>
-      <w:bookmarkEnd w:id="18"/>
-    </w:p>
-    <w:p>
-      <w:pPr>
-        <w:jc w:val="both"/>
-      </w:pPr>
-      <w:r>
-        <w:rPr>
-          <w:highlight w:val="yellow"/>
-        </w:rPr>
-        <w:t>Video en preparación (ítem #36, a cargo de Nicko, 2026-10-21); enlace por agregar.</w:t>
-      </w:r>
-      <w:r>
-        <w:t xml:space="preserve"> El video (5 a 10 minutos) muestra solo lo que la aplicación hace hoy, con fotos que se pueden mostrar (no SKU-110K): inicio de sesión por perfil, creación de un usuario, análisis de una foto con su vista anotada, % libre y alerta, ciclo de la alerta desde la vista del reponedor, y la evaluación por lotes desde la línea de comandos.</w:t>
-      </w:r>
-    </w:p>
-    <w:p>
-      <w:pPr>
-        <w:pStyle w:val="Ttulo1"/>
-      </w:pPr>
-      <w:bookmarkStart w:id="19" w:name="_Toc243351119"/>
-      <w:r>
-        <w:t>7. Reflexiones individuales</w:t>
-      </w:r>
-      <w:bookmarkEnd w:id="19"/>
-    </w:p>
-    <w:p>
-      <w:pPr>
-        <w:jc w:val="both"/>
-      </w:pPr>
-      <w:r>
-        <w:rPr>
-          <w:highlight w:val="yellow"/>
-        </w:rPr>
-        <w:t>Cada integrante redacta su propia reflexión.</w:t>
-      </w:r>
-    </w:p>
-    <w:p>
-      <w:pPr>
-        <w:pStyle w:val="Ttulo2"/>
-      </w:pPr>
-      <w:bookmarkStart w:id="20" w:name="_Toc243351120"/>
-      <w:r>
-        <w:t>Nicko Cortés</w:t>
-      </w:r>
-      <w:bookmarkEnd w:id="20"/>
-    </w:p>
-    <w:p>
-      <w:pPr>
-        <w:jc w:val="both"/>
-      </w:pPr>
-      <w:r>
-        <w:rPr>
-          <w:highlight w:val="yellow"/>
-        </w:rPr>
-        <w:t>Pendiente.</w:t>
-      </w:r>
-    </w:p>
-    <w:p>
-      <w:pPr>
-        <w:pStyle w:val="Ttulo2"/>
-      </w:pPr>
-      <w:bookmarkStart w:id="21" w:name="_Toc243351121"/>
-      <w:r>
-        <w:t>Mariana Ramírez</w:t>
-      </w:r>
-      <w:bookmarkEnd w:id="21"/>
-    </w:p>
-    <w:p>
-      <w:pPr>
-        <w:jc w:val="both"/>
-      </w:pPr>
-      <w:r>
-        <w:t>Mi trabajo se centró en la calidad y la organización del proyecto: armé la integración continua con GitHub Actions y la protección de la rama main, corregí datos desactualizados en nuestros documentos, evalué la segmentación de repisas con el dataset SHARD, preparé el plan de mejoras de la Fase 1 y las evidencias de avance, y revisé y mergeé pull requests. Lo más difícil para mí fue la evaluación con SHARD. Al principio la segmentación encontraba líneas de repisa que no existían, como diagonales y líneas en medio de cajas apiladas, y yo no sabía cómo probar si realmente funcionaba. Lo resolví comparando nuestras líneas con las anotadas mediante precisión, recall y F1, y luego agregando un filtro que solo conserva las líneas respaldadas por un borde real a lo largo de la mayor parte de la repisa. Aprendí muchas cosas: que un resultado no es bueno hasta que se mide, que las pruebas automáticas y los pull requests evitan muchos problemas cuando tres personas trabajan al mismo tiempo, y que dejar por escrito cada decisión ayuda cuando el cliente cambia el alcance. Si pudiera hacer algo distinto, también habría probado YOLOv8, o combinarlo con YOLO26, porque solo comparamos dos variantes de YOLO26 y quizás otro modelo daría mejores resultados con nuestras propias fotos. Ahora quiero terminar los ítems que faltan, como el dashboard, y ayudar a mejorar la precisión del modelo con fotos fuera de SKU-110K.</w:t>
-      </w:r>
-    </w:p>
-    <w:p>
-      <w:pPr>
-        <w:pStyle w:val="Ttulo2"/>
-      </w:pPr>
-      <w:bookmarkStart w:id="22" w:name="_Toc243351122"/>
-      <w:r>
-        <w:t>Francisco Sandoval</w:t>
-      </w:r>
-      <w:bookmarkEnd w:id="22"/>
-    </w:p>
-    <w:p>
-      <w:pPr>
-        <w:jc w:val="both"/>
-      </w:pPr>
-      <w:r>
-        <w:t xml:space="preserve">Trabajé en el </w:t>
-      </w:r>
-      <w:r>
-        <w:t>core</w:t>
-      </w:r>
-      <w:r>
-        <w:t xml:space="preserve"> de </w:t>
-      </w:r>
-      <w:r>
-        <w:t xml:space="preserve">la </w:t>
-      </w:r>
-      <w:r>
-        <w:t xml:space="preserve">visión artificial y su integración: corrección de imagen, segmentación automática de repisas, el entrenamiento de YOLO26 con SKU-110K, el cálculo de disponibilidad, el pipeline de punta a punta y la primera versión de la app web Django. </w:t>
-      </w:r>
-      <w:r>
-        <w:t>Lo que más aprendí fue la importancia que tiene la cantidad de datos con los que se entrena un modelo y la calidad de estos mismos datos también. Al haber limitaciones para encontrar datasets de góndolas o datasets que pudiéramos aplicar para nuestro caso, se nos hace urgente buscar otras formas de entregarle datos mas realistas al modelo para que no trabaje solo en un entorno “aislado” y pueda operar bien en producción. Me entusiasma este proyecto y lo que podemos llegar a lograr con él.</w:t>
-      </w:r>
-    </w:p>
-    <w:p>
-      <w:r>
-        <w:br w:type="page"/>
-      </w:r>
-    </w:p>
-    <w:p>
-      <w:pPr>
-        <w:pStyle w:val="Ttulo1"/>
-      </w:pPr>
-      <w:bookmarkStart w:id="23" w:name="_Toc243351123"/>
-      <w:r>
-        <w:lastRenderedPageBreak/>
-        <w:t>Bibliografía</w:t>
       </w:r>
       <w:bookmarkEnd w:id="23"/>
     </w:p>
@@ -18626,70 +17799,16 @@
         <w:jc w:val="both"/>
       </w:pPr>
       <w:r>
-        <w:t>Bradski, G. (2000). The OpenCV Library. Dr. Dobb's Journal of Software Tools.</w:t>
-      </w:r>
-    </w:p>
-    <w:p>
-      <w:pPr>
-        <w:jc w:val="both"/>
-      </w:pPr>
-      <w:r>
-        <w:t>Django Software Foundation. (2026). Django (versión 6.1) [Software]. https://www.djangoproject.com/</w:t>
-      </w:r>
-    </w:p>
-    <w:p>
-      <w:pPr>
-        <w:jc w:val="both"/>
-      </w:pPr>
-      <w:r>
-        <w:t>Goldman, E., Herzig, R., Eisenschtat, A., Goldberger, J. y Hassner, T. (2019). Precise Detection in Densely Packed Scenes. En Proceedings of the IEEE/CVF Conference on Computer Vision and Pattern Recognition (CVPR) (pp. 5227-5236).</w:t>
-      </w:r>
-    </w:p>
-    <w:p>
-      <w:pPr>
-        <w:jc w:val="both"/>
-      </w:pPr>
-      <w:r>
-        <w:t>Humans in the Loop. (s. f.). Supermarket shelves dataset [Dataset, CC0 1.0]. Kaggle. https://www.kaggle.com/datasets/humansintheloop/supermarket-shelves-dataset</w:t>
-      </w:r>
-    </w:p>
-    <w:p>
-      <w:pPr>
-        <w:jc w:val="both"/>
-      </w:pPr>
-      <w:r>
-        <w:t>SHARD: SHelf mAnagement Row Dataset. (2024). Expert Systems with Applications. https://doi.org/10.1016/j.eswa.2024.124635 [Dataset, CC BY 4.0]. https://figshare.com/articles/dataset/SHARD_-_SHelf_mAnagement_Row_Dataset/24100695</w:t>
-      </w:r>
-    </w:p>
-    <w:p>
-      <w:pPr>
-        <w:jc w:val="both"/>
-      </w:pPr>
-      <w:r>
-        <w:t>Ultralytics. (2025). Ultralytics YOLO26 [Software]. https://docs.ultralytics.com/models/yolo26/</w:t>
-      </w:r>
-    </w:p>
-    <w:p>
-      <w:pPr>
-        <w:jc w:val="both"/>
-      </w:pPr>
-      <w:r>
-        <w:t>Zuiderveld, K. (1994). Contrast Limited Adaptive Histogram Equalization. En P. Heckbert (Ed.), Graphics Gems IV (pp. 474-485). Academic Press.</w:t>
-      </w:r>
-    </w:p>
-    <w:p>
-      <w:r>
-        <w:br w:type="page"/>
+        <w:t xml:space="preserve">Video de demostración (ítem #36, Nicko), de 5 min 11 s: Fase 2/Video Modelo.mp4 en el repositorio (https://github.com/marianapeachy/capstone/blob/main/Fase%202/Video%20Modelo.mp4). Muestra solo lo que la aplicación hace hoy, con fotos que se pueden mostrar (no SKU-110K): inicio de sesión por perfil, creación de un usuario, análisis de una foto con su vista anotada, % libre y alerta, ciclo de la alerta desde la vista del reponedor, y la evaluación por lotes desde la línea de comandos.</w:t>
       </w:r>
     </w:p>
     <w:p>
       <w:pPr>
         <w:pStyle w:val="Ttulo1"/>
       </w:pPr>
-      <w:bookmarkStart w:id="24" w:name="_Toc243351124"/>
-      <w:r>
-        <w:lastRenderedPageBreak/>
-        <w:t>Anexo A. Evidencias: Pull Requests integrados</w:t>
+      <w:bookmarkStart w:id="24" w:name="_Toc243351119"/>
+      <w:r>
+        <w:t>7. Reflexiones individuales</w:t>
       </w:r>
       <w:bookmarkEnd w:id="24"/>
     </w:p>
@@ -18698,7 +17817,213 @@
         <w:jc w:val="both"/>
       </w:pPr>
       <w:r>
-        <w:t>Repositorio: https://github.com/marianapeachy/capstone. Cada PR describe qué cambia y cómo se verificó. Se listan los PR integrados hasta el #57; el #56 (evidencias de avance, #37) sigue abierto.</w:t>
+        <w:t>Cada integrante redacta su propia reflexión.</w:t>
+      </w:r>
+    </w:p>
+    <w:p>
+      <w:pPr>
+        <w:pStyle w:val="Ttulo2"/>
+      </w:pPr>
+      <w:bookmarkStart w:id="25" w:name="_Toc243351120"/>
+      <w:r>
+        <w:t>Nicko Cortés</w:t>
+      </w:r>
+      <w:bookmarkEnd w:id="25"/>
+    </w:p>
+    <w:p>
+      <w:pPr>
+        <w:jc w:val="both"/>
+      </w:pPr>
+      <w:r>
+        <w:t>Pendiente.</w:t>
+      </w:r>
+    </w:p>
+    <w:p>
+      <w:pPr>
+        <w:pStyle w:val="Ttulo2"/>
+      </w:pPr>
+      <w:bookmarkStart w:id="26" w:name="_Toc243351121"/>
+      <w:r>
+        <w:t>Mariana Ramírez</w:t>
+      </w:r>
+      <w:bookmarkEnd w:id="26"/>
+    </w:p>
+    <w:p>
+      <w:pPr>
+        <w:jc w:val="both"/>
+      </w:pPr>
+      <w:r>
+        <w:t>Mi trabajo se centró en la calidad y la organización del proyecto: armé la integración continua con GitHub Actions y la protección de la rama main, corregí datos desactualizados en nuestros documentos, evalué la segmentación de repisas con el dataset SHARD, preparé el plan de mejoras de la Fase 1 y las evidencias de avance, y revisé y mergeé pull requests. Lo más difícil para mí fue la evaluación con SHARD. Al principio la segmentación encontraba líneas de repisa que no existían, como diagonales y líneas en medio de cajas apiladas, y yo no sabía cómo probar si realmente funcionaba. Lo resolví comparando nuestras líneas con las anotadas mediante precisión, recall y F1, y luego agregando un filtro que solo conserva las líneas respaldadas por un borde real a lo largo de la mayor parte de la repisa. Aprendí muchas cosas: que un resultado no es bueno hasta que se mide, que las pruebas automáticas y los pull requests evitan muchos problemas cuando tres personas trabajan al mismo tiempo, y que dejar por escrito cada decisión ayuda cuando el cliente cambia el alcance. Si pudiera hacer algo distinto, también habría probado YOLOv8, o combinarlo con YOLO26, porque solo comparamos dos variantes de YOLO26 y quizás otro modelo daría mejores resultados con nuestras propias fotos. Ahora quiero terminar los ítems que faltan, como el dashboard, y ayudar a mejorar la precisión del modelo con fotos fuera de SKU-110K.</w:t>
+      </w:r>
+    </w:p>
+    <w:p>
+      <w:pPr>
+        <w:pStyle w:val="Ttulo2"/>
+      </w:pPr>
+      <w:bookmarkStart w:id="27" w:name="_Toc243351122"/>
+      <w:r>
+        <w:t>Francisco Sandoval</w:t>
+      </w:r>
+      <w:bookmarkEnd w:id="27"/>
+    </w:p>
+    <w:p>
+      <w:pPr>
+        <w:jc w:val="both"/>
+      </w:pPr>
+      <w:r>
+        <w:t xml:space="preserve">Trabajé en el core de la visión artificial y su integración: corrección de imagen, segmentación automática de repisas, el entrenamiento de YOLO26 con SKU-110K, el cálculo de disponibilidad, el pipeline de punta a punta y la primera versión de la app web Django. Lo que más aprendí fue la importancia que tiene la cantidad de datos con los que se entrena un modelo y la calidad de estos mismos datos también. Al haber limitaciones para encontrar datasets de góndolas o datasets que pudiéramos aplicar para nuestro caso, se nos hace urgente buscar otras formas de entregarle datos mas realistas al modelo para que no trabaje solo en un entorno “aislado” y pueda operar bien en producción. Me entusiasma este proyecto y lo que podemos llegar a lograr con él.</w:t>
+      </w:r>
+    </w:p>
+    <w:p>
+      <w:r>
+        <w:br w:type="page"/>
+      </w:r>
+    </w:p>
+    <w:p>
+      <w:pPr>
+        <w:pStyle w:val="Ttulo1"/>
+        <w:rPr>
+          <w:lang w:val="en-US"/>
+        </w:rPr>
+      </w:pPr>
+      <w:bookmarkStart w:id="28" w:name="_Toc243351123"/>
+      <w:r>
+        <w:rPr>
+          <w:lang w:val="en-US"/>
+        </w:rPr>
+        <w:lastRenderedPageBreak/>
+        <w:t>Bibliografía</w:t>
+      </w:r>
+      <w:bookmarkEnd w:id="28"/>
+    </w:p>
+    <w:p>
+      <w:pPr>
+        <w:jc w:val="both"/>
+        <w:rPr>
+          <w:lang w:val="en-US"/>
+        </w:rPr>
+      </w:pPr>
+      <w:r>
+        <w:rPr>
+          <w:lang w:val="en-US"/>
+        </w:rPr>
+        <w:t>Bradski, G. (2000). The OpenCV Library. Dr. Dobb's Journal of Software Tools.</w:t>
+      </w:r>
+    </w:p>
+    <w:p>
+      <w:pPr>
+        <w:jc w:val="both"/>
+        <w:rPr>
+          <w:lang w:val="en-US"/>
+        </w:rPr>
+      </w:pPr>
+      <w:r>
+        <w:rPr>
+          <w:lang w:val="en-US"/>
+        </w:rPr>
+        <w:t>Django Software Foundation. (2026). Django (versión 6.1) [Software]. https://www.djangoproject.com/</w:t>
+      </w:r>
+    </w:p>
+    <w:p>
+      <w:pPr>
+        <w:jc w:val="both"/>
+        <w:rPr>
+          <w:lang w:val="en-US"/>
+        </w:rPr>
+      </w:pPr>
+      <w:r>
+        <w:rPr>
+          <w:lang w:val="en-US"/>
+        </w:rPr>
+        <w:t>Goldman, E., Herzig, R., Eisenschtat, A., Goldberger, J. y Hassner, T. (2019). Precise Detection in Densely Packed Scenes. En Proceedings of the IEEE/CVF Conference on Computer Vision and Pattern Recognition (CVPR) (pp. 5227-5236).</w:t>
+      </w:r>
+    </w:p>
+    <w:p>
+      <w:pPr>
+        <w:jc w:val="both"/>
+        <w:rPr>
+          <w:lang w:val="en-US"/>
+        </w:rPr>
+      </w:pPr>
+      <w:r>
+        <w:rPr>
+          <w:lang w:val="en-US"/>
+        </w:rPr>
+        <w:t>Humans in the Loop. (s. f.). Supermarket shelves dataset [Dataset, CC0 1.0]. Kaggle. https://www.kaggle.com/datasets/humansintheloop/supermarket-shelves-dataset</w:t>
+      </w:r>
+    </w:p>
+    <w:p>
+      <w:pPr>
+        <w:jc w:val="both"/>
+        <w:rPr>
+          <w:lang w:val="en-US"/>
+        </w:rPr>
+      </w:pPr>
+      <w:r>
+        <w:rPr>
+          <w:lang w:val="en-US"/>
+        </w:rPr>
+        <w:t>SHARD: SHelf mAnagement Row Dataset. (2024). Expert Systems with Applications. https://doi.org/10.1016/j.eswa.2024.124635 [Dataset, CC BY 4.0]. https://figshare.com/articles/dataset/SHARD_-_SHelf_mAnagement_Row_Dataset/24100695</w:t>
+      </w:r>
+    </w:p>
+    <w:p>
+      <w:pPr>
+        <w:jc w:val="both"/>
+        <w:rPr>
+          <w:lang w:val="en-US"/>
+        </w:rPr>
+      </w:pPr>
+      <w:r>
+        <w:rPr>
+          <w:lang w:val="en-US"/>
+        </w:rPr>
+        <w:t>Ultralytics. (2025). Ultralytics YOLO26 [Software]. https://docs.ultralytics.com/models/yolo26/</w:t>
+      </w:r>
+    </w:p>
+    <w:p>
+      <w:pPr>
+        <w:jc w:val="both"/>
+        <w:rPr>
+          <w:lang w:val="en-US"/>
+        </w:rPr>
+      </w:pPr>
+      <w:r>
+        <w:rPr>
+          <w:lang w:val="en-US"/>
+        </w:rPr>
+        <w:t>Zuiderveld, K. (1994). Contrast Limited Adaptive Histogram Equalization. En P. Heckbert (Ed.), Graphics Gems IV (pp. 474-485). Academic Press.</w:t>
+      </w:r>
+    </w:p>
+    <w:p>
+      <w:pPr>
+        <w:rPr>
+          <w:lang w:val="en-US"/>
+        </w:rPr>
+      </w:pPr>
+      <w:r>
+        <w:rPr>
+          <w:lang w:val="en-US"/>
+        </w:rPr>
+        <w:br w:type="page"/>
+      </w:r>
+    </w:p>
+    <w:p>
+      <w:pPr>
+        <w:pStyle w:val="Ttulo1"/>
+      </w:pPr>
+      <w:bookmarkStart w:id="29" w:name="_Toc243351124"/>
+      <w:r>
+        <w:lastRenderedPageBreak/>
+        <w:t>Anexo A. Evidencias: Pull Requests integrados</w:t>
+      </w:r>
+      <w:bookmarkEnd w:id="29"/>
+    </w:p>
+    <w:p>
+      <w:pPr>
+        <w:jc w:val="both"/>
+      </w:pPr>
+      <w:r>
+        <w:t>Repositorio: https://github.com/marianapeachy/capstone. Cada PR describe qué cambia y cómo se verificó. Se listan los PR integrados hasta el #57.</w:t>
       </w:r>
     </w:p>
     <w:tbl>
@@ -19284,10 +18609,16 @@
             </w:tcMar>
           </w:tcPr>
           <w:p>
-            <w:r>
-              <w:rPr>
-                <w:sz w:val="20"/>
-                <w:szCs w:val="20"/>
+            <w:pPr>
+              <w:rPr>
+                <w:lang w:val="en-US"/>
+              </w:rPr>
+            </w:pPr>
+            <w:r>
+              <w:rPr>
+                <w:sz w:val="20"/>
+                <w:szCs w:val="20"/>
+                <w:lang w:val="en-US"/>
               </w:rPr>
               <w:t>CI con GitHub Actions: pytest + docker build (ítem 13)</w:t>
             </w:r>
@@ -19604,10 +18935,16 @@
             </w:tcMar>
           </w:tcPr>
           <w:p>
-            <w:r>
-              <w:rPr>
-                <w:sz w:val="20"/>
-                <w:szCs w:val="20"/>
+            <w:pPr>
+              <w:rPr>
+                <w:lang w:val="en-US"/>
+              </w:rPr>
+            </w:pPr>
+            <w:r>
+              <w:rPr>
+                <w:sz w:val="20"/>
+                <w:szCs w:val="20"/>
+                <w:lang w:val="en-US"/>
               </w:rPr>
               <w:t>docs: correct dataset licenses, size and download status</w:t>
             </w:r>
@@ -19684,10 +19021,16 @@
             </w:tcMar>
           </w:tcPr>
           <w:p>
-            <w:r>
-              <w:rPr>
-                <w:sz w:val="20"/>
-                <w:szCs w:val="20"/>
+            <w:pPr>
+              <w:rPr>
+                <w:lang w:val="en-US"/>
+              </w:rPr>
+            </w:pPr>
+            <w:r>
+              <w:rPr>
+                <w:sz w:val="20"/>
+                <w:szCs w:val="20"/>
+                <w:lang w:val="en-US"/>
               </w:rPr>
               <w:t>feat: measure shelf segmentation against SHARD and fix false diagonals (#15)</w:t>
             </w:r>
@@ -19764,10 +19107,16 @@
             </w:tcMar>
           </w:tcPr>
           <w:p>
-            <w:r>
-              <w:rPr>
-                <w:sz w:val="20"/>
-                <w:szCs w:val="20"/>
+            <w:pPr>
+              <w:rPr>
+                <w:lang w:val="en-US"/>
+              </w:rPr>
+            </w:pPr>
+            <w:r>
+              <w:rPr>
+                <w:sz w:val="20"/>
+                <w:szCs w:val="20"/>
+                <w:lang w:val="en-US"/>
               </w:rPr>
               <w:t>docs: add setup troubleshooting and manual Roboflow download steps (#18)</w:t>
             </w:r>
@@ -19844,10 +19193,16 @@
             </w:tcMar>
           </w:tcPr>
           <w:p>
-            <w:r>
-              <w:rPr>
-                <w:sz w:val="20"/>
-                <w:szCs w:val="20"/>
+            <w:pPr>
+              <w:rPr>
+                <w:lang w:val="en-US"/>
+              </w:rPr>
+            </w:pPr>
+            <w:r>
+              <w:rPr>
+                <w:sz w:val="20"/>
+                <w:szCs w:val="20"/>
+                <w:lang w:val="en-US"/>
               </w:rPr>
               <w:t>feat: add YOLO26 detector, SKU-110K training pipeline and guide (#5)</w:t>
             </w:r>
@@ -19924,10 +19279,16 @@
             </w:tcMar>
           </w:tcPr>
           <w:p>
-            <w:r>
-              <w:rPr>
-                <w:sz w:val="20"/>
-                <w:szCs w:val="20"/>
+            <w:pPr>
+              <w:rPr>
+                <w:lang w:val="en-US"/>
+              </w:rPr>
+            </w:pPr>
+            <w:r>
+              <w:rPr>
+                <w:sz w:val="20"/>
+                <w:szCs w:val="20"/>
+                <w:lang w:val="en-US"/>
               </w:rPr>
               <w:t>feat: add shelf availability and stock-out alert (#6)</w:t>
             </w:r>
@@ -20004,10 +19365,16 @@
             </w:tcMar>
           </w:tcPr>
           <w:p>
-            <w:r>
-              <w:rPr>
-                <w:sz w:val="20"/>
-                <w:szCs w:val="20"/>
+            <w:pPr>
+              <w:rPr>
+                <w:lang w:val="en-US"/>
+              </w:rPr>
+            </w:pPr>
+            <w:r>
+              <w:rPr>
+                <w:sz w:val="20"/>
+                <w:szCs w:val="20"/>
+                <w:lang w:val="en-US"/>
               </w:rPr>
               <w:t>docs: add test plan with first run results (#19)</w:t>
             </w:r>
@@ -20084,10 +19451,16 @@
             </w:tcMar>
           </w:tcPr>
           <w:p>
-            <w:r>
-              <w:rPr>
-                <w:sz w:val="20"/>
-                <w:szCs w:val="20"/>
+            <w:pPr>
+              <w:rPr>
+                <w:lang w:val="en-US"/>
+              </w:rPr>
+            </w:pPr>
+            <w:r>
+              <w:rPr>
+                <w:sz w:val="20"/>
+                <w:szCs w:val="20"/>
+                <w:lang w:val="en-US"/>
               </w:rPr>
               <w:t>fix: keep YOLO26 P2 training on the GPU under Windows (8 GB)</w:t>
             </w:r>
@@ -20164,10 +19537,16 @@
             </w:tcMar>
           </w:tcPr>
           <w:p>
-            <w:r>
-              <w:rPr>
-                <w:sz w:val="20"/>
-                <w:szCs w:val="20"/>
+            <w:pPr>
+              <w:rPr>
+                <w:lang w:val="en-US"/>
+              </w:rPr>
+            </w:pPr>
+            <w:r>
+              <w:rPr>
+                <w:sz w:val="20"/>
+                <w:szCs w:val="20"/>
+                <w:lang w:val="en-US"/>
               </w:rPr>
               <w:t>fix: make test_models pass on PCs with an NVIDIA GPU</w:t>
             </w:r>
@@ -20244,10 +19623,16 @@
             </w:tcMar>
           </w:tcPr>
           <w:p>
-            <w:r>
-              <w:rPr>
-                <w:sz w:val="20"/>
-                <w:szCs w:val="20"/>
+            <w:pPr>
+              <w:rPr>
+                <w:lang w:val="en-US"/>
+              </w:rPr>
+            </w:pPr>
+            <w:r>
+              <w:rPr>
+                <w:sz w:val="20"/>
+                <w:szCs w:val="20"/>
+                <w:lang w:val="en-US"/>
               </w:rPr>
               <w:t>docs: make a fresh clone ready to set up and steer sessions by PROGRESS.md (#20)</w:t>
             </w:r>
@@ -20324,10 +19709,16 @@
             </w:tcMar>
           </w:tcPr>
           <w:p>
-            <w:r>
-              <w:rPr>
-                <w:sz w:val="20"/>
-                <w:szCs w:val="20"/>
+            <w:pPr>
+              <w:rPr>
+                <w:lang w:val="en-US"/>
+              </w:rPr>
+            </w:pPr>
+            <w:r>
+              <w:rPr>
+                <w:sz w:val="20"/>
+                <w:szCs w:val="20"/>
+                <w:lang w:val="en-US"/>
               </w:rPr>
               <w:t>docs: plan validation without real Walmart camera images (#21)</w:t>
             </w:r>
@@ -20404,10 +19795,16 @@
             </w:tcMar>
           </w:tcPr>
           <w:p>
-            <w:r>
-              <w:rPr>
-                <w:sz w:val="20"/>
-                <w:szCs w:val="20"/>
+            <w:pPr>
+              <w:rPr>
+                <w:lang w:val="en-US"/>
+              </w:rPr>
+            </w:pPr>
+            <w:r>
+              <w:rPr>
+                <w:sz w:val="20"/>
+                <w:szCs w:val="20"/>
+                <w:lang w:val="en-US"/>
               </w:rPr>
               <w:t>feat: shelf levels from detected products for angled cameras (#22)</w:t>
             </w:r>
@@ -20484,10 +19881,16 @@
             </w:tcMar>
           </w:tcPr>
           <w:p>
-            <w:r>
-              <w:rPr>
-                <w:sz w:val="20"/>
-                <w:szCs w:val="20"/>
+            <w:pPr>
+              <w:rPr>
+                <w:lang w:val="en-US"/>
+              </w:rPr>
+            </w:pPr>
+            <w:r>
+              <w:rPr>
+                <w:sz w:val="20"/>
+                <w:szCs w:val="20"/>
+                <w:lang w:val="en-US"/>
               </w:rPr>
               <w:t>docs: course deadlines, requirements log and professor message workflow</w:t>
             </w:r>
@@ -20564,10 +19967,16 @@
             </w:tcMar>
           </w:tcPr>
           <w:p>
-            <w:r>
-              <w:rPr>
-                <w:sz w:val="20"/>
-                <w:szCs w:val="20"/>
+            <w:pPr>
+              <w:rPr>
+                <w:lang w:val="en-US"/>
+              </w:rPr>
+            </w:pPr>
+            <w:r>
+              <w:rPr>
+                <w:sz w:val="20"/>
+                <w:szCs w:val="20"/>
+                <w:lang w:val="en-US"/>
               </w:rPr>
               <w:t>docs: record YOLO26 detector training results (#5)</w:t>
             </w:r>
@@ -20644,10 +20053,16 @@
             </w:tcMar>
           </w:tcPr>
           <w:p>
-            <w:r>
-              <w:rPr>
-                <w:sz w:val="20"/>
-                <w:szCs w:val="20"/>
+            <w:pPr>
+              <w:rPr>
+                <w:lang w:val="en-US"/>
+              </w:rPr>
+            </w:pPr>
+            <w:r>
+              <w:rPr>
+                <w:sz w:val="20"/>
+                <w:szCs w:val="20"/>
+                <w:lang w:val="en-US"/>
               </w:rPr>
               <w:t>docs: align README and use cases with Walmart meeting agreements (#26)</w:t>
             </w:r>
@@ -20724,10 +20139,16 @@
             </w:tcMar>
           </w:tcPr>
           <w:p>
-            <w:r>
-              <w:rPr>
-                <w:sz w:val="20"/>
-                <w:szCs w:val="20"/>
+            <w:pPr>
+              <w:rPr>
+                <w:lang w:val="en-US"/>
+              </w:rPr>
+            </w:pPr>
+            <w:r>
+              <w:rPr>
+                <w:sz w:val="20"/>
+                <w:szCs w:val="20"/>
+                <w:lang w:val="en-US"/>
               </w:rPr>
               <w:t>docs: record course message of week 8 activities</w:t>
             </w:r>
@@ -20805,10 +20226,16 @@
             </w:tcMar>
           </w:tcPr>
           <w:p>
-            <w:r>
-              <w:rPr>
-                <w:sz w:val="20"/>
-                <w:szCs w:val="20"/>
+            <w:pPr>
+              <w:rPr>
+                <w:lang w:val="en-US"/>
+              </w:rPr>
+            </w:pPr>
+            <w:r>
+              <w:rPr>
+                <w:sz w:val="20"/>
+                <w:szCs w:val="20"/>
+                <w:lang w:val="en-US"/>
               </w:rPr>
               <w:t>fix: unique backlog numbers and Walmart minutes via Drive (#30)</w:t>
             </w:r>
@@ -20885,10 +20312,16 @@
             </w:tcMar>
           </w:tcPr>
           <w:p>
-            <w:r>
-              <w:rPr>
-                <w:sz w:val="20"/>
-                <w:szCs w:val="20"/>
+            <w:pPr>
+              <w:rPr>
+                <w:lang w:val="en-US"/>
+              </w:rPr>
+            </w:pPr>
+            <w:r>
+              <w:rPr>
+                <w:sz w:val="20"/>
+                <w:szCs w:val="20"/>
+                <w:lang w:val="en-US"/>
               </w:rPr>
               <w:t>feat: run the full pipeline per photo with batch IoU evaluation (#8)</w:t>
             </w:r>
@@ -20965,10 +20398,16 @@
             </w:tcMar>
           </w:tcPr>
           <w:p>
-            <w:r>
-              <w:rPr>
-                <w:sz w:val="20"/>
-                <w:szCs w:val="20"/>
+            <w:pPr>
+              <w:rPr>
+                <w:lang w:val="en-US"/>
+              </w:rPr>
+            </w:pPr>
+            <w:r>
+              <w:rPr>
+                <w:sz w:val="20"/>
+                <w:szCs w:val="20"/>
+                <w:lang w:val="en-US"/>
               </w:rPr>
               <w:t>docs: record course message of 2026-10-16</w:t>
             </w:r>
@@ -21045,10 +20484,16 @@
             </w:tcMar>
           </w:tcPr>
           <w:p>
-            <w:r>
-              <w:rPr>
-                <w:sz w:val="20"/>
-                <w:szCs w:val="20"/>
+            <w:pPr>
+              <w:rPr>
+                <w:lang w:val="en-US"/>
+              </w:rPr>
+            </w:pPr>
+            <w:r>
+              <w:rPr>
+                <w:sz w:val="20"/>
+                <w:szCs w:val="20"/>
+                <w:lang w:val="en-US"/>
               </w:rPr>
               <w:t>feat: bring the full pipeline (#8) into main</w:t>
             </w:r>
@@ -21125,10 +20570,16 @@
             </w:tcMar>
           </w:tcPr>
           <w:p>
-            <w:r>
-              <w:rPr>
-                <w:sz w:val="20"/>
-                <w:szCs w:val="20"/>
+            <w:pPr>
+              <w:rPr>
+                <w:lang w:val="en-US"/>
+              </w:rPr>
+            </w:pPr>
+            <w:r>
+              <w:rPr>
+                <w:sz w:val="20"/>
+                <w:szCs w:val="20"/>
+                <w:lang w:val="en-US"/>
               </w:rPr>
               <w:t>docs: record course message of 2026-10-19 (whole-gondola stock-out, #40)</w:t>
             </w:r>
@@ -21205,10 +20656,16 @@
             </w:tcMar>
           </w:tcPr>
           <w:p>
-            <w:r>
-              <w:rPr>
-                <w:sz w:val="20"/>
-                <w:szCs w:val="20"/>
+            <w:pPr>
+              <w:rPr>
+                <w:lang w:val="en-US"/>
+              </w:rPr>
+            </w:pPr>
+            <w:r>
+              <w:rPr>
+                <w:sz w:val="20"/>
+                <w:szCs w:val="20"/>
+                <w:lang w:val="en-US"/>
               </w:rPr>
               <w:t>feat: report stock-out alert for the whole gondola only (#40)</w:t>
             </w:r>
@@ -21285,10 +20742,16 @@
             </w:tcMar>
           </w:tcPr>
           <w:p>
-            <w:r>
-              <w:rPr>
-                <w:sz w:val="20"/>
-                <w:szCs w:val="20"/>
+            <w:pPr>
+              <w:rPr>
+                <w:lang w:val="en-US"/>
+              </w:rPr>
+            </w:pPr>
+            <w:r>
+              <w:rPr>
+                <w:sz w:val="20"/>
+                <w:szCs w:val="20"/>
+                <w:lang w:val="en-US"/>
               </w:rPr>
               <w:t>chore: add ponytail plugin for code work (#41)</w:t>
             </w:r>
@@ -21365,10 +20828,16 @@
             </w:tcMar>
           </w:tcPr>
           <w:p>
-            <w:r>
-              <w:rPr>
-                <w:sz w:val="20"/>
-                <w:szCs w:val="20"/>
+            <w:pPr>
+              <w:rPr>
+                <w:lang w:val="en-US"/>
+              </w:rPr>
+            </w:pPr>
+            <w:r>
+              <w:rPr>
+                <w:sz w:val="20"/>
+                <w:szCs w:val="20"/>
+                <w:lang w:val="en-US"/>
               </w:rPr>
               <w:t>docs: Fase 2 Gantt chart and item reassignment for the interim report</w:t>
             </w:r>
@@ -21445,10 +20914,16 @@
             </w:tcMar>
           </w:tcPr>
           <w:p>
-            <w:r>
-              <w:rPr>
-                <w:sz w:val="20"/>
-                <w:szCs w:val="20"/>
+            <w:pPr>
+              <w:rPr>
+                <w:lang w:val="en-US"/>
+              </w:rPr>
+            </w:pPr>
+            <w:r>
+              <w:rPr>
+                <w:sz w:val="20"/>
+                <w:szCs w:val="20"/>
+                <w:lang w:val="en-US"/>
               </w:rPr>
               <w:t>feat: Django web app with role login, user CRUD and stock-out alerts (#28)</w:t>
             </w:r>
@@ -21525,10 +21000,16 @@
             </w:tcMar>
           </w:tcPr>
           <w:p>
-            <w:r>
-              <w:rPr>
-                <w:sz w:val="20"/>
-                <w:szCs w:val="20"/>
+            <w:pPr>
+              <w:rPr>
+                <w:lang w:val="en-US"/>
+              </w:rPr>
+            </w:pPr>
+            <w:r>
+              <w:rPr>
+                <w:sz w:val="20"/>
+                <w:szCs w:val="20"/>
+                <w:lang w:val="en-US"/>
               </w:rPr>
               <w:t>docs: interim report draft and results analysis on Kaggle photos (#27, #34)</w:t>
             </w:r>
@@ -21605,10 +21086,16 @@
             </w:tcMar>
           </w:tcPr>
           <w:p>
-            <w:r>
-              <w:rPr>
-                <w:sz w:val="20"/>
-                <w:szCs w:val="20"/>
+            <w:pPr>
+              <w:rPr>
+                <w:lang w:val="en-US"/>
+              </w:rPr>
+            </w:pPr>
+            <w:r>
+              <w:rPr>
+                <w:sz w:val="20"/>
+                <w:szCs w:val="20"/>
+                <w:lang w:val="en-US"/>
               </w:rPr>
               <w:t>docs: complete README for the interim report (#35)</w:t>
             </w:r>
@@ -21685,10 +21172,16 @@
             </w:tcMar>
           </w:tcPr>
           <w:p>
-            <w:r>
-              <w:rPr>
-                <w:sz w:val="20"/>
-                <w:szCs w:val="20"/>
+            <w:pPr>
+              <w:rPr>
+                <w:lang w:val="en-US"/>
+              </w:rPr>
+            </w:pPr>
+            <w:r>
+              <w:rPr>
+                <w:sz w:val="20"/>
+                <w:szCs w:val="20"/>
+                <w:lang w:val="en-US"/>
               </w:rPr>
               <w:t>docs: reassign demo video (#36) to Nicko</w:t>
             </w:r>
@@ -21765,10 +21258,16 @@
             </w:tcMar>
           </w:tcPr>
           <w:p>
-            <w:r>
-              <w:rPr>
-                <w:sz w:val="20"/>
-                <w:szCs w:val="20"/>
+            <w:pPr>
+              <w:rPr>
+                <w:lang w:val="en-US"/>
+              </w:rPr>
+            </w:pPr>
+            <w:r>
+              <w:rPr>
+                <w:sz w:val="20"/>
+                <w:szCs w:val="20"/>
+                <w:lang w:val="en-US"/>
               </w:rPr>
               <w:t>docs: update interim report with README, owners and PR annex (#27)</w:t>
             </w:r>
@@ -21845,10 +21344,16 @@
             </w:tcMar>
           </w:tcPr>
           <w:p>
-            <w:r>
-              <w:rPr>
-                <w:sz w:val="20"/>
-                <w:szCs w:val="20"/>
+            <w:pPr>
+              <w:rPr>
+                <w:lang w:val="en-US"/>
+              </w:rPr>
+            </w:pPr>
+            <w:r>
+              <w:rPr>
+                <w:sz w:val="20"/>
+                <w:szCs w:val="20"/>
+                <w:lang w:val="en-US"/>
               </w:rPr>
               <w:t>docs: out-of-domain detector measurements (#33, steps 2 and 3)</w:t>
             </w:r>
@@ -21925,10 +21430,16 @@
             </w:tcMar>
           </w:tcPr>
           <w:p>
-            <w:r>
-              <w:rPr>
-                <w:sz w:val="20"/>
-                <w:szCs w:val="20"/>
+            <w:pPr>
+              <w:rPr>
+                <w:lang w:val="en-US"/>
+              </w:rPr>
+            </w:pPr>
+            <w:r>
+              <w:rPr>
+                <w:sz w:val="20"/>
+                <w:szCs w:val="20"/>
+                <w:lang w:val="en-US"/>
               </w:rPr>
               <w:t>docs: #33 step 4 and fine-tuning plan (backlog)</w:t>
             </w:r>
@@ -22085,10 +21596,16 @@
             </w:tcMar>
           </w:tcPr>
           <w:p>
-            <w:r>
-              <w:rPr>
-                <w:sz w:val="20"/>
-                <w:szCs w:val="20"/>
+            <w:pPr>
+              <w:rPr>
+                <w:lang w:val="en-US"/>
+              </w:rPr>
+            </w:pPr>
+            <w:r>
+              <w:rPr>
+                <w:sz w:val="20"/>
+                <w:szCs w:val="20"/>
+                <w:lang w:val="en-US"/>
               </w:rPr>
               <w:t>chore: add .mailmap to unify author identities (#47)</w:t>
             </w:r>
@@ -22165,10 +21682,16 @@
             </w:tcMar>
           </w:tcPr>
           <w:p>
-            <w:r>
-              <w:rPr>
-                <w:sz w:val="20"/>
-                <w:szCs w:val="20"/>
+            <w:pPr>
+              <w:rPr>
+                <w:lang w:val="en-US"/>
+              </w:rPr>
+            </w:pPr>
+            <w:r>
+              <w:rPr>
+                <w:sz w:val="20"/>
+                <w:szCs w:val="20"/>
+                <w:lang w:val="en-US"/>
               </w:rPr>
               <w:t>docs: unassign open backlog items and add DB diagram task (#48)</w:t>
             </w:r>
@@ -22325,10 +21848,16 @@
             </w:tcMar>
           </w:tcPr>
           <w:p>
-            <w:r>
-              <w:rPr>
-                <w:sz w:val="20"/>
-                <w:szCs w:val="20"/>
+            <w:pPr>
+              <w:rPr>
+                <w:lang w:val="en-US"/>
+              </w:rPr>
+            </w:pPr>
+            <w:r>
+              <w:rPr>
+                <w:sz w:val="20"/>
+                <w:szCs w:val="20"/>
+                <w:lang w:val="en-US"/>
               </w:rPr>
               <w:t>docs: progress guide 2.4 and draft diary 2.1 (#37)</w:t>
             </w:r>
@@ -22805,10 +22334,16 @@
             </w:tcMar>
           </w:tcPr>
           <w:p>
-            <w:r>
-              <w:rPr>
-                <w:sz w:val="20"/>
-                <w:szCs w:val="20"/>
+            <w:pPr>
+              <w:rPr>
+                <w:lang w:val="en-US"/>
+              </w:rPr>
+            </w:pPr>
+            <w:r>
+              <w:rPr>
+                <w:sz w:val="20"/>
+                <w:szCs w:val="20"/>
+                <w:lang w:val="en-US"/>
               </w:rPr>
               <w:t>docs: add Mariana's reflection and mark improvement plan done in interim report (#27)</w:t>
             </w:r>
@@ -22886,10 +22421,16 @@
             </w:tcMar>
           </w:tcPr>
           <w:p>
-            <w:r>
-              <w:rPr>
-                <w:sz w:val="20"/>
-                <w:szCs w:val="20"/>
+            <w:pPr>
+              <w:rPr>
+                <w:lang w:val="en-US"/>
+              </w:rPr>
+            </w:pPr>
+            <w:r>
+              <w:rPr>
+                <w:sz w:val="20"/>
+                <w:szCs w:val="20"/>
+                <w:lang w:val="en-US"/>
               </w:rPr>
               <w:t>docs: redo use case templates and diagrams for the Django web app (#42)</w:t>
             </w:r>
@@ -22966,10 +22507,16 @@
             </w:tcMar>
           </w:tcPr>
           <w:p>
-            <w:r>
-              <w:rPr>
-                <w:sz w:val="20"/>
-                <w:szCs w:val="20"/>
+            <w:pPr>
+              <w:rPr>
+                <w:lang w:val="en-US"/>
+              </w:rPr>
+            </w:pPr>
+            <w:r>
+              <w:rPr>
+                <w:sz w:val="20"/>
+                <w:szCs w:val="20"/>
+                <w:lang w:val="en-US"/>
               </w:rPr>
               <w:t>feat: export availability reports in Excel, CSV and PDF (CU04, #7)</w:t>
             </w:r>
@@ -23052,6 +22599,104 @@
                 <w:szCs w:val="20"/>
               </w:rPr>
               <w:t>feat: fine-tuning del detector fuera de SKU-110K (#33)</w:t>
+            </w:r>
+          </w:p>
+        </w:tc>
+      </w:tr>
+      <w:tr>
+        <w:tc>
+          <w:tcPr>
+            <w:tcW w:w="722" w:type="dxa"/>
+            <w:tcBorders>
+              <w:top w:val="single" w:sz="4" w:space="0" w:color="A6A6A6"/>
+              <w:left w:val="single" w:sz="4" w:space="0" w:color="A6A6A6"/>
+              <w:bottom w:val="single" w:sz="4" w:space="0" w:color="A6A6A6"/>
+              <w:right w:val="single" w:sz="4" w:space="0" w:color="A6A6A6"/>
+            </w:tcBorders>
+            <w:tcMar>
+              <w:top w:w="60" w:type="dxa"/>
+              <w:left w:w="100" w:type="dxa"/>
+              <w:bottom w:w="60" w:type="dxa"/>
+              <w:right w:w="100" w:type="dxa"/>
+            </w:tcMar>
+          </w:tcPr>
+          <w:p>
+            <w:pPr>
+              <w:rPr>
+                <w:sz w:val="20"/>
+                <w:szCs w:val="20"/>
+              </w:rPr>
+            </w:pPr>
+            <w:r>
+              <w:rPr>
+                <w:sz w:val="20"/>
+                <w:szCs w:val="20"/>
+              </w:rPr>
+              <w:t>#56</w:t>
+            </w:r>
+          </w:p>
+        </w:tc>
+        <w:tc>
+          <w:tcPr>
+            <w:tcW w:w="1444" w:type="dxa"/>
+            <w:tcBorders>
+              <w:top w:val="single" w:sz="4" w:space="0" w:color="A6A6A6"/>
+              <w:left w:val="single" w:sz="4" w:space="0" w:color="A6A6A6"/>
+              <w:bottom w:val="single" w:sz="4" w:space="0" w:color="A6A6A6"/>
+              <w:right w:val="single" w:sz="4" w:space="0" w:color="A6A6A6"/>
+            </w:tcBorders>
+            <w:tcMar>
+              <w:top w:w="60" w:type="dxa"/>
+              <w:left w:w="100" w:type="dxa"/>
+              <w:bottom w:w="60" w:type="dxa"/>
+              <w:right w:w="100" w:type="dxa"/>
+            </w:tcMar>
+          </w:tcPr>
+          <w:p>
+            <w:pPr>
+              <w:rPr>
+                <w:sz w:val="20"/>
+                <w:szCs w:val="20"/>
+              </w:rPr>
+            </w:pPr>
+            <w:r>
+              <w:rPr>
+                <w:sz w:val="20"/>
+                <w:szCs w:val="20"/>
+              </w:rPr>
+              <w:t>2026-10-21</w:t>
+            </w:r>
+          </w:p>
+        </w:tc>
+        <w:tc>
+          <w:tcPr>
+            <w:tcW w:w="6860" w:type="dxa"/>
+            <w:tcBorders>
+              <w:top w:val="single" w:sz="4" w:space="0" w:color="A6A6A6"/>
+              <w:left w:val="single" w:sz="4" w:space="0" w:color="A6A6A6"/>
+              <w:bottom w:val="single" w:sz="4" w:space="0" w:color="A6A6A6"/>
+              <w:right w:val="single" w:sz="4" w:space="0" w:color="A6A6A6"/>
+            </w:tcBorders>
+            <w:tcMar>
+              <w:top w:w="60" w:type="dxa"/>
+              <w:left w:w="100" w:type="dxa"/>
+              <w:bottom w:w="60" w:type="dxa"/>
+              <w:right w:w="100" w:type="dxa"/>
+            </w:tcMar>
+          </w:tcPr>
+          <w:p>
+            <w:pPr>
+              <w:rPr>
+                <w:sz w:val="20"/>
+                <w:szCs w:val="20"/>
+              </w:rPr>
+            </w:pPr>
+            <w:r>
+              <w:rPr>
+                <w:sz w:val="20"/>
+                <w:szCs w:val="20"/>
+              </w:rPr>
+              <w:t>docs: guía 2.4 y evidencias de avance al corte del 2026-10-21 (#37)</w:t>
             </w:r>
           </w:p>
         </w:tc>
@@ -23139,7 +22784,12 @@
     </w:tbl>
     <w:p/>
     <w:sectPr>
-      <w:footerReference w:type="default" r:id="rId27"/>
+      <w:headerReference w:type="even" r:id="rId31"/>
+      <w:headerReference w:type="default" r:id="rId32"/>
+      <w:footerReference w:type="even" r:id="rId33"/>
+      <w:footerReference w:type="default" r:id="rId34"/>
+      <w:headerReference w:type="first" r:id="rId35"/>
+      <w:footerReference w:type="first" r:id="rId36"/>
       <w:pgSz w:w="11906" w:h="16838"/>
       <w:pgMar w:top="1440" w:right="1440" w:bottom="1440" w:left="1440" w:header="708" w:footer="708" w:gutter="0"/>
       <w:cols w:space="720"/>
@@ -23150,7 +22800,7 @@
 </file>
 
 <file path=word/endnotes.xml><?xml version="1.0" encoding="utf-8"?>
-<w:endnotes xmlns:wpc="http://schemas.microsoft.com/office/word/2010/wordprocessingCanvas" xmlns:cx="http://schemas.microsoft.com/office/drawing/2014/chartex" xmlns:cx1="http://schemas.microsoft.com/office/drawing/2015/9/8/chartex" xmlns:cx2="http://schemas.microsoft.com/office/drawing/2015/10/21/chartex" xmlns:cx3="http://schemas.microsoft.com/office/drawing/2016/5/9/chartex" xmlns:cx4="http://schemas.microsoft.com/office/drawing/2016/5/10/chartex" xmlns:cx5="http://schemas.microsoft.com/office/drawing/2016/5/11/chartex" xmlns:cx6="http://schemas.microsoft.com/office/drawing/2016/5/12/chartex" xmlns:cx7="http://schemas.microsoft.com/office/drawing/2016/5/13/chartex" xmlns:cx8="http://schemas.microsoft.com/office/drawing/2016/5/14/chartex" xmlns:mc="http://schemas.openxmlformats.org/markup-compatibility/2006" xmlns:aink="http://schemas.microsoft.com/office/drawing/2016/ink" xmlns:am3d="http://schemas.microsoft.com/office/drawing/2017/model3d" xmlns:o="urn:schemas-microsoft-com:office:office" xmlns:oel="http://schemas.microsoft.com/office/2019/extlst" xmlns:r="http://schemas.openxmlformats.org/officeDocument/2006/relationships" xmlns:m="http://schemas.openxmlformats.org/officeDocument/2006/math" xmlns:v="urn:schemas-microsoft-com:vml" xmlns:wp14="http://schemas.microsoft.com/office/word/2010/wordprocessingDrawing" xmlns:wp="http://schemas.openxmlformats.org/drawingml/2006/wordprocessingDrawing" xmlns:w10="urn:schemas-microsoft-com:office:word" xmlns:w="http://schemas.openxmlformats.org/wordprocessingml/2006/main" xmlns:w14="http://schemas.microsoft.com/office/word/2010/wordml" xmlns:w15="http://schemas.microsoft.com/office/word/2012/wordml" xmlns:w16cex="http://schemas.microsoft.com/office/word/2018/wordml/cex" xmlns:w16cid="http://schemas.microsoft.com/office/word/2016/wordml/cid" xmlns:w16="http://schemas.microsoft.com/office/word/2018/wordml" xmlns:w16sdtdh="http://schemas.microsoft.com/office/word/2020/wordml/sdtdatahash" xmlns:w16se="http://schemas.microsoft.com/office/word/2015/wordml/symex" xmlns:wpg="http://schemas.microsoft.com/office/word/2010/wordprocessingGroup" xmlns:wpi="http://schemas.microsoft.com/office/word/2010/wordprocessingInk" xmlns:wne="http://schemas.microsoft.com/office/word/2006/wordml" xmlns:wps="http://schemas.microsoft.com/office/word/2010/wordprocessingShape" mc:Ignorable="w14 w15 w16se w16cid w16 w16cex w16sdtdh wp14">
+<w:endnotes xmlns:wpc="http://schemas.microsoft.com/office/word/2010/wordprocessingCanvas" xmlns:cx="http://schemas.microsoft.com/office/drawing/2014/chartex" xmlns:cx1="http://schemas.microsoft.com/office/drawing/2015/9/8/chartex" xmlns:cx2="http://schemas.microsoft.com/office/drawing/2015/10/21/chartex" xmlns:cx3="http://schemas.microsoft.com/office/drawing/2016/5/9/chartex" xmlns:cx4="http://schemas.microsoft.com/office/drawing/2016/5/10/chartex" xmlns:cx5="http://schemas.microsoft.com/office/drawing/2016/5/11/chartex" xmlns:cx6="http://schemas.microsoft.com/office/drawing/2016/5/12/chartex" xmlns:cx7="http://schemas.microsoft.com/office/drawing/2016/5/13/chartex" xmlns:cx8="http://schemas.microsoft.com/office/drawing/2016/5/14/chartex" xmlns:mc="http://schemas.openxmlformats.org/markup-compatibility/2006" xmlns:m="http://schemas.openxmlformats.org/officeDocument/2006/math" xmlns:aink="http://schemas.microsoft.com/office/drawing/2016/ink" xmlns:am3d="http://schemas.microsoft.com/office/drawing/2017/model3d" xmlns:oel="http://schemas.microsoft.com/office/2019/extlst" xmlns:r="http://schemas.openxmlformats.org/officeDocument/2006/relationships" xmlns:wp14="http://schemas.microsoft.com/office/word/2010/wordprocessingDrawing" xmlns:wp="http://schemas.openxmlformats.org/drawingml/2006/wordprocessingDrawing" xmlns:wpg="http://schemas.microsoft.com/office/word/2010/wordprocessingGroup" xmlns:wpi="http://schemas.microsoft.com/office/word/2010/wordprocessingInk" xmlns:wps="http://schemas.microsoft.com/office/word/2010/wordprocessingShape" xmlns:o="urn:schemas-microsoft-com:office:office" xmlns:v="urn:schemas-microsoft-com:vml" xmlns:w10="urn:schemas-microsoft-com:office:word" xmlns:w="http://schemas.openxmlformats.org/wordprocessingml/2006/main" xmlns:w14="http://schemas.microsoft.com/office/word/2010/wordml" xmlns:w15="http://schemas.microsoft.com/office/word/2012/wordml" xmlns:w16cex="http://schemas.microsoft.com/office/word/2018/wordml/cex" xmlns:w16cid="http://schemas.microsoft.com/office/word/2016/wordml/cid" xmlns:w16="http://schemas.microsoft.com/office/word/2018/wordml" xmlns:w16sdtdh="http://schemas.microsoft.com/office/word/2020/wordml/sdtdatahash" xmlns:w16sdtfl="http://schemas.microsoft.com/office/word/2024/wordml/sdtformatlock" xmlns:w16se="http://schemas.microsoft.com/office/word/2015/wordml/symex" xmlns:w16du="http://schemas.microsoft.com/office/word/2023/wordml/word16du" xmlns:wne="http://schemas.microsoft.com/office/word/2006/wordml" mc:Ignorable="w14 w15 w16se w16cid w16 w16cex w16sdtdh w16sdtfl w16du wp14">
   <w:endnote w:type="separator" w:id="-1">
     <w:p>
       <w:pPr>
@@ -23175,7 +22825,17 @@
 </file>
 
 <file path=word/footer1.xml><?xml version="1.0" encoding="utf-8"?>
-<w:ftr xmlns:wpc="http://schemas.microsoft.com/office/word/2010/wordprocessingCanvas" xmlns:cx="http://schemas.microsoft.com/office/drawing/2014/chartex" xmlns:cx1="http://schemas.microsoft.com/office/drawing/2015/9/8/chartex" xmlns:cx2="http://schemas.microsoft.com/office/drawing/2015/10/21/chartex" xmlns:cx3="http://schemas.microsoft.com/office/drawing/2016/5/9/chartex" xmlns:cx4="http://schemas.microsoft.com/office/drawing/2016/5/10/chartex" xmlns:cx5="http://schemas.microsoft.com/office/drawing/2016/5/11/chartex" xmlns:cx6="http://schemas.microsoft.com/office/drawing/2016/5/12/chartex" xmlns:cx7="http://schemas.microsoft.com/office/drawing/2016/5/13/chartex" xmlns:cx8="http://schemas.microsoft.com/office/drawing/2016/5/14/chartex" xmlns:mc="http://schemas.openxmlformats.org/markup-compatibility/2006" xmlns:aink="http://schemas.microsoft.com/office/drawing/2016/ink" xmlns:am3d="http://schemas.microsoft.com/office/drawing/2017/model3d" xmlns:o="urn:schemas-microsoft-com:office:office" xmlns:oel="http://schemas.microsoft.com/office/2019/extlst" xmlns:r="http://schemas.openxmlformats.org/officeDocument/2006/relationships" xmlns:m="http://schemas.openxmlformats.org/officeDocument/2006/math" xmlns:v="urn:schemas-microsoft-com:vml" xmlns:wp14="http://schemas.microsoft.com/office/word/2010/wordprocessingDrawing" xmlns:wp="http://schemas.openxmlformats.org/drawingml/2006/wordprocessingDrawing" xmlns:w10="urn:schemas-microsoft-com:office:word" xmlns:w="http://schemas.openxmlformats.org/wordprocessingml/2006/main" xmlns:w14="http://schemas.microsoft.com/office/word/2010/wordml" xmlns:w15="http://schemas.microsoft.com/office/word/2012/wordml" xmlns:w16cex="http://schemas.microsoft.com/office/word/2018/wordml/cex" xmlns:w16cid="http://schemas.microsoft.com/office/word/2016/wordml/cid" xmlns:w16="http://schemas.microsoft.com/office/word/2018/wordml" xmlns:w16sdtdh="http://schemas.microsoft.com/office/word/2020/wordml/sdtdatahash" xmlns:w16se="http://schemas.microsoft.com/office/word/2015/wordml/symex" xmlns:wpg="http://schemas.microsoft.com/office/word/2010/wordprocessingGroup" xmlns:wpi="http://schemas.microsoft.com/office/word/2010/wordprocessingInk" xmlns:wne="http://schemas.microsoft.com/office/word/2006/wordml" xmlns:wps="http://schemas.microsoft.com/office/word/2010/wordprocessingShape" mc:Ignorable="w14 w15 w16se w16cid w16 w16cex w16sdtdh wp14">
+<w:ftr xmlns:wpc="http://schemas.microsoft.com/office/word/2010/wordprocessingCanvas" xmlns:cx="http://schemas.microsoft.com/office/drawing/2014/chartex" xmlns:cx1="http://schemas.microsoft.com/office/drawing/2015/9/8/chartex" xmlns:cx2="http://schemas.microsoft.com/office/drawing/2015/10/21/chartex" xmlns:cx3="http://schemas.microsoft.com/office/drawing/2016/5/9/chartex" xmlns:cx4="http://schemas.microsoft.com/office/drawing/2016/5/10/chartex" xmlns:cx5="http://schemas.microsoft.com/office/drawing/2016/5/11/chartex" xmlns:cx6="http://schemas.microsoft.com/office/drawing/2016/5/12/chartex" xmlns:cx7="http://schemas.microsoft.com/office/drawing/2016/5/13/chartex" xmlns:cx8="http://schemas.microsoft.com/office/drawing/2016/5/14/chartex" xmlns:mc="http://schemas.openxmlformats.org/markup-compatibility/2006" xmlns:m="http://schemas.openxmlformats.org/officeDocument/2006/math" xmlns:aink="http://schemas.microsoft.com/office/drawing/2016/ink" xmlns:am3d="http://schemas.microsoft.com/office/drawing/2017/model3d" xmlns:oel="http://schemas.microsoft.com/office/2019/extlst" xmlns:r="http://schemas.openxmlformats.org/officeDocument/2006/relationships" xmlns:wp14="http://schemas.microsoft.com/office/word/2010/wordprocessingDrawing" xmlns:wp="http://schemas.openxmlformats.org/drawingml/2006/wordprocessingDrawing" xmlns:wpg="http://schemas.microsoft.com/office/word/2010/wordprocessingGroup" xmlns:wpi="http://schemas.microsoft.com/office/word/2010/wordprocessingInk" xmlns:wps="http://schemas.microsoft.com/office/word/2010/wordprocessingShape" xmlns:o="urn:schemas-microsoft-com:office:office" xmlns:v="urn:schemas-microsoft-com:vml" xmlns:w10="urn:schemas-microsoft-com:office:word" xmlns:w="http://schemas.openxmlformats.org/wordprocessingml/2006/main" xmlns:w14="http://schemas.microsoft.com/office/word/2010/wordml" xmlns:w15="http://schemas.microsoft.com/office/word/2012/wordml" xmlns:w16cex="http://schemas.microsoft.com/office/word/2018/wordml/cex" xmlns:w16cid="http://schemas.microsoft.com/office/word/2016/wordml/cid" xmlns:w16="http://schemas.microsoft.com/office/word/2018/wordml" xmlns:w16sdtdh="http://schemas.microsoft.com/office/word/2020/wordml/sdtdatahash" xmlns:w16sdtfl="http://schemas.microsoft.com/office/word/2024/wordml/sdtformatlock" xmlns:w16se="http://schemas.microsoft.com/office/word/2015/wordml/symex" xmlns:w16du="http://schemas.microsoft.com/office/word/2023/wordml/word16du" xmlns:wne="http://schemas.microsoft.com/office/word/2006/wordml" mc:Ignorable="w14 w15 w16se w16cid w16 w16cex w16sdtdh w16sdtfl w16du wp14">
+  <w:p>
+    <w:pPr>
+      <w:pStyle w:val="Piedepgina"/>
+    </w:pPr>
+  </w:p>
+</w:ftr>
+</file>
+
+<file path=word/footer2.xml><?xml version="1.0" encoding="utf-8"?>
+<w:ftr xmlns:wpc="http://schemas.microsoft.com/office/word/2010/wordprocessingCanvas" xmlns:cx="http://schemas.microsoft.com/office/drawing/2014/chartex" xmlns:cx1="http://schemas.microsoft.com/office/drawing/2015/9/8/chartex" xmlns:cx2="http://schemas.microsoft.com/office/drawing/2015/10/21/chartex" xmlns:cx3="http://schemas.microsoft.com/office/drawing/2016/5/9/chartex" xmlns:cx4="http://schemas.microsoft.com/office/drawing/2016/5/10/chartex" xmlns:cx5="http://schemas.microsoft.com/office/drawing/2016/5/11/chartex" xmlns:cx6="http://schemas.microsoft.com/office/drawing/2016/5/12/chartex" xmlns:cx7="http://schemas.microsoft.com/office/drawing/2016/5/13/chartex" xmlns:cx8="http://schemas.microsoft.com/office/drawing/2016/5/14/chartex" xmlns:mc="http://schemas.openxmlformats.org/markup-compatibility/2006" xmlns:m="http://schemas.openxmlformats.org/officeDocument/2006/math" xmlns:aink="http://schemas.microsoft.com/office/drawing/2016/ink" xmlns:am3d="http://schemas.microsoft.com/office/drawing/2017/model3d" xmlns:oel="http://schemas.microsoft.com/office/2019/extlst" xmlns:r="http://schemas.openxmlformats.org/officeDocument/2006/relationships" xmlns:wp14="http://schemas.microsoft.com/office/word/2010/wordprocessingDrawing" xmlns:wp="http://schemas.openxmlformats.org/drawingml/2006/wordprocessingDrawing" xmlns:wpg="http://schemas.microsoft.com/office/word/2010/wordprocessingGroup" xmlns:wpi="http://schemas.microsoft.com/office/word/2010/wordprocessingInk" xmlns:wps="http://schemas.microsoft.com/office/word/2010/wordprocessingShape" xmlns:o="urn:schemas-microsoft-com:office:office" xmlns:v="urn:schemas-microsoft-com:vml" xmlns:w10="urn:schemas-microsoft-com:office:word" xmlns:w="http://schemas.openxmlformats.org/wordprocessingml/2006/main" xmlns:w14="http://schemas.microsoft.com/office/word/2010/wordml" xmlns:w15="http://schemas.microsoft.com/office/word/2012/wordml" xmlns:w16cex="http://schemas.microsoft.com/office/word/2018/wordml/cex" xmlns:w16cid="http://schemas.microsoft.com/office/word/2016/wordml/cid" xmlns:w16="http://schemas.microsoft.com/office/word/2018/wordml" xmlns:w16sdtdh="http://schemas.microsoft.com/office/word/2020/wordml/sdtdatahash" xmlns:w16sdtfl="http://schemas.microsoft.com/office/word/2024/wordml/sdtformatlock" xmlns:w16se="http://schemas.microsoft.com/office/word/2015/wordml/symex" xmlns:w16du="http://schemas.microsoft.com/office/word/2023/wordml/word16du" xmlns:wne="http://schemas.microsoft.com/office/word/2006/wordml" mc:Ignorable="w14 w15 w16se w16cid w16 w16cex w16sdtdh w16sdtfl w16du wp14">
   <w:p>
     <w:pPr>
       <w:jc w:val="center"/>
@@ -23220,8 +22880,18 @@
 </w:ftr>
 </file>
 
+<file path=word/footer3.xml><?xml version="1.0" encoding="utf-8"?>
+<w:ftr xmlns:wpc="http://schemas.microsoft.com/office/word/2010/wordprocessingCanvas" xmlns:cx="http://schemas.microsoft.com/office/drawing/2014/chartex" xmlns:cx1="http://schemas.microsoft.com/office/drawing/2015/9/8/chartex" xmlns:cx2="http://schemas.microsoft.com/office/drawing/2015/10/21/chartex" xmlns:cx3="http://schemas.microsoft.com/office/drawing/2016/5/9/chartex" xmlns:cx4="http://schemas.microsoft.com/office/drawing/2016/5/10/chartex" xmlns:cx5="http://schemas.microsoft.com/office/drawing/2016/5/11/chartex" xmlns:cx6="http://schemas.microsoft.com/office/drawing/2016/5/12/chartex" xmlns:cx7="http://schemas.microsoft.com/office/drawing/2016/5/13/chartex" xmlns:cx8="http://schemas.microsoft.com/office/drawing/2016/5/14/chartex" xmlns:mc="http://schemas.openxmlformats.org/markup-compatibility/2006" xmlns:m="http://schemas.openxmlformats.org/officeDocument/2006/math" xmlns:aink="http://schemas.microsoft.com/office/drawing/2016/ink" xmlns:am3d="http://schemas.microsoft.com/office/drawing/2017/model3d" xmlns:oel="http://schemas.microsoft.com/office/2019/extlst" xmlns:r="http://schemas.openxmlformats.org/officeDocument/2006/relationships" xmlns:wp14="http://schemas.microsoft.com/office/word/2010/wordprocessingDrawing" xmlns:wp="http://schemas.openxmlformats.org/drawingml/2006/wordprocessingDrawing" xmlns:wpg="http://schemas.microsoft.com/office/word/2010/wordprocessingGroup" xmlns:wpi="http://schemas.microsoft.com/office/word/2010/wordprocessingInk" xmlns:wps="http://schemas.microsoft.com/office/word/2010/wordprocessingShape" xmlns:o="urn:schemas-microsoft-com:office:office" xmlns:v="urn:schemas-microsoft-com:vml" xmlns:w10="urn:schemas-microsoft-com:office:word" xmlns:w="http://schemas.openxmlformats.org/wordprocessingml/2006/main" xmlns:w14="http://schemas.microsoft.com/office/word/2010/wordml" xmlns:w15="http://schemas.microsoft.com/office/word/2012/wordml" xmlns:w16cex="http://schemas.microsoft.com/office/word/2018/wordml/cex" xmlns:w16cid="http://schemas.microsoft.com/office/word/2016/wordml/cid" xmlns:w16="http://schemas.microsoft.com/office/word/2018/wordml" xmlns:w16sdtdh="http://schemas.microsoft.com/office/word/2020/wordml/sdtdatahash" xmlns:w16sdtfl="http://schemas.microsoft.com/office/word/2024/wordml/sdtformatlock" xmlns:w16se="http://schemas.microsoft.com/office/word/2015/wordml/symex" xmlns:w16du="http://schemas.microsoft.com/office/word/2023/wordml/word16du" xmlns:wne="http://schemas.microsoft.com/office/word/2006/wordml" mc:Ignorable="w14 w15 w16se w16cid w16 w16cex w16sdtdh w16sdtfl w16du wp14">
+  <w:p>
+    <w:pPr>
+      <w:pStyle w:val="Piedepgina"/>
+    </w:pPr>
+  </w:p>
+</w:ftr>
+</file>
+
 <file path=word/footnotes.xml><?xml version="1.0" encoding="utf-8"?>
-<w:footnotes xmlns:wpc="http://schemas.microsoft.com/office/word/2010/wordprocessingCanvas" xmlns:cx="http://schemas.microsoft.com/office/drawing/2014/chartex" xmlns:cx1="http://schemas.microsoft.com/office/drawing/2015/9/8/chartex" xmlns:cx2="http://schemas.microsoft.com/office/drawing/2015/10/21/chartex" xmlns:cx3="http://schemas.microsoft.com/office/drawing/2016/5/9/chartex" xmlns:cx4="http://schemas.microsoft.com/office/drawing/2016/5/10/chartex" xmlns:cx5="http://schemas.microsoft.com/office/drawing/2016/5/11/chartex" xmlns:cx6="http://schemas.microsoft.com/office/drawing/2016/5/12/chartex" xmlns:cx7="http://schemas.microsoft.com/office/drawing/2016/5/13/chartex" xmlns:cx8="http://schemas.microsoft.com/office/drawing/2016/5/14/chartex" xmlns:mc="http://schemas.openxmlformats.org/markup-compatibility/2006" xmlns:aink="http://schemas.microsoft.com/office/drawing/2016/ink" xmlns:am3d="http://schemas.microsoft.com/office/drawing/2017/model3d" xmlns:o="urn:schemas-microsoft-com:office:office" xmlns:oel="http://schemas.microsoft.com/office/2019/extlst" xmlns:r="http://schemas.openxmlformats.org/officeDocument/2006/relationships" xmlns:m="http://schemas.openxmlformats.org/officeDocument/2006/math" xmlns:v="urn:schemas-microsoft-com:vml" xmlns:wp14="http://schemas.microsoft.com/office/word/2010/wordprocessingDrawing" xmlns:wp="http://schemas.openxmlformats.org/drawingml/2006/wordprocessingDrawing" xmlns:w10="urn:schemas-microsoft-com:office:word" xmlns:w="http://schemas.openxmlformats.org/wordprocessingml/2006/main" xmlns:w14="http://schemas.microsoft.com/office/word/2010/wordml" xmlns:w15="http://schemas.microsoft.com/office/word/2012/wordml" xmlns:w16cex="http://schemas.microsoft.com/office/word/2018/wordml/cex" xmlns:w16cid="http://schemas.microsoft.com/office/word/2016/wordml/cid" xmlns:w16="http://schemas.microsoft.com/office/word/2018/wordml" xmlns:w16sdtdh="http://schemas.microsoft.com/office/word/2020/wordml/sdtdatahash" xmlns:w16se="http://schemas.microsoft.com/office/word/2015/wordml/symex" xmlns:wpg="http://schemas.microsoft.com/office/word/2010/wordprocessingGroup" xmlns:wpi="http://schemas.microsoft.com/office/word/2010/wordprocessingInk" xmlns:wne="http://schemas.microsoft.com/office/word/2006/wordml" xmlns:wps="http://schemas.microsoft.com/office/word/2010/wordprocessingShape" mc:Ignorable="w14 w15 w16se w16cid w16 w16cex w16sdtdh wp14">
+<w:footnotes xmlns:wpc="http://schemas.microsoft.com/office/word/2010/wordprocessingCanvas" xmlns:cx="http://schemas.microsoft.com/office/drawing/2014/chartex" xmlns:cx1="http://schemas.microsoft.com/office/drawing/2015/9/8/chartex" xmlns:cx2="http://schemas.microsoft.com/office/drawing/2015/10/21/chartex" xmlns:cx3="http://schemas.microsoft.com/office/drawing/2016/5/9/chartex" xmlns:cx4="http://schemas.microsoft.com/office/drawing/2016/5/10/chartex" xmlns:cx5="http://schemas.microsoft.com/office/drawing/2016/5/11/chartex" xmlns:cx6="http://schemas.microsoft.com/office/drawing/2016/5/12/chartex" xmlns:cx7="http://schemas.microsoft.com/office/drawing/2016/5/13/chartex" xmlns:cx8="http://schemas.microsoft.com/office/drawing/2016/5/14/chartex" xmlns:mc="http://schemas.openxmlformats.org/markup-compatibility/2006" xmlns:m="http://schemas.openxmlformats.org/officeDocument/2006/math" xmlns:aink="http://schemas.microsoft.com/office/drawing/2016/ink" xmlns:am3d="http://schemas.microsoft.com/office/drawing/2017/model3d" xmlns:oel="http://schemas.microsoft.com/office/2019/extlst" xmlns:r="http://schemas.openxmlformats.org/officeDocument/2006/relationships" xmlns:wp14="http://schemas.microsoft.com/office/word/2010/wordprocessingDrawing" xmlns:wp="http://schemas.openxmlformats.org/drawingml/2006/wordprocessingDrawing" xmlns:wpg="http://schemas.microsoft.com/office/word/2010/wordprocessingGroup" xmlns:wpi="http://schemas.microsoft.com/office/word/2010/wordprocessingInk" xmlns:wps="http://schemas.microsoft.com/office/word/2010/wordprocessingShape" xmlns:o="urn:schemas-microsoft-com:office:office" xmlns:v="urn:schemas-microsoft-com:vml" xmlns:w10="urn:schemas-microsoft-com:office:word" xmlns:w="http://schemas.openxmlformats.org/wordprocessingml/2006/main" xmlns:w14="http://schemas.microsoft.com/office/word/2010/wordml" xmlns:w15="http://schemas.microsoft.com/office/word/2012/wordml" xmlns:w16cex="http://schemas.microsoft.com/office/word/2018/wordml/cex" xmlns:w16cid="http://schemas.microsoft.com/office/word/2016/wordml/cid" xmlns:w16="http://schemas.microsoft.com/office/word/2018/wordml" xmlns:w16sdtdh="http://schemas.microsoft.com/office/word/2020/wordml/sdtdatahash" xmlns:w16sdtfl="http://schemas.microsoft.com/office/word/2024/wordml/sdtformatlock" xmlns:w16se="http://schemas.microsoft.com/office/word/2015/wordml/symex" xmlns:w16du="http://schemas.microsoft.com/office/word/2023/wordml/word16du" xmlns:wne="http://schemas.microsoft.com/office/word/2006/wordml" mc:Ignorable="w14 w15 w16se w16cid w16 w16cex w16sdtdh w16sdtfl w16du wp14">
   <w:footnote w:type="separator" w:id="-1">
     <w:p>
       <w:pPr>
@@ -23245,8 +22915,38 @@
 </w:footnotes>
 </file>
 
+<file path=word/header1.xml><?xml version="1.0" encoding="utf-8"?>
+<w:hdr xmlns:wpc="http://schemas.microsoft.com/office/word/2010/wordprocessingCanvas" xmlns:cx="http://schemas.microsoft.com/office/drawing/2014/chartex" xmlns:cx1="http://schemas.microsoft.com/office/drawing/2015/9/8/chartex" xmlns:cx2="http://schemas.microsoft.com/office/drawing/2015/10/21/chartex" xmlns:cx3="http://schemas.microsoft.com/office/drawing/2016/5/9/chartex" xmlns:cx4="http://schemas.microsoft.com/office/drawing/2016/5/10/chartex" xmlns:cx5="http://schemas.microsoft.com/office/drawing/2016/5/11/chartex" xmlns:cx6="http://schemas.microsoft.com/office/drawing/2016/5/12/chartex" xmlns:cx7="http://schemas.microsoft.com/office/drawing/2016/5/13/chartex" xmlns:cx8="http://schemas.microsoft.com/office/drawing/2016/5/14/chartex" xmlns:mc="http://schemas.openxmlformats.org/markup-compatibility/2006" xmlns:m="http://schemas.openxmlformats.org/officeDocument/2006/math" xmlns:aink="http://schemas.microsoft.com/office/drawing/2016/ink" xmlns:am3d="http://schemas.microsoft.com/office/drawing/2017/model3d" xmlns:oel="http://schemas.microsoft.com/office/2019/extlst" xmlns:r="http://schemas.openxmlformats.org/officeDocument/2006/relationships" xmlns:wp14="http://schemas.microsoft.com/office/word/2010/wordprocessingDrawing" xmlns:wp="http://schemas.openxmlformats.org/drawingml/2006/wordprocessingDrawing" xmlns:wpg="http://schemas.microsoft.com/office/word/2010/wordprocessingGroup" xmlns:wpi="http://schemas.microsoft.com/office/word/2010/wordprocessingInk" xmlns:wps="http://schemas.microsoft.com/office/word/2010/wordprocessingShape" xmlns:o="urn:schemas-microsoft-com:office:office" xmlns:v="urn:schemas-microsoft-com:vml" xmlns:w10="urn:schemas-microsoft-com:office:word" xmlns:w="http://schemas.openxmlformats.org/wordprocessingml/2006/main" xmlns:w14="http://schemas.microsoft.com/office/word/2010/wordml" xmlns:w15="http://schemas.microsoft.com/office/word/2012/wordml" xmlns:w16cex="http://schemas.microsoft.com/office/word/2018/wordml/cex" xmlns:w16cid="http://schemas.microsoft.com/office/word/2016/wordml/cid" xmlns:w16="http://schemas.microsoft.com/office/word/2018/wordml" xmlns:w16sdtdh="http://schemas.microsoft.com/office/word/2020/wordml/sdtdatahash" xmlns:w16sdtfl="http://schemas.microsoft.com/office/word/2024/wordml/sdtformatlock" xmlns:w16se="http://schemas.microsoft.com/office/word/2015/wordml/symex" xmlns:w16du="http://schemas.microsoft.com/office/word/2023/wordml/word16du" xmlns:wne="http://schemas.microsoft.com/office/word/2006/wordml" mc:Ignorable="w14 w15 w16se w16cid w16 w16cex w16sdtdh w16sdtfl w16du wp14">
+  <w:p>
+    <w:pPr>
+      <w:pStyle w:val="Encabezado"/>
+    </w:pPr>
+  </w:p>
+</w:hdr>
+</file>
+
+<file path=word/header2.xml><?xml version="1.0" encoding="utf-8"?>
+<w:hdr xmlns:wpc="http://schemas.microsoft.com/office/word/2010/wordprocessingCanvas" xmlns:cx="http://schemas.microsoft.com/office/drawing/2014/chartex" xmlns:cx1="http://schemas.microsoft.com/office/drawing/2015/9/8/chartex" xmlns:cx2="http://schemas.microsoft.com/office/drawing/2015/10/21/chartex" xmlns:cx3="http://schemas.microsoft.com/office/drawing/2016/5/9/chartex" xmlns:cx4="http://schemas.microsoft.com/office/drawing/2016/5/10/chartex" xmlns:cx5="http://schemas.microsoft.com/office/drawing/2016/5/11/chartex" xmlns:cx6="http://schemas.microsoft.com/office/drawing/2016/5/12/chartex" xmlns:cx7="http://schemas.microsoft.com/office/drawing/2016/5/13/chartex" xmlns:cx8="http://schemas.microsoft.com/office/drawing/2016/5/14/chartex" xmlns:mc="http://schemas.openxmlformats.org/markup-compatibility/2006" xmlns:m="http://schemas.openxmlformats.org/officeDocument/2006/math" xmlns:aink="http://schemas.microsoft.com/office/drawing/2016/ink" xmlns:am3d="http://schemas.microsoft.com/office/drawing/2017/model3d" xmlns:oel="http://schemas.microsoft.com/office/2019/extlst" xmlns:r="http://schemas.openxmlformats.org/officeDocument/2006/relationships" xmlns:wp14="http://schemas.microsoft.com/office/word/2010/wordprocessingDrawing" xmlns:wp="http://schemas.openxmlformats.org/drawingml/2006/wordprocessingDrawing" xmlns:wpg="http://schemas.microsoft.com/office/word/2010/wordprocessingGroup" xmlns:wpi="http://schemas.microsoft.com/office/word/2010/wordprocessingInk" xmlns:wps="http://schemas.microsoft.com/office/word/2010/wordprocessingShape" xmlns:o="urn:schemas-microsoft-com:office:office" xmlns:v="urn:schemas-microsoft-com:vml" xmlns:w10="urn:schemas-microsoft-com:office:word" xmlns:w="http://schemas.openxmlformats.org/wordprocessingml/2006/main" xmlns:w14="http://schemas.microsoft.com/office/word/2010/wordml" xmlns:w15="http://schemas.microsoft.com/office/word/2012/wordml" xmlns:w16cex="http://schemas.microsoft.com/office/word/2018/wordml/cex" xmlns:w16cid="http://schemas.microsoft.com/office/word/2016/wordml/cid" xmlns:w16="http://schemas.microsoft.com/office/word/2018/wordml" xmlns:w16sdtdh="http://schemas.microsoft.com/office/word/2020/wordml/sdtdatahash" xmlns:w16sdtfl="http://schemas.microsoft.com/office/word/2024/wordml/sdtformatlock" xmlns:w16se="http://schemas.microsoft.com/office/word/2015/wordml/symex" xmlns:w16du="http://schemas.microsoft.com/office/word/2023/wordml/word16du" xmlns:wne="http://schemas.microsoft.com/office/word/2006/wordml" mc:Ignorable="w14 w15 w16se w16cid w16 w16cex w16sdtdh w16sdtfl w16du wp14">
+  <w:p>
+    <w:pPr>
+      <w:pStyle w:val="Encabezado"/>
+    </w:pPr>
+  </w:p>
+</w:hdr>
+</file>
+
+<file path=word/header3.xml><?xml version="1.0" encoding="utf-8"?>
+<w:hdr xmlns:wpc="http://schemas.microsoft.com/office/word/2010/wordprocessingCanvas" xmlns:cx="http://schemas.microsoft.com/office/drawing/2014/chartex" xmlns:cx1="http://schemas.microsoft.com/office/drawing/2015/9/8/chartex" xmlns:cx2="http://schemas.microsoft.com/office/drawing/2015/10/21/chartex" xmlns:cx3="http://schemas.microsoft.com/office/drawing/2016/5/9/chartex" xmlns:cx4="http://schemas.microsoft.com/office/drawing/2016/5/10/chartex" xmlns:cx5="http://schemas.microsoft.com/office/drawing/2016/5/11/chartex" xmlns:cx6="http://schemas.microsoft.com/office/drawing/2016/5/12/chartex" xmlns:cx7="http://schemas.microsoft.com/office/drawing/2016/5/13/chartex" xmlns:cx8="http://schemas.microsoft.com/office/drawing/2016/5/14/chartex" xmlns:mc="http://schemas.openxmlformats.org/markup-compatibility/2006" xmlns:m="http://schemas.openxmlformats.org/officeDocument/2006/math" xmlns:aink="http://schemas.microsoft.com/office/drawing/2016/ink" xmlns:am3d="http://schemas.microsoft.com/office/drawing/2017/model3d" xmlns:oel="http://schemas.microsoft.com/office/2019/extlst" xmlns:r="http://schemas.openxmlformats.org/officeDocument/2006/relationships" xmlns:wp14="http://schemas.microsoft.com/office/word/2010/wordprocessingDrawing" xmlns:wp="http://schemas.openxmlformats.org/drawingml/2006/wordprocessingDrawing" xmlns:wpg="http://schemas.microsoft.com/office/word/2010/wordprocessingGroup" xmlns:wpi="http://schemas.microsoft.com/office/word/2010/wordprocessingInk" xmlns:wps="http://schemas.microsoft.com/office/word/2010/wordprocessingShape" xmlns:o="urn:schemas-microsoft-com:office:office" xmlns:v="urn:schemas-microsoft-com:vml" xmlns:w10="urn:schemas-microsoft-com:office:word" xmlns:w="http://schemas.openxmlformats.org/wordprocessingml/2006/main" xmlns:w14="http://schemas.microsoft.com/office/word/2010/wordml" xmlns:w15="http://schemas.microsoft.com/office/word/2012/wordml" xmlns:w16cex="http://schemas.microsoft.com/office/word/2018/wordml/cex" xmlns:w16cid="http://schemas.microsoft.com/office/word/2016/wordml/cid" xmlns:w16="http://schemas.microsoft.com/office/word/2018/wordml" xmlns:w16sdtdh="http://schemas.microsoft.com/office/word/2020/wordml/sdtdatahash" xmlns:w16sdtfl="http://schemas.microsoft.com/office/word/2024/wordml/sdtformatlock" xmlns:w16se="http://schemas.microsoft.com/office/word/2015/wordml/symex" xmlns:w16du="http://schemas.microsoft.com/office/word/2023/wordml/word16du" xmlns:wne="http://schemas.microsoft.com/office/word/2006/wordml" mc:Ignorable="w14 w15 w16se w16cid w16 w16cex w16sdtdh w16sdtfl w16du wp14">
+  <w:p>
+    <w:pPr>
+      <w:pStyle w:val="Encabezado"/>
+    </w:pPr>
+  </w:p>
+</w:hdr>
+</file>
+
 <file path=word/numbering.xml><?xml version="1.0" encoding="utf-8"?>
-<w:numbering xmlns:wpc="http://schemas.microsoft.com/office/word/2010/wordprocessingCanvas" xmlns:cx="http://schemas.microsoft.com/office/drawing/2014/chartex" xmlns:cx1="http://schemas.microsoft.com/office/drawing/2015/9/8/chartex" xmlns:cx2="http://schemas.microsoft.com/office/drawing/2015/10/21/chartex" xmlns:cx3="http://schemas.microsoft.com/office/drawing/2016/5/9/chartex" xmlns:cx4="http://schemas.microsoft.com/office/drawing/2016/5/10/chartex" xmlns:cx5="http://schemas.microsoft.com/office/drawing/2016/5/11/chartex" xmlns:cx6="http://schemas.microsoft.com/office/drawing/2016/5/12/chartex" xmlns:cx7="http://schemas.microsoft.com/office/drawing/2016/5/13/chartex" xmlns:cx8="http://schemas.microsoft.com/office/drawing/2016/5/14/chartex" xmlns:mc="http://schemas.openxmlformats.org/markup-compatibility/2006" xmlns:aink="http://schemas.microsoft.com/office/drawing/2016/ink" xmlns:am3d="http://schemas.microsoft.com/office/drawing/2017/model3d" xmlns:o="urn:schemas-microsoft-com:office:office" xmlns:oel="http://schemas.microsoft.com/office/2019/extlst" xmlns:r="http://schemas.openxmlformats.org/officeDocument/2006/relationships" xmlns:m="http://schemas.openxmlformats.org/officeDocument/2006/math" xmlns:v="urn:schemas-microsoft-com:vml" xmlns:wp14="http://schemas.microsoft.com/office/word/2010/wordprocessingDrawing" xmlns:wp="http://schemas.openxmlformats.org/drawingml/2006/wordprocessingDrawing" xmlns:w10="urn:schemas-microsoft-com:office:word" xmlns:w="http://schemas.openxmlformats.org/wordprocessingml/2006/main" xmlns:w14="http://schemas.microsoft.com/office/word/2010/wordml" xmlns:w15="http://schemas.microsoft.com/office/word/2012/wordml" xmlns:w16cex="http://schemas.microsoft.com/office/word/2018/wordml/cex" xmlns:w16cid="http://schemas.microsoft.com/office/word/2016/wordml/cid" xmlns:w16="http://schemas.microsoft.com/office/word/2018/wordml" xmlns:w16sdtdh="http://schemas.microsoft.com/office/word/2020/wordml/sdtdatahash" xmlns:w16se="http://schemas.microsoft.com/office/word/2015/wordml/symex" xmlns:wpg="http://schemas.microsoft.com/office/word/2010/wordprocessingGroup" xmlns:wpi="http://schemas.microsoft.com/office/word/2010/wordprocessingInk" xmlns:wne="http://schemas.microsoft.com/office/word/2006/wordml" xmlns:wps="http://schemas.microsoft.com/office/word/2010/wordprocessingShape" mc:Ignorable="w14 w15 w16se w16cid w16 w16cex w16sdtdh wp14">
+<w:numbering xmlns:wpc="http://schemas.microsoft.com/office/word/2010/wordprocessingCanvas" xmlns:cx="http://schemas.microsoft.com/office/drawing/2014/chartex" xmlns:cx1="http://schemas.microsoft.com/office/drawing/2015/9/8/chartex" xmlns:cx2="http://schemas.microsoft.com/office/drawing/2015/10/21/chartex" xmlns:cx3="http://schemas.microsoft.com/office/drawing/2016/5/9/chartex" xmlns:cx4="http://schemas.microsoft.com/office/drawing/2016/5/10/chartex" xmlns:cx5="http://schemas.microsoft.com/office/drawing/2016/5/11/chartex" xmlns:cx6="http://schemas.microsoft.com/office/drawing/2016/5/12/chartex" xmlns:cx7="http://schemas.microsoft.com/office/drawing/2016/5/13/chartex" xmlns:cx8="http://schemas.microsoft.com/office/drawing/2016/5/14/chartex" xmlns:mc="http://schemas.openxmlformats.org/markup-compatibility/2006" xmlns:m="http://schemas.openxmlformats.org/officeDocument/2006/math" xmlns:aink="http://schemas.microsoft.com/office/drawing/2016/ink" xmlns:am3d="http://schemas.microsoft.com/office/drawing/2017/model3d" xmlns:oel="http://schemas.microsoft.com/office/2019/extlst" xmlns:r="http://schemas.openxmlformats.org/officeDocument/2006/relationships" xmlns:wp14="http://schemas.microsoft.com/office/word/2010/wordprocessingDrawing" xmlns:wp="http://schemas.openxmlformats.org/drawingml/2006/wordprocessingDrawing" xmlns:wpg="http://schemas.microsoft.com/office/word/2010/wordprocessingGroup" xmlns:wpi="http://schemas.microsoft.com/office/word/2010/wordprocessingInk" xmlns:wps="http://schemas.microsoft.com/office/word/2010/wordprocessingShape" xmlns:o="urn:schemas-microsoft-com:office:office" xmlns:v="urn:schemas-microsoft-com:vml" xmlns:w10="urn:schemas-microsoft-com:office:word" xmlns:w="http://schemas.openxmlformats.org/wordprocessingml/2006/main" xmlns:w14="http://schemas.microsoft.com/office/word/2010/wordml" xmlns:w15="http://schemas.microsoft.com/office/word/2012/wordml" xmlns:w16cex="http://schemas.microsoft.com/office/word/2018/wordml/cex" xmlns:w16cid="http://schemas.microsoft.com/office/word/2016/wordml/cid" xmlns:w16="http://schemas.microsoft.com/office/word/2018/wordml" xmlns:w16sdtdh="http://schemas.microsoft.com/office/word/2020/wordml/sdtdatahash" xmlns:w16sdtfl="http://schemas.microsoft.com/office/word/2024/wordml/sdtformatlock" xmlns:w16se="http://schemas.microsoft.com/office/word/2015/wordml/symex" xmlns:w16du="http://schemas.microsoft.com/office/word/2023/wordml/word16du" xmlns:wne="http://schemas.microsoft.com/office/word/2006/wordml" mc:Ignorable="w14 w15 w16se w16cid w16 w16cex w16sdtdh w16sdtfl w16du wp14">
   <w:abstractNum w:abstractNumId="0" w15:restartNumberingAfterBreak="0">
     <w:nsid w:val="19F20D66"/>
     <w:multiLevelType w:val="hybridMultilevel"/>
@@ -23462,8 +23162,16 @@
 </w:numbering>
 </file>
 
+<file path=word/people.xml><?xml version="1.0" encoding="utf-8"?>
+<w15:people xmlns:wpc="http://schemas.microsoft.com/office/word/2010/wordprocessingCanvas" xmlns:cx="http://schemas.microsoft.com/office/drawing/2014/chartex" xmlns:cx1="http://schemas.microsoft.com/office/drawing/2015/9/8/chartex" xmlns:cx2="http://schemas.microsoft.com/office/drawing/2015/10/21/chartex" xmlns:cx3="http://schemas.microsoft.com/office/drawing/2016/5/9/chartex" xmlns:cx4="http://schemas.microsoft.com/office/drawing/2016/5/10/chartex" xmlns:cx5="http://schemas.microsoft.com/office/drawing/2016/5/11/chartex" xmlns:cx6="http://schemas.microsoft.com/office/drawing/2016/5/12/chartex" xmlns:cx7="http://schemas.microsoft.com/office/drawing/2016/5/13/chartex" xmlns:cx8="http://schemas.microsoft.com/office/drawing/2016/5/14/chartex" xmlns:mc="http://schemas.openxmlformats.org/markup-compatibility/2006" xmlns:m="http://schemas.openxmlformats.org/officeDocument/2006/math" xmlns:aink="http://schemas.microsoft.com/office/drawing/2016/ink" xmlns:am3d="http://schemas.microsoft.com/office/drawing/2017/model3d" xmlns:oel="http://schemas.microsoft.com/office/2019/extlst" xmlns:r="http://schemas.openxmlformats.org/officeDocument/2006/relationships" xmlns:wp14="http://schemas.microsoft.com/office/word/2010/wordprocessingDrawing" xmlns:wp="http://schemas.openxmlformats.org/drawingml/2006/wordprocessingDrawing" xmlns:wpg="http://schemas.microsoft.com/office/word/2010/wordprocessingGroup" xmlns:wpi="http://schemas.microsoft.com/office/word/2010/wordprocessingInk" xmlns:wps="http://schemas.microsoft.com/office/word/2010/wordprocessingShape" xmlns:o="urn:schemas-microsoft-com:office:office" xmlns:v="urn:schemas-microsoft-com:vml" xmlns:w10="urn:schemas-microsoft-com:office:word" xmlns:w="http://schemas.openxmlformats.org/wordprocessingml/2006/main" xmlns:w14="http://schemas.microsoft.com/office/word/2010/wordml" xmlns:w15="http://schemas.microsoft.com/office/word/2012/wordml" xmlns:w16cex="http://schemas.microsoft.com/office/word/2018/wordml/cex" xmlns:w16cid="http://schemas.microsoft.com/office/word/2016/wordml/cid" xmlns:w16="http://schemas.microsoft.com/office/word/2018/wordml" xmlns:w16sdtdh="http://schemas.microsoft.com/office/word/2020/wordml/sdtdatahash" xmlns:w16sdtfl="http://schemas.microsoft.com/office/word/2024/wordml/sdtformatlock" xmlns:w16se="http://schemas.microsoft.com/office/word/2015/wordml/symex" xmlns:w16du="http://schemas.microsoft.com/office/word/2023/wordml/word16du" xmlns:wne="http://schemas.microsoft.com/office/word/2006/wordml" mc:Ignorable="w14 w15 w16se w16cid w16 w16cex w16sdtdh w16sdtfl w16du wp14">
+  <w15:person w15:author="MARIANA VICTORIA RAMIREZ CARDONA">
+    <w15:presenceInfo w15:providerId="AD" w15:userId="S::maria.ramirezc@duocuc.cl::986070a7-631c-4b66-8aa8-1b88e3bb4e20"/>
+  </w15:person>
+</w15:people>
+</file>
+
 <file path=word/styles.xml><?xml version="1.0" encoding="utf-8"?>
-<w:styles xmlns:mc="http://schemas.openxmlformats.org/markup-compatibility/2006" xmlns:r="http://schemas.openxmlformats.org/officeDocument/2006/relationships" xmlns:w="http://schemas.openxmlformats.org/wordprocessingml/2006/main" xmlns:w14="http://schemas.microsoft.com/office/word/2010/wordml" xmlns:w15="http://schemas.microsoft.com/office/word/2012/wordml" xmlns:w16cex="http://schemas.microsoft.com/office/word/2018/wordml/cex" xmlns:w16cid="http://schemas.microsoft.com/office/word/2016/wordml/cid" xmlns:w16="http://schemas.microsoft.com/office/word/2018/wordml" xmlns:w16sdtdh="http://schemas.microsoft.com/office/word/2020/wordml/sdtdatahash" xmlns:w16se="http://schemas.microsoft.com/office/word/2015/wordml/symex" mc:Ignorable="w14 w15 w16se w16cid w16 w16cex w16sdtdh">
+<w:styles xmlns:mc="http://schemas.openxmlformats.org/markup-compatibility/2006" xmlns:r="http://schemas.openxmlformats.org/officeDocument/2006/relationships" xmlns:w="http://schemas.openxmlformats.org/wordprocessingml/2006/main" xmlns:w14="http://schemas.microsoft.com/office/word/2010/wordml" xmlns:w15="http://schemas.microsoft.com/office/word/2012/wordml" xmlns:w16cex="http://schemas.microsoft.com/office/word/2018/wordml/cex" xmlns:w16cid="http://schemas.microsoft.com/office/word/2016/wordml/cid" xmlns:w16="http://schemas.microsoft.com/office/word/2018/wordml" xmlns:w16sdtdh="http://schemas.microsoft.com/office/word/2020/wordml/sdtdatahash" xmlns:w16sdtfl="http://schemas.microsoft.com/office/word/2024/wordml/sdtformatlock" xmlns:w16se="http://schemas.microsoft.com/office/word/2015/wordml/symex" xmlns:w16du="http://schemas.microsoft.com/office/word/2023/wordml/word16du" mc:Ignorable="w14 w15 w16se w16cid w16 w16cex w16sdtdh w16sdtfl w16du">
   <w:docDefaults>
     <w:rPrDefault>
       <w:rPr>
@@ -24119,6 +23827,115 @@
       <w:ind w:left="220"/>
     </w:pPr>
   </w:style>
+  <w:style w:type="paragraph" w:styleId="Encabezado">
+    <w:name w:val="header"/>
+    <w:basedOn w:val="Normal"/>
+    <w:link w:val="EncabezadoCar"/>
+    <w:uiPriority w:val="99"/>
+    <w:unhideWhenUsed/>
+    <w:rsid w:val="00F64F63"/>
+    <w:pPr>
+      <w:tabs>
+        <w:tab w:val="center" w:pos="4419"/>
+        <w:tab w:val="right" w:pos="8838"/>
+      </w:tabs>
+      <w:spacing w:after="0"/>
+    </w:pPr>
+  </w:style>
+  <w:style w:type="character" w:customStyle="1" w:styleId="EncabezadoCar">
+    <w:name w:val="Encabezado Car"/>
+    <w:basedOn w:val="Fuentedeprrafopredeter"/>
+    <w:link w:val="Encabezado"/>
+    <w:uiPriority w:val="99"/>
+    <w:rsid w:val="00F64F63"/>
+  </w:style>
+  <w:style w:type="paragraph" w:styleId="Piedepgina">
+    <w:name w:val="footer"/>
+    <w:basedOn w:val="Normal"/>
+    <w:link w:val="PiedepginaCar"/>
+    <w:uiPriority w:val="99"/>
+    <w:unhideWhenUsed/>
+    <w:rsid w:val="00F64F63"/>
+    <w:pPr>
+      <w:tabs>
+        <w:tab w:val="center" w:pos="4419"/>
+        <w:tab w:val="right" w:pos="8838"/>
+      </w:tabs>
+      <w:spacing w:after="0"/>
+    </w:pPr>
+  </w:style>
+  <w:style w:type="character" w:customStyle="1" w:styleId="PiedepginaCar">
+    <w:name w:val="Pie de página Car"/>
+    <w:basedOn w:val="Fuentedeprrafopredeter"/>
+    <w:link w:val="Piedepgina"/>
+    <w:uiPriority w:val="99"/>
+    <w:rsid w:val="00F64F63"/>
+  </w:style>
+  <w:style w:type="character" w:styleId="Refdecomentario">
+    <w:name w:val="annotation reference"/>
+    <w:basedOn w:val="Fuentedeprrafopredeter"/>
+    <w:uiPriority w:val="99"/>
+    <w:semiHidden/>
+    <w:unhideWhenUsed/>
+    <w:rsid w:val="00F64F63"/>
+    <w:rPr>
+      <w:sz w:val="16"/>
+      <w:szCs w:val="16"/>
+    </w:rPr>
+  </w:style>
+  <w:style w:type="paragraph" w:styleId="Textocomentario">
+    <w:name w:val="annotation text"/>
+    <w:basedOn w:val="Normal"/>
+    <w:link w:val="TextocomentarioCar"/>
+    <w:uiPriority w:val="99"/>
+    <w:semiHidden/>
+    <w:unhideWhenUsed/>
+    <w:rsid w:val="00F64F63"/>
+    <w:rPr>
+      <w:sz w:val="20"/>
+      <w:szCs w:val="20"/>
+    </w:rPr>
+  </w:style>
+  <w:style w:type="character" w:customStyle="1" w:styleId="TextocomentarioCar">
+    <w:name w:val="Texto comentario Car"/>
+    <w:basedOn w:val="Fuentedeprrafopredeter"/>
+    <w:link w:val="Textocomentario"/>
+    <w:uiPriority w:val="99"/>
+    <w:semiHidden/>
+    <w:rsid w:val="00F64F63"/>
+    <w:rPr>
+      <w:sz w:val="20"/>
+      <w:szCs w:val="20"/>
+    </w:rPr>
+  </w:style>
+  <w:style w:type="paragraph" w:styleId="Asuntodelcomentario">
+    <w:name w:val="annotation subject"/>
+    <w:basedOn w:val="Textocomentario"/>
+    <w:next w:val="Textocomentario"/>
+    <w:link w:val="AsuntodelcomentarioCar"/>
+    <w:uiPriority w:val="99"/>
+    <w:semiHidden/>
+    <w:unhideWhenUsed/>
+    <w:rsid w:val="00F64F63"/>
+    <w:rPr>
+      <w:b/>
+      <w:bCs/>
+    </w:rPr>
+  </w:style>
+  <w:style w:type="character" w:customStyle="1" w:styleId="AsuntodelcomentarioCar">
+    <w:name w:val="Asunto del comentario Car"/>
+    <w:basedOn w:val="TextocomentarioCar"/>
+    <w:link w:val="Asuntodelcomentario"/>
+    <w:uiPriority w:val="99"/>
+    <w:semiHidden/>
+    <w:rsid w:val="00F64F63"/>
+    <w:rPr>
+      <w:b/>
+      <w:bCs/>
+      <w:sz w:val="20"/>
+      <w:szCs w:val="20"/>
+    </w:rPr>
+  </w:style>
 </w:styles>
 </file>
 
@@ -24410,4 +24227,26 @@
   <a:objectDefaults/>
   <a:extraClrSchemeLst/>
 </a:theme>
+</file>
+
+<file path=word/webextensions/taskpanes.xml><?xml version="1.0" encoding="utf-8"?>
+<wetp:taskpanes xmlns:wetp="http://schemas.microsoft.com/office/webextensions/taskpanes/2010/11">
+  <wetp:taskpane dockstate="right" visibility="0" width="350" row="0">
+    <wetp:webextensionref xmlns:r="http://schemas.openxmlformats.org/officeDocument/2006/relationships" r:id="rId1"/>
+  </wetp:taskpane>
+</wetp:taskpanes>
+</file>
+
+<file path=word/webextensions/webextension1.xml><?xml version="1.0" encoding="utf-8"?>
+<we:webextension xmlns:we="http://schemas.microsoft.com/office/webextensions/webextension/2010/11" id="{0E3F7A7A-2D29-D942-B6A4-DBDB3032A502}">
+  <we:reference id="WA200010453" version="1.0.0.1" store="Omex" storeType="OMEX"/>
+  <we:alternateReferences>
+    <we:reference id="WA200010453" version="1.0.0.1" store="WA200010453" storeType="OMEX"/>
+  </we:alternateReferences>
+  <we:properties>
+    <we:property name="claude.fileId" value="&quot;c78caeeb-1e35-454e-b929-0dbdd2dbd0f5&quot;"/>
+  </we:properties>
+  <we:bindings/>
+  <we:snapshot xmlns:r="http://schemas.openxmlformats.org/officeDocument/2006/relationships"/>
+</we:webextension>
 </file>
--- a/Fase 2/Informe intermedio de avance - ShelfVision AI.docx
+++ b/Fase 2/Informe intermedio de avance - ShelfVision AI.docx
@@ -7187,7 +7187,7 @@
                 <w:sz w:val="20"/>
                 <w:szCs w:val="20"/>
               </w:rPr>
-              <w:t>Por asignar</w:t>
+              <w:t>Mariana</w:t>
             </w:r>
           </w:p>
         </w:tc>
@@ -17625,7 +17625,7 @@
                 <w:sz w:val="20"/>
                 <w:szCs w:val="20"/>
               </w:rPr>
-              <w:t>Por asignar</w:t>
+              <w:t>Mariana</w:t>
             </w:r>
           </w:p>
         </w:tc>

--- a/Fase 2/Informe intermedio de avance - ShelfVision AI.docx
+++ b/Fase 2/Informe intermedio de avance - ShelfVision AI.docx
@@ -3967,7 +3967,7 @@
                 <w:sz w:val="20"/>
                 <w:szCs w:val="20"/>
               </w:rPr>
-              <w:t>Abierto. Francisco, 2026-10-27</w:t>
+              <w:t>Abierto. Mariana, 2026-10-27</w:t>
             </w:r>
           </w:p>
         </w:tc>
@@ -4179,7 +4179,7 @@
                 <w:sz w:val="20"/>
                 <w:szCs w:val="20"/>
               </w:rPr>
-              <w:t>Abierto. Francisco, 2026-10-28</w:t>
+              <w:t>Abierto. Mariana, 2026-10-28</w:t>
             </w:r>
           </w:p>
         </w:tc>
@@ -4497,7 +4497,7 @@
                 <w:sz w:val="20"/>
                 <w:szCs w:val="20"/>
               </w:rPr>
-              <w:t>Abierto. Nicko, 2026-10-30</w:t>
+              <w:t>Abierto. Mariana, 2026-10-30</w:t>
             </w:r>
           </w:p>
         </w:tc>
@@ -6657,7 +6657,7 @@
                 <w:sz w:val="20"/>
                 <w:szCs w:val="20"/>
               </w:rPr>
-              <w:t>Francisco</w:t>
+              <w:t>Mariana (#49), Francisco (#50)</w:t>
             </w:r>
           </w:p>
         </w:tc>
@@ -6763,7 +6763,7 @@
                 <w:sz w:val="20"/>
                 <w:szCs w:val="20"/>
               </w:rPr>
-              <w:t>Francisco</w:t>
+              <w:t>Mariana</w:t>
             </w:r>
           </w:p>
         </w:tc>
@@ -6975,7 +6975,7 @@
                 <w:sz w:val="20"/>
                 <w:szCs w:val="20"/>
               </w:rPr>
-              <w:t>Nicko</w:t>
+              <w:t>Mariana</w:t>
             </w:r>
           </w:p>
         </w:tc>
@@ -16988,7 +16988,7 @@
                 <w:sz w:val="20"/>
                 <w:szCs w:val="20"/>
               </w:rPr>
-              <w:t>Francisco</w:t>
+              <w:t>Mariana (#49), Francisco (#50)</w:t>
             </w:r>
           </w:p>
         </w:tc>
@@ -17095,7 +17095,7 @@
                 <w:sz w:val="20"/>
                 <w:szCs w:val="20"/>
               </w:rPr>
-              <w:t>Francisco</w:t>
+              <w:t>Mariana</w:t>
             </w:r>
           </w:p>
         </w:tc>
@@ -17307,7 +17307,7 @@
                 <w:sz w:val="20"/>
                 <w:szCs w:val="20"/>
               </w:rPr>
-              <w:t>Nicko</w:t>
+              <w:t>Mariana</w:t>
             </w:r>
           </w:p>
         </w:tc>
